--- a/TP5/2026_RI_TP5_web.docx
+++ b/TP5/2026_RI_TP5_web.docx
@@ -185,25 +185,7 @@
           <w:sz w:val="24"/>
           <w:szCs w:val="24"/>
         </w:rPr>
-        <w:t xml:space="preserve">Josue Leonel Gatica </w:t>
-      </w:r>
-      <w:proofErr w:type="spellStart"/>
-      <w:r>
-        <w:rPr>
-          <w:color w:val="000000"/>
-          <w:sz w:val="24"/>
-          <w:szCs w:val="24"/>
-        </w:rPr>
-        <w:t>Odato</w:t>
-      </w:r>
-      <w:proofErr w:type="spellEnd"/>
-      <w:r>
-        <w:rPr>
-          <w:color w:val="000000"/>
-          <w:sz w:val="24"/>
-          <w:szCs w:val="24"/>
-        </w:rPr>
-        <w:t xml:space="preserve"> 178921</w:t>
+        <w:t>Josue Leonel Gatica Odato 178921</w:t>
       </w:r>
     </w:p>
     <w:p>
@@ -390,23 +372,7 @@
           <w:sz w:val="24"/>
           <w:szCs w:val="24"/>
         </w:rPr>
-        <w:t>Para un correcto manejo de las colecciones en cada ejercicio, los archivos .</w:t>
-      </w:r>
-      <w:proofErr w:type="spellStart"/>
-      <w:r>
-        <w:rPr>
-          <w:sz w:val="24"/>
-          <w:szCs w:val="24"/>
-        </w:rPr>
-        <w:t>py</w:t>
-      </w:r>
-      <w:proofErr w:type="spellEnd"/>
-      <w:r>
-        <w:rPr>
-          <w:sz w:val="24"/>
-          <w:szCs w:val="24"/>
-        </w:rPr>
-        <w:t xml:space="preserve"> tomando las colecciones por defecto en una carpeta llamada “Colecciones”, ubicada a la par con todas las carpetas de los ejercicios.</w:t>
+        <w:t>Para un correcto manejo de las colecciones en cada ejercicio, los archivos .py tomando las colecciones por defecto en una carpeta llamada “Colecciones”, ubicada a la par con todas las carpetas de los ejercicios.</w:t>
       </w:r>
     </w:p>
     <w:p>
@@ -494,23 +460,7 @@
           <w:sz w:val="24"/>
           <w:szCs w:val="24"/>
         </w:rPr>
-        <w:t xml:space="preserve">El modelo de lenguaje de inteligencia artificial utilizado para el trabajo fue </w:t>
-      </w:r>
-      <w:proofErr w:type="spellStart"/>
-      <w:r>
-        <w:rPr>
-          <w:sz w:val="24"/>
-          <w:szCs w:val="24"/>
-        </w:rPr>
-        <w:t>ChatGPT</w:t>
-      </w:r>
-      <w:proofErr w:type="spellEnd"/>
-      <w:r>
-        <w:rPr>
-          <w:sz w:val="24"/>
-          <w:szCs w:val="24"/>
-        </w:rPr>
-        <w:t xml:space="preserve"> </w:t>
+        <w:t xml:space="preserve">El modelo de lenguaje de inteligencia artificial utilizado para el trabajo fue ChatGPT </w:t>
       </w:r>
       <w:r>
         <w:rPr>
@@ -590,59 +540,186 @@
           <w:sz w:val="24"/>
           <w:szCs w:val="24"/>
         </w:rPr>
-        <w:t xml:space="preserve">Utilizando la planilla de </w:t>
-      </w:r>
-      <w:r>
-        <w:rPr>
-          <w:sz w:val="24"/>
-          <w:szCs w:val="24"/>
-        </w:rPr>
-        <w:t>cálculo</w:t>
-      </w:r>
-      <w:r>
-        <w:rPr>
-          <w:sz w:val="24"/>
-          <w:szCs w:val="24"/>
-        </w:rPr>
-        <w:t xml:space="preserve"> del ejercicio 2, se </w:t>
-      </w:r>
-      <w:r>
-        <w:rPr>
-          <w:sz w:val="24"/>
-          <w:szCs w:val="24"/>
-        </w:rPr>
-        <w:t>construyó</w:t>
-      </w:r>
-      <w:r>
-        <w:rPr>
-          <w:sz w:val="24"/>
-          <w:szCs w:val="24"/>
-        </w:rPr>
-        <w:t xml:space="preserve"> el modelo de lenguaje (</w:t>
-      </w:r>
-      <w:proofErr w:type="spellStart"/>
-      <w:r>
-        <w:rPr>
-          <w:sz w:val="24"/>
-          <w:szCs w:val="24"/>
-        </w:rPr>
-        <w:t>unigrama</w:t>
-      </w:r>
-      <w:proofErr w:type="spellEnd"/>
-      <w:r>
-        <w:rPr>
-          <w:sz w:val="24"/>
-          <w:szCs w:val="24"/>
-        </w:rPr>
-        <w:t>) para los documentos</w:t>
-      </w:r>
-    </w:p>
-    <w:p>
-      <w:pPr>
-        <w:rPr>
-          <w:sz w:val="24"/>
-          <w:szCs w:val="24"/>
-        </w:rPr>
+        <w:t>Utilizando las librería BeautifullSoup y requests, se construyo un script en Python que, dado una URL, descarga la página, extraiga los enlaces y los muestra por consola.</w:t>
+      </w:r>
+    </w:p>
+    <w:p>
+      <w:pPr>
+        <w:rPr>
+          <w:sz w:val="24"/>
+          <w:szCs w:val="24"/>
+        </w:rPr>
+      </w:pPr>
+    </w:p>
+    <w:p>
+      <w:pPr>
+        <w:rPr>
+          <w:sz w:val="24"/>
+          <w:szCs w:val="24"/>
+        </w:rPr>
+      </w:pPr>
+      <w:r>
+        <w:rPr>
+          <w:sz w:val="24"/>
+          <w:szCs w:val="24"/>
+        </w:rPr>
+        <w:t>El script se ejecuta de la siguiente manera:</w:t>
+      </w:r>
+    </w:p>
+    <w:p>
+      <w:pPr>
+        <w:rPr>
+          <w:sz w:val="24"/>
+          <w:szCs w:val="24"/>
+        </w:rPr>
+      </w:pPr>
+    </w:p>
+    <w:p>
+      <w:pPr>
+        <w:rPr>
+          <w:sz w:val="24"/>
+          <w:szCs w:val="24"/>
+        </w:rPr>
+      </w:pPr>
+      <w:r>
+        <w:rPr>
+          <w:sz w:val="24"/>
+          <w:szCs w:val="24"/>
+        </w:rPr>
+        <w:drawing>
+          <wp:inline distT="0" distB="0" distL="0" distR="0" wp14:anchorId="2E80BDEE" wp14:editId="7109E241">
+            <wp:extent cx="6109235" cy="230091"/>
+            <wp:effectExtent l="0" t="0" r="0" b="0"/>
+            <wp:docPr id="5" name="Imagen 5"/>
+            <wp:cNvGraphicFramePr>
+              <a:graphicFrameLocks xmlns:a="http://schemas.openxmlformats.org/drawingml/2006/main" noChangeAspect="1"/>
+            </wp:cNvGraphicFramePr>
+            <a:graphic xmlns:a="http://schemas.openxmlformats.org/drawingml/2006/main">
+              <a:graphicData uri="http://schemas.openxmlformats.org/drawingml/2006/picture">
+                <pic:pic xmlns:pic="http://schemas.openxmlformats.org/drawingml/2006/picture">
+                  <pic:nvPicPr>
+                    <pic:cNvPr id="1" name=""/>
+                    <pic:cNvPicPr/>
+                  </pic:nvPicPr>
+                  <pic:blipFill rotWithShape="1">
+                    <a:blip r:embed="rId11"/>
+                    <a:srcRect t="53306" b="28931"/>
+                    <a:stretch/>
+                  </pic:blipFill>
+                  <pic:spPr bwMode="auto">
+                    <a:xfrm>
+                      <a:off x="0" y="0"/>
+                      <a:ext cx="6121400" cy="230549"/>
+                    </a:xfrm>
+                    <a:prstGeom prst="rect">
+                      <a:avLst/>
+                    </a:prstGeom>
+                    <a:ln>
+                      <a:noFill/>
+                    </a:ln>
+                    <a:extLst>
+                      <a:ext uri="{53640926-AAD7-44D8-BBD7-CCE9431645EC}">
+                        <a14:shadowObscured xmlns:a14="http://schemas.microsoft.com/office/drawing/2010/main"/>
+                      </a:ext>
+                    </a:extLst>
+                  </pic:spPr>
+                </pic:pic>
+              </a:graphicData>
+            </a:graphic>
+          </wp:inline>
+        </w:drawing>
+      </w:r>
+    </w:p>
+    <w:p>
+      <w:pPr>
+        <w:rPr>
+          <w:sz w:val="24"/>
+          <w:szCs w:val="24"/>
+        </w:rPr>
+      </w:pPr>
+    </w:p>
+    <w:p>
+      <w:pPr>
+        <w:rPr>
+          <w:sz w:val="24"/>
+          <w:szCs w:val="24"/>
+        </w:rPr>
+      </w:pPr>
+      <w:r>
+        <w:rPr>
+          <w:sz w:val="24"/>
+          <w:szCs w:val="24"/>
+        </w:rPr>
+        <w:t>Para probar el script, se utilizó la página de Wikipedia de “Argentina”, obteniendo un total de 7107 enlaces.</w:t>
+      </w:r>
+    </w:p>
+    <w:p>
+      <w:pPr>
+        <w:rPr>
+          <w:sz w:val="24"/>
+          <w:szCs w:val="24"/>
+        </w:rPr>
+      </w:pPr>
+    </w:p>
+    <w:p>
+      <w:pPr>
+        <w:rPr>
+          <w:sz w:val="24"/>
+          <w:szCs w:val="24"/>
+        </w:rPr>
+      </w:pPr>
+      <w:r>
+        <w:rPr>
+          <w:sz w:val="24"/>
+          <w:szCs w:val="24"/>
+        </w:rPr>
+        <w:drawing>
+          <wp:inline distT="0" distB="0" distL="0" distR="0" wp14:anchorId="042D0DD7" wp14:editId="0B094666">
+            <wp:extent cx="6120892" cy="1248355"/>
+            <wp:effectExtent l="0" t="0" r="0" b="9525"/>
+            <wp:docPr id="6" name="Imagen 6"/>
+            <wp:cNvGraphicFramePr>
+              <a:graphicFrameLocks xmlns:a="http://schemas.openxmlformats.org/drawingml/2006/main" noChangeAspect="1"/>
+            </wp:cNvGraphicFramePr>
+            <a:graphic xmlns:a="http://schemas.openxmlformats.org/drawingml/2006/main">
+              <a:graphicData uri="http://schemas.openxmlformats.org/drawingml/2006/picture">
+                <pic:pic xmlns:pic="http://schemas.openxmlformats.org/drawingml/2006/picture">
+                  <pic:nvPicPr>
+                    <pic:cNvPr id="1" name=""/>
+                    <pic:cNvPicPr/>
+                  </pic:nvPicPr>
+                  <pic:blipFill rotWithShape="1">
+                    <a:blip r:embed="rId12"/>
+                    <a:srcRect t="28154" b="17937"/>
+                    <a:stretch/>
+                  </pic:blipFill>
+                  <pic:spPr bwMode="auto">
+                    <a:xfrm>
+                      <a:off x="0" y="0"/>
+                      <a:ext cx="6121400" cy="1248459"/>
+                    </a:xfrm>
+                    <a:prstGeom prst="rect">
+                      <a:avLst/>
+                    </a:prstGeom>
+                    <a:ln>
+                      <a:noFill/>
+                    </a:ln>
+                    <a:extLst>
+                      <a:ext uri="{53640926-AAD7-44D8-BBD7-CCE9431645EC}">
+                        <a14:shadowObscured xmlns:a14="http://schemas.microsoft.com/office/drawing/2010/main"/>
+                      </a:ext>
+                    </a:extLst>
+                  </pic:spPr>
+                </pic:pic>
+              </a:graphicData>
+            </a:graphic>
+          </wp:inline>
+        </w:drawing>
+      </w:r>
+    </w:p>
+    <w:p>
+      <w:pPr>
+        <w:jc w:val="both"/>
       </w:pPr>
     </w:p>
     <w:p>
@@ -650,93 +727,12 @@
         <w:rPr>
           <w:b/>
           <w:bCs/>
-          <w:sz w:val="24"/>
-          <w:szCs w:val="24"/>
         </w:rPr>
       </w:pPr>
       <w:r>
         <w:rPr>
           <w:b/>
           <w:bCs/>
-          <w:sz w:val="24"/>
-          <w:szCs w:val="24"/>
-        </w:rPr>
-        <w:t>Cálculo de rankings</w:t>
-      </w:r>
-    </w:p>
-    <w:p>
-      <w:pPr>
-        <w:rPr>
-          <w:b/>
-          <w:bCs/>
-          <w:sz w:val="24"/>
-          <w:szCs w:val="24"/>
-        </w:rPr>
-      </w:pPr>
-    </w:p>
-    <w:p>
-      <w:pPr>
-        <w:rPr>
-          <w:sz w:val="24"/>
-          <w:szCs w:val="24"/>
-        </w:rPr>
-      </w:pPr>
-      <w:r>
-        <w:rPr>
-          <w:sz w:val="24"/>
-          <w:szCs w:val="24"/>
-        </w:rPr>
-        <w:t xml:space="preserve">Para utilizar el modelo de </w:t>
-      </w:r>
-      <w:proofErr w:type="spellStart"/>
-      <w:r>
-        <w:rPr>
-          <w:sz w:val="24"/>
-          <w:szCs w:val="24"/>
-        </w:rPr>
-        <w:t>Query</w:t>
-      </w:r>
-      <w:proofErr w:type="spellEnd"/>
-      <w:r>
-        <w:rPr>
-          <w:sz w:val="24"/>
-          <w:szCs w:val="24"/>
-        </w:rPr>
-        <w:t xml:space="preserve"> </w:t>
-      </w:r>
-      <w:proofErr w:type="spellStart"/>
-      <w:r>
-        <w:rPr>
-          <w:sz w:val="24"/>
-          <w:szCs w:val="24"/>
-        </w:rPr>
-        <w:t>Likelihood</w:t>
-      </w:r>
-      <w:proofErr w:type="spellEnd"/>
-      <w:r>
-        <w:rPr>
-          <w:sz w:val="24"/>
-          <w:szCs w:val="24"/>
-        </w:rPr>
-        <w:t>, fue necesaria la construcción de una nueva matriz termino-documento de MLE, indicando cual es la probabilidad de ocurrencia del término en ese documento. La fórmula es la siguiente:</w:t>
-      </w:r>
-    </w:p>
-    <w:p>
-      <w:pPr>
-        <w:jc w:val="both"/>
-      </w:pPr>
-    </w:p>
-    <w:p>
-      <w:pPr>
-        <w:rPr>
-          <w:b/>
-          <w:bCs/>
-        </w:rPr>
-      </w:pPr>
-      <w:r>
-        <w:rPr>
-          <w:b/>
-          <w:bCs/>
         </w:rPr>
         <w:br w:type="page"/>
       </w:r>
@@ -777,52 +773,33 @@
           <w:szCs w:val="24"/>
           <w:lang w:val="es-AR"/>
         </w:rPr>
-        <w:t xml:space="preserve">Modifique su programa anterior para implementar un </w:t>
-      </w:r>
-      <w:proofErr w:type="spellStart"/>
-      <w:r>
+        <w:t>Modifique su programa anterior para implementar un crawler básico de acuerdo al algoritmo presentado en la siguiente figura</w:t>
+      </w:r>
+    </w:p>
+    <w:p>
+      <w:pPr>
+        <w:jc w:val="both"/>
         <w:rPr>
           <w:color w:val="FABF8F" w:themeColor="accent6" w:themeTint="99"/>
           <w:sz w:val="24"/>
           <w:szCs w:val="24"/>
           <w:lang w:val="es-AR"/>
         </w:rPr>
-        <w:t>crawler</w:t>
-      </w:r>
-      <w:proofErr w:type="spellEnd"/>
-      <w:r>
+      </w:pPr>
+    </w:p>
+    <w:p>
+      <w:pPr>
+        <w:jc w:val="center"/>
         <w:rPr>
           <w:color w:val="FABF8F" w:themeColor="accent6" w:themeTint="99"/>
           <w:sz w:val="24"/>
           <w:szCs w:val="24"/>
           <w:lang w:val="es-AR"/>
         </w:rPr>
-        <w:t xml:space="preserve"> básico de acuerdo al algoritmo presentado en la siguiente figura</w:t>
-      </w:r>
-    </w:p>
-    <w:p>
-      <w:pPr>
-        <w:jc w:val="both"/>
-        <w:rPr>
-          <w:color w:val="FABF8F" w:themeColor="accent6" w:themeTint="99"/>
-          <w:sz w:val="24"/>
-          <w:szCs w:val="24"/>
-          <w:lang w:val="es-AR"/>
-        </w:rPr>
-      </w:pPr>
-    </w:p>
-    <w:p>
-      <w:pPr>
-        <w:jc w:val="center"/>
-        <w:rPr>
-          <w:color w:val="FABF8F" w:themeColor="accent6" w:themeTint="99"/>
-          <w:sz w:val="24"/>
-          <w:szCs w:val="24"/>
-          <w:lang w:val="es-AR"/>
-        </w:rPr>
-      </w:pPr>
-      <w:r>
-        <w:rPr>
+      </w:pPr>
+      <w:r>
+        <w:rPr>
+          <w:noProof/>
           <w:color w:val="FABF8F" w:themeColor="accent6" w:themeTint="99"/>
           <w:sz w:val="24"/>
           <w:szCs w:val="24"/>
@@ -844,7 +821,7 @@
                     <pic:cNvPicPr/>
                   </pic:nvPicPr>
                   <pic:blipFill>
-                    <a:blip r:embed="rId11"/>
+                    <a:blip r:embed="rId13"/>
                     <a:stretch>
                       <a:fillRect/>
                     </a:stretch>
@@ -914,19 +891,8 @@
           <w:szCs w:val="24"/>
           <w:lang w:val="es-AR"/>
         </w:rPr>
-        <w:t xml:space="preserve">a) Conjunto semilla: los 20 primeros sitios del ranking de </w:t>
-      </w:r>
-      <w:proofErr w:type="spellStart"/>
-      <w:r>
-        <w:rPr>
-          <w:color w:val="FABF8F" w:themeColor="accent6" w:themeTint="99"/>
-          <w:sz w:val="24"/>
-          <w:szCs w:val="24"/>
-          <w:lang w:val="es-AR"/>
-        </w:rPr>
-        <w:t>Netcraft</w:t>
-      </w:r>
-      <w:proofErr w:type="spellEnd"/>
+        <w:t>a) Conjunto semilla: los 20 primeros sitios del ranking de Netcraft</w:t>
+      </w:r>
     </w:p>
     <w:p>
       <w:pPr>
@@ -1007,19 +973,8 @@
           <w:szCs w:val="24"/>
           <w:lang w:val="es-AR"/>
         </w:rPr>
-        <w:t xml:space="preserve">Luego de la descarga, arme el grafo correspondiente. Grafique utilizando la librería </w:t>
-      </w:r>
-      <w:proofErr w:type="spellStart"/>
-      <w:r>
-        <w:rPr>
-          <w:color w:val="FABF8F" w:themeColor="accent6" w:themeTint="99"/>
-          <w:sz w:val="24"/>
-          <w:szCs w:val="24"/>
-          <w:lang w:val="es-AR"/>
-        </w:rPr>
-        <w:t>pyvis</w:t>
-      </w:r>
-      <w:proofErr w:type="spellEnd"/>
+        <w:t>Luego de la descarga, arme el grafo correspondiente. Grafique utilizando la librería pyvis</w:t>
+      </w:r>
     </w:p>
     <w:p>
       <w:pPr>
@@ -1036,16 +991,18 @@
         <w:rPr>
           <w:b/>
           <w:bCs/>
-          <w:lang w:val="es-AR"/>
+          <w:sz w:val="24"/>
+          <w:szCs w:val="24"/>
         </w:rPr>
       </w:pPr>
       <w:r>
         <w:rPr>
           <w:b/>
           <w:bCs/>
-          <w:lang w:val="es-AR"/>
-        </w:rPr>
-        <w:br w:type="page"/>
+          <w:sz w:val="24"/>
+          <w:szCs w:val="24"/>
+        </w:rPr>
+        <w:t>Cálculo de rankings</w:t>
       </w:r>
     </w:p>
     <w:p>
@@ -1053,6 +1010,48 @@
         <w:rPr>
           <w:b/>
           <w:bCs/>
+          <w:sz w:val="24"/>
+          <w:szCs w:val="24"/>
+        </w:rPr>
+      </w:pPr>
+    </w:p>
+    <w:p>
+      <w:pPr>
+        <w:rPr>
+          <w:sz w:val="24"/>
+          <w:szCs w:val="24"/>
+        </w:rPr>
+      </w:pPr>
+      <w:r>
+        <w:rPr>
+          <w:sz w:val="24"/>
+          <w:szCs w:val="24"/>
+        </w:rPr>
+        <w:t>Para utilizar el modelo de Query Likelihood, fue necesaria la construcción de una nueva matriz termino-documento de MLE, indicando cual es la probabilidad de ocurrencia del término en ese documento. La fórmula es la siguiente:</w:t>
+      </w:r>
+    </w:p>
+    <w:p>
+      <w:pPr>
+        <w:rPr>
+          <w:b/>
+          <w:bCs/>
+          <w:lang w:val="es-AR"/>
+        </w:rPr>
+      </w:pPr>
+      <w:r>
+        <w:rPr>
+          <w:b/>
+          <w:bCs/>
+          <w:lang w:val="es-AR"/>
+        </w:rPr>
+        <w:br w:type="page"/>
+      </w:r>
+    </w:p>
+    <w:p>
+      <w:pPr>
+        <w:rPr>
+          <w:b/>
+          <w:bCs/>
           <w:lang w:val="es-AR"/>
         </w:rPr>
       </w:pPr>
@@ -1091,36 +1090,7 @@
           <w:szCs w:val="24"/>
           <w:lang w:val="es-AR"/>
         </w:rPr>
-        <w:t xml:space="preserve">Realice un </w:t>
-      </w:r>
-      <w:proofErr w:type="spellStart"/>
-      <w:r>
-        <w:rPr>
-          <w:color w:val="FABF8F" w:themeColor="accent6" w:themeTint="99"/>
-          <w:sz w:val="24"/>
-          <w:szCs w:val="24"/>
-          <w:lang w:val="es-AR"/>
-        </w:rPr>
-        <w:t>crawling</w:t>
-      </w:r>
-      <w:proofErr w:type="spellEnd"/>
-      <w:r>
-        <w:rPr>
-          <w:color w:val="FABF8F" w:themeColor="accent6" w:themeTint="99"/>
-          <w:sz w:val="24"/>
-          <w:szCs w:val="24"/>
-          <w:lang w:val="es-AR"/>
-        </w:rPr>
-        <w:t xml:space="preserve"> de la página principal de Amazon.com (solamente páginas dentro del dominio). Al finalizar, analice la distribución de páginas dinámicas y estáticas y la distribución de frecuencias por profundidad lógica y física.</w:t>
-      </w:r>
-      <w:r>
-        <w:rPr>
-          <w:color w:val="FABF8F" w:themeColor="accent6" w:themeTint="99"/>
-          <w:sz w:val="24"/>
-          <w:szCs w:val="24"/>
-          <w:lang w:val="es-AR"/>
-        </w:rPr>
-        <w:t xml:space="preserve"> </w:t>
+        <w:t xml:space="preserve">Realice un crawling de la página principal de Amazon.com (solamente páginas dentro del dominio). Al finalizar, analice la distribución de páginas dinámicas y estáticas y la distribución de frecuencias por profundidad lógica y física. </w:t>
       </w:r>
       <w:r>
         <w:rPr>
@@ -1175,27 +1145,7 @@
           <w:szCs w:val="24"/>
           <w:lang w:val="es-AR"/>
         </w:rPr>
-        <w:t xml:space="preserve">Suponga que se han recuperado un conjunto de páginas de un pequeño repositorio de sólo seis utilizando el modelo de espacio vectorial. Dado un </w:t>
-      </w:r>
-      <w:proofErr w:type="spellStart"/>
-      <w:r>
-        <w:rPr>
-          <w:color w:val="FABF8F" w:themeColor="accent6" w:themeTint="99"/>
-          <w:sz w:val="24"/>
-          <w:szCs w:val="24"/>
-          <w:lang w:val="es-AR"/>
-        </w:rPr>
-        <w:t>query</w:t>
-      </w:r>
-      <w:proofErr w:type="spellEnd"/>
-      <w:r>
-        <w:rPr>
-          <w:color w:val="FABF8F" w:themeColor="accent6" w:themeTint="99"/>
-          <w:sz w:val="24"/>
-          <w:szCs w:val="24"/>
-          <w:lang w:val="es-AR"/>
-        </w:rPr>
-        <w:t xml:space="preserve"> Q se produjo la salida de la siguiente con los valores de sim(Q, Di).</w:t>
+        <w:t>Suponga que se han recuperado un conjunto de páginas de un pequeño repositorio de sólo seis utilizando el modelo de espacio vectorial. Dado un query Q se produjo la salida de la siguiente con los valores de sim(Q, Di).</w:t>
       </w:r>
     </w:p>
     <w:tbl>
@@ -1249,7 +1199,6 @@
                 <w:lang w:val="es-AR"/>
               </w:rPr>
             </w:pPr>
-            <w:proofErr w:type="spellStart"/>
             <w:r>
               <w:rPr>
                 <w:rFonts w:eastAsia="Times New Roman"/>
@@ -1262,7 +1211,6 @@
               </w:rPr>
               <w:t>Pos</w:t>
             </w:r>
-            <w:proofErr w:type="spellEnd"/>
           </w:p>
         </w:tc>
         <w:tc>
@@ -1294,7 +1242,6 @@
                 <w:lang w:val="es-AR"/>
               </w:rPr>
             </w:pPr>
-            <w:proofErr w:type="spellStart"/>
             <w:r>
               <w:rPr>
                 <w:rFonts w:eastAsia="Times New Roman"/>
@@ -1307,7 +1254,6 @@
               </w:rPr>
               <w:t>Doc</w:t>
             </w:r>
-            <w:proofErr w:type="spellEnd"/>
           </w:p>
         </w:tc>
         <w:tc>
@@ -2139,6 +2085,7 @@
       <w:r>
         <w:rPr>
           <w:rFonts w:ascii="Times New Roman" w:eastAsia="Times New Roman" w:hAnsi="Times New Roman" w:cs="Times New Roman"/>
+          <w:noProof/>
           <w:sz w:val="24"/>
           <w:szCs w:val="24"/>
           <w:lang w:val="es-AR"/>
@@ -2159,7 +2106,7 @@
                     <pic:cNvPicPr/>
                   </pic:nvPicPr>
                   <pic:blipFill>
-                    <a:blip r:embed="rId12"/>
+                    <a:blip r:embed="rId14"/>
                     <a:stretch>
                       <a:fillRect/>
                     </a:stretch>
@@ -2201,27 +2148,7 @@
           <w:szCs w:val="24"/>
           <w:lang w:val="es-AR"/>
         </w:rPr>
-        <w:t xml:space="preserve">Calcule los valores de PageRank de las páginas utilizando como factor de </w:t>
-      </w:r>
-      <w:proofErr w:type="spellStart"/>
-      <w:r>
-        <w:rPr>
-          <w:color w:val="FABF8F" w:themeColor="accent6" w:themeTint="99"/>
-          <w:sz w:val="24"/>
-          <w:szCs w:val="24"/>
-          <w:lang w:val="es-AR"/>
-        </w:rPr>
-        <w:t>damp</w:t>
-      </w:r>
-      <w:proofErr w:type="spellEnd"/>
-      <w:r>
-        <w:rPr>
-          <w:color w:val="FABF8F" w:themeColor="accent6" w:themeTint="99"/>
-          <w:sz w:val="24"/>
-          <w:szCs w:val="24"/>
-          <w:lang w:val="es-AR"/>
-        </w:rPr>
-        <w:t xml:space="preserve"> 0.15 y 0.5. Pruebe iterando 2, 5 y 10 veces.</w:t>
+        <w:t>Calcule los valores de PageRank de las páginas utilizando como factor de damp 0.15 y 0.5. Pruebe iterando 2, 5 y 10 veces.</w:t>
       </w:r>
     </w:p>
     <w:p>
@@ -2245,27 +2172,7 @@
           <w:szCs w:val="24"/>
           <w:lang w:val="es-AR"/>
         </w:rPr>
-        <w:t xml:space="preserve">Use los valores de PageRank para </w:t>
-      </w:r>
-      <w:proofErr w:type="spellStart"/>
-      <w:r>
-        <w:rPr>
-          <w:color w:val="FABF8F" w:themeColor="accent6" w:themeTint="99"/>
-          <w:sz w:val="24"/>
-          <w:szCs w:val="24"/>
-          <w:lang w:val="es-AR"/>
-        </w:rPr>
-        <w:t>re-rankear</w:t>
-      </w:r>
-      <w:proofErr w:type="spellEnd"/>
-      <w:r>
-        <w:rPr>
-          <w:color w:val="FABF8F" w:themeColor="accent6" w:themeTint="99"/>
-          <w:sz w:val="24"/>
-          <w:szCs w:val="24"/>
-          <w:lang w:val="es-AR"/>
-        </w:rPr>
-        <w:t xml:space="preserve"> la salida de la búsqueda interpolando los valores (controlado por un parámetro α). ¿Se altera el ranking? ¿En qué caso? Comente los resultados.</w:t>
+        <w:t>Use los valores de PageRank para re-rankear la salida de la búsqueda interpolando los valores (controlado por un parámetro α). ¿Se altera el ranking? ¿En qué caso? Comente los resultados.</w:t>
       </w:r>
       <w:r>
         <w:rPr>
@@ -2364,147 +2271,7 @@
           <w:szCs w:val="24"/>
           <w:lang w:val="es-AR"/>
         </w:rPr>
-        <w:t xml:space="preserve">Usando su </w:t>
-      </w:r>
-      <w:proofErr w:type="spellStart"/>
-      <w:r>
-        <w:rPr>
-          <w:color w:val="FABF8F" w:themeColor="accent6" w:themeTint="99"/>
-          <w:sz w:val="24"/>
-          <w:szCs w:val="24"/>
-          <w:lang w:val="es-AR"/>
-        </w:rPr>
-        <w:t>crawler</w:t>
-      </w:r>
-      <w:proofErr w:type="spellEnd"/>
-      <w:r>
-        <w:rPr>
-          <w:color w:val="FABF8F" w:themeColor="accent6" w:themeTint="99"/>
-          <w:sz w:val="24"/>
-          <w:szCs w:val="24"/>
-          <w:lang w:val="es-AR"/>
-        </w:rPr>
-        <w:t xml:space="preserve"> realice una recolección de 500 páginas. Luego, calcule para cada una los valores de PageRank y </w:t>
-      </w:r>
-      <w:proofErr w:type="spellStart"/>
-      <w:r>
-        <w:rPr>
-          <w:color w:val="FABF8F" w:themeColor="accent6" w:themeTint="99"/>
-          <w:sz w:val="24"/>
-          <w:szCs w:val="24"/>
-          <w:lang w:val="es-AR"/>
-        </w:rPr>
-        <w:t>Authorities</w:t>
-      </w:r>
-      <w:proofErr w:type="spellEnd"/>
-      <w:r>
-        <w:rPr>
-          <w:color w:val="FABF8F" w:themeColor="accent6" w:themeTint="99"/>
-          <w:sz w:val="24"/>
-          <w:szCs w:val="24"/>
-          <w:lang w:val="es-AR"/>
-        </w:rPr>
-        <w:t xml:space="preserve"> (HITS) utilizando la librería </w:t>
-      </w:r>
-      <w:proofErr w:type="spellStart"/>
-      <w:r>
-        <w:rPr>
-          <w:color w:val="FABF8F" w:themeColor="accent6" w:themeTint="99"/>
-          <w:sz w:val="24"/>
-          <w:szCs w:val="24"/>
-          <w:lang w:val="es-AR"/>
-        </w:rPr>
-        <w:t>NetworkX</w:t>
-      </w:r>
-      <w:proofErr w:type="spellEnd"/>
-      <w:r>
-        <w:rPr>
-          <w:color w:val="FABF8F" w:themeColor="accent6" w:themeTint="99"/>
-          <w:sz w:val="24"/>
-          <w:szCs w:val="24"/>
-          <w:lang w:val="es-AR"/>
-        </w:rPr>
-        <w:t xml:space="preserve"> Simule un </w:t>
-      </w:r>
-      <w:proofErr w:type="spellStart"/>
-      <w:r>
-        <w:rPr>
-          <w:color w:val="FABF8F" w:themeColor="accent6" w:themeTint="99"/>
-          <w:sz w:val="24"/>
-          <w:szCs w:val="24"/>
-          <w:lang w:val="es-AR"/>
-        </w:rPr>
-        <w:t>crawling</w:t>
-      </w:r>
-      <w:proofErr w:type="spellEnd"/>
-      <w:r>
-        <w:rPr>
-          <w:color w:val="FABF8F" w:themeColor="accent6" w:themeTint="99"/>
-          <w:sz w:val="24"/>
-          <w:szCs w:val="24"/>
-          <w:lang w:val="es-AR"/>
-        </w:rPr>
-        <w:t xml:space="preserve"> siguiendo el orden de acuerdo al valor de PageRank de las páginas (de mayor a menor). Grafique la evolución del porcentaje de </w:t>
-      </w:r>
-      <w:proofErr w:type="spellStart"/>
-      <w:r>
-        <w:rPr>
-          <w:color w:val="FABF8F" w:themeColor="accent6" w:themeTint="99"/>
-          <w:sz w:val="24"/>
-          <w:szCs w:val="24"/>
-          <w:lang w:val="es-AR"/>
-        </w:rPr>
-        <w:t>overlap</w:t>
-      </w:r>
-      <w:proofErr w:type="spellEnd"/>
-      <w:r>
-        <w:rPr>
-          <w:color w:val="FABF8F" w:themeColor="accent6" w:themeTint="99"/>
-          <w:sz w:val="24"/>
-          <w:szCs w:val="24"/>
-          <w:lang w:val="es-AR"/>
-        </w:rPr>
-        <w:t xml:space="preserve"> respecto del orden por valor de </w:t>
-      </w:r>
-      <w:proofErr w:type="spellStart"/>
-      <w:r>
-        <w:rPr>
-          <w:color w:val="FABF8F" w:themeColor="accent6" w:themeTint="99"/>
-          <w:sz w:val="24"/>
-          <w:szCs w:val="24"/>
-          <w:lang w:val="es-AR"/>
-        </w:rPr>
-        <w:t>Auth</w:t>
-      </w:r>
-      <w:proofErr w:type="spellEnd"/>
-      <w:r>
-        <w:rPr>
-          <w:color w:val="FABF8F" w:themeColor="accent6" w:themeTint="99"/>
-          <w:sz w:val="24"/>
-          <w:szCs w:val="24"/>
-          <w:lang w:val="es-AR"/>
-        </w:rPr>
-        <w:t xml:space="preserve"> para ambas estrategias de </w:t>
-      </w:r>
-      <w:proofErr w:type="spellStart"/>
-      <w:r>
-        <w:rPr>
-          <w:color w:val="FABF8F" w:themeColor="accent6" w:themeTint="99"/>
-          <w:sz w:val="24"/>
-          <w:szCs w:val="24"/>
-          <w:lang w:val="es-AR"/>
-        </w:rPr>
-        <w:t>crawling</w:t>
-      </w:r>
-      <w:proofErr w:type="spellEnd"/>
-      <w:r>
-        <w:rPr>
-          <w:color w:val="FABF8F" w:themeColor="accent6" w:themeTint="99"/>
-          <w:sz w:val="24"/>
-          <w:szCs w:val="24"/>
-          <w:lang w:val="es-AR"/>
-        </w:rPr>
-        <w:t>. Explique su resultado.</w:t>
+        <w:t>Usando su crawler realice una recolección de 500 páginas. Luego, calcule para cada una los valores de PageRank y Authorities (HITS) utilizando la librería NetworkX Simule un crawling siguiendo el orden de acuerdo al valor de PageRank de las páginas (de mayor a menor). Grafique la evolución del porcentaje de overlap respecto del orden por valor de Auth para ambas estrategias de crawling. Explique su resultado.</w:t>
       </w:r>
     </w:p>
     <w:p>
@@ -2562,21 +2329,7 @@
         <w:rPr>
           <w:lang w:val="es-AR"/>
         </w:rPr>
-        <w:t xml:space="preserve">[1] Ricardo Baeza-Yates and </w:t>
-      </w:r>
-      <w:proofErr w:type="spellStart"/>
-      <w:r>
-        <w:rPr>
-          <w:lang w:val="es-AR"/>
-        </w:rPr>
-        <w:t>Berthier</w:t>
-      </w:r>
-      <w:proofErr w:type="spellEnd"/>
-      <w:r>
-        <w:rPr>
-          <w:lang w:val="es-AR"/>
-        </w:rPr>
-        <w:t xml:space="preserve"> Ribeiro-Neto. </w:t>
+        <w:t xml:space="preserve">[1] Ricardo Baeza-Yates and Berthier Ribeiro-Neto. </w:t>
       </w:r>
       <w:r>
         <w:rPr>
@@ -2604,21 +2357,29 @@
         <w:rPr>
           <w:lang w:val="en-US"/>
         </w:rPr>
-        <w:t xml:space="preserve">[2] Bruce Croft, Donald Metzler, and Trevor </w:t>
-      </w:r>
-      <w:proofErr w:type="spellStart"/>
-      <w:r>
+        <w:t>[2] Bruce Croft, Donald Metzler, and Trevor Strohman. Search Engines: Information Retrieval in Practice. Addison-Wesley Publishing Company, USA, 1st edition, 2009.</w:t>
+      </w:r>
+    </w:p>
+    <w:p>
+      <w:pPr>
+        <w:jc w:val="both"/>
         <w:rPr>
           <w:lang w:val="en-US"/>
         </w:rPr>
-        <w:t>Strohman</w:t>
-      </w:r>
-      <w:proofErr w:type="spellEnd"/>
-      <w:r>
+      </w:pPr>
+    </w:p>
+    <w:p>
+      <w:pPr>
+        <w:jc w:val="both"/>
         <w:rPr>
           <w:lang w:val="en-US"/>
         </w:rPr>
-        <w:t>. Search Engines: Information Retrieval in Practice. Addison-Wesley Publishing Company, USA, 1st edition, 2009.</w:t>
+      </w:pPr>
+      <w:r>
+        <w:rPr>
+          <w:lang w:val="en-US"/>
+        </w:rPr>
+        <w:t>[3] R. Fielding, J. Gettys, J. Mogul, H. Frystyk, L. Masinter, P. Leach, and T. Berners-Lee. Rfc2616 - hypertext transfer protocol – http/1.1. Technical report, United States, 1999.</w:t>
       </w:r>
     </w:p>
     <w:p>
@@ -2640,75 +2401,11 @@
         <w:rPr>
           <w:lang w:val="en-US"/>
         </w:rPr>
-        <w:t xml:space="preserve">[3] R. Fielding, J. Gettys, J. Mogul, H. </w:t>
-      </w:r>
-      <w:proofErr w:type="spellStart"/>
-      <w:r>
-        <w:rPr>
-          <w:lang w:val="en-US"/>
-        </w:rPr>
-        <w:t>Frystyk</w:t>
-      </w:r>
-      <w:proofErr w:type="spellEnd"/>
-      <w:r>
-        <w:rPr>
-          <w:lang w:val="en-US"/>
-        </w:rPr>
-        <w:t xml:space="preserve">, L. </w:t>
-      </w:r>
-      <w:proofErr w:type="spellStart"/>
-      <w:r>
-        <w:rPr>
-          <w:lang w:val="en-US"/>
-        </w:rPr>
-        <w:t>Masinter</w:t>
-      </w:r>
-      <w:proofErr w:type="spellEnd"/>
-      <w:r>
-        <w:rPr>
-          <w:lang w:val="en-US"/>
-        </w:rPr>
-        <w:t>, P. Leach, and T. Berners-Lee. Rfc2616 - hypertext transfer protocol – http/1.1. Technical report, United States, 1999.</w:t>
-      </w:r>
-    </w:p>
-    <w:p>
-      <w:pPr>
-        <w:jc w:val="both"/>
-        <w:rPr>
-          <w:lang w:val="en-US"/>
-        </w:rPr>
-      </w:pPr>
-    </w:p>
-    <w:p>
-      <w:pPr>
-        <w:jc w:val="both"/>
-        <w:rPr>
-          <w:lang w:val="en-US"/>
-        </w:rPr>
-      </w:pPr>
-      <w:r>
-        <w:rPr>
-          <w:lang w:val="en-US"/>
-        </w:rPr>
-        <w:t xml:space="preserve">[4] Christopher D. Manning, Prabhakar Raghavan, and Hinrich </w:t>
-      </w:r>
-      <w:proofErr w:type="spellStart"/>
-      <w:r>
-        <w:rPr>
-          <w:lang w:val="en-US"/>
-        </w:rPr>
-        <w:t>Schutze</w:t>
-      </w:r>
-      <w:proofErr w:type="spellEnd"/>
-      <w:r>
-        <w:rPr>
-          <w:lang w:val="en-US"/>
-        </w:rPr>
-        <w:t>. Introduction to Information Retrieval. Cambridge University Press, New York, NY, USA, 2008.</w:t>
+        <w:t>[4] Christopher D. Manning, Prabhakar Raghavan, and Hinrich Schutze. Introduction to Information Retrieval. Cambridge University Press, New York, NY, USA, 2008.</w:t>
       </w:r>
     </w:p>
     <w:sectPr>
-      <w:headerReference w:type="default" r:id="rId13"/>
+      <w:headerReference w:type="default" r:id="rId15"/>
       <w:pgSz w:w="11906" w:h="16838"/>
       <w:pgMar w:top="1133" w:right="1133" w:bottom="1133" w:left="1133" w:header="850" w:footer="850" w:gutter="0"/>
       <w:pgNumType w:start="1"/>
@@ -5506,6 +5203,119 @@
     </w:lvl>
   </w:abstractNum>
   <w:abstractNum w:abstractNumId="24" w15:restartNumberingAfterBreak="0">
+    <w:nsid w:val="752F65B9"/>
+    <w:multiLevelType w:val="hybridMultilevel"/>
+    <w:tmpl w:val="7C4C0D88"/>
+    <w:lvl w:ilvl="0" w:tplc="2C0A0001">
+      <w:start w:val="1"/>
+      <w:numFmt w:val="bullet"/>
+      <w:lvlText w:val=""/>
+      <w:lvlJc w:val="left"/>
+      <w:pPr>
+        <w:ind w:left="720" w:hanging="360"/>
+      </w:pPr>
+      <w:rPr>
+        <w:rFonts w:ascii="Symbol" w:hAnsi="Symbol" w:hint="default"/>
+      </w:rPr>
+    </w:lvl>
+    <w:lvl w:ilvl="1" w:tplc="2C0A0003" w:tentative="1">
+      <w:start w:val="1"/>
+      <w:numFmt w:val="bullet"/>
+      <w:lvlText w:val="o"/>
+      <w:lvlJc w:val="left"/>
+      <w:pPr>
+        <w:ind w:left="1440" w:hanging="360"/>
+      </w:pPr>
+      <w:rPr>
+        <w:rFonts w:ascii="Courier New" w:hAnsi="Courier New" w:cs="Courier New" w:hint="default"/>
+      </w:rPr>
+    </w:lvl>
+    <w:lvl w:ilvl="2" w:tplc="2C0A0005" w:tentative="1">
+      <w:start w:val="1"/>
+      <w:numFmt w:val="bullet"/>
+      <w:lvlText w:val=""/>
+      <w:lvlJc w:val="left"/>
+      <w:pPr>
+        <w:ind w:left="2160" w:hanging="360"/>
+      </w:pPr>
+      <w:rPr>
+        <w:rFonts w:ascii="Wingdings" w:hAnsi="Wingdings" w:hint="default"/>
+      </w:rPr>
+    </w:lvl>
+    <w:lvl w:ilvl="3" w:tplc="2C0A0001" w:tentative="1">
+      <w:start w:val="1"/>
+      <w:numFmt w:val="bullet"/>
+      <w:lvlText w:val=""/>
+      <w:lvlJc w:val="left"/>
+      <w:pPr>
+        <w:ind w:left="2880" w:hanging="360"/>
+      </w:pPr>
+      <w:rPr>
+        <w:rFonts w:ascii="Symbol" w:hAnsi="Symbol" w:hint="default"/>
+      </w:rPr>
+    </w:lvl>
+    <w:lvl w:ilvl="4" w:tplc="2C0A0003" w:tentative="1">
+      <w:start w:val="1"/>
+      <w:numFmt w:val="bullet"/>
+      <w:lvlText w:val="o"/>
+      <w:lvlJc w:val="left"/>
+      <w:pPr>
+        <w:ind w:left="3600" w:hanging="360"/>
+      </w:pPr>
+      <w:rPr>
+        <w:rFonts w:ascii="Courier New" w:hAnsi="Courier New" w:cs="Courier New" w:hint="default"/>
+      </w:rPr>
+    </w:lvl>
+    <w:lvl w:ilvl="5" w:tplc="2C0A0005" w:tentative="1">
+      <w:start w:val="1"/>
+      <w:numFmt w:val="bullet"/>
+      <w:lvlText w:val=""/>
+      <w:lvlJc w:val="left"/>
+      <w:pPr>
+        <w:ind w:left="4320" w:hanging="360"/>
+      </w:pPr>
+      <w:rPr>
+        <w:rFonts w:ascii="Wingdings" w:hAnsi="Wingdings" w:hint="default"/>
+      </w:rPr>
+    </w:lvl>
+    <w:lvl w:ilvl="6" w:tplc="2C0A0001" w:tentative="1">
+      <w:start w:val="1"/>
+      <w:numFmt w:val="bullet"/>
+      <w:lvlText w:val=""/>
+      <w:lvlJc w:val="left"/>
+      <w:pPr>
+        <w:ind w:left="5040" w:hanging="360"/>
+      </w:pPr>
+      <w:rPr>
+        <w:rFonts w:ascii="Symbol" w:hAnsi="Symbol" w:hint="default"/>
+      </w:rPr>
+    </w:lvl>
+    <w:lvl w:ilvl="7" w:tplc="2C0A0003" w:tentative="1">
+      <w:start w:val="1"/>
+      <w:numFmt w:val="bullet"/>
+      <w:lvlText w:val="o"/>
+      <w:lvlJc w:val="left"/>
+      <w:pPr>
+        <w:ind w:left="5760" w:hanging="360"/>
+      </w:pPr>
+      <w:rPr>
+        <w:rFonts w:ascii="Courier New" w:hAnsi="Courier New" w:cs="Courier New" w:hint="default"/>
+      </w:rPr>
+    </w:lvl>
+    <w:lvl w:ilvl="8" w:tplc="2C0A0005" w:tentative="1">
+      <w:start w:val="1"/>
+      <w:numFmt w:val="bullet"/>
+      <w:lvlText w:val=""/>
+      <w:lvlJc w:val="left"/>
+      <w:pPr>
+        <w:ind w:left="6480" w:hanging="360"/>
+      </w:pPr>
+      <w:rPr>
+        <w:rFonts w:ascii="Wingdings" w:hAnsi="Wingdings" w:hint="default"/>
+      </w:rPr>
+    </w:lvl>
+  </w:abstractNum>
+  <w:abstractNum w:abstractNumId="25" w15:restartNumberingAfterBreak="0">
     <w:nsid w:val="7A13706C"/>
     <w:multiLevelType w:val="hybridMultilevel"/>
     <w:tmpl w:val="42F410CE"/>
@@ -5637,7 +5447,7 @@
     <w:abstractNumId w:val="22"/>
   </w:num>
   <w:num w:numId="7">
-    <w:abstractNumId w:val="24"/>
+    <w:abstractNumId w:val="25"/>
   </w:num>
   <w:num w:numId="8">
     <w:abstractNumId w:val="16"/>
@@ -5692,6 +5502,9 @@
   </w:num>
   <w:num w:numId="25">
     <w:abstractNumId w:val="2"/>
+  </w:num>
+  <w:num w:numId="26">
+    <w:abstractNumId w:val="24"/>
   </w:num>
 </w:numbering>
 </file>

--- a/TP5/2026_RI_TP5_web.docx
+++ b/TP5/2026_RI_TP5_web.docx
@@ -540,7 +540,35 @@
           <w:sz w:val="24"/>
           <w:szCs w:val="24"/>
         </w:rPr>
-        <w:t>Utilizando las librería BeautifullSoup y requests, se construyo un script en Python que, dado una URL, descarga la página, extraiga los enlaces y los muestra por consola.</w:t>
+        <w:t xml:space="preserve">Utilizando las librería BeautifullSoup y requests, se </w:t>
+      </w:r>
+      <w:r>
+        <w:rPr>
+          <w:sz w:val="24"/>
+          <w:szCs w:val="24"/>
+        </w:rPr>
+        <w:t>construyó</w:t>
+      </w:r>
+      <w:r>
+        <w:rPr>
+          <w:sz w:val="24"/>
+          <w:szCs w:val="24"/>
+        </w:rPr>
+        <w:t xml:space="preserve"> un script en Python que, dado una URL, descarga la página, extra</w:t>
+      </w:r>
+      <w:r>
+        <w:rPr>
+          <w:sz w:val="24"/>
+          <w:szCs w:val="24"/>
+        </w:rPr>
+        <w:t>e</w:t>
+      </w:r>
+      <w:r>
+        <w:rPr>
+          <w:sz w:val="24"/>
+          <w:szCs w:val="24"/>
+        </w:rPr>
+        <w:t xml:space="preserve"> los enlaces y los muestra por consola.</w:t>
       </w:r>
     </w:p>
     <w:p>
@@ -583,6 +611,7 @@
       </w:pPr>
       <w:r>
         <w:rPr>
+          <w:noProof/>
           <w:sz w:val="24"/>
           <w:szCs w:val="24"/>
         </w:rPr>
@@ -650,26 +679,41 @@
           <w:sz w:val="24"/>
           <w:szCs w:val="24"/>
         </w:rPr>
-        <w:t>Para probar el script, se utilizó la página de Wikipedia de “Argentina”, obteniendo un total de 7107 enlaces.</w:t>
-      </w:r>
-    </w:p>
-    <w:p>
-      <w:pPr>
-        <w:rPr>
-          <w:sz w:val="24"/>
-          <w:szCs w:val="24"/>
-        </w:rPr>
-      </w:pPr>
-    </w:p>
-    <w:p>
-      <w:pPr>
-        <w:rPr>
-          <w:sz w:val="24"/>
-          <w:szCs w:val="24"/>
-        </w:rPr>
-      </w:pPr>
-      <w:r>
-        <w:rPr>
+        <w:t>Para probar</w:t>
+      </w:r>
+      <w:r>
+        <w:rPr>
+          <w:sz w:val="24"/>
+          <w:szCs w:val="24"/>
+        </w:rPr>
+        <w:t>lo</w:t>
+      </w:r>
+      <w:r>
+        <w:rPr>
+          <w:sz w:val="24"/>
+          <w:szCs w:val="24"/>
+        </w:rPr>
+        <w:t>, se utilizó la página de Wikipedia de “Argentina”, obteniendo un total de 7107 enlaces.</w:t>
+      </w:r>
+    </w:p>
+    <w:p>
+      <w:pPr>
+        <w:rPr>
+          <w:sz w:val="24"/>
+          <w:szCs w:val="24"/>
+        </w:rPr>
+      </w:pPr>
+    </w:p>
+    <w:p>
+      <w:pPr>
+        <w:rPr>
+          <w:sz w:val="24"/>
+          <w:szCs w:val="24"/>
+        </w:rPr>
+      </w:pPr>
+      <w:r>
+        <w:rPr>
+          <w:noProof/>
           <w:sz w:val="24"/>
           <w:szCs w:val="24"/>
         </w:rPr>
@@ -723,6 +767,65 @@
       </w:pPr>
     </w:p>
     <w:p>
+      <w:r>
+        <w:t xml:space="preserve">En este caso, todos los enlaces no están normalizados, es por ello que fue necesario implementar un parser, </w:t>
+      </w:r>
+      <w:r>
+        <w:t>buscando</w:t>
+      </w:r>
+      <w:r>
+        <w:t xml:space="preserve"> normalizar rutas relativas y absolutas. Aplicado esto, el resultado es:</w:t>
+      </w:r>
+    </w:p>
+    <w:p/>
+    <w:p>
+      <w:r>
+        <w:drawing>
+          <wp:inline distT="0" distB="0" distL="0" distR="0" wp14:anchorId="6AFB2929" wp14:editId="44B7A137">
+            <wp:extent cx="6121199" cy="1280160"/>
+            <wp:effectExtent l="0" t="0" r="0" b="0"/>
+            <wp:docPr id="4" name="Imagen 4"/>
+            <wp:cNvGraphicFramePr>
+              <a:graphicFrameLocks xmlns:a="http://schemas.openxmlformats.org/drawingml/2006/main" noChangeAspect="1"/>
+            </wp:cNvGraphicFramePr>
+            <a:graphic xmlns:a="http://schemas.openxmlformats.org/drawingml/2006/main">
+              <a:graphicData uri="http://schemas.openxmlformats.org/drawingml/2006/picture">
+                <pic:pic xmlns:pic="http://schemas.openxmlformats.org/drawingml/2006/picture">
+                  <pic:nvPicPr>
+                    <pic:cNvPr id="1" name=""/>
+                    <pic:cNvPicPr/>
+                  </pic:nvPicPr>
+                  <pic:blipFill rotWithShape="1">
+                    <a:blip r:embed="rId13"/>
+                    <a:srcRect t="29439" b="16698"/>
+                    <a:stretch/>
+                  </pic:blipFill>
+                  <pic:spPr bwMode="auto">
+                    <a:xfrm>
+                      <a:off x="0" y="0"/>
+                      <a:ext cx="6121400" cy="1280202"/>
+                    </a:xfrm>
+                    <a:prstGeom prst="rect">
+                      <a:avLst/>
+                    </a:prstGeom>
+                    <a:ln>
+                      <a:noFill/>
+                    </a:ln>
+                    <a:extLst>
+                      <a:ext uri="{53640926-AAD7-44D8-BBD7-CCE9431645EC}">
+                        <a14:shadowObscured xmlns:a14="http://schemas.microsoft.com/office/drawing/2010/main"/>
+                      </a:ext>
+                    </a:extLst>
+                  </pic:spPr>
+                </pic:pic>
+              </a:graphicData>
+            </a:graphic>
+          </wp:inline>
+        </w:drawing>
+      </w:r>
+    </w:p>
+    <w:p/>
+    <w:p>
       <w:pPr>
         <w:rPr>
           <w:b/>
@@ -821,7 +924,7 @@
                     <pic:cNvPicPr/>
                   </pic:nvPicPr>
                   <pic:blipFill>
-                    <a:blip r:embed="rId13"/>
+                    <a:blip r:embed="rId14"/>
                     <a:stretch>
                       <a:fillRect/>
                     </a:stretch>
@@ -2106,7 +2209,7 @@
                     <pic:cNvPicPr/>
                   </pic:nvPicPr>
                   <pic:blipFill>
-                    <a:blip r:embed="rId14"/>
+                    <a:blip r:embed="rId15"/>
                     <a:stretch>
                       <a:fillRect/>
                     </a:stretch>
@@ -2405,7 +2508,7 @@
       </w:r>
     </w:p>
     <w:sectPr>
-      <w:headerReference w:type="default" r:id="rId15"/>
+      <w:headerReference w:type="default" r:id="rId16"/>
       <w:pgSz w:w="11906" w:h="16838"/>
       <w:pgMar w:top="1133" w:right="1133" w:bottom="1133" w:left="1133" w:header="850" w:footer="850" w:gutter="0"/>
       <w:pgNumType w:start="1"/>

--- a/TP5/2026_RI_TP5_web.docx
+++ b/TP5/2026_RI_TP5_web.docx
@@ -185,7 +185,25 @@
           <w:sz w:val="24"/>
           <w:szCs w:val="24"/>
         </w:rPr>
-        <w:t>Josue Leonel Gatica Odato 178921</w:t>
+        <w:t xml:space="preserve">Josue Leonel Gatica </w:t>
+      </w:r>
+      <w:proofErr w:type="spellStart"/>
+      <w:r>
+        <w:rPr>
+          <w:color w:val="000000"/>
+          <w:sz w:val="24"/>
+          <w:szCs w:val="24"/>
+        </w:rPr>
+        <w:t>Odato</w:t>
+      </w:r>
+      <w:proofErr w:type="spellEnd"/>
+      <w:r>
+        <w:rPr>
+          <w:color w:val="000000"/>
+          <w:sz w:val="24"/>
+          <w:szCs w:val="24"/>
+        </w:rPr>
+        <w:t xml:space="preserve"> 178921</w:t>
       </w:r>
     </w:p>
     <w:p>
@@ -372,7 +390,23 @@
           <w:sz w:val="24"/>
           <w:szCs w:val="24"/>
         </w:rPr>
-        <w:t>Para un correcto manejo de las colecciones en cada ejercicio, los archivos .py tomando las colecciones por defecto en una carpeta llamada “Colecciones”, ubicada a la par con todas las carpetas de los ejercicios.</w:t>
+        <w:t>Para un correcto manejo de las colecciones en cada ejercicio, los archivos .</w:t>
+      </w:r>
+      <w:proofErr w:type="spellStart"/>
+      <w:r>
+        <w:rPr>
+          <w:sz w:val="24"/>
+          <w:szCs w:val="24"/>
+        </w:rPr>
+        <w:t>py</w:t>
+      </w:r>
+      <w:proofErr w:type="spellEnd"/>
+      <w:r>
+        <w:rPr>
+          <w:sz w:val="24"/>
+          <w:szCs w:val="24"/>
+        </w:rPr>
+        <w:t xml:space="preserve"> tomando las colecciones por defecto en una carpeta llamada “Colecciones”, ubicada a la par con todas las carpetas de los ejercicios.</w:t>
       </w:r>
     </w:p>
     <w:p>
@@ -460,7 +494,23 @@
           <w:sz w:val="24"/>
           <w:szCs w:val="24"/>
         </w:rPr>
-        <w:t xml:space="preserve">El modelo de lenguaje de inteligencia artificial utilizado para el trabajo fue ChatGPT </w:t>
+        <w:t xml:space="preserve">El modelo de lenguaje de inteligencia artificial utilizado para el trabajo fue </w:t>
+      </w:r>
+      <w:proofErr w:type="spellStart"/>
+      <w:r>
+        <w:rPr>
+          <w:sz w:val="24"/>
+          <w:szCs w:val="24"/>
+        </w:rPr>
+        <w:t>ChatGPT</w:t>
+      </w:r>
+      <w:proofErr w:type="spellEnd"/>
+      <w:r>
+        <w:rPr>
+          <w:sz w:val="24"/>
+          <w:szCs w:val="24"/>
+        </w:rPr>
+        <w:t xml:space="preserve"> </w:t>
       </w:r>
       <w:r>
         <w:rPr>
@@ -540,7 +590,39 @@
           <w:sz w:val="24"/>
           <w:szCs w:val="24"/>
         </w:rPr>
-        <w:t xml:space="preserve">Utilizando las librería BeautifullSoup y requests, se </w:t>
+        <w:t xml:space="preserve">Utilizando las librería </w:t>
+      </w:r>
+      <w:proofErr w:type="spellStart"/>
+      <w:r>
+        <w:rPr>
+          <w:sz w:val="24"/>
+          <w:szCs w:val="24"/>
+        </w:rPr>
+        <w:t>BeautifullSoup</w:t>
+      </w:r>
+      <w:proofErr w:type="spellEnd"/>
+      <w:r>
+        <w:rPr>
+          <w:sz w:val="24"/>
+          <w:szCs w:val="24"/>
+        </w:rPr>
+        <w:t xml:space="preserve"> y </w:t>
+      </w:r>
+      <w:proofErr w:type="spellStart"/>
+      <w:r>
+        <w:rPr>
+          <w:sz w:val="24"/>
+          <w:szCs w:val="24"/>
+        </w:rPr>
+        <w:t>requests</w:t>
+      </w:r>
+      <w:proofErr w:type="spellEnd"/>
+      <w:r>
+        <w:rPr>
+          <w:sz w:val="24"/>
+          <w:szCs w:val="24"/>
+        </w:rPr>
+        <w:t xml:space="preserve">, se </w:t>
       </w:r>
       <w:r>
         <w:rPr>
@@ -780,6 +862,9 @@
     <w:p/>
     <w:p>
       <w:r>
+        <w:rPr>
+          <w:noProof/>
+        </w:rPr>
         <w:drawing>
           <wp:inline distT="0" distB="0" distL="0" distR="0" wp14:anchorId="6AFB2929" wp14:editId="44B7A137">
             <wp:extent cx="6121199" cy="1280160"/>
@@ -876,7 +961,27 @@
           <w:szCs w:val="24"/>
           <w:lang w:val="es-AR"/>
         </w:rPr>
-        <w:t>Modifique su programa anterior para implementar un crawler básico de acuerdo al algoritmo presentado en la siguiente figura</w:t>
+        <w:t xml:space="preserve">Modifique su programa anterior para implementar un </w:t>
+      </w:r>
+      <w:proofErr w:type="spellStart"/>
+      <w:r>
+        <w:rPr>
+          <w:color w:val="FABF8F" w:themeColor="accent6" w:themeTint="99"/>
+          <w:sz w:val="24"/>
+          <w:szCs w:val="24"/>
+          <w:lang w:val="es-AR"/>
+        </w:rPr>
+        <w:t>crawler</w:t>
+      </w:r>
+      <w:proofErr w:type="spellEnd"/>
+      <w:r>
+        <w:rPr>
+          <w:color w:val="FABF8F" w:themeColor="accent6" w:themeTint="99"/>
+          <w:sz w:val="24"/>
+          <w:szCs w:val="24"/>
+          <w:lang w:val="es-AR"/>
+        </w:rPr>
+        <w:t xml:space="preserve"> básico de acuerdo al algoritmo presentado en la siguiente figura</w:t>
       </w:r>
     </w:p>
     <w:p>
@@ -994,8 +1099,19 @@
           <w:szCs w:val="24"/>
           <w:lang w:val="es-AR"/>
         </w:rPr>
-        <w:t>a) Conjunto semilla: los 20 primeros sitios del ranking de Netcraft</w:t>
-      </w:r>
+        <w:t xml:space="preserve">a) Conjunto semilla: los 20 primeros sitios del ranking de </w:t>
+      </w:r>
+      <w:proofErr w:type="spellStart"/>
+      <w:r>
+        <w:rPr>
+          <w:color w:val="FABF8F" w:themeColor="accent6" w:themeTint="99"/>
+          <w:sz w:val="24"/>
+          <w:szCs w:val="24"/>
+          <w:lang w:val="es-AR"/>
+        </w:rPr>
+        <w:t>Netcraft</w:t>
+      </w:r>
+      <w:proofErr w:type="spellEnd"/>
     </w:p>
     <w:p>
       <w:pPr>
@@ -1076,8 +1192,19 @@
           <w:szCs w:val="24"/>
           <w:lang w:val="es-AR"/>
         </w:rPr>
-        <w:t>Luego de la descarga, arme el grafo correspondiente. Grafique utilizando la librería pyvis</w:t>
-      </w:r>
+        <w:t xml:space="preserve">Luego de la descarga, arme el grafo correspondiente. Grafique utilizando la librería </w:t>
+      </w:r>
+      <w:proofErr w:type="spellStart"/>
+      <w:r>
+        <w:rPr>
+          <w:color w:val="FABF8F" w:themeColor="accent6" w:themeTint="99"/>
+          <w:sz w:val="24"/>
+          <w:szCs w:val="24"/>
+          <w:lang w:val="es-AR"/>
+        </w:rPr>
+        <w:t>pyvis</w:t>
+      </w:r>
+      <w:proofErr w:type="spellEnd"/>
     </w:p>
     <w:p>
       <w:pPr>
@@ -1130,7 +1257,39 @@
           <w:sz w:val="24"/>
           <w:szCs w:val="24"/>
         </w:rPr>
-        <w:t>Para utilizar el modelo de Query Likelihood, fue necesaria la construcción de una nueva matriz termino-documento de MLE, indicando cual es la probabilidad de ocurrencia del término en ese documento. La fórmula es la siguiente:</w:t>
+        <w:t xml:space="preserve">Para utilizar el modelo de </w:t>
+      </w:r>
+      <w:proofErr w:type="spellStart"/>
+      <w:r>
+        <w:rPr>
+          <w:sz w:val="24"/>
+          <w:szCs w:val="24"/>
+        </w:rPr>
+        <w:t>Query</w:t>
+      </w:r>
+      <w:proofErr w:type="spellEnd"/>
+      <w:r>
+        <w:rPr>
+          <w:sz w:val="24"/>
+          <w:szCs w:val="24"/>
+        </w:rPr>
+        <w:t xml:space="preserve"> </w:t>
+      </w:r>
+      <w:proofErr w:type="spellStart"/>
+      <w:r>
+        <w:rPr>
+          <w:sz w:val="24"/>
+          <w:szCs w:val="24"/>
+        </w:rPr>
+        <w:t>Likelihood</w:t>
+      </w:r>
+      <w:proofErr w:type="spellEnd"/>
+      <w:r>
+        <w:rPr>
+          <w:sz w:val="24"/>
+          <w:szCs w:val="24"/>
+        </w:rPr>
+        <w:t>, fue necesaria la construcción de una nueva matriz termino-documento de MLE, indicando cual es la probabilidad de ocurrencia del término en ese documento. La fórmula es la siguiente:</w:t>
       </w:r>
     </w:p>
     <w:p>
@@ -1193,7 +1352,55 @@
           <w:szCs w:val="24"/>
           <w:lang w:val="es-AR"/>
         </w:rPr>
-        <w:t xml:space="preserve">Realice un crawling de la página principal de Amazon.com (solamente páginas dentro del dominio). Al finalizar, analice la distribución de páginas dinámicas y estáticas y la distribución de frecuencias por profundidad lógica y física. </w:t>
+        <w:t xml:space="preserve">Realice un </w:t>
+      </w:r>
+      <w:proofErr w:type="spellStart"/>
+      <w:r>
+        <w:rPr>
+          <w:color w:val="FABF8F" w:themeColor="accent6" w:themeTint="99"/>
+          <w:sz w:val="24"/>
+          <w:szCs w:val="24"/>
+          <w:lang w:val="es-AR"/>
+        </w:rPr>
+        <w:t>crawling</w:t>
+      </w:r>
+      <w:proofErr w:type="spellEnd"/>
+      <w:r>
+        <w:rPr>
+          <w:color w:val="FABF8F" w:themeColor="accent6" w:themeTint="99"/>
+          <w:sz w:val="24"/>
+          <w:szCs w:val="24"/>
+          <w:lang w:val="es-AR"/>
+        </w:rPr>
+        <w:t xml:space="preserve"> de la página principal de </w:t>
+      </w:r>
+      <w:r>
+        <w:rPr>
+          <w:strike/>
+          <w:color w:val="FABF8F" w:themeColor="accent6" w:themeTint="99"/>
+          <w:sz w:val="24"/>
+          <w:szCs w:val="24"/>
+          <w:lang w:val="es-AR"/>
+        </w:rPr>
+        <w:t xml:space="preserve">Amazon.com </w:t>
+      </w:r>
+      <w:r>
+        <w:rPr>
+          <w:color w:val="FABF8F" w:themeColor="accent6" w:themeTint="99"/>
+          <w:sz w:val="24"/>
+          <w:szCs w:val="24"/>
+          <w:lang w:val="es-AR"/>
+        </w:rPr>
+        <w:t xml:space="preserve"> unlu.edu.ar </w:t>
+      </w:r>
+      <w:r>
+        <w:rPr>
+          <w:color w:val="FABF8F" w:themeColor="accent6" w:themeTint="99"/>
+          <w:sz w:val="24"/>
+          <w:szCs w:val="24"/>
+          <w:lang w:val="es-AR"/>
+        </w:rPr>
+        <w:t xml:space="preserve">(solamente páginas dentro del dominio). Al finalizar, analice la distribución de páginas dinámicas y estáticas y la distribución de frecuencias por profundidad lógica y física. </w:t>
       </w:r>
       <w:r>
         <w:rPr>
@@ -1248,7 +1455,27 @@
           <w:szCs w:val="24"/>
           <w:lang w:val="es-AR"/>
         </w:rPr>
-        <w:t>Suponga que se han recuperado un conjunto de páginas de un pequeño repositorio de sólo seis utilizando el modelo de espacio vectorial. Dado un query Q se produjo la salida de la siguiente con los valores de sim(Q, Di).</w:t>
+        <w:t xml:space="preserve">Suponga que se han recuperado un conjunto de páginas de un pequeño repositorio de sólo seis utilizando el modelo de espacio vectorial. Dado un </w:t>
+      </w:r>
+      <w:proofErr w:type="spellStart"/>
+      <w:r>
+        <w:rPr>
+          <w:color w:val="FABF8F" w:themeColor="accent6" w:themeTint="99"/>
+          <w:sz w:val="24"/>
+          <w:szCs w:val="24"/>
+          <w:lang w:val="es-AR"/>
+        </w:rPr>
+        <w:t>query</w:t>
+      </w:r>
+      <w:proofErr w:type="spellEnd"/>
+      <w:r>
+        <w:rPr>
+          <w:color w:val="FABF8F" w:themeColor="accent6" w:themeTint="99"/>
+          <w:sz w:val="24"/>
+          <w:szCs w:val="24"/>
+          <w:lang w:val="es-AR"/>
+        </w:rPr>
+        <w:t xml:space="preserve"> Q se produjo la salida de la siguiente con los valores de sim(Q, Di).</w:t>
       </w:r>
     </w:p>
     <w:tbl>
@@ -1302,6 +1529,7 @@
                 <w:lang w:val="es-AR"/>
               </w:rPr>
             </w:pPr>
+            <w:proofErr w:type="spellStart"/>
             <w:r>
               <w:rPr>
                 <w:rFonts w:eastAsia="Times New Roman"/>
@@ -1314,6 +1542,7 @@
               </w:rPr>
               <w:t>Pos</w:t>
             </w:r>
+            <w:proofErr w:type="spellEnd"/>
           </w:p>
         </w:tc>
         <w:tc>
@@ -1345,6 +1574,7 @@
                 <w:lang w:val="es-AR"/>
               </w:rPr>
             </w:pPr>
+            <w:proofErr w:type="spellStart"/>
             <w:r>
               <w:rPr>
                 <w:rFonts w:eastAsia="Times New Roman"/>
@@ -1357,6 +1587,7 @@
               </w:rPr>
               <w:t>Doc</w:t>
             </w:r>
+            <w:proofErr w:type="spellEnd"/>
           </w:p>
         </w:tc>
         <w:tc>
@@ -2251,7 +2482,27 @@
           <w:szCs w:val="24"/>
           <w:lang w:val="es-AR"/>
         </w:rPr>
-        <w:t>Calcule los valores de PageRank de las páginas utilizando como factor de damp 0.15 y 0.5. Pruebe iterando 2, 5 y 10 veces.</w:t>
+        <w:t xml:space="preserve">Calcule los valores de PageRank de las páginas utilizando como factor de </w:t>
+      </w:r>
+      <w:proofErr w:type="spellStart"/>
+      <w:r>
+        <w:rPr>
+          <w:color w:val="FABF8F" w:themeColor="accent6" w:themeTint="99"/>
+          <w:sz w:val="24"/>
+          <w:szCs w:val="24"/>
+          <w:lang w:val="es-AR"/>
+        </w:rPr>
+        <w:t>damp</w:t>
+      </w:r>
+      <w:proofErr w:type="spellEnd"/>
+      <w:r>
+        <w:rPr>
+          <w:color w:val="FABF8F" w:themeColor="accent6" w:themeTint="99"/>
+          <w:sz w:val="24"/>
+          <w:szCs w:val="24"/>
+          <w:lang w:val="es-AR"/>
+        </w:rPr>
+        <w:t xml:space="preserve"> 0.15 y 0.5. Pruebe iterando 2, 5 y 10 veces.</w:t>
       </w:r>
     </w:p>
     <w:p>
@@ -2275,67 +2526,1139 @@
           <w:szCs w:val="24"/>
           <w:lang w:val="es-AR"/>
         </w:rPr>
-        <w:t>Use los valores de PageRank para re-rankear la salida de la búsqueda interpolando los valores (controlado por un parámetro α). ¿Se altera el ranking? ¿En qué caso? Comente los resultados.</w:t>
-      </w:r>
-      <w:r>
+        <w:t xml:space="preserve">Use los valores de PageRank para </w:t>
+      </w:r>
+      <w:proofErr w:type="spellStart"/>
+      <w:r>
+        <w:rPr>
+          <w:color w:val="FABF8F" w:themeColor="accent6" w:themeTint="99"/>
+          <w:sz w:val="24"/>
+          <w:szCs w:val="24"/>
+          <w:lang w:val="es-AR"/>
+        </w:rPr>
+        <w:t>re-rankear</w:t>
+      </w:r>
+      <w:proofErr w:type="spellEnd"/>
+      <w:r>
+        <w:rPr>
+          <w:color w:val="FABF8F" w:themeColor="accent6" w:themeTint="99"/>
+          <w:sz w:val="24"/>
+          <w:szCs w:val="24"/>
+          <w:lang w:val="es-AR"/>
+        </w:rPr>
+        <w:t xml:space="preserve"> la salida de la búsqueda interpolando los valores (controlado por un parámetro α). ¿Se altera el ranking? ¿En qué caso? Comente los resultados.</w:t>
+      </w:r>
+    </w:p>
+    <w:p>
+      <w:pPr>
         <w:rPr>
           <w:rFonts w:ascii="Times New Roman" w:eastAsia="Times New Roman" w:hAnsi="Times New Roman" w:cs="Times New Roman"/>
           <w:sz w:val="24"/>
           <w:szCs w:val="24"/>
           <w:lang w:val="es-AR"/>
         </w:rPr>
-        <w:br/>
-      </w:r>
-      <w:r>
-        <w:rPr>
-          <w:rFonts w:ascii="Times New Roman" w:eastAsia="Times New Roman" w:hAnsi="Times New Roman" w:cs="Times New Roman"/>
-          <w:sz w:val="24"/>
-          <w:szCs w:val="24"/>
-          <w:lang w:val="es-AR"/>
-        </w:rPr>
-        <w:br/>
-      </w:r>
-      <w:r>
-        <w:rPr>
-          <w:rFonts w:ascii="Times New Roman" w:eastAsia="Times New Roman" w:hAnsi="Times New Roman" w:cs="Times New Roman"/>
-          <w:sz w:val="24"/>
-          <w:szCs w:val="24"/>
-          <w:lang w:val="es-AR"/>
-        </w:rPr>
-        <w:br/>
-      </w:r>
-      <w:r>
-        <w:rPr>
-          <w:rFonts w:ascii="Times New Roman" w:eastAsia="Times New Roman" w:hAnsi="Times New Roman" w:cs="Times New Roman"/>
-          <w:sz w:val="24"/>
-          <w:szCs w:val="24"/>
-          <w:lang w:val="es-AR"/>
-        </w:rPr>
-        <w:br/>
-      </w:r>
+      </w:pPr>
     </w:p>
     <w:p>
       <w:pPr>
         <w:rPr>
           <w:b/>
           <w:bCs/>
-          <w:lang w:val="es-AR"/>
+          <w:sz w:val="24"/>
+          <w:szCs w:val="24"/>
         </w:rPr>
       </w:pPr>
       <w:r>
         <w:rPr>
           <w:b/>
           <w:bCs/>
-          <w:lang w:val="es-AR"/>
-        </w:rPr>
-        <w:br w:type="page"/>
-      </w:r>
-    </w:p>
-    <w:p>
-      <w:pPr>
+          <w:sz w:val="24"/>
+          <w:szCs w:val="24"/>
+        </w:rPr>
+        <w:t>A) PageRank</w:t>
+      </w:r>
+    </w:p>
+    <w:p>
+      <w:pPr>
+        <w:jc w:val="both"/>
         <w:rPr>
           <w:b/>
           <w:bCs/>
+          <w:sz w:val="24"/>
+          <w:szCs w:val="24"/>
+        </w:rPr>
+      </w:pPr>
+    </w:p>
+    <w:p>
+      <w:pPr>
+        <w:jc w:val="both"/>
+        <w:rPr>
+          <w:sz w:val="24"/>
+          <w:szCs w:val="24"/>
+        </w:rPr>
+      </w:pPr>
+      <w:r>
+        <w:rPr>
+          <w:sz w:val="24"/>
+          <w:szCs w:val="24"/>
+        </w:rPr>
+        <w:t>Utilizando la fórmula de PageRank provista en clase, se calcularon los valores para un factor de damp de 0</w:t>
+      </w:r>
+      <w:r>
+        <w:rPr>
+          <w:sz w:val="24"/>
+          <w:szCs w:val="24"/>
+        </w:rPr>
+        <w:t>.</w:t>
+      </w:r>
+      <w:r>
+        <w:rPr>
+          <w:sz w:val="24"/>
+          <w:szCs w:val="24"/>
+        </w:rPr>
+        <w:t>15 y 0</w:t>
+      </w:r>
+      <w:r>
+        <w:rPr>
+          <w:sz w:val="24"/>
+          <w:szCs w:val="24"/>
+        </w:rPr>
+        <w:t>.</w:t>
+      </w:r>
+      <w:r>
+        <w:rPr>
+          <w:sz w:val="24"/>
+          <w:szCs w:val="24"/>
+        </w:rPr>
+        <w:t xml:space="preserve">5, obteniendo los siguientes resultados iterando 2,5 y 10 veces. </w:t>
+      </w:r>
+    </w:p>
+    <w:p>
+      <w:pPr>
+        <w:jc w:val="center"/>
+        <w:rPr>
+          <w:rFonts w:ascii="Times New Roman" w:eastAsia="Times New Roman" w:hAnsi="Times New Roman" w:cs="Times New Roman"/>
+          <w:sz w:val="24"/>
+          <w:szCs w:val="24"/>
+          <w:lang w:val="es-AR"/>
+        </w:rPr>
+      </w:pPr>
+      <w:r>
+        <w:rPr>
+          <w:rFonts w:ascii="Times New Roman" w:eastAsia="Times New Roman" w:hAnsi="Times New Roman" w:cs="Times New Roman"/>
+          <w:sz w:val="24"/>
+          <w:szCs w:val="24"/>
+          <w:lang w:val="es-AR"/>
+        </w:rPr>
+        <w:lastRenderedPageBreak/>
+        <w:br/>
+      </w:r>
+      <w:r>
+        <w:rPr>
+          <w:rFonts w:ascii="Times New Roman" w:eastAsia="Times New Roman" w:hAnsi="Times New Roman" w:cs="Times New Roman"/>
+          <w:sz w:val="24"/>
+          <w:szCs w:val="24"/>
+          <w:lang w:val="es-AR"/>
+        </w:rPr>
+        <w:br/>
+      </w:r>
+      <w:r>
+        <w:rPr>
+          <w:color w:val="FABF8F" w:themeColor="accent6" w:themeTint="99"/>
+          <w:sz w:val="24"/>
+          <w:szCs w:val="24"/>
+          <w:lang w:val="es-AR"/>
+        </w:rPr>
+        <w:drawing>
+          <wp:inline distT="0" distB="0" distL="0" distR="0" wp14:anchorId="7E3E80A0" wp14:editId="3C2031E7">
+            <wp:extent cx="5141819" cy="3800475"/>
+            <wp:effectExtent l="0" t="0" r="1905" b="0"/>
+            <wp:docPr id="7" name="Imagen 7"/>
+            <wp:cNvGraphicFramePr>
+              <a:graphicFrameLocks xmlns:a="http://schemas.openxmlformats.org/drawingml/2006/main" noChangeAspect="1"/>
+            </wp:cNvGraphicFramePr>
+            <a:graphic xmlns:a="http://schemas.openxmlformats.org/drawingml/2006/main">
+              <a:graphicData uri="http://schemas.openxmlformats.org/drawingml/2006/picture">
+                <pic:pic xmlns:pic="http://schemas.openxmlformats.org/drawingml/2006/picture">
+                  <pic:nvPicPr>
+                    <pic:cNvPr id="1" name=""/>
+                    <pic:cNvPicPr/>
+                  </pic:nvPicPr>
+                  <pic:blipFill>
+                    <a:blip r:embed="rId16"/>
+                    <a:stretch>
+                      <a:fillRect/>
+                    </a:stretch>
+                  </pic:blipFill>
+                  <pic:spPr>
+                    <a:xfrm>
+                      <a:off x="0" y="0"/>
+                      <a:ext cx="5143616" cy="3801803"/>
+                    </a:xfrm>
+                    <a:prstGeom prst="rect">
+                      <a:avLst/>
+                    </a:prstGeom>
+                  </pic:spPr>
+                </pic:pic>
+              </a:graphicData>
+            </a:graphic>
+          </wp:inline>
+        </w:drawing>
+      </w:r>
+    </w:p>
+    <w:p>
+      <w:pPr>
+        <w:jc w:val="center"/>
+        <w:rPr>
+          <w:sz w:val="24"/>
+          <w:szCs w:val="24"/>
+        </w:rPr>
+      </w:pPr>
+      <w:r>
+        <w:rPr>
+          <w:sz w:val="24"/>
+          <w:szCs w:val="24"/>
+        </w:rPr>
+        <w:t>Con verde, las iteraciones solicitadas</w:t>
+      </w:r>
+    </w:p>
+    <w:p>
+      <w:pPr>
+        <w:jc w:val="center"/>
+        <w:rPr>
+          <w:sz w:val="24"/>
+          <w:szCs w:val="24"/>
+        </w:rPr>
+      </w:pPr>
+    </w:p>
+    <w:p>
+      <w:pPr>
+        <w:jc w:val="center"/>
+        <w:rPr>
+          <w:rFonts w:ascii="Times New Roman" w:eastAsia="Times New Roman" w:hAnsi="Times New Roman" w:cs="Times New Roman"/>
+          <w:sz w:val="24"/>
+          <w:szCs w:val="24"/>
+          <w:lang w:val="es-AR"/>
+        </w:rPr>
+      </w:pPr>
+      <w:r>
+        <w:rPr>
+          <w:rFonts w:ascii="Times New Roman" w:eastAsia="Times New Roman" w:hAnsi="Times New Roman" w:cs="Times New Roman"/>
+          <w:sz w:val="24"/>
+          <w:szCs w:val="24"/>
+          <w:lang w:val="es-AR"/>
+        </w:rPr>
+        <w:drawing>
+          <wp:inline distT="0" distB="0" distL="0" distR="0" wp14:anchorId="33064965" wp14:editId="17C9E5F2">
+            <wp:extent cx="5153025" cy="3797555"/>
+            <wp:effectExtent l="0" t="0" r="0" b="0"/>
+            <wp:docPr id="9" name="Imagen 9"/>
+            <wp:cNvGraphicFramePr>
+              <a:graphicFrameLocks xmlns:a="http://schemas.openxmlformats.org/drawingml/2006/main" noChangeAspect="1"/>
+            </wp:cNvGraphicFramePr>
+            <a:graphic xmlns:a="http://schemas.openxmlformats.org/drawingml/2006/main">
+              <a:graphicData uri="http://schemas.openxmlformats.org/drawingml/2006/picture">
+                <pic:pic xmlns:pic="http://schemas.openxmlformats.org/drawingml/2006/picture">
+                  <pic:nvPicPr>
+                    <pic:cNvPr id="1" name=""/>
+                    <pic:cNvPicPr/>
+                  </pic:nvPicPr>
+                  <pic:blipFill>
+                    <a:blip r:embed="rId17"/>
+                    <a:stretch>
+                      <a:fillRect/>
+                    </a:stretch>
+                  </pic:blipFill>
+                  <pic:spPr>
+                    <a:xfrm>
+                      <a:off x="0" y="0"/>
+                      <a:ext cx="5157861" cy="3801119"/>
+                    </a:xfrm>
+                    <a:prstGeom prst="rect">
+                      <a:avLst/>
+                    </a:prstGeom>
+                  </pic:spPr>
+                </pic:pic>
+              </a:graphicData>
+            </a:graphic>
+          </wp:inline>
+        </w:drawing>
+      </w:r>
+    </w:p>
+    <w:p>
+      <w:pPr>
+        <w:rPr>
+          <w:color w:val="FABF8F" w:themeColor="accent6" w:themeTint="99"/>
+          <w:sz w:val="24"/>
+          <w:szCs w:val="24"/>
+          <w:lang w:val="es-AR"/>
+        </w:rPr>
+      </w:pPr>
+    </w:p>
+    <w:p>
+      <w:pPr>
+        <w:rPr>
+          <w:lang w:val="es-AR"/>
+        </w:rPr>
+      </w:pPr>
+      <w:r>
+        <w:rPr>
+          <w:lang w:val="es-AR"/>
+        </w:rPr>
+        <w:lastRenderedPageBreak/>
+        <w:t xml:space="preserve">Como puede verse, de las iteraciones de 2 a 5, se llegan a valores muy similares entre ambos que, considerando un épsilon determinado, puede </w:t>
+      </w:r>
+      <w:r>
+        <w:rPr>
+          <w:lang w:val="es-AR"/>
+        </w:rPr>
+        <w:t>decirse</w:t>
+      </w:r>
+      <w:r>
+        <w:rPr>
+          <w:lang w:val="es-AR"/>
+        </w:rPr>
+        <w:t xml:space="preserve"> que ya se produzco una convergencia. Desde las iteraciones 5 a 10, los valores </w:t>
+      </w:r>
+      <w:r>
+        <w:rPr>
+          <w:lang w:val="es-AR"/>
+        </w:rPr>
+        <w:t>varían</w:t>
+      </w:r>
+      <w:r>
+        <w:rPr>
+          <w:lang w:val="es-AR"/>
+        </w:rPr>
+        <w:t xml:space="preserve"> muy poco, solamente en 3 o 4 unidades después de la coma. Esto sucede con ambos valores de dump solicitados.</w:t>
+      </w:r>
+    </w:p>
+    <w:p>
+      <w:pPr>
+        <w:rPr>
+          <w:lang w:val="es-AR"/>
+        </w:rPr>
+      </w:pPr>
+    </w:p>
+    <w:p>
+      <w:pPr>
+        <w:rPr>
+          <w:lang w:val="es-AR"/>
+        </w:rPr>
+      </w:pPr>
+      <w:r>
+        <w:rPr>
+          <w:lang w:val="es-AR"/>
+        </w:rPr>
+        <w:t>Para un factor de dump</w:t>
+      </w:r>
+      <w:r>
+        <w:rPr>
+          <w:lang w:val="es-AR"/>
+        </w:rPr>
+        <w:t xml:space="preserve"> = </w:t>
+      </w:r>
+      <w:r>
+        <w:rPr>
+          <w:lang w:val="es-AR"/>
+        </w:rPr>
+        <w:t>0.5, los scores de los documentos A, B y D se alejan de los demás,</w:t>
+      </w:r>
+      <w:r>
+        <w:rPr>
+          <w:lang w:val="es-AR"/>
+        </w:rPr>
+        <w:t xml:space="preserve"> siendo estos tres mencionados muy parecidos. El documento E es el que menor score tiene, y resulta de interés mencionarlo ya que el score calculado por similitud lo toma como el documento mas relevante de los seis; este es un claro ejemplo de cómo, al no tener enlaces entrantes, pagerank hace que su score sea menor. El documento A,  que tiene la mayor cantidad de enlaces entrantes (3), es el documento con mas score.</w:t>
+      </w:r>
+      <w:r>
+        <w:rPr>
+          <w:lang w:val="es-AR"/>
+        </w:rPr>
+        <w:t xml:space="preserve"> </w:t>
+      </w:r>
+    </w:p>
+    <w:p>
+      <w:pPr>
+        <w:rPr>
+          <w:lang w:val="es-AR"/>
+        </w:rPr>
+      </w:pPr>
+    </w:p>
+    <w:p>
+      <w:pPr>
+        <w:rPr>
+          <w:lang w:val="es-AR"/>
+        </w:rPr>
+      </w:pPr>
+      <w:r>
+        <w:rPr>
+          <w:lang w:val="es-AR"/>
+        </w:rPr>
+        <w:t>Para un factor de dump</w:t>
+      </w:r>
+      <w:r>
+        <w:rPr>
+          <w:lang w:val="es-AR"/>
+        </w:rPr>
+        <w:t xml:space="preserve"> = 0.15</w:t>
+      </w:r>
+      <w:r>
+        <w:rPr>
+          <w:lang w:val="es-AR"/>
+        </w:rPr>
+        <w:t xml:space="preserve">, no hay tanta diferencia entre los scores de documentos y están todos muy cerca entre </w:t>
+      </w:r>
+      <w:r>
+        <w:rPr>
+          <w:lang w:val="es-AR"/>
+        </w:rPr>
+        <w:t>sí, siendo más uniforme.</w:t>
+      </w:r>
+    </w:p>
+    <w:p>
+      <w:pPr>
+        <w:rPr>
+          <w:lang w:val="es-AR"/>
+        </w:rPr>
+      </w:pPr>
+    </w:p>
+    <w:p>
+      <w:pPr>
+        <w:rPr>
+          <w:lang w:val="es-AR"/>
+        </w:rPr>
+      </w:pPr>
+      <w:r>
+        <w:rPr>
+          <w:lang w:val="es-AR"/>
+        </w:rPr>
+        <w:t xml:space="preserve">Como análisis general entre los dos factores, el primero </w:t>
+      </w:r>
+      <w:r>
+        <w:rPr>
+          <w:lang w:val="es-AR"/>
+        </w:rPr>
+        <w:t>les</w:t>
+      </w:r>
+      <w:r>
+        <w:rPr>
+          <w:lang w:val="es-AR"/>
+        </w:rPr>
+        <w:t xml:space="preserve"> da mas importancia a los enlaces, es por ello que el documento con </w:t>
+      </w:r>
+      <w:r>
+        <w:rPr>
+          <w:lang w:val="es-AR"/>
+        </w:rPr>
+        <w:t>más</w:t>
+      </w:r>
+      <w:r>
+        <w:rPr>
+          <w:lang w:val="es-AR"/>
+        </w:rPr>
+        <w:t xml:space="preserve"> score </w:t>
+      </w:r>
+      <w:r>
+        <w:rPr>
+          <w:lang w:val="es-AR"/>
+        </w:rPr>
+        <w:t xml:space="preserve">previo </w:t>
+      </w:r>
+      <w:r>
+        <w:rPr>
+          <w:lang w:val="es-AR"/>
+        </w:rPr>
+        <w:t xml:space="preserve">termina siendo el peor en pagerank, y el segundo factor </w:t>
+      </w:r>
+      <w:proofErr w:type="gramStart"/>
+      <w:r>
+        <w:rPr>
+          <w:lang w:val="es-AR"/>
+        </w:rPr>
+        <w:t>le</w:t>
+      </w:r>
+      <w:proofErr w:type="gramEnd"/>
+      <w:r>
+        <w:rPr>
+          <w:lang w:val="es-AR"/>
+        </w:rPr>
+        <w:t xml:space="preserve"> da menos importancia a los enlaces y distribuye mas uniformemente los scores, sin que los documento</w:t>
+      </w:r>
+      <w:r>
+        <w:rPr>
+          <w:lang w:val="es-AR"/>
+        </w:rPr>
+        <w:t>s</w:t>
+      </w:r>
+      <w:r>
+        <w:rPr>
+          <w:lang w:val="es-AR"/>
+        </w:rPr>
+        <w:t xml:space="preserve"> se saquen tanta diferencia.</w:t>
+      </w:r>
+    </w:p>
+    <w:p>
+      <w:pPr>
+        <w:rPr>
+          <w:lang w:val="es-AR"/>
+        </w:rPr>
+      </w:pPr>
+    </w:p>
+    <w:p>
+      <w:pPr>
+        <w:rPr>
+          <w:b/>
+          <w:bCs/>
+          <w:sz w:val="24"/>
+          <w:szCs w:val="24"/>
+        </w:rPr>
+      </w:pPr>
+      <w:r>
+        <w:rPr>
+          <w:b/>
+          <w:bCs/>
+          <w:sz w:val="24"/>
+          <w:szCs w:val="24"/>
+        </w:rPr>
+        <w:t>B</w:t>
+      </w:r>
+      <w:r>
+        <w:rPr>
+          <w:b/>
+          <w:bCs/>
+          <w:sz w:val="24"/>
+          <w:szCs w:val="24"/>
+        </w:rPr>
+        <w:t xml:space="preserve">) </w:t>
+      </w:r>
+      <w:r>
+        <w:rPr>
+          <w:b/>
+          <w:bCs/>
+          <w:sz w:val="24"/>
+          <w:szCs w:val="24"/>
+        </w:rPr>
+        <w:t>Re-Rankeo</w:t>
+      </w:r>
+    </w:p>
+    <w:p>
+      <w:pPr>
+        <w:jc w:val="both"/>
+        <w:rPr>
+          <w:b/>
+          <w:bCs/>
+          <w:sz w:val="24"/>
+          <w:szCs w:val="24"/>
+        </w:rPr>
+      </w:pPr>
+    </w:p>
+    <w:p>
+      <w:pPr>
+        <w:rPr>
+          <w:sz w:val="24"/>
+          <w:szCs w:val="24"/>
+          <w:lang w:val="es-AR"/>
+        </w:rPr>
+      </w:pPr>
+      <w:r>
+        <w:rPr>
+          <w:sz w:val="24"/>
+          <w:szCs w:val="24"/>
+        </w:rPr>
+        <w:t>Calculados los valores de pagerank, se procedió a re-rankear los documentos</w:t>
+      </w:r>
+      <w:r>
+        <w:rPr>
+          <w:sz w:val="24"/>
+          <w:szCs w:val="24"/>
+        </w:rPr>
+        <w:t xml:space="preserve"> </w:t>
+      </w:r>
+      <w:r>
+        <w:rPr>
+          <w:sz w:val="24"/>
+          <w:szCs w:val="24"/>
+        </w:rPr>
+        <w:t>interpolando los valores con diferentes valores de alfa (</w:t>
+      </w:r>
+      <w:r>
+        <w:rPr>
+          <w:sz w:val="24"/>
+          <w:szCs w:val="24"/>
+          <w:lang w:val="es-AR"/>
+        </w:rPr>
+        <w:t>α</w:t>
+      </w:r>
+      <w:r>
+        <w:rPr>
+          <w:sz w:val="24"/>
+          <w:szCs w:val="24"/>
+          <w:lang w:val="es-AR"/>
+        </w:rPr>
+        <w:t>), teniendo lo siguiente:</w:t>
+      </w:r>
+    </w:p>
+    <w:p>
+      <w:pPr>
+        <w:rPr>
+          <w:sz w:val="24"/>
+          <w:szCs w:val="24"/>
+          <w:lang w:val="es-AR"/>
+        </w:rPr>
+      </w:pPr>
+    </w:p>
+    <w:p>
+      <w:pPr>
+        <w:rPr>
+          <w:b/>
+          <w:bCs/>
+          <w:sz w:val="24"/>
+          <w:szCs w:val="24"/>
+          <w:lang w:val="es-AR"/>
+        </w:rPr>
+      </w:pPr>
+      <w:r>
+        <w:rPr>
+          <w:b/>
+          <w:bCs/>
+          <w:sz w:val="24"/>
+          <w:szCs w:val="24"/>
+        </w:rPr>
+        <w:t>Para</w:t>
+      </w:r>
+      <w:r>
+        <w:rPr>
+          <w:b/>
+          <w:bCs/>
+          <w:sz w:val="24"/>
+          <w:szCs w:val="24"/>
+        </w:rPr>
+        <w:t xml:space="preserve"> </w:t>
+      </w:r>
+      <w:r>
+        <w:rPr>
+          <w:b/>
+          <w:bCs/>
+          <w:sz w:val="24"/>
+          <w:szCs w:val="24"/>
+          <w:lang w:val="es-AR"/>
+        </w:rPr>
+        <w:t>α</w:t>
+      </w:r>
+      <w:r>
+        <w:rPr>
+          <w:b/>
+          <w:bCs/>
+          <w:sz w:val="24"/>
+          <w:szCs w:val="24"/>
+          <w:lang w:val="es-AR"/>
+        </w:rPr>
+        <w:t xml:space="preserve"> = </w:t>
+      </w:r>
+      <w:r>
+        <w:rPr>
+          <w:b/>
+          <w:bCs/>
+          <w:sz w:val="24"/>
+          <w:szCs w:val="24"/>
+          <w:lang w:val="es-AR"/>
+        </w:rPr>
+        <w:t>0,2</w:t>
+      </w:r>
+    </w:p>
+    <w:p>
+      <w:pPr>
+        <w:rPr>
+          <w:b/>
+          <w:bCs/>
+          <w:sz w:val="24"/>
+          <w:szCs w:val="24"/>
+          <w:lang w:val="es-AR"/>
+        </w:rPr>
+      </w:pPr>
+    </w:p>
+    <w:p>
+      <w:pPr>
+        <w:jc w:val="center"/>
+        <w:rPr>
+          <w:b/>
+          <w:bCs/>
+          <w:sz w:val="24"/>
+          <w:szCs w:val="24"/>
+        </w:rPr>
+      </w:pPr>
+      <w:r>
+        <w:rPr>
+          <w:b/>
+          <w:bCs/>
+          <w:sz w:val="24"/>
+          <w:szCs w:val="24"/>
+        </w:rPr>
+        <w:drawing>
+          <wp:inline distT="0" distB="0" distL="0" distR="0" wp14:anchorId="7F02F068" wp14:editId="2ECDBB7F">
+            <wp:extent cx="4344006" cy="2076740"/>
+            <wp:effectExtent l="0" t="0" r="0" b="0"/>
+            <wp:docPr id="15" name="Imagen 15"/>
+            <wp:cNvGraphicFramePr>
+              <a:graphicFrameLocks xmlns:a="http://schemas.openxmlformats.org/drawingml/2006/main" noChangeAspect="1"/>
+            </wp:cNvGraphicFramePr>
+            <a:graphic xmlns:a="http://schemas.openxmlformats.org/drawingml/2006/main">
+              <a:graphicData uri="http://schemas.openxmlformats.org/drawingml/2006/picture">
+                <pic:pic xmlns:pic="http://schemas.openxmlformats.org/drawingml/2006/picture">
+                  <pic:nvPicPr>
+                    <pic:cNvPr id="1" name=""/>
+                    <pic:cNvPicPr/>
+                  </pic:nvPicPr>
+                  <pic:blipFill>
+                    <a:blip r:embed="rId18"/>
+                    <a:stretch>
+                      <a:fillRect/>
+                    </a:stretch>
+                  </pic:blipFill>
+                  <pic:spPr>
+                    <a:xfrm>
+                      <a:off x="0" y="0"/>
+                      <a:ext cx="4344006" cy="2076740"/>
+                    </a:xfrm>
+                    <a:prstGeom prst="rect">
+                      <a:avLst/>
+                    </a:prstGeom>
+                  </pic:spPr>
+                </pic:pic>
+              </a:graphicData>
+            </a:graphic>
+          </wp:inline>
+        </w:drawing>
+      </w:r>
+    </w:p>
+    <w:p>
+      <w:pPr>
+        <w:jc w:val="center"/>
+        <w:rPr>
+          <w:b/>
+          <w:bCs/>
+          <w:sz w:val="24"/>
+          <w:szCs w:val="24"/>
+        </w:rPr>
+      </w:pPr>
+    </w:p>
+    <w:p>
+      <w:pPr>
+        <w:jc w:val="both"/>
+        <w:rPr>
+          <w:sz w:val="24"/>
+          <w:szCs w:val="24"/>
+        </w:rPr>
+      </w:pPr>
+      <w:r>
+        <w:rPr>
+          <w:sz w:val="24"/>
+          <w:szCs w:val="24"/>
+        </w:rPr>
+        <w:t>A pesar de darle mas importancia al pagerank sobre el score ya calculado por similitud, el ranking se mantiene de la misma manera</w:t>
+      </w:r>
+      <w:r>
+        <w:rPr>
+          <w:sz w:val="24"/>
+          <w:szCs w:val="24"/>
+        </w:rPr>
+        <w:t xml:space="preserve"> para el dump de 0.15, pero para el dump de 0.5 hay una variación entre el top 1 y el top 2, donde el documento C pasa a ser el </w:t>
+      </w:r>
+      <w:r>
+        <w:rPr>
+          <w:sz w:val="24"/>
+          <w:szCs w:val="24"/>
+        </w:rPr>
+        <w:t>más</w:t>
+      </w:r>
+      <w:r>
+        <w:rPr>
+          <w:sz w:val="24"/>
+          <w:szCs w:val="24"/>
+        </w:rPr>
+        <w:t xml:space="preserve"> relevante.</w:t>
+      </w:r>
+    </w:p>
+    <w:p>
+      <w:pPr>
+        <w:rPr>
+          <w:sz w:val="24"/>
+          <w:szCs w:val="24"/>
+        </w:rPr>
+      </w:pPr>
+    </w:p>
+    <w:p>
+      <w:pPr>
+        <w:rPr>
+          <w:b/>
+          <w:bCs/>
+          <w:sz w:val="24"/>
+          <w:szCs w:val="24"/>
+          <w:lang w:val="es-AR"/>
+        </w:rPr>
+      </w:pPr>
+      <w:r>
+        <w:rPr>
+          <w:b/>
+          <w:bCs/>
+          <w:sz w:val="24"/>
+          <w:szCs w:val="24"/>
+        </w:rPr>
+        <w:t>Para</w:t>
+      </w:r>
+      <w:r>
+        <w:rPr>
+          <w:b/>
+          <w:bCs/>
+          <w:sz w:val="24"/>
+          <w:szCs w:val="24"/>
+        </w:rPr>
+        <w:t xml:space="preserve"> </w:t>
+      </w:r>
+      <w:r>
+        <w:rPr>
+          <w:b/>
+          <w:bCs/>
+          <w:sz w:val="24"/>
+          <w:szCs w:val="24"/>
+          <w:lang w:val="es-AR"/>
+        </w:rPr>
+        <w:t xml:space="preserve">α = </w:t>
+      </w:r>
+      <w:r>
+        <w:rPr>
+          <w:b/>
+          <w:bCs/>
+          <w:sz w:val="24"/>
+          <w:szCs w:val="24"/>
+          <w:lang w:val="es-AR"/>
+        </w:rPr>
+        <w:t>0,</w:t>
+      </w:r>
+      <w:r>
+        <w:rPr>
+          <w:b/>
+          <w:bCs/>
+          <w:sz w:val="24"/>
+          <w:szCs w:val="24"/>
+          <w:lang w:val="es-AR"/>
+        </w:rPr>
+        <w:t>5</w:t>
+      </w:r>
+    </w:p>
+    <w:p>
+      <w:pPr>
+        <w:rPr>
+          <w:b/>
+          <w:bCs/>
+          <w:sz w:val="24"/>
+          <w:szCs w:val="24"/>
+          <w:lang w:val="es-AR"/>
+        </w:rPr>
+      </w:pPr>
+    </w:p>
+    <w:p>
+      <w:pPr>
+        <w:jc w:val="center"/>
+        <w:rPr>
+          <w:b/>
+          <w:bCs/>
+          <w:sz w:val="24"/>
+          <w:szCs w:val="24"/>
+          <w:lang w:val="es-AR"/>
+        </w:rPr>
+      </w:pPr>
+      <w:r>
+        <w:rPr>
+          <w:b/>
+          <w:bCs/>
+          <w:sz w:val="24"/>
+          <w:szCs w:val="24"/>
+          <w:lang w:val="es-AR"/>
+        </w:rPr>
+        <w:drawing>
+          <wp:inline distT="0" distB="0" distL="0" distR="0" wp14:anchorId="2BD31DD5" wp14:editId="5D2C4659">
+            <wp:extent cx="4353533" cy="2029108"/>
+            <wp:effectExtent l="0" t="0" r="9525" b="9525"/>
+            <wp:docPr id="11" name="Imagen 11"/>
+            <wp:cNvGraphicFramePr>
+              <a:graphicFrameLocks xmlns:a="http://schemas.openxmlformats.org/drawingml/2006/main" noChangeAspect="1"/>
+            </wp:cNvGraphicFramePr>
+            <a:graphic xmlns:a="http://schemas.openxmlformats.org/drawingml/2006/main">
+              <a:graphicData uri="http://schemas.openxmlformats.org/drawingml/2006/picture">
+                <pic:pic xmlns:pic="http://schemas.openxmlformats.org/drawingml/2006/picture">
+                  <pic:nvPicPr>
+                    <pic:cNvPr id="1" name=""/>
+                    <pic:cNvPicPr/>
+                  </pic:nvPicPr>
+                  <pic:blipFill>
+                    <a:blip r:embed="rId19"/>
+                    <a:stretch>
+                      <a:fillRect/>
+                    </a:stretch>
+                  </pic:blipFill>
+                  <pic:spPr>
+                    <a:xfrm>
+                      <a:off x="0" y="0"/>
+                      <a:ext cx="4353533" cy="2029108"/>
+                    </a:xfrm>
+                    <a:prstGeom prst="rect">
+                      <a:avLst/>
+                    </a:prstGeom>
+                  </pic:spPr>
+                </pic:pic>
+              </a:graphicData>
+            </a:graphic>
+          </wp:inline>
+        </w:drawing>
+      </w:r>
+    </w:p>
+    <w:p>
+      <w:pPr>
+        <w:jc w:val="center"/>
+        <w:rPr>
+          <w:b/>
+          <w:bCs/>
+          <w:sz w:val="24"/>
+          <w:szCs w:val="24"/>
+          <w:lang w:val="es-AR"/>
+        </w:rPr>
+      </w:pPr>
+    </w:p>
+    <w:p>
+      <w:pPr>
+        <w:jc w:val="both"/>
+        <w:rPr>
+          <w:sz w:val="24"/>
+          <w:szCs w:val="24"/>
+          <w:lang w:val="es-AR"/>
+        </w:rPr>
+      </w:pPr>
+      <w:r>
+        <w:rPr>
+          <w:sz w:val="24"/>
+          <w:szCs w:val="24"/>
+          <w:lang w:val="es-AR"/>
+        </w:rPr>
+        <w:t>Como un parámetro que pondera por igual el score y el pagerank, no varia el ranking de los documentos y este se mantiene igual</w:t>
+      </w:r>
+      <w:r>
+        <w:rPr>
+          <w:sz w:val="24"/>
+          <w:szCs w:val="24"/>
+          <w:lang w:val="es-AR"/>
+        </w:rPr>
+        <w:t>, sin importar el factor de dump.</w:t>
+      </w:r>
+    </w:p>
+    <w:p>
+      <w:pPr>
+        <w:rPr>
+          <w:b/>
+          <w:bCs/>
+          <w:sz w:val="24"/>
+          <w:szCs w:val="24"/>
+          <w:lang w:val="es-AR"/>
+        </w:rPr>
+      </w:pPr>
+    </w:p>
+    <w:p>
+      <w:pPr>
+        <w:rPr>
+          <w:b/>
+          <w:bCs/>
+          <w:sz w:val="24"/>
+          <w:szCs w:val="24"/>
+          <w:lang w:val="es-AR"/>
+        </w:rPr>
+      </w:pPr>
+      <w:r>
+        <w:rPr>
+          <w:b/>
+          <w:bCs/>
+          <w:sz w:val="24"/>
+          <w:szCs w:val="24"/>
+        </w:rPr>
+        <w:t>Para</w:t>
+      </w:r>
+      <w:r>
+        <w:rPr>
+          <w:b/>
+          <w:bCs/>
+          <w:sz w:val="24"/>
+          <w:szCs w:val="24"/>
+        </w:rPr>
+        <w:t xml:space="preserve"> </w:t>
+      </w:r>
+      <w:r>
+        <w:rPr>
+          <w:b/>
+          <w:bCs/>
+          <w:sz w:val="24"/>
+          <w:szCs w:val="24"/>
+          <w:lang w:val="es-AR"/>
+        </w:rPr>
+        <w:t xml:space="preserve">α = </w:t>
+      </w:r>
+      <w:r>
+        <w:rPr>
+          <w:b/>
+          <w:bCs/>
+          <w:sz w:val="24"/>
+          <w:szCs w:val="24"/>
+          <w:lang w:val="es-AR"/>
+        </w:rPr>
+        <w:t>0,</w:t>
+      </w:r>
+      <w:r>
+        <w:rPr>
+          <w:b/>
+          <w:bCs/>
+          <w:sz w:val="24"/>
+          <w:szCs w:val="24"/>
+          <w:lang w:val="es-AR"/>
+        </w:rPr>
+        <w:t>9</w:t>
+      </w:r>
+    </w:p>
+    <w:p>
+      <w:pPr>
+        <w:rPr>
+          <w:b/>
+          <w:bCs/>
+          <w:sz w:val="24"/>
+          <w:szCs w:val="24"/>
+          <w:lang w:val="es-AR"/>
+        </w:rPr>
+      </w:pPr>
+    </w:p>
+    <w:p>
+      <w:pPr>
+        <w:jc w:val="center"/>
+        <w:rPr>
+          <w:b/>
+          <w:bCs/>
+          <w:sz w:val="24"/>
+          <w:szCs w:val="24"/>
+        </w:rPr>
+      </w:pPr>
+      <w:r>
+        <w:rPr>
+          <w:b/>
+          <w:bCs/>
+          <w:sz w:val="24"/>
+          <w:szCs w:val="24"/>
+        </w:rPr>
+        <w:drawing>
+          <wp:inline distT="0" distB="0" distL="0" distR="0" wp14:anchorId="44CB5A56" wp14:editId="485575D3">
+            <wp:extent cx="4363059" cy="2067213"/>
+            <wp:effectExtent l="0" t="0" r="0" b="0"/>
+            <wp:docPr id="14" name="Imagen 14"/>
+            <wp:cNvGraphicFramePr>
+              <a:graphicFrameLocks xmlns:a="http://schemas.openxmlformats.org/drawingml/2006/main" noChangeAspect="1"/>
+            </wp:cNvGraphicFramePr>
+            <a:graphic xmlns:a="http://schemas.openxmlformats.org/drawingml/2006/main">
+              <a:graphicData uri="http://schemas.openxmlformats.org/drawingml/2006/picture">
+                <pic:pic xmlns:pic="http://schemas.openxmlformats.org/drawingml/2006/picture">
+                  <pic:nvPicPr>
+                    <pic:cNvPr id="1" name=""/>
+                    <pic:cNvPicPr/>
+                  </pic:nvPicPr>
+                  <pic:blipFill>
+                    <a:blip r:embed="rId20"/>
+                    <a:stretch>
+                      <a:fillRect/>
+                    </a:stretch>
+                  </pic:blipFill>
+                  <pic:spPr>
+                    <a:xfrm>
+                      <a:off x="0" y="0"/>
+                      <a:ext cx="4363059" cy="2067213"/>
+                    </a:xfrm>
+                    <a:prstGeom prst="rect">
+                      <a:avLst/>
+                    </a:prstGeom>
+                  </pic:spPr>
+                </pic:pic>
+              </a:graphicData>
+            </a:graphic>
+          </wp:inline>
+        </w:drawing>
+      </w:r>
+    </w:p>
+    <w:p>
+      <w:pPr>
+        <w:rPr>
+          <w:b/>
+          <w:bCs/>
+          <w:sz w:val="24"/>
+          <w:szCs w:val="24"/>
+        </w:rPr>
+      </w:pPr>
+    </w:p>
+    <w:p>
+      <w:pPr>
+        <w:rPr>
+          <w:b/>
+          <w:bCs/>
+          <w:sz w:val="24"/>
+          <w:szCs w:val="24"/>
+        </w:rPr>
+      </w:pPr>
+      <w:r>
+        <w:rPr>
+          <w:sz w:val="24"/>
+          <w:szCs w:val="24"/>
+          <w:lang w:val="es-AR"/>
+        </w:rPr>
+        <w:t>En este caso, se considera más el score ya calculado sobre el pagerank, haciendo el ranking no se modifique en ninguno de los dos factores de dump.</w:t>
+      </w:r>
+    </w:p>
+    <w:p>
+      <w:pPr>
+        <w:jc w:val="both"/>
+        <w:rPr>
+          <w:sz w:val="24"/>
+          <w:szCs w:val="24"/>
+        </w:rPr>
+      </w:pPr>
+      <w:r>
+        <w:rPr>
+          <w:sz w:val="24"/>
+          <w:szCs w:val="24"/>
+        </w:rPr>
+        <w:t xml:space="preserve"> </w:t>
+      </w:r>
+    </w:p>
+    <w:p>
+      <w:pPr>
+        <w:jc w:val="both"/>
+        <w:rPr>
+          <w:sz w:val="24"/>
+          <w:szCs w:val="24"/>
+        </w:rPr>
+      </w:pPr>
+      <w:r>
+        <w:rPr>
+          <w:sz w:val="24"/>
+          <w:szCs w:val="24"/>
+        </w:rPr>
+        <w:t>Como conclusión, se puede decir que el ranking no cambia en ninguno de los casos a excepción del caso particular del primer alfa en el factor de dump 0.5. En todos los casos, el documento E es el mas relevante, como se había determinado previamente en la similitud, y el documento F sigue siendo el peor de todos, ya que su score inicial es cero.</w:t>
+      </w:r>
+      <w:r>
+        <w:rPr>
+          <w:b/>
+          <w:bCs/>
+          <w:lang w:val="es-AR"/>
+        </w:rPr>
+        <w:br w:type="page"/>
+      </w:r>
+    </w:p>
+    <w:p>
+      <w:pPr>
+        <w:rPr>
+          <w:b/>
+          <w:bCs/>
           <w:lang w:val="es-AR"/>
         </w:rPr>
       </w:pPr>
@@ -2374,7 +3697,147 @@
           <w:szCs w:val="24"/>
           <w:lang w:val="es-AR"/>
         </w:rPr>
-        <w:t>Usando su crawler realice una recolección de 500 páginas. Luego, calcule para cada una los valores de PageRank y Authorities (HITS) utilizando la librería NetworkX Simule un crawling siguiendo el orden de acuerdo al valor de PageRank de las páginas (de mayor a menor). Grafique la evolución del porcentaje de overlap respecto del orden por valor de Auth para ambas estrategias de crawling. Explique su resultado.</w:t>
+        <w:t xml:space="preserve">Usando su </w:t>
+      </w:r>
+      <w:proofErr w:type="spellStart"/>
+      <w:r>
+        <w:rPr>
+          <w:color w:val="FABF8F" w:themeColor="accent6" w:themeTint="99"/>
+          <w:sz w:val="24"/>
+          <w:szCs w:val="24"/>
+          <w:lang w:val="es-AR"/>
+        </w:rPr>
+        <w:t>crawler</w:t>
+      </w:r>
+      <w:proofErr w:type="spellEnd"/>
+      <w:r>
+        <w:rPr>
+          <w:color w:val="FABF8F" w:themeColor="accent6" w:themeTint="99"/>
+          <w:sz w:val="24"/>
+          <w:szCs w:val="24"/>
+          <w:lang w:val="es-AR"/>
+        </w:rPr>
+        <w:t xml:space="preserve"> realice una recolección de 500 páginas. Luego, calcule para cada una los valores de PageRank y </w:t>
+      </w:r>
+      <w:proofErr w:type="spellStart"/>
+      <w:r>
+        <w:rPr>
+          <w:color w:val="FABF8F" w:themeColor="accent6" w:themeTint="99"/>
+          <w:sz w:val="24"/>
+          <w:szCs w:val="24"/>
+          <w:lang w:val="es-AR"/>
+        </w:rPr>
+        <w:t>Authorities</w:t>
+      </w:r>
+      <w:proofErr w:type="spellEnd"/>
+      <w:r>
+        <w:rPr>
+          <w:color w:val="FABF8F" w:themeColor="accent6" w:themeTint="99"/>
+          <w:sz w:val="24"/>
+          <w:szCs w:val="24"/>
+          <w:lang w:val="es-AR"/>
+        </w:rPr>
+        <w:t xml:space="preserve"> (HITS) utilizando la librería </w:t>
+      </w:r>
+      <w:proofErr w:type="spellStart"/>
+      <w:r>
+        <w:rPr>
+          <w:color w:val="FABF8F" w:themeColor="accent6" w:themeTint="99"/>
+          <w:sz w:val="24"/>
+          <w:szCs w:val="24"/>
+          <w:lang w:val="es-AR"/>
+        </w:rPr>
+        <w:t>NetworkX</w:t>
+      </w:r>
+      <w:proofErr w:type="spellEnd"/>
+      <w:r>
+        <w:rPr>
+          <w:color w:val="FABF8F" w:themeColor="accent6" w:themeTint="99"/>
+          <w:sz w:val="24"/>
+          <w:szCs w:val="24"/>
+          <w:lang w:val="es-AR"/>
+        </w:rPr>
+        <w:t xml:space="preserve"> Simule un </w:t>
+      </w:r>
+      <w:proofErr w:type="spellStart"/>
+      <w:r>
+        <w:rPr>
+          <w:color w:val="FABF8F" w:themeColor="accent6" w:themeTint="99"/>
+          <w:sz w:val="24"/>
+          <w:szCs w:val="24"/>
+          <w:lang w:val="es-AR"/>
+        </w:rPr>
+        <w:t>crawling</w:t>
+      </w:r>
+      <w:proofErr w:type="spellEnd"/>
+      <w:r>
+        <w:rPr>
+          <w:color w:val="FABF8F" w:themeColor="accent6" w:themeTint="99"/>
+          <w:sz w:val="24"/>
+          <w:szCs w:val="24"/>
+          <w:lang w:val="es-AR"/>
+        </w:rPr>
+        <w:t xml:space="preserve"> siguiendo el orden de acuerdo al valor de PageRank de las páginas (de mayor a menor). Grafique la evolución del porcentaje de </w:t>
+      </w:r>
+      <w:proofErr w:type="spellStart"/>
+      <w:r>
+        <w:rPr>
+          <w:color w:val="FABF8F" w:themeColor="accent6" w:themeTint="99"/>
+          <w:sz w:val="24"/>
+          <w:szCs w:val="24"/>
+          <w:lang w:val="es-AR"/>
+        </w:rPr>
+        <w:t>overlap</w:t>
+      </w:r>
+      <w:proofErr w:type="spellEnd"/>
+      <w:r>
+        <w:rPr>
+          <w:color w:val="FABF8F" w:themeColor="accent6" w:themeTint="99"/>
+          <w:sz w:val="24"/>
+          <w:szCs w:val="24"/>
+          <w:lang w:val="es-AR"/>
+        </w:rPr>
+        <w:t xml:space="preserve"> respecto del orden por valor de </w:t>
+      </w:r>
+      <w:proofErr w:type="spellStart"/>
+      <w:r>
+        <w:rPr>
+          <w:color w:val="FABF8F" w:themeColor="accent6" w:themeTint="99"/>
+          <w:sz w:val="24"/>
+          <w:szCs w:val="24"/>
+          <w:lang w:val="es-AR"/>
+        </w:rPr>
+        <w:t>Auth</w:t>
+      </w:r>
+      <w:proofErr w:type="spellEnd"/>
+      <w:r>
+        <w:rPr>
+          <w:color w:val="FABF8F" w:themeColor="accent6" w:themeTint="99"/>
+          <w:sz w:val="24"/>
+          <w:szCs w:val="24"/>
+          <w:lang w:val="es-AR"/>
+        </w:rPr>
+        <w:t xml:space="preserve"> para ambas estrategias de </w:t>
+      </w:r>
+      <w:proofErr w:type="spellStart"/>
+      <w:r>
+        <w:rPr>
+          <w:color w:val="FABF8F" w:themeColor="accent6" w:themeTint="99"/>
+          <w:sz w:val="24"/>
+          <w:szCs w:val="24"/>
+          <w:lang w:val="es-AR"/>
+        </w:rPr>
+        <w:t>crawling</w:t>
+      </w:r>
+      <w:proofErr w:type="spellEnd"/>
+      <w:r>
+        <w:rPr>
+          <w:color w:val="FABF8F" w:themeColor="accent6" w:themeTint="99"/>
+          <w:sz w:val="24"/>
+          <w:szCs w:val="24"/>
+          <w:lang w:val="es-AR"/>
+        </w:rPr>
+        <w:t>. Explique su resultado.</w:t>
       </w:r>
     </w:p>
     <w:p>
@@ -2432,7 +3895,21 @@
         <w:rPr>
           <w:lang w:val="es-AR"/>
         </w:rPr>
-        <w:t xml:space="preserve">[1] Ricardo Baeza-Yates and Berthier Ribeiro-Neto. </w:t>
+        <w:t xml:space="preserve">[1] Ricardo Baeza-Yates and </w:t>
+      </w:r>
+      <w:proofErr w:type="spellStart"/>
+      <w:r>
+        <w:rPr>
+          <w:lang w:val="es-AR"/>
+        </w:rPr>
+        <w:t>Berthier</w:t>
+      </w:r>
+      <w:proofErr w:type="spellEnd"/>
+      <w:r>
+        <w:rPr>
+          <w:lang w:val="es-AR"/>
+        </w:rPr>
+        <w:t xml:space="preserve"> Ribeiro-Neto. </w:t>
       </w:r>
       <w:r>
         <w:rPr>
@@ -2460,7 +3937,21 @@
         <w:rPr>
           <w:lang w:val="en-US"/>
         </w:rPr>
-        <w:t>[2] Bruce Croft, Donald Metzler, and Trevor Strohman. Search Engines: Information Retrieval in Practice. Addison-Wesley Publishing Company, USA, 1st edition, 2009.</w:t>
+        <w:t xml:space="preserve">[2] Bruce Croft, Donald Metzler, and Trevor </w:t>
+      </w:r>
+      <w:proofErr w:type="spellStart"/>
+      <w:r>
+        <w:rPr>
+          <w:lang w:val="en-US"/>
+        </w:rPr>
+        <w:t>Strohman</w:t>
+      </w:r>
+      <w:proofErr w:type="spellEnd"/>
+      <w:r>
+        <w:rPr>
+          <w:lang w:val="en-US"/>
+        </w:rPr>
+        <w:t>. Search Engines: Information Retrieval in Practice. Addison-Wesley Publishing Company, USA, 1st edition, 2009.</w:t>
       </w:r>
     </w:p>
     <w:p>
@@ -2482,7 +3973,35 @@
         <w:rPr>
           <w:lang w:val="en-US"/>
         </w:rPr>
-        <w:t>[3] R. Fielding, J. Gettys, J. Mogul, H. Frystyk, L. Masinter, P. Leach, and T. Berners-Lee. Rfc2616 - hypertext transfer protocol – http/1.1. Technical report, United States, 1999.</w:t>
+        <w:t xml:space="preserve">[3] R. Fielding, J. Gettys, J. Mogul, H. </w:t>
+      </w:r>
+      <w:proofErr w:type="spellStart"/>
+      <w:r>
+        <w:rPr>
+          <w:lang w:val="en-US"/>
+        </w:rPr>
+        <w:t>Frystyk</w:t>
+      </w:r>
+      <w:proofErr w:type="spellEnd"/>
+      <w:r>
+        <w:rPr>
+          <w:lang w:val="en-US"/>
+        </w:rPr>
+        <w:t xml:space="preserve">, L. </w:t>
+      </w:r>
+      <w:proofErr w:type="spellStart"/>
+      <w:r>
+        <w:rPr>
+          <w:lang w:val="en-US"/>
+        </w:rPr>
+        <w:t>Masinter</w:t>
+      </w:r>
+      <w:proofErr w:type="spellEnd"/>
+      <w:r>
+        <w:rPr>
+          <w:lang w:val="en-US"/>
+        </w:rPr>
+        <w:t>, P. Leach, and T. Berners-Lee. Rfc2616 - hypertext transfer protocol – http/1.1. Technical report, United States, 1999.</w:t>
       </w:r>
     </w:p>
     <w:p>
@@ -2504,11 +4023,25 @@
         <w:rPr>
           <w:lang w:val="en-US"/>
         </w:rPr>
-        <w:t>[4] Christopher D. Manning, Prabhakar Raghavan, and Hinrich Schutze. Introduction to Information Retrieval. Cambridge University Press, New York, NY, USA, 2008.</w:t>
+        <w:t xml:space="preserve">[4] Christopher D. Manning, Prabhakar Raghavan, and Hinrich </w:t>
+      </w:r>
+      <w:proofErr w:type="spellStart"/>
+      <w:r>
+        <w:rPr>
+          <w:lang w:val="en-US"/>
+        </w:rPr>
+        <w:t>Schutze</w:t>
+      </w:r>
+      <w:proofErr w:type="spellEnd"/>
+      <w:r>
+        <w:rPr>
+          <w:lang w:val="en-US"/>
+        </w:rPr>
+        <w:t>. Introduction to Information Retrieval. Cambridge University Press, New York, NY, USA, 2008.</w:t>
       </w:r>
     </w:p>
     <w:sectPr>
-      <w:headerReference w:type="default" r:id="rId16"/>
+      <w:headerReference w:type="default" r:id="rId21"/>
       <w:pgSz w:w="11906" w:h="16838"/>
       <w:pgMar w:top="1133" w:right="1133" w:bottom="1133" w:left="1133" w:header="850" w:footer="850" w:gutter="0"/>
       <w:pgNumType w:start="1"/>
@@ -6010,7 +7543,7 @@
   <w:style w:type="paragraph" w:default="1" w:styleId="Normal">
     <w:name w:val="Normal"/>
     <w:qFormat/>
-    <w:rsid w:val="002D5B6C"/>
+    <w:rsid w:val="006D66A4"/>
   </w:style>
   <w:style w:type="paragraph" w:styleId="Ttulo1">
     <w:name w:val="heading 1"/>

--- a/TP5/2026_RI_TP5_web.docx
+++ b/TP5/2026_RI_TP5_web.docx
@@ -1312,96 +1312,116 @@
     <w:p>
       <w:pPr>
         <w:rPr>
+          <w:color w:val="FABF8F" w:themeColor="accent6" w:themeTint="99"/>
+          <w:sz w:val="24"/>
+          <w:szCs w:val="24"/>
+          <w:lang w:val="es-AR"/>
+        </w:rPr>
+      </w:pPr>
+      <w:r>
+        <w:rPr>
+          <w:color w:val="FABF8F" w:themeColor="accent6" w:themeTint="99"/>
+          <w:sz w:val="24"/>
+          <w:szCs w:val="24"/>
+          <w:lang w:val="es-AR"/>
+        </w:rPr>
+        <w:lastRenderedPageBreak/>
+        <w:t>3</w:t>
+      </w:r>
+      <w:r>
+        <w:rPr>
+          <w:color w:val="FABF8F" w:themeColor="accent6" w:themeTint="99"/>
+          <w:sz w:val="24"/>
+          <w:szCs w:val="24"/>
+          <w:lang w:val="es-AR"/>
+        </w:rPr>
+        <w:t>)</w:t>
+      </w:r>
+      <w:r>
+        <w:rPr>
+          <w:color w:val="FABF8F" w:themeColor="accent6" w:themeTint="99"/>
+          <w:sz w:val="24"/>
+          <w:szCs w:val="24"/>
+          <w:lang w:val="es-AR"/>
+        </w:rPr>
+        <w:t xml:space="preserve"> </w:t>
+      </w:r>
+      <w:r>
+        <w:rPr>
+          <w:color w:val="FABF8F" w:themeColor="accent6" w:themeTint="99"/>
+          <w:sz w:val="24"/>
+          <w:szCs w:val="24"/>
+          <w:lang w:val="es-AR"/>
+        </w:rPr>
+        <w:t xml:space="preserve">Realice un </w:t>
+      </w:r>
+      <w:proofErr w:type="spellStart"/>
+      <w:r>
+        <w:rPr>
+          <w:color w:val="FABF8F" w:themeColor="accent6" w:themeTint="99"/>
+          <w:sz w:val="24"/>
+          <w:szCs w:val="24"/>
+          <w:lang w:val="es-AR"/>
+        </w:rPr>
+        <w:t>crawling</w:t>
+      </w:r>
+      <w:proofErr w:type="spellEnd"/>
+      <w:r>
+        <w:rPr>
+          <w:color w:val="FABF8F" w:themeColor="accent6" w:themeTint="99"/>
+          <w:sz w:val="24"/>
+          <w:szCs w:val="24"/>
+          <w:lang w:val="es-AR"/>
+        </w:rPr>
+        <w:t xml:space="preserve"> de la página principal de </w:t>
+      </w:r>
+      <w:r>
+        <w:rPr>
+          <w:strike/>
+          <w:color w:val="FABF8F" w:themeColor="accent6" w:themeTint="99"/>
+          <w:sz w:val="24"/>
+          <w:szCs w:val="24"/>
+          <w:lang w:val="es-AR"/>
+        </w:rPr>
+        <w:t xml:space="preserve">Amazon.com </w:t>
+      </w:r>
+      <w:r>
+        <w:rPr>
+          <w:color w:val="FABF8F" w:themeColor="accent6" w:themeTint="99"/>
+          <w:sz w:val="24"/>
+          <w:szCs w:val="24"/>
+          <w:lang w:val="es-AR"/>
+        </w:rPr>
+        <w:t xml:space="preserve"> unlu.edu.ar </w:t>
+      </w:r>
+      <w:r>
+        <w:rPr>
+          <w:color w:val="FABF8F" w:themeColor="accent6" w:themeTint="99"/>
+          <w:sz w:val="24"/>
+          <w:szCs w:val="24"/>
+          <w:lang w:val="es-AR"/>
+        </w:rPr>
+        <w:t xml:space="preserve">(solamente páginas dentro del dominio). Al finalizar, analice la distribución de páginas dinámicas y estáticas y la distribución de frecuencias por profundidad lógica y física. </w:t>
+      </w:r>
+    </w:p>
+    <w:p>
+      <w:pPr>
+        <w:rPr>
+          <w:color w:val="FABF8F" w:themeColor="accent6" w:themeTint="99"/>
+          <w:sz w:val="24"/>
+          <w:szCs w:val="24"/>
+          <w:lang w:val="es-AR"/>
+        </w:rPr>
+      </w:pPr>
+    </w:p>
+    <w:p>
+      <w:pPr>
+        <w:rPr>
           <w:b/>
           <w:bCs/>
           <w:lang w:val="es-AR"/>
         </w:rPr>
       </w:pPr>
-      <w:r>
-        <w:rPr>
-          <w:color w:val="FABF8F" w:themeColor="accent6" w:themeTint="99"/>
-          <w:sz w:val="24"/>
-          <w:szCs w:val="24"/>
-          <w:lang w:val="es-AR"/>
-        </w:rPr>
-        <w:lastRenderedPageBreak/>
-        <w:t>3</w:t>
-      </w:r>
-      <w:r>
-        <w:rPr>
-          <w:color w:val="FABF8F" w:themeColor="accent6" w:themeTint="99"/>
-          <w:sz w:val="24"/>
-          <w:szCs w:val="24"/>
-          <w:lang w:val="es-AR"/>
-        </w:rPr>
-        <w:t>)</w:t>
-      </w:r>
-      <w:r>
-        <w:rPr>
-          <w:color w:val="FABF8F" w:themeColor="accent6" w:themeTint="99"/>
-          <w:sz w:val="24"/>
-          <w:szCs w:val="24"/>
-          <w:lang w:val="es-AR"/>
-        </w:rPr>
-        <w:t xml:space="preserve"> </w:t>
-      </w:r>
-      <w:r>
-        <w:rPr>
-          <w:color w:val="FABF8F" w:themeColor="accent6" w:themeTint="99"/>
-          <w:sz w:val="24"/>
-          <w:szCs w:val="24"/>
-          <w:lang w:val="es-AR"/>
-        </w:rPr>
-        <w:t xml:space="preserve">Realice un </w:t>
-      </w:r>
-      <w:proofErr w:type="spellStart"/>
-      <w:r>
-        <w:rPr>
-          <w:color w:val="FABF8F" w:themeColor="accent6" w:themeTint="99"/>
-          <w:sz w:val="24"/>
-          <w:szCs w:val="24"/>
-          <w:lang w:val="es-AR"/>
-        </w:rPr>
-        <w:t>crawling</w:t>
-      </w:r>
-      <w:proofErr w:type="spellEnd"/>
-      <w:r>
-        <w:rPr>
-          <w:color w:val="FABF8F" w:themeColor="accent6" w:themeTint="99"/>
-          <w:sz w:val="24"/>
-          <w:szCs w:val="24"/>
-          <w:lang w:val="es-AR"/>
-        </w:rPr>
-        <w:t xml:space="preserve"> de la página principal de </w:t>
-      </w:r>
-      <w:r>
-        <w:rPr>
-          <w:strike/>
-          <w:color w:val="FABF8F" w:themeColor="accent6" w:themeTint="99"/>
-          <w:sz w:val="24"/>
-          <w:szCs w:val="24"/>
-          <w:lang w:val="es-AR"/>
-        </w:rPr>
-        <w:t xml:space="preserve">Amazon.com </w:t>
-      </w:r>
-      <w:r>
-        <w:rPr>
-          <w:color w:val="FABF8F" w:themeColor="accent6" w:themeTint="99"/>
-          <w:sz w:val="24"/>
-          <w:szCs w:val="24"/>
-          <w:lang w:val="es-AR"/>
-        </w:rPr>
-        <w:t xml:space="preserve"> unlu.edu.ar </w:t>
-      </w:r>
-      <w:r>
-        <w:rPr>
-          <w:color w:val="FABF8F" w:themeColor="accent6" w:themeTint="99"/>
-          <w:sz w:val="24"/>
-          <w:szCs w:val="24"/>
-          <w:lang w:val="es-AR"/>
-        </w:rPr>
-        <w:t xml:space="preserve">(solamente páginas dentro del dominio). Al finalizar, analice la distribución de páginas dinámicas y estáticas y la distribución de frecuencias por profundidad lógica y física. </w:t>
-      </w:r>
       <w:r>
         <w:rPr>
           <w:b/>
@@ -2664,6 +2684,7 @@
       </w:r>
       <w:r>
         <w:rPr>
+          <w:noProof/>
           <w:color w:val="FABF8F" w:themeColor="accent6" w:themeTint="99"/>
           <w:sz w:val="24"/>
           <w:szCs w:val="24"/>
@@ -2744,6 +2765,7 @@
       <w:r>
         <w:rPr>
           <w:rFonts w:ascii="Times New Roman" w:eastAsia="Times New Roman" w:hAnsi="Times New Roman" w:cs="Times New Roman"/>
+          <w:noProof/>
           <w:sz w:val="24"/>
           <w:szCs w:val="24"/>
           <w:lang w:val="es-AR"/>
@@ -3020,111 +3042,112 @@
           <w:sz w:val="24"/>
           <w:szCs w:val="24"/>
         </w:rPr>
-        <w:t>B</w:t>
-      </w:r>
-      <w:r>
+        <w:t>B) Re-Rankeo</w:t>
+      </w:r>
+    </w:p>
+    <w:p>
+      <w:pPr>
+        <w:jc w:val="both"/>
         <w:rPr>
           <w:b/>
           <w:bCs/>
           <w:sz w:val="24"/>
           <w:szCs w:val="24"/>
         </w:rPr>
-        <w:t xml:space="preserve">) </w:t>
-      </w:r>
-      <w:r>
+      </w:pPr>
+    </w:p>
+    <w:p>
+      <w:pPr>
+        <w:rPr>
+          <w:sz w:val="24"/>
+          <w:szCs w:val="24"/>
+          <w:lang w:val="es-AR"/>
+        </w:rPr>
+      </w:pPr>
+      <w:r>
+        <w:rPr>
+          <w:sz w:val="24"/>
+          <w:szCs w:val="24"/>
+        </w:rPr>
+        <w:t>Calculados los valores de pagerank, se procedió a re-rankear los documentos</w:t>
+      </w:r>
+      <w:r>
+        <w:rPr>
+          <w:sz w:val="24"/>
+          <w:szCs w:val="24"/>
+        </w:rPr>
+        <w:t xml:space="preserve"> </w:t>
+      </w:r>
+      <w:r>
+        <w:rPr>
+          <w:sz w:val="24"/>
+          <w:szCs w:val="24"/>
+        </w:rPr>
+        <w:t>interpolando los valores con diferentes valores de alfa (</w:t>
+      </w:r>
+      <w:r>
+        <w:rPr>
+          <w:sz w:val="24"/>
+          <w:szCs w:val="24"/>
+          <w:lang w:val="es-AR"/>
+        </w:rPr>
+        <w:t>α</w:t>
+      </w:r>
+      <w:r>
+        <w:rPr>
+          <w:sz w:val="24"/>
+          <w:szCs w:val="24"/>
+          <w:lang w:val="es-AR"/>
+        </w:rPr>
+        <w:t>), teniendo lo siguiente:</w:t>
+      </w:r>
+    </w:p>
+    <w:p>
+      <w:pPr>
+        <w:rPr>
+          <w:sz w:val="24"/>
+          <w:szCs w:val="24"/>
+          <w:lang w:val="es-AR"/>
+        </w:rPr>
+      </w:pPr>
+    </w:p>
+    <w:p>
+      <w:pPr>
         <w:rPr>
           <w:b/>
           <w:bCs/>
           <w:sz w:val="24"/>
           <w:szCs w:val="24"/>
-        </w:rPr>
-        <w:t>Re-Rankeo</w:t>
-      </w:r>
-    </w:p>
-    <w:p>
-      <w:pPr>
-        <w:jc w:val="both"/>
+          <w:lang w:val="es-AR"/>
+        </w:rPr>
+      </w:pPr>
+      <w:r>
         <w:rPr>
           <w:b/>
           <w:bCs/>
           <w:sz w:val="24"/>
           <w:szCs w:val="24"/>
         </w:rPr>
-      </w:pPr>
-    </w:p>
-    <w:p>
-      <w:pPr>
-        <w:rPr>
-          <w:sz w:val="24"/>
-          <w:szCs w:val="24"/>
-          <w:lang w:val="es-AR"/>
-        </w:rPr>
-      </w:pPr>
-      <w:r>
-        <w:rPr>
-          <w:sz w:val="24"/>
-          <w:szCs w:val="24"/>
-        </w:rPr>
-        <w:t>Calculados los valores de pagerank, se procedió a re-rankear los documentos</w:t>
-      </w:r>
-      <w:r>
-        <w:rPr>
-          <w:sz w:val="24"/>
-          <w:szCs w:val="24"/>
-        </w:rPr>
-        <w:t xml:space="preserve"> </w:t>
-      </w:r>
-      <w:r>
-        <w:rPr>
-          <w:sz w:val="24"/>
-          <w:szCs w:val="24"/>
-        </w:rPr>
-        <w:t>interpolando los valores con diferentes valores de alfa (</w:t>
-      </w:r>
-      <w:r>
-        <w:rPr>
-          <w:sz w:val="24"/>
-          <w:szCs w:val="24"/>
-          <w:lang w:val="es-AR"/>
-        </w:rPr>
-        <w:t>α</w:t>
-      </w:r>
-      <w:r>
-        <w:rPr>
-          <w:sz w:val="24"/>
-          <w:szCs w:val="24"/>
-          <w:lang w:val="es-AR"/>
-        </w:rPr>
-        <w:t>), teniendo lo siguiente:</w:t>
-      </w:r>
-    </w:p>
-    <w:p>
-      <w:pPr>
-        <w:rPr>
-          <w:sz w:val="24"/>
-          <w:szCs w:val="24"/>
-          <w:lang w:val="es-AR"/>
-        </w:rPr>
-      </w:pPr>
-    </w:p>
-    <w:p>
-      <w:pPr>
+        <w:t>Para</w:t>
+      </w:r>
+      <w:r>
         <w:rPr>
           <w:b/>
           <w:bCs/>
           <w:sz w:val="24"/>
           <w:szCs w:val="24"/>
-          <w:lang w:val="es-AR"/>
-        </w:rPr>
-      </w:pPr>
+        </w:rPr>
+        <w:t xml:space="preserve"> </w:t>
+      </w:r>
       <w:r>
         <w:rPr>
           <w:b/>
           <w:bCs/>
           <w:sz w:val="24"/>
           <w:szCs w:val="24"/>
-        </w:rPr>
-        <w:t>Para</w:t>
+          <w:lang w:val="es-AR"/>
+        </w:rPr>
+        <w:t xml:space="preserve">α = </w:t>
       </w:r>
       <w:r>
         <w:rPr>
@@ -3132,10 +3155,13 @@
           <w:bCs/>
           <w:sz w:val="24"/>
           <w:szCs w:val="24"/>
-        </w:rPr>
-        <w:t xml:space="preserve"> </w:t>
-      </w:r>
-      <w:r>
+          <w:lang w:val="es-AR"/>
+        </w:rPr>
+        <w:t>0,2</w:t>
+      </w:r>
+    </w:p>
+    <w:p>
+      <w:pPr>
         <w:rPr>
           <w:b/>
           <w:bCs/>
@@ -3143,54 +3169,23 @@
           <w:szCs w:val="24"/>
           <w:lang w:val="es-AR"/>
         </w:rPr>
-        <w:t>α</w:t>
-      </w:r>
-      <w:r>
+      </w:pPr>
+    </w:p>
+    <w:p>
+      <w:pPr>
+        <w:jc w:val="center"/>
         <w:rPr>
           <w:b/>
           <w:bCs/>
           <w:sz w:val="24"/>
           <w:szCs w:val="24"/>
-          <w:lang w:val="es-AR"/>
-        </w:rPr>
-        <w:t xml:space="preserve"> = </w:t>
-      </w:r>
+        </w:rPr>
+      </w:pPr>
       <w:r>
         <w:rPr>
           <w:b/>
           <w:bCs/>
-          <w:sz w:val="24"/>
-          <w:szCs w:val="24"/>
-          <w:lang w:val="es-AR"/>
-        </w:rPr>
-        <w:t>0,2</w:t>
-      </w:r>
-    </w:p>
-    <w:p>
-      <w:pPr>
-        <w:rPr>
-          <w:b/>
-          <w:bCs/>
-          <w:sz w:val="24"/>
-          <w:szCs w:val="24"/>
-          <w:lang w:val="es-AR"/>
-        </w:rPr>
-      </w:pPr>
-    </w:p>
-    <w:p>
-      <w:pPr>
-        <w:jc w:val="center"/>
-        <w:rPr>
-          <w:b/>
-          <w:bCs/>
-          <w:sz w:val="24"/>
-          <w:szCs w:val="24"/>
-        </w:rPr>
-      </w:pPr>
-      <w:r>
-        <w:rPr>
-          <w:b/>
-          <w:bCs/>
+          <w:noProof/>
           <w:sz w:val="24"/>
           <w:szCs w:val="24"/>
         </w:rPr>
@@ -3333,9 +3328,11 @@
           <w:szCs w:val="24"/>
           <w:lang w:val="es-AR"/>
         </w:rPr>
-        <w:t>0,</w:t>
-      </w:r>
-      <w:r>
+        <w:t>0,5</w:t>
+      </w:r>
+    </w:p>
+    <w:p>
+      <w:pPr>
         <w:rPr>
           <w:b/>
           <w:bCs/>
@@ -3343,11 +3340,11 @@
           <w:szCs w:val="24"/>
           <w:lang w:val="es-AR"/>
         </w:rPr>
-        <w:t>5</w:t>
-      </w:r>
-    </w:p>
-    <w:p>
-      <w:pPr>
+      </w:pPr>
+    </w:p>
+    <w:p>
+      <w:pPr>
+        <w:jc w:val="center"/>
         <w:rPr>
           <w:b/>
           <w:bCs/>
@@ -3356,22 +3353,11 @@
           <w:lang w:val="es-AR"/>
         </w:rPr>
       </w:pPr>
-    </w:p>
-    <w:p>
-      <w:pPr>
-        <w:jc w:val="center"/>
+      <w:r>
         <w:rPr>
           <w:b/>
           <w:bCs/>
-          <w:sz w:val="24"/>
-          <w:szCs w:val="24"/>
-          <w:lang w:val="es-AR"/>
-        </w:rPr>
-      </w:pPr>
-      <w:r>
-        <w:rPr>
-          <w:b/>
-          <w:bCs/>
+          <w:noProof/>
           <w:sz w:val="24"/>
           <w:szCs w:val="24"/>
           <w:lang w:val="es-AR"/>
@@ -3508,9 +3494,11 @@
           <w:szCs w:val="24"/>
           <w:lang w:val="es-AR"/>
         </w:rPr>
-        <w:t>0,</w:t>
-      </w:r>
-      <w:r>
+        <w:t>0,9</w:t>
+      </w:r>
+    </w:p>
+    <w:p>
+      <w:pPr>
         <w:rPr>
           <w:b/>
           <w:bCs/>
@@ -3518,34 +3506,23 @@
           <w:szCs w:val="24"/>
           <w:lang w:val="es-AR"/>
         </w:rPr>
-        <w:t>9</w:t>
-      </w:r>
-    </w:p>
-    <w:p>
-      <w:pPr>
+      </w:pPr>
+    </w:p>
+    <w:p>
+      <w:pPr>
+        <w:jc w:val="center"/>
         <w:rPr>
           <w:b/>
           <w:bCs/>
           <w:sz w:val="24"/>
           <w:szCs w:val="24"/>
-          <w:lang w:val="es-AR"/>
-        </w:rPr>
-      </w:pPr>
-    </w:p>
-    <w:p>
-      <w:pPr>
-        <w:jc w:val="center"/>
+        </w:rPr>
+      </w:pPr>
+      <w:r>
         <w:rPr>
           <w:b/>
           <w:bCs/>
-          <w:sz w:val="24"/>
-          <w:szCs w:val="24"/>
-        </w:rPr>
-      </w:pPr>
-      <w:r>
-        <w:rPr>
-          <w:b/>
-          <w:bCs/>
+          <w:noProof/>
           <w:sz w:val="24"/>
           <w:szCs w:val="24"/>
         </w:rPr>

--- a/TP5/2026_RI_TP5_web.docx
+++ b/TP5/2026_RI_TP5_web.docx
@@ -185,25 +185,7 @@
           <w:sz w:val="24"/>
           <w:szCs w:val="24"/>
         </w:rPr>
-        <w:t xml:space="preserve">Josue Leonel Gatica </w:t>
-      </w:r>
-      <w:proofErr w:type="spellStart"/>
-      <w:r>
-        <w:rPr>
-          <w:color w:val="000000"/>
-          <w:sz w:val="24"/>
-          <w:szCs w:val="24"/>
-        </w:rPr>
-        <w:t>Odato</w:t>
-      </w:r>
-      <w:proofErr w:type="spellEnd"/>
-      <w:r>
-        <w:rPr>
-          <w:color w:val="000000"/>
-          <w:sz w:val="24"/>
-          <w:szCs w:val="24"/>
-        </w:rPr>
-        <w:t xml:space="preserve"> 178921</w:t>
+        <w:t>Josue Leonel Gatica Odato 178921</w:t>
       </w:r>
     </w:p>
     <w:p>
@@ -390,23 +372,7 @@
           <w:sz w:val="24"/>
           <w:szCs w:val="24"/>
         </w:rPr>
-        <w:t>Para un correcto manejo de las colecciones en cada ejercicio, los archivos .</w:t>
-      </w:r>
-      <w:proofErr w:type="spellStart"/>
-      <w:r>
-        <w:rPr>
-          <w:sz w:val="24"/>
-          <w:szCs w:val="24"/>
-        </w:rPr>
-        <w:t>py</w:t>
-      </w:r>
-      <w:proofErr w:type="spellEnd"/>
-      <w:r>
-        <w:rPr>
-          <w:sz w:val="24"/>
-          <w:szCs w:val="24"/>
-        </w:rPr>
-        <w:t xml:space="preserve"> tomando las colecciones por defecto en una carpeta llamada “Colecciones”, ubicada a la par con todas las carpetas de los ejercicios.</w:t>
+        <w:t>Para un correcto manejo de las colecciones en cada ejercicio, los archivos .py tomando las colecciones por defecto en una carpeta llamada “Colecciones”, ubicada a la par con todas las carpetas de los ejercicios.</w:t>
       </w:r>
     </w:p>
     <w:p>
@@ -494,23 +460,7 @@
           <w:sz w:val="24"/>
           <w:szCs w:val="24"/>
         </w:rPr>
-        <w:t xml:space="preserve">El modelo de lenguaje de inteligencia artificial utilizado para el trabajo fue </w:t>
-      </w:r>
-      <w:proofErr w:type="spellStart"/>
-      <w:r>
-        <w:rPr>
-          <w:sz w:val="24"/>
-          <w:szCs w:val="24"/>
-        </w:rPr>
-        <w:t>ChatGPT</w:t>
-      </w:r>
-      <w:proofErr w:type="spellEnd"/>
-      <w:r>
-        <w:rPr>
-          <w:sz w:val="24"/>
-          <w:szCs w:val="24"/>
-        </w:rPr>
-        <w:t xml:space="preserve"> </w:t>
+        <w:t xml:space="preserve">El modelo de lenguaje de inteligencia artificial utilizado para el trabajo fue ChatGPT </w:t>
       </w:r>
       <w:r>
         <w:rPr>
@@ -590,39 +540,7 @@
           <w:sz w:val="24"/>
           <w:szCs w:val="24"/>
         </w:rPr>
-        <w:t xml:space="preserve">Utilizando las librería </w:t>
-      </w:r>
-      <w:proofErr w:type="spellStart"/>
-      <w:r>
-        <w:rPr>
-          <w:sz w:val="24"/>
-          <w:szCs w:val="24"/>
-        </w:rPr>
-        <w:t>BeautifullSoup</w:t>
-      </w:r>
-      <w:proofErr w:type="spellEnd"/>
-      <w:r>
-        <w:rPr>
-          <w:sz w:val="24"/>
-          <w:szCs w:val="24"/>
-        </w:rPr>
-        <w:t xml:space="preserve"> y </w:t>
-      </w:r>
-      <w:proofErr w:type="spellStart"/>
-      <w:r>
-        <w:rPr>
-          <w:sz w:val="24"/>
-          <w:szCs w:val="24"/>
-        </w:rPr>
-        <w:t>requests</w:t>
-      </w:r>
-      <w:proofErr w:type="spellEnd"/>
-      <w:r>
-        <w:rPr>
-          <w:sz w:val="24"/>
-          <w:szCs w:val="24"/>
-        </w:rPr>
-        <w:t xml:space="preserve">, se </w:t>
+        <w:t xml:space="preserve">Utilizando las librería BeautifullSoup y requests, se </w:t>
       </w:r>
       <w:r>
         <w:rPr>
@@ -961,27 +879,7 @@
           <w:szCs w:val="24"/>
           <w:lang w:val="es-AR"/>
         </w:rPr>
-        <w:t xml:space="preserve">Modifique su programa anterior para implementar un </w:t>
-      </w:r>
-      <w:proofErr w:type="spellStart"/>
-      <w:r>
-        <w:rPr>
-          <w:color w:val="FABF8F" w:themeColor="accent6" w:themeTint="99"/>
-          <w:sz w:val="24"/>
-          <w:szCs w:val="24"/>
-          <w:lang w:val="es-AR"/>
-        </w:rPr>
-        <w:t>crawler</w:t>
-      </w:r>
-      <w:proofErr w:type="spellEnd"/>
-      <w:r>
-        <w:rPr>
-          <w:color w:val="FABF8F" w:themeColor="accent6" w:themeTint="99"/>
-          <w:sz w:val="24"/>
-          <w:szCs w:val="24"/>
-          <w:lang w:val="es-AR"/>
-        </w:rPr>
-        <w:t xml:space="preserve"> básico de acuerdo al algoritmo presentado en la siguiente figura</w:t>
+        <w:t>Modifique su programa anterior para implementar un crawler básico de acuerdo al algoritmo presentado en la siguiente figura</w:t>
       </w:r>
     </w:p>
     <w:p>
@@ -1099,19 +997,8 @@
           <w:szCs w:val="24"/>
           <w:lang w:val="es-AR"/>
         </w:rPr>
-        <w:t xml:space="preserve">a) Conjunto semilla: los 20 primeros sitios del ranking de </w:t>
-      </w:r>
-      <w:proofErr w:type="spellStart"/>
-      <w:r>
-        <w:rPr>
-          <w:color w:val="FABF8F" w:themeColor="accent6" w:themeTint="99"/>
-          <w:sz w:val="24"/>
-          <w:szCs w:val="24"/>
-          <w:lang w:val="es-AR"/>
-        </w:rPr>
-        <w:t>Netcraft</w:t>
-      </w:r>
-      <w:proofErr w:type="spellEnd"/>
+        <w:t>a) Conjunto semilla: los 20 primeros sitios del ranking de Netcraft</w:t>
+      </w:r>
     </w:p>
     <w:p>
       <w:pPr>
@@ -1192,28 +1079,17 @@
           <w:szCs w:val="24"/>
           <w:lang w:val="es-AR"/>
         </w:rPr>
-        <w:t xml:space="preserve">Luego de la descarga, arme el grafo correspondiente. Grafique utilizando la librería </w:t>
-      </w:r>
-      <w:proofErr w:type="spellStart"/>
-      <w:r>
+        <w:t>Luego de la descarga, arme el grafo correspondiente. Grafique utilizando la librería pyvis</w:t>
+      </w:r>
+    </w:p>
+    <w:p>
+      <w:pPr>
         <w:rPr>
           <w:color w:val="FABF8F" w:themeColor="accent6" w:themeTint="99"/>
           <w:sz w:val="24"/>
           <w:szCs w:val="24"/>
           <w:lang w:val="es-AR"/>
         </w:rPr>
-        <w:t>pyvis</w:t>
-      </w:r>
-      <w:proofErr w:type="spellEnd"/>
-    </w:p>
-    <w:p>
-      <w:pPr>
-        <w:rPr>
-          <w:color w:val="FABF8F" w:themeColor="accent6" w:themeTint="99"/>
-          <w:sz w:val="24"/>
-          <w:szCs w:val="24"/>
-          <w:lang w:val="es-AR"/>
-        </w:rPr>
       </w:pPr>
     </w:p>
     <w:p>
@@ -1257,39 +1133,7 @@
           <w:sz w:val="24"/>
           <w:szCs w:val="24"/>
         </w:rPr>
-        <w:t xml:space="preserve">Para utilizar el modelo de </w:t>
-      </w:r>
-      <w:proofErr w:type="spellStart"/>
-      <w:r>
-        <w:rPr>
-          <w:sz w:val="24"/>
-          <w:szCs w:val="24"/>
-        </w:rPr>
-        <w:t>Query</w:t>
-      </w:r>
-      <w:proofErr w:type="spellEnd"/>
-      <w:r>
-        <w:rPr>
-          <w:sz w:val="24"/>
-          <w:szCs w:val="24"/>
-        </w:rPr>
-        <w:t xml:space="preserve"> </w:t>
-      </w:r>
-      <w:proofErr w:type="spellStart"/>
-      <w:r>
-        <w:rPr>
-          <w:sz w:val="24"/>
-          <w:szCs w:val="24"/>
-        </w:rPr>
-        <w:t>Likelihood</w:t>
-      </w:r>
-      <w:proofErr w:type="spellEnd"/>
-      <w:r>
-        <w:rPr>
-          <w:sz w:val="24"/>
-          <w:szCs w:val="24"/>
-        </w:rPr>
-        <w:t>, fue necesaria la construcción de una nueva matriz termino-documento de MLE, indicando cual es la probabilidad de ocurrencia del término en ese documento. La fórmula es la siguiente:</w:t>
+        <w:t>Para utilizar el modelo de Query Likelihood, fue necesaria la construcción de una nueva matriz termino-documento de MLE, indicando cual es la probabilidad de ocurrencia del término en ese documento. La fórmula es la siguiente:</w:t>
       </w:r>
     </w:p>
     <w:p>
@@ -1353,27 +1197,7 @@
           <w:szCs w:val="24"/>
           <w:lang w:val="es-AR"/>
         </w:rPr>
-        <w:t xml:space="preserve">Realice un </w:t>
-      </w:r>
-      <w:proofErr w:type="spellStart"/>
-      <w:r>
-        <w:rPr>
-          <w:color w:val="FABF8F" w:themeColor="accent6" w:themeTint="99"/>
-          <w:sz w:val="24"/>
-          <w:szCs w:val="24"/>
-          <w:lang w:val="es-AR"/>
-        </w:rPr>
-        <w:t>crawling</w:t>
-      </w:r>
-      <w:proofErr w:type="spellEnd"/>
-      <w:r>
-        <w:rPr>
-          <w:color w:val="FABF8F" w:themeColor="accent6" w:themeTint="99"/>
-          <w:sz w:val="24"/>
-          <w:szCs w:val="24"/>
-          <w:lang w:val="es-AR"/>
-        </w:rPr>
-        <w:t xml:space="preserve"> de la página principal de </w:t>
+        <w:t xml:space="preserve">Realice un crawling de la página principal de </w:t>
       </w:r>
       <w:r>
         <w:rPr>
@@ -1417,11 +1241,1556 @@
     <w:p>
       <w:pPr>
         <w:rPr>
-          <w:b/>
-          <w:bCs/>
-          <w:lang w:val="es-AR"/>
-        </w:rPr>
-      </w:pPr>
+          <w:lang w:val="es-AR"/>
+        </w:rPr>
+      </w:pPr>
+      <w:r>
+        <w:rPr>
+          <w:lang w:val="es-AR"/>
+        </w:rPr>
+        <w:t>Debido a que la pagina de Amazon no puede ser crawleada, se utilizo como pagina principal el dominio “unlu.edu.ar”</w:t>
+      </w:r>
+    </w:p>
+    <w:p>
+      <w:pPr>
+        <w:rPr>
+          <w:lang w:val="es-AR"/>
+        </w:rPr>
+      </w:pPr>
+      <w:r>
+        <w:rPr>
+          <w:lang w:val="es-AR"/>
+        </w:rPr>
+        <w:t>Ejecutado el crawling, se obtuvieron los siguientes resultados:</w:t>
+      </w:r>
+    </w:p>
+    <w:p>
+      <w:pPr>
+        <w:rPr>
+          <w:lang w:val="es-AR"/>
+        </w:rPr>
+      </w:pPr>
+    </w:p>
+    <w:p>
+      <w:pPr>
+        <w:rPr>
+          <w:b/>
+          <w:bCs/>
+          <w:sz w:val="24"/>
+          <w:szCs w:val="24"/>
+        </w:rPr>
+      </w:pPr>
+      <w:r>
+        <w:rPr>
+          <w:b/>
+          <w:bCs/>
+          <w:sz w:val="24"/>
+          <w:szCs w:val="24"/>
+        </w:rPr>
+        <w:t>Distribución de paginas</w:t>
+      </w:r>
+    </w:p>
+    <w:p>
+      <w:pPr>
+        <w:rPr>
+          <w:b/>
+          <w:bCs/>
+          <w:lang w:val="es-AR"/>
+        </w:rPr>
+      </w:pPr>
+      <w:r>
+        <w:rPr>
+          <w:b/>
+          <w:bCs/>
+          <w:lang w:val="es-AR"/>
+        </w:rPr>
+        <w:drawing>
+          <wp:anchor distT="0" distB="0" distL="114300" distR="114300" simplePos="0" relativeHeight="251658240" behindDoc="0" locked="0" layoutInCell="1" allowOverlap="1" wp14:anchorId="30E06288" wp14:editId="1D4BD69A">
+            <wp:simplePos x="0" y="0"/>
+            <wp:positionH relativeFrom="column">
+              <wp:posOffset>356870</wp:posOffset>
+            </wp:positionH>
+            <wp:positionV relativeFrom="paragraph">
+              <wp:posOffset>171450</wp:posOffset>
+            </wp:positionV>
+            <wp:extent cx="2762774" cy="2352675"/>
+            <wp:effectExtent l="0" t="0" r="0" b="0"/>
+            <wp:wrapSquare wrapText="bothSides"/>
+            <wp:docPr id="10" name="Imagen 10"/>
+            <wp:cNvGraphicFramePr>
+              <a:graphicFrameLocks xmlns:a="http://schemas.openxmlformats.org/drawingml/2006/main" noChangeAspect="1"/>
+            </wp:cNvGraphicFramePr>
+            <a:graphic xmlns:a="http://schemas.openxmlformats.org/drawingml/2006/main">
+              <a:graphicData uri="http://schemas.openxmlformats.org/drawingml/2006/picture">
+                <pic:pic xmlns:pic="http://schemas.openxmlformats.org/drawingml/2006/picture">
+                  <pic:nvPicPr>
+                    <pic:cNvPr id="1" name=""/>
+                    <pic:cNvPicPr/>
+                  </pic:nvPicPr>
+                  <pic:blipFill>
+                    <a:blip r:embed="rId15">
+                      <a:extLst>
+                        <a:ext uri="{28A0092B-C50C-407E-A947-70E740481C1C}">
+                          <a14:useLocalDpi xmlns:a14="http://schemas.microsoft.com/office/drawing/2010/main" val="0"/>
+                        </a:ext>
+                      </a:extLst>
+                    </a:blip>
+                    <a:stretch>
+                      <a:fillRect/>
+                    </a:stretch>
+                  </pic:blipFill>
+                  <pic:spPr>
+                    <a:xfrm>
+                      <a:off x="0" y="0"/>
+                      <a:ext cx="2762774" cy="2352675"/>
+                    </a:xfrm>
+                    <a:prstGeom prst="rect">
+                      <a:avLst/>
+                    </a:prstGeom>
+                  </pic:spPr>
+                </pic:pic>
+              </a:graphicData>
+            </a:graphic>
+          </wp:anchor>
+        </w:drawing>
+      </w:r>
+    </w:p>
+    <w:p>
+      <w:pPr>
+        <w:rPr>
+          <w:b/>
+          <w:bCs/>
+          <w:lang w:val="es-AR"/>
+        </w:rPr>
+      </w:pPr>
+    </w:p>
+    <w:tbl>
+      <w:tblPr>
+        <w:tblStyle w:val="Tablanormal1"/>
+        <w:tblpPr w:leftFromText="141" w:rightFromText="141" w:vertAnchor="text" w:horzAnchor="page" w:tblpX="6916" w:tblpY="845"/>
+        <w:tblW w:w="3250" w:type="dxa"/>
+        <w:tblLook w:val="04A0" w:firstRow="1" w:lastRow="0" w:firstColumn="1" w:lastColumn="0" w:noHBand="0" w:noVBand="1"/>
+      </w:tblPr>
+      <w:tblGrid>
+        <w:gridCol w:w="1948"/>
+        <w:gridCol w:w="1302"/>
+      </w:tblGrid>
+      <w:tr>
+        <w:trPr>
+          <w:cnfStyle w:val="100000000000" w:firstRow="1" w:lastRow="0" w:firstColumn="0" w:lastColumn="0" w:oddVBand="0" w:evenVBand="0" w:oddHBand="0" w:evenHBand="0" w:firstRowFirstColumn="0" w:firstRowLastColumn="0" w:lastRowFirstColumn="0" w:lastRowLastColumn="0"/>
+          <w:trHeight w:val="470"/>
+        </w:trPr>
+        <w:tc>
+          <w:tcPr>
+            <w:cnfStyle w:val="001000000000" w:firstRow="0" w:lastRow="0" w:firstColumn="1" w:lastColumn="0" w:oddVBand="0" w:evenVBand="0" w:oddHBand="0" w:evenHBand="0" w:firstRowFirstColumn="0" w:firstRowLastColumn="0" w:lastRowFirstColumn="0" w:lastRowLastColumn="0"/>
+            <w:tcW w:w="0" w:type="auto"/>
+            <w:vAlign w:val="center"/>
+          </w:tcPr>
+          <w:p>
+            <w:pPr>
+              <w:jc w:val="center"/>
+              <w:rPr>
+                <w:b w:val="0"/>
+                <w:bCs w:val="0"/>
+                <w:lang w:val="es-AR"/>
+              </w:rPr>
+            </w:pPr>
+            <w:r>
+              <w:rPr>
+                <w:b w:val="0"/>
+                <w:bCs w:val="0"/>
+                <w:lang w:val="es-AR"/>
+              </w:rPr>
+              <w:t>Total de paginas</w:t>
+            </w:r>
+          </w:p>
+        </w:tc>
+        <w:tc>
+          <w:tcPr>
+            <w:tcW w:w="0" w:type="auto"/>
+            <w:vAlign w:val="center"/>
+          </w:tcPr>
+          <w:p>
+            <w:pPr>
+              <w:jc w:val="center"/>
+              <w:cnfStyle w:val="100000000000" w:firstRow="1" w:lastRow="0" w:firstColumn="0" w:lastColumn="0" w:oddVBand="0" w:evenVBand="0" w:oddHBand="0" w:evenHBand="0" w:firstRowFirstColumn="0" w:firstRowLastColumn="0" w:lastRowFirstColumn="0" w:lastRowLastColumn="0"/>
+              <w:rPr>
+                <w:lang w:val="es-AR"/>
+              </w:rPr>
+            </w:pPr>
+            <w:r>
+              <w:rPr>
+                <w:lang w:val="es-AR"/>
+              </w:rPr>
+              <w:t>200</w:t>
+            </w:r>
+          </w:p>
+        </w:tc>
+      </w:tr>
+      <w:tr>
+        <w:trPr>
+          <w:cnfStyle w:val="000000100000" w:firstRow="0" w:lastRow="0" w:firstColumn="0" w:lastColumn="0" w:oddVBand="0" w:evenVBand="0" w:oddHBand="1" w:evenHBand="0" w:firstRowFirstColumn="0" w:firstRowLastColumn="0" w:lastRowFirstColumn="0" w:lastRowLastColumn="0"/>
+          <w:trHeight w:val="442"/>
+        </w:trPr>
+        <w:tc>
+          <w:tcPr>
+            <w:cnfStyle w:val="001000000000" w:firstRow="0" w:lastRow="0" w:firstColumn="1" w:lastColumn="0" w:oddVBand="0" w:evenVBand="0" w:oddHBand="0" w:evenHBand="0" w:firstRowFirstColumn="0" w:firstRowLastColumn="0" w:lastRowFirstColumn="0" w:lastRowLastColumn="0"/>
+            <w:tcW w:w="0" w:type="auto"/>
+            <w:vAlign w:val="center"/>
+          </w:tcPr>
+          <w:p>
+            <w:pPr>
+              <w:jc w:val="center"/>
+              <w:rPr>
+                <w:b w:val="0"/>
+                <w:bCs w:val="0"/>
+                <w:lang w:val="es-AR"/>
+              </w:rPr>
+            </w:pPr>
+            <w:r>
+              <w:rPr>
+                <w:b w:val="0"/>
+                <w:bCs w:val="0"/>
+                <w:lang w:val="es-AR"/>
+              </w:rPr>
+              <w:t>Dinámicas</w:t>
+            </w:r>
+          </w:p>
+        </w:tc>
+        <w:tc>
+          <w:tcPr>
+            <w:tcW w:w="0" w:type="auto"/>
+            <w:vAlign w:val="center"/>
+          </w:tcPr>
+          <w:p>
+            <w:pPr>
+              <w:jc w:val="center"/>
+              <w:cnfStyle w:val="000000100000" w:firstRow="0" w:lastRow="0" w:firstColumn="0" w:lastColumn="0" w:oddVBand="0" w:evenVBand="0" w:oddHBand="1" w:evenHBand="0" w:firstRowFirstColumn="0" w:firstRowLastColumn="0" w:lastRowFirstColumn="0" w:lastRowLastColumn="0"/>
+              <w:rPr>
+                <w:lang w:val="es-AR"/>
+              </w:rPr>
+            </w:pPr>
+            <w:r>
+              <w:rPr>
+                <w:lang w:val="es-AR"/>
+              </w:rPr>
+              <w:t>78</w:t>
+            </w:r>
+            <w:r>
+              <w:rPr>
+                <w:lang w:val="es-AR"/>
+              </w:rPr>
+              <w:t xml:space="preserve"> (39%)</w:t>
+            </w:r>
+          </w:p>
+        </w:tc>
+      </w:tr>
+      <w:tr>
+        <w:trPr>
+          <w:trHeight w:val="442"/>
+        </w:trPr>
+        <w:tc>
+          <w:tcPr>
+            <w:cnfStyle w:val="001000000000" w:firstRow="0" w:lastRow="0" w:firstColumn="1" w:lastColumn="0" w:oddVBand="0" w:evenVBand="0" w:oddHBand="0" w:evenHBand="0" w:firstRowFirstColumn="0" w:firstRowLastColumn="0" w:lastRowFirstColumn="0" w:lastRowLastColumn="0"/>
+            <w:tcW w:w="0" w:type="auto"/>
+            <w:vAlign w:val="center"/>
+          </w:tcPr>
+          <w:p>
+            <w:pPr>
+              <w:jc w:val="center"/>
+              <w:rPr>
+                <w:b w:val="0"/>
+                <w:bCs w:val="0"/>
+                <w:lang w:val="es-AR"/>
+              </w:rPr>
+            </w:pPr>
+            <w:r>
+              <w:rPr>
+                <w:b w:val="0"/>
+                <w:bCs w:val="0"/>
+                <w:lang w:val="es-AR"/>
+              </w:rPr>
+              <w:t>Estáticas</w:t>
+            </w:r>
+          </w:p>
+        </w:tc>
+        <w:tc>
+          <w:tcPr>
+            <w:tcW w:w="0" w:type="auto"/>
+            <w:vAlign w:val="center"/>
+          </w:tcPr>
+          <w:p>
+            <w:pPr>
+              <w:jc w:val="center"/>
+              <w:cnfStyle w:val="000000000000" w:firstRow="0" w:lastRow="0" w:firstColumn="0" w:lastColumn="0" w:oddVBand="0" w:evenVBand="0" w:oddHBand="0" w:evenHBand="0" w:firstRowFirstColumn="0" w:firstRowLastColumn="0" w:lastRowFirstColumn="0" w:lastRowLastColumn="0"/>
+              <w:rPr>
+                <w:lang w:val="es-AR"/>
+              </w:rPr>
+            </w:pPr>
+            <w:r>
+              <w:rPr>
+                <w:lang w:val="es-AR"/>
+              </w:rPr>
+              <w:t>122</w:t>
+            </w:r>
+            <w:r>
+              <w:rPr>
+                <w:lang w:val="es-AR"/>
+              </w:rPr>
+              <w:t xml:space="preserve"> (61%)</w:t>
+            </w:r>
+          </w:p>
+        </w:tc>
+      </w:tr>
+    </w:tbl>
+    <w:p>
+      <w:pPr>
+        <w:jc w:val="center"/>
+        <w:rPr>
+          <w:b/>
+          <w:bCs/>
+          <w:lang w:val="es-AR"/>
+        </w:rPr>
+      </w:pPr>
+    </w:p>
+    <w:p>
+      <w:pPr>
+        <w:jc w:val="center"/>
+        <w:rPr>
+          <w:b/>
+          <w:bCs/>
+          <w:lang w:val="es-AR"/>
+        </w:rPr>
+      </w:pPr>
+    </w:p>
+    <w:p>
+      <w:pPr>
+        <w:jc w:val="center"/>
+        <w:rPr>
+          <w:b/>
+          <w:bCs/>
+          <w:lang w:val="es-AR"/>
+        </w:rPr>
+      </w:pPr>
+    </w:p>
+    <w:p>
+      <w:pPr>
+        <w:jc w:val="center"/>
+        <w:rPr>
+          <w:b/>
+          <w:bCs/>
+          <w:lang w:val="es-AR"/>
+        </w:rPr>
+      </w:pPr>
+    </w:p>
+    <w:p>
+      <w:pPr>
+        <w:jc w:val="center"/>
+        <w:rPr>
+          <w:b/>
+          <w:bCs/>
+          <w:lang w:val="es-AR"/>
+        </w:rPr>
+      </w:pPr>
+    </w:p>
+    <w:p>
+      <w:pPr>
+        <w:jc w:val="center"/>
+        <w:rPr>
+          <w:b/>
+          <w:bCs/>
+          <w:lang w:val="es-AR"/>
+        </w:rPr>
+      </w:pPr>
+    </w:p>
+    <w:p>
+      <w:pPr>
+        <w:jc w:val="center"/>
+        <w:rPr>
+          <w:b/>
+          <w:bCs/>
+          <w:lang w:val="es-AR"/>
+        </w:rPr>
+      </w:pPr>
+    </w:p>
+    <w:p>
+      <w:pPr>
+        <w:jc w:val="center"/>
+        <w:rPr>
+          <w:b/>
+          <w:bCs/>
+          <w:lang w:val="es-AR"/>
+        </w:rPr>
+      </w:pPr>
+    </w:p>
+    <w:p>
+      <w:pPr>
+        <w:jc w:val="center"/>
+        <w:rPr>
+          <w:b/>
+          <w:bCs/>
+          <w:lang w:val="es-AR"/>
+        </w:rPr>
+      </w:pPr>
+    </w:p>
+    <w:p>
+      <w:pPr>
+        <w:jc w:val="center"/>
+        <w:rPr>
+          <w:b/>
+          <w:bCs/>
+          <w:lang w:val="es-AR"/>
+        </w:rPr>
+      </w:pPr>
+    </w:p>
+    <w:p>
+      <w:pPr>
+        <w:jc w:val="center"/>
+        <w:rPr>
+          <w:b/>
+          <w:bCs/>
+          <w:lang w:val="es-AR"/>
+        </w:rPr>
+      </w:pPr>
+    </w:p>
+    <w:p>
+      <w:pPr>
+        <w:jc w:val="center"/>
+        <w:rPr>
+          <w:b/>
+          <w:bCs/>
+          <w:lang w:val="es-AR"/>
+        </w:rPr>
+      </w:pPr>
+    </w:p>
+    <w:p>
+      <w:pPr>
+        <w:jc w:val="center"/>
+        <w:rPr>
+          <w:b/>
+          <w:bCs/>
+          <w:lang w:val="es-AR"/>
+        </w:rPr>
+      </w:pPr>
+    </w:p>
+    <w:p>
+      <w:pPr>
+        <w:jc w:val="both"/>
+        <w:rPr>
+          <w:lang w:val="es-AR"/>
+        </w:rPr>
+      </w:pPr>
+      <w:r>
+        <w:rPr>
+          <w:lang w:val="es-AR"/>
+        </w:rPr>
+        <w:t xml:space="preserve">En base a la distribución de las páginas, podemos ver como predomina más los sitios </w:t>
+      </w:r>
+      <w:r>
+        <w:rPr>
+          <w:lang w:val="es-AR"/>
+        </w:rPr>
+        <w:t>es estáticos que dinámicos en la web de la UNLu, que es normal en sitios institucionales donde es necesario mostrar un panorama claro y fijo de lo que es la institución. Sin embargo, la proporción de páginas dinámica es significativa,</w:t>
+      </w:r>
+      <w:r>
+        <w:rPr>
+          <w:lang w:val="es-AR"/>
+        </w:rPr>
+        <w:t xml:space="preserve"> que puede deberse a que existen formularios y sistemas internos que se crean para otorgarle una experiencia personalizada y única a los usuarios que entre al sitio.</w:t>
+      </w:r>
+    </w:p>
+    <w:p>
+      <w:pPr>
+        <w:jc w:val="both"/>
+        <w:rPr>
+          <w:lang w:val="es-AR"/>
+        </w:rPr>
+      </w:pPr>
+    </w:p>
+    <w:p>
+      <w:pPr>
+        <w:rPr>
+          <w:b/>
+          <w:bCs/>
+          <w:sz w:val="24"/>
+          <w:szCs w:val="24"/>
+        </w:rPr>
+      </w:pPr>
+      <w:r>
+        <w:rPr>
+          <w:b/>
+          <w:bCs/>
+          <w:sz w:val="24"/>
+          <w:szCs w:val="24"/>
+        </w:rPr>
+        <w:t xml:space="preserve">Distribución de </w:t>
+      </w:r>
+      <w:r>
+        <w:rPr>
+          <w:b/>
+          <w:bCs/>
+          <w:sz w:val="24"/>
+          <w:szCs w:val="24"/>
+        </w:rPr>
+        <w:t>profundidad lógica</w:t>
+      </w:r>
+    </w:p>
+    <w:p>
+      <w:pPr>
+        <w:rPr>
+          <w:b/>
+          <w:bCs/>
+          <w:sz w:val="24"/>
+          <w:szCs w:val="24"/>
+        </w:rPr>
+      </w:pPr>
+      <w:r>
+        <w:rPr>
+          <w:b/>
+          <w:bCs/>
+          <w:lang w:val="es-AR"/>
+        </w:rPr>
+        <w:drawing>
+          <wp:anchor distT="0" distB="0" distL="114300" distR="114300" simplePos="0" relativeHeight="251659264" behindDoc="0" locked="0" layoutInCell="1" allowOverlap="1" wp14:anchorId="06219BC5" wp14:editId="237E46B3">
+            <wp:simplePos x="0" y="0"/>
+            <wp:positionH relativeFrom="column">
+              <wp:posOffset>623570</wp:posOffset>
+            </wp:positionH>
+            <wp:positionV relativeFrom="paragraph">
+              <wp:posOffset>182880</wp:posOffset>
+            </wp:positionV>
+            <wp:extent cx="2282825" cy="2343150"/>
+            <wp:effectExtent l="0" t="0" r="3175" b="0"/>
+            <wp:wrapSquare wrapText="bothSides"/>
+            <wp:docPr id="12" name="Imagen 12"/>
+            <wp:cNvGraphicFramePr>
+              <a:graphicFrameLocks xmlns:a="http://schemas.openxmlformats.org/drawingml/2006/main" noChangeAspect="1"/>
+            </wp:cNvGraphicFramePr>
+            <a:graphic xmlns:a="http://schemas.openxmlformats.org/drawingml/2006/main">
+              <a:graphicData uri="http://schemas.openxmlformats.org/drawingml/2006/picture">
+                <pic:pic xmlns:pic="http://schemas.openxmlformats.org/drawingml/2006/picture">
+                  <pic:nvPicPr>
+                    <pic:cNvPr id="1" name=""/>
+                    <pic:cNvPicPr/>
+                  </pic:nvPicPr>
+                  <pic:blipFill>
+                    <a:blip r:embed="rId16">
+                      <a:extLst>
+                        <a:ext uri="{28A0092B-C50C-407E-A947-70E740481C1C}">
+                          <a14:useLocalDpi xmlns:a14="http://schemas.microsoft.com/office/drawing/2010/main" val="0"/>
+                        </a:ext>
+                      </a:extLst>
+                    </a:blip>
+                    <a:stretch>
+                      <a:fillRect/>
+                    </a:stretch>
+                  </pic:blipFill>
+                  <pic:spPr>
+                    <a:xfrm>
+                      <a:off x="0" y="0"/>
+                      <a:ext cx="2282825" cy="2343150"/>
+                    </a:xfrm>
+                    <a:prstGeom prst="rect">
+                      <a:avLst/>
+                    </a:prstGeom>
+                  </pic:spPr>
+                </pic:pic>
+              </a:graphicData>
+            </a:graphic>
+            <wp14:sizeRelH relativeFrom="margin">
+              <wp14:pctWidth>0</wp14:pctWidth>
+            </wp14:sizeRelH>
+            <wp14:sizeRelV relativeFrom="margin">
+              <wp14:pctHeight>0</wp14:pctHeight>
+            </wp14:sizeRelV>
+          </wp:anchor>
+        </w:drawing>
+      </w:r>
+    </w:p>
+    <w:p>
+      <w:pPr>
+        <w:rPr>
+          <w:b/>
+          <w:bCs/>
+          <w:lang w:val="es-AR"/>
+        </w:rPr>
+      </w:pPr>
+    </w:p>
+    <w:tbl>
+      <w:tblPr>
+        <w:tblStyle w:val="Tablanormal1"/>
+        <w:tblpPr w:leftFromText="141" w:rightFromText="141" w:vertAnchor="text" w:horzAnchor="page" w:tblpX="6916" w:tblpY="845"/>
+        <w:tblW w:w="3250" w:type="dxa"/>
+        <w:tblLook w:val="04A0" w:firstRow="1" w:lastRow="0" w:firstColumn="1" w:lastColumn="0" w:noHBand="0" w:noVBand="1"/>
+      </w:tblPr>
+      <w:tblGrid>
+        <w:gridCol w:w="2375"/>
+        <w:gridCol w:w="875"/>
+      </w:tblGrid>
+      <w:tr>
+        <w:trPr>
+          <w:cnfStyle w:val="100000000000" w:firstRow="1" w:lastRow="0" w:firstColumn="0" w:lastColumn="0" w:oddVBand="0" w:evenVBand="0" w:oddHBand="0" w:evenHBand="0" w:firstRowFirstColumn="0" w:firstRowLastColumn="0" w:lastRowFirstColumn="0" w:lastRowLastColumn="0"/>
+          <w:trHeight w:val="470"/>
+        </w:trPr>
+        <w:tc>
+          <w:tcPr>
+            <w:cnfStyle w:val="001000000000" w:firstRow="0" w:lastRow="0" w:firstColumn="1" w:lastColumn="0" w:oddVBand="0" w:evenVBand="0" w:oddHBand="0" w:evenHBand="0" w:firstRowFirstColumn="0" w:firstRowLastColumn="0" w:lastRowFirstColumn="0" w:lastRowLastColumn="0"/>
+            <w:tcW w:w="0" w:type="auto"/>
+            <w:vAlign w:val="center"/>
+          </w:tcPr>
+          <w:p>
+            <w:pPr>
+              <w:jc w:val="center"/>
+              <w:rPr>
+                <w:b w:val="0"/>
+                <w:bCs w:val="0"/>
+                <w:lang w:val="es-AR"/>
+              </w:rPr>
+            </w:pPr>
+            <w:r>
+              <w:rPr>
+                <w:b w:val="0"/>
+                <w:bCs w:val="0"/>
+                <w:lang w:val="es-AR"/>
+              </w:rPr>
+              <w:t>Profundidad 0</w:t>
+            </w:r>
+          </w:p>
+        </w:tc>
+        <w:tc>
+          <w:tcPr>
+            <w:tcW w:w="0" w:type="auto"/>
+            <w:vAlign w:val="center"/>
+          </w:tcPr>
+          <w:p>
+            <w:pPr>
+              <w:jc w:val="center"/>
+              <w:cnfStyle w:val="100000000000" w:firstRow="1" w:lastRow="0" w:firstColumn="0" w:lastColumn="0" w:oddVBand="0" w:evenVBand="0" w:oddHBand="0" w:evenHBand="0" w:firstRowFirstColumn="0" w:firstRowLastColumn="0" w:lastRowFirstColumn="0" w:lastRowLastColumn="0"/>
+              <w:rPr>
+                <w:b w:val="0"/>
+                <w:bCs w:val="0"/>
+                <w:lang w:val="es-AR"/>
+              </w:rPr>
+            </w:pPr>
+            <w:r>
+              <w:rPr>
+                <w:b w:val="0"/>
+                <w:bCs w:val="0"/>
+                <w:lang w:val="es-AR"/>
+              </w:rPr>
+              <w:t>84</w:t>
+            </w:r>
+          </w:p>
+        </w:tc>
+      </w:tr>
+      <w:tr>
+        <w:trPr>
+          <w:cnfStyle w:val="000000100000" w:firstRow="0" w:lastRow="0" w:firstColumn="0" w:lastColumn="0" w:oddVBand="0" w:evenVBand="0" w:oddHBand="1" w:evenHBand="0" w:firstRowFirstColumn="0" w:firstRowLastColumn="0" w:lastRowFirstColumn="0" w:lastRowLastColumn="0"/>
+          <w:trHeight w:val="442"/>
+        </w:trPr>
+        <w:tc>
+          <w:tcPr>
+            <w:cnfStyle w:val="001000000000" w:firstRow="0" w:lastRow="0" w:firstColumn="1" w:lastColumn="0" w:oddVBand="0" w:evenVBand="0" w:oddHBand="0" w:evenHBand="0" w:firstRowFirstColumn="0" w:firstRowLastColumn="0" w:lastRowFirstColumn="0" w:lastRowLastColumn="0"/>
+            <w:tcW w:w="0" w:type="auto"/>
+            <w:vAlign w:val="center"/>
+          </w:tcPr>
+          <w:p>
+            <w:pPr>
+              <w:jc w:val="center"/>
+              <w:rPr>
+                <w:b w:val="0"/>
+                <w:bCs w:val="0"/>
+                <w:lang w:val="es-AR"/>
+              </w:rPr>
+            </w:pPr>
+            <w:r>
+              <w:rPr>
+                <w:b w:val="0"/>
+                <w:bCs w:val="0"/>
+                <w:lang w:val="es-AR"/>
+              </w:rPr>
+              <w:t xml:space="preserve">Profundidad </w:t>
+            </w:r>
+            <w:r>
+              <w:rPr>
+                <w:b w:val="0"/>
+                <w:bCs w:val="0"/>
+                <w:lang w:val="es-AR"/>
+              </w:rPr>
+              <w:t>1</w:t>
+            </w:r>
+          </w:p>
+        </w:tc>
+        <w:tc>
+          <w:tcPr>
+            <w:tcW w:w="0" w:type="auto"/>
+            <w:vAlign w:val="center"/>
+          </w:tcPr>
+          <w:p>
+            <w:pPr>
+              <w:jc w:val="center"/>
+              <w:cnfStyle w:val="000000100000" w:firstRow="0" w:lastRow="0" w:firstColumn="0" w:lastColumn="0" w:oddVBand="0" w:evenVBand="0" w:oddHBand="1" w:evenHBand="0" w:firstRowFirstColumn="0" w:firstRowLastColumn="0" w:lastRowFirstColumn="0" w:lastRowLastColumn="0"/>
+              <w:rPr>
+                <w:lang w:val="es-AR"/>
+              </w:rPr>
+            </w:pPr>
+            <w:r>
+              <w:rPr>
+                <w:lang w:val="es-AR"/>
+              </w:rPr>
+              <w:t>106</w:t>
+            </w:r>
+          </w:p>
+        </w:tc>
+      </w:tr>
+      <w:tr>
+        <w:trPr>
+          <w:trHeight w:val="442"/>
+        </w:trPr>
+        <w:tc>
+          <w:tcPr>
+            <w:cnfStyle w:val="001000000000" w:firstRow="0" w:lastRow="0" w:firstColumn="1" w:lastColumn="0" w:oddVBand="0" w:evenVBand="0" w:oddHBand="0" w:evenHBand="0" w:firstRowFirstColumn="0" w:firstRowLastColumn="0" w:lastRowFirstColumn="0" w:lastRowLastColumn="0"/>
+            <w:tcW w:w="0" w:type="auto"/>
+            <w:vAlign w:val="center"/>
+          </w:tcPr>
+          <w:p>
+            <w:pPr>
+              <w:jc w:val="center"/>
+              <w:rPr>
+                <w:b w:val="0"/>
+                <w:bCs w:val="0"/>
+                <w:lang w:val="es-AR"/>
+              </w:rPr>
+            </w:pPr>
+            <w:r>
+              <w:rPr>
+                <w:b w:val="0"/>
+                <w:bCs w:val="0"/>
+                <w:lang w:val="es-AR"/>
+              </w:rPr>
+              <w:t xml:space="preserve">Profundidad </w:t>
+            </w:r>
+            <w:r>
+              <w:rPr>
+                <w:b w:val="0"/>
+                <w:bCs w:val="0"/>
+                <w:lang w:val="es-AR"/>
+              </w:rPr>
+              <w:t>2</w:t>
+            </w:r>
+          </w:p>
+        </w:tc>
+        <w:tc>
+          <w:tcPr>
+            <w:tcW w:w="0" w:type="auto"/>
+            <w:vAlign w:val="center"/>
+          </w:tcPr>
+          <w:p>
+            <w:pPr>
+              <w:jc w:val="center"/>
+              <w:cnfStyle w:val="000000000000" w:firstRow="0" w:lastRow="0" w:firstColumn="0" w:lastColumn="0" w:oddVBand="0" w:evenVBand="0" w:oddHBand="0" w:evenHBand="0" w:firstRowFirstColumn="0" w:firstRowLastColumn="0" w:lastRowFirstColumn="0" w:lastRowLastColumn="0"/>
+              <w:rPr>
+                <w:lang w:val="es-AR"/>
+              </w:rPr>
+            </w:pPr>
+            <w:r>
+              <w:rPr>
+                <w:lang w:val="es-AR"/>
+              </w:rPr>
+              <w:t>10</w:t>
+            </w:r>
+          </w:p>
+        </w:tc>
+      </w:tr>
+    </w:tbl>
+    <w:p>
+      <w:pPr>
+        <w:jc w:val="center"/>
+        <w:rPr>
+          <w:b/>
+          <w:bCs/>
+          <w:lang w:val="es-AR"/>
+        </w:rPr>
+      </w:pPr>
+    </w:p>
+    <w:p>
+      <w:pPr>
+        <w:jc w:val="center"/>
+        <w:rPr>
+          <w:b/>
+          <w:bCs/>
+          <w:lang w:val="es-AR"/>
+        </w:rPr>
+      </w:pPr>
+    </w:p>
+    <w:p>
+      <w:pPr>
+        <w:jc w:val="center"/>
+        <w:rPr>
+          <w:b/>
+          <w:bCs/>
+          <w:lang w:val="es-AR"/>
+        </w:rPr>
+      </w:pPr>
+    </w:p>
+    <w:p>
+      <w:pPr>
+        <w:jc w:val="center"/>
+        <w:rPr>
+          <w:b/>
+          <w:bCs/>
+          <w:lang w:val="es-AR"/>
+        </w:rPr>
+      </w:pPr>
+    </w:p>
+    <w:p>
+      <w:pPr>
+        <w:jc w:val="center"/>
+        <w:rPr>
+          <w:b/>
+          <w:bCs/>
+          <w:lang w:val="es-AR"/>
+        </w:rPr>
+      </w:pPr>
+    </w:p>
+    <w:p>
+      <w:pPr>
+        <w:jc w:val="center"/>
+        <w:rPr>
+          <w:b/>
+          <w:bCs/>
+          <w:lang w:val="es-AR"/>
+        </w:rPr>
+      </w:pPr>
+    </w:p>
+    <w:p>
+      <w:pPr>
+        <w:jc w:val="center"/>
+        <w:rPr>
+          <w:b/>
+          <w:bCs/>
+          <w:lang w:val="es-AR"/>
+        </w:rPr>
+      </w:pPr>
+    </w:p>
+    <w:p>
+      <w:pPr>
+        <w:jc w:val="center"/>
+        <w:rPr>
+          <w:b/>
+          <w:bCs/>
+          <w:lang w:val="es-AR"/>
+        </w:rPr>
+      </w:pPr>
+    </w:p>
+    <w:p>
+      <w:pPr>
+        <w:jc w:val="center"/>
+        <w:rPr>
+          <w:b/>
+          <w:bCs/>
+          <w:lang w:val="es-AR"/>
+        </w:rPr>
+      </w:pPr>
+    </w:p>
+    <w:p>
+      <w:pPr>
+        <w:jc w:val="center"/>
+        <w:rPr>
+          <w:b/>
+          <w:bCs/>
+          <w:lang w:val="es-AR"/>
+        </w:rPr>
+      </w:pPr>
+    </w:p>
+    <w:p>
+      <w:pPr>
+        <w:rPr>
+          <w:b/>
+          <w:bCs/>
+          <w:sz w:val="24"/>
+          <w:szCs w:val="24"/>
+        </w:rPr>
+      </w:pPr>
+    </w:p>
+    <w:p>
+      <w:pPr>
+        <w:rPr>
+          <w:lang w:val="es-AR"/>
+        </w:rPr>
+      </w:pPr>
+    </w:p>
+    <w:p>
+      <w:pPr>
+        <w:rPr>
+          <w:lang w:val="es-AR"/>
+        </w:rPr>
+      </w:pPr>
+      <w:r>
+        <w:rPr>
+          <w:lang w:val="es-AR"/>
+        </w:rPr>
+        <w:lastRenderedPageBreak/>
+        <w:t>Gran parte de las paginas están entre el nivel 0 y 1 de profundidad, dando por hecho que el sitio en general no tiene una estructura muy profundad, fueron solamente diez las paginas que llegaron al nivel 2.</w:t>
+      </w:r>
+    </w:p>
+    <w:p>
+      <w:pPr>
+        <w:rPr>
+          <w:lang w:val="es-AR"/>
+        </w:rPr>
+      </w:pPr>
+    </w:p>
+    <w:p>
+      <w:pPr>
+        <w:rPr>
+          <w:lang w:val="es-AR"/>
+        </w:rPr>
+      </w:pPr>
+      <w:r>
+        <w:rPr>
+          <w:lang w:val="es-AR"/>
+        </w:rPr>
+        <w:t>El crawleo se realizó con la limitación de profundidad lógica hasta nivel 2, pero aumento esta limitación no debería aumentar la cantidad de paginas hasta el punto de emparejar los niveles principales, es probable que ronde en valores menores al nivel 2.</w:t>
+      </w:r>
+    </w:p>
+    <w:p>
+      <w:pPr>
+        <w:rPr>
+          <w:lang w:val="es-AR"/>
+        </w:rPr>
+      </w:pPr>
+    </w:p>
+    <w:p>
+      <w:pPr>
+        <w:rPr>
+          <w:lang w:val="es-AR"/>
+        </w:rPr>
+      </w:pPr>
+      <w:r>
+        <w:rPr>
+          <w:lang w:val="es-AR"/>
+        </w:rPr>
+        <w:t xml:space="preserve">En </w:t>
+      </w:r>
+      <w:r>
+        <w:rPr>
+          <w:lang w:val="es-AR"/>
+        </w:rPr>
+        <w:t>términos de u</w:t>
+      </w:r>
+      <w:r>
+        <w:rPr>
+          <w:lang w:val="es-AR"/>
+        </w:rPr>
+        <w:t xml:space="preserve">sabilidad, resulta positivo que el usuario llegue a la mayoría del contenido haciendo solamente </w:t>
+      </w:r>
+      <w:r>
+        <w:rPr>
+          <w:lang w:val="es-AR"/>
+        </w:rPr>
+        <w:t>uno o dos</w:t>
+      </w:r>
+      <w:r>
+        <w:rPr>
+          <w:lang w:val="es-AR"/>
+        </w:rPr>
+        <w:t xml:space="preserve"> clics.</w:t>
+      </w:r>
+    </w:p>
+    <w:p>
+      <w:pPr>
+        <w:rPr>
+          <w:b/>
+          <w:bCs/>
+          <w:sz w:val="24"/>
+          <w:szCs w:val="24"/>
+        </w:rPr>
+      </w:pPr>
+    </w:p>
+    <w:p>
+      <w:pPr>
+        <w:rPr>
+          <w:b/>
+          <w:bCs/>
+          <w:sz w:val="24"/>
+          <w:szCs w:val="24"/>
+        </w:rPr>
+      </w:pPr>
+      <w:r>
+        <w:rPr>
+          <w:b/>
+          <w:bCs/>
+          <w:sz w:val="24"/>
+          <w:szCs w:val="24"/>
+        </w:rPr>
+        <w:t xml:space="preserve">Distribución de profundidad </w:t>
+      </w:r>
+      <w:r>
+        <w:rPr>
+          <w:b/>
+          <w:bCs/>
+          <w:sz w:val="24"/>
+          <w:szCs w:val="24"/>
+        </w:rPr>
+        <w:t>física</w:t>
+      </w:r>
+    </w:p>
+    <w:p>
+      <w:pPr>
+        <w:rPr>
+          <w:b/>
+          <w:bCs/>
+          <w:lang w:val="es-AR"/>
+        </w:rPr>
+      </w:pPr>
+    </w:p>
+    <w:tbl>
+      <w:tblPr>
+        <w:tblStyle w:val="Tablanormal1"/>
+        <w:tblpPr w:leftFromText="141" w:rightFromText="141" w:vertAnchor="text" w:horzAnchor="page" w:tblpX="6826" w:tblpY="1415"/>
+        <w:tblW w:w="3250" w:type="dxa"/>
+        <w:tblLook w:val="04A0" w:firstRow="1" w:lastRow="0" w:firstColumn="1" w:lastColumn="0" w:noHBand="0" w:noVBand="1"/>
+      </w:tblPr>
+      <w:tblGrid>
+        <w:gridCol w:w="2375"/>
+        <w:gridCol w:w="875"/>
+      </w:tblGrid>
+      <w:tr>
+        <w:trPr>
+          <w:cnfStyle w:val="100000000000" w:firstRow="1" w:lastRow="0" w:firstColumn="0" w:lastColumn="0" w:oddVBand="0" w:evenVBand="0" w:oddHBand="0" w:evenHBand="0" w:firstRowFirstColumn="0" w:firstRowLastColumn="0" w:lastRowFirstColumn="0" w:lastRowLastColumn="0"/>
+          <w:trHeight w:val="470"/>
+        </w:trPr>
+        <w:tc>
+          <w:tcPr>
+            <w:cnfStyle w:val="001000000000" w:firstRow="0" w:lastRow="0" w:firstColumn="1" w:lastColumn="0" w:oddVBand="0" w:evenVBand="0" w:oddHBand="0" w:evenHBand="0" w:firstRowFirstColumn="0" w:firstRowLastColumn="0" w:lastRowFirstColumn="0" w:lastRowLastColumn="0"/>
+            <w:tcW w:w="0" w:type="auto"/>
+            <w:vAlign w:val="center"/>
+          </w:tcPr>
+          <w:p>
+            <w:pPr>
+              <w:jc w:val="center"/>
+              <w:rPr>
+                <w:b w:val="0"/>
+                <w:bCs w:val="0"/>
+                <w:lang w:val="es-AR"/>
+              </w:rPr>
+            </w:pPr>
+            <w:r>
+              <w:rPr>
+                <w:b w:val="0"/>
+                <w:bCs w:val="0"/>
+                <w:lang w:val="es-AR"/>
+              </w:rPr>
+              <w:t>Profundidad 0</w:t>
+            </w:r>
+          </w:p>
+        </w:tc>
+        <w:tc>
+          <w:tcPr>
+            <w:tcW w:w="0" w:type="auto"/>
+            <w:vAlign w:val="center"/>
+          </w:tcPr>
+          <w:p>
+            <w:pPr>
+              <w:jc w:val="center"/>
+              <w:cnfStyle w:val="100000000000" w:firstRow="1" w:lastRow="0" w:firstColumn="0" w:lastColumn="0" w:oddVBand="0" w:evenVBand="0" w:oddHBand="0" w:evenHBand="0" w:firstRowFirstColumn="0" w:firstRowLastColumn="0" w:lastRowFirstColumn="0" w:lastRowLastColumn="0"/>
+              <w:rPr>
+                <w:b w:val="0"/>
+                <w:bCs w:val="0"/>
+                <w:lang w:val="es-AR"/>
+              </w:rPr>
+            </w:pPr>
+            <w:r>
+              <w:rPr>
+                <w:b w:val="0"/>
+                <w:bCs w:val="0"/>
+                <w:lang w:val="es-AR"/>
+              </w:rPr>
+              <w:t>117</w:t>
+            </w:r>
+          </w:p>
+        </w:tc>
+      </w:tr>
+      <w:tr>
+        <w:trPr>
+          <w:cnfStyle w:val="000000100000" w:firstRow="0" w:lastRow="0" w:firstColumn="0" w:lastColumn="0" w:oddVBand="0" w:evenVBand="0" w:oddHBand="1" w:evenHBand="0" w:firstRowFirstColumn="0" w:firstRowLastColumn="0" w:lastRowFirstColumn="0" w:lastRowLastColumn="0"/>
+          <w:trHeight w:val="442"/>
+        </w:trPr>
+        <w:tc>
+          <w:tcPr>
+            <w:cnfStyle w:val="001000000000" w:firstRow="0" w:lastRow="0" w:firstColumn="1" w:lastColumn="0" w:oddVBand="0" w:evenVBand="0" w:oddHBand="0" w:evenHBand="0" w:firstRowFirstColumn="0" w:firstRowLastColumn="0" w:lastRowFirstColumn="0" w:lastRowLastColumn="0"/>
+            <w:tcW w:w="0" w:type="auto"/>
+            <w:vAlign w:val="center"/>
+          </w:tcPr>
+          <w:p>
+            <w:pPr>
+              <w:jc w:val="center"/>
+              <w:rPr>
+                <w:b w:val="0"/>
+                <w:bCs w:val="0"/>
+                <w:lang w:val="es-AR"/>
+              </w:rPr>
+            </w:pPr>
+            <w:r>
+              <w:rPr>
+                <w:b w:val="0"/>
+                <w:bCs w:val="0"/>
+                <w:lang w:val="es-AR"/>
+              </w:rPr>
+              <w:t>Profundidad 1</w:t>
+            </w:r>
+          </w:p>
+        </w:tc>
+        <w:tc>
+          <w:tcPr>
+            <w:tcW w:w="0" w:type="auto"/>
+            <w:vAlign w:val="center"/>
+          </w:tcPr>
+          <w:p>
+            <w:pPr>
+              <w:jc w:val="center"/>
+              <w:cnfStyle w:val="000000100000" w:firstRow="0" w:lastRow="0" w:firstColumn="0" w:lastColumn="0" w:oddVBand="0" w:evenVBand="0" w:oddHBand="1" w:evenHBand="0" w:firstRowFirstColumn="0" w:firstRowLastColumn="0" w:lastRowFirstColumn="0" w:lastRowLastColumn="0"/>
+              <w:rPr>
+                <w:lang w:val="es-AR"/>
+              </w:rPr>
+            </w:pPr>
+            <w:r>
+              <w:rPr>
+                <w:lang w:val="es-AR"/>
+              </w:rPr>
+              <w:t>83</w:t>
+            </w:r>
+          </w:p>
+        </w:tc>
+      </w:tr>
+    </w:tbl>
+    <w:p>
+      <w:pPr>
+        <w:jc w:val="center"/>
+        <w:rPr>
+          <w:b/>
+          <w:bCs/>
+          <w:lang w:val="es-AR"/>
+        </w:rPr>
+      </w:pPr>
+      <w:r>
+        <w:rPr>
+          <w:b/>
+          <w:bCs/>
+          <w:lang w:val="es-AR"/>
+        </w:rPr>
+        <w:drawing>
+          <wp:inline distT="0" distB="0" distL="0" distR="0" wp14:anchorId="4C93B005" wp14:editId="45BF2B14">
+            <wp:extent cx="2524125" cy="2624752"/>
+            <wp:effectExtent l="0" t="0" r="0" b="4445"/>
+            <wp:docPr id="13" name="Imagen 13"/>
+            <wp:cNvGraphicFramePr>
+              <a:graphicFrameLocks xmlns:a="http://schemas.openxmlformats.org/drawingml/2006/main" noChangeAspect="1"/>
+            </wp:cNvGraphicFramePr>
+            <a:graphic xmlns:a="http://schemas.openxmlformats.org/drawingml/2006/main">
+              <a:graphicData uri="http://schemas.openxmlformats.org/drawingml/2006/picture">
+                <pic:pic xmlns:pic="http://schemas.openxmlformats.org/drawingml/2006/picture">
+                  <pic:nvPicPr>
+                    <pic:cNvPr id="1" name=""/>
+                    <pic:cNvPicPr/>
+                  </pic:nvPicPr>
+                  <pic:blipFill>
+                    <a:blip r:embed="rId17"/>
+                    <a:stretch>
+                      <a:fillRect/>
+                    </a:stretch>
+                  </pic:blipFill>
+                  <pic:spPr>
+                    <a:xfrm>
+                      <a:off x="0" y="0"/>
+                      <a:ext cx="2542155" cy="2643501"/>
+                    </a:xfrm>
+                    <a:prstGeom prst="rect">
+                      <a:avLst/>
+                    </a:prstGeom>
+                  </pic:spPr>
+                </pic:pic>
+              </a:graphicData>
+            </a:graphic>
+          </wp:inline>
+        </w:drawing>
+      </w:r>
+    </w:p>
+    <w:p>
+      <w:pPr>
+        <w:jc w:val="both"/>
+        <w:rPr>
+          <w:lang w:val="es-AR"/>
+        </w:rPr>
+      </w:pPr>
+    </w:p>
+    <w:p>
+      <w:pPr>
+        <w:jc w:val="both"/>
+        <w:rPr>
+          <w:lang w:val="es-AR"/>
+        </w:rPr>
+      </w:pPr>
+      <w:r>
+        <w:rPr>
+          <w:lang w:val="es-AR"/>
+        </w:rPr>
+        <w:t>La mayoría de los sitios crawleados están en la raíz, y la rutas solamente llegan a una forma “/a”. A pesar de establecer una profundidad máxima de 2, no se encontró ninguna página que llegue a esta profundidad.</w:t>
+      </w:r>
+    </w:p>
+    <w:p>
+      <w:pPr>
+        <w:jc w:val="both"/>
+        <w:rPr>
+          <w:lang w:val="es-AR"/>
+        </w:rPr>
+      </w:pPr>
+    </w:p>
+    <w:p>
+      <w:pPr>
+        <w:rPr>
+          <w:b/>
+          <w:bCs/>
+          <w:sz w:val="24"/>
+          <w:szCs w:val="24"/>
+        </w:rPr>
+      </w:pPr>
+      <w:r>
+        <w:rPr>
+          <w:b/>
+          <w:bCs/>
+          <w:sz w:val="24"/>
+          <w:szCs w:val="24"/>
+        </w:rPr>
+        <w:t>Grafo del sitio</w:t>
+      </w:r>
+    </w:p>
+    <w:p>
+      <w:pPr>
+        <w:jc w:val="both"/>
+        <w:rPr>
+          <w:lang w:val="es-AR"/>
+        </w:rPr>
+      </w:pPr>
+    </w:p>
+    <w:p>
+      <w:pPr>
+        <w:jc w:val="both"/>
+        <w:rPr>
+          <w:lang w:val="es-AR"/>
+        </w:rPr>
+      </w:pPr>
+      <w:r>
+        <w:rPr>
+          <w:lang w:val="es-AR"/>
+        </w:rPr>
+        <w:t>De las 200 páginas visitadas establecidas como límite para crawlear, se obtuvieron 329 nodos, esto indica que existen sitios todavía sin explotar por las limitaciones del crawler.</w:t>
+      </w:r>
+    </w:p>
+    <w:p>
+      <w:pPr>
+        <w:jc w:val="both"/>
+        <w:rPr>
+          <w:lang w:val="es-AR"/>
+        </w:rPr>
+      </w:pPr>
+    </w:p>
+    <w:p>
+      <w:pPr>
+        <w:jc w:val="both"/>
+        <w:rPr>
+          <w:lang w:val="es-AR"/>
+        </w:rPr>
+      </w:pPr>
+      <w:r>
+        <w:rPr>
+          <w:lang w:val="es-AR"/>
+        </w:rPr>
+        <w:t>Gráficamente, se puede ver el grafo de la siguiente manera:</w:t>
+      </w:r>
+    </w:p>
+    <w:p>
+      <w:pPr>
+        <w:jc w:val="both"/>
+        <w:rPr>
+          <w:lang w:val="es-AR"/>
+        </w:rPr>
+      </w:pPr>
+    </w:p>
+    <w:p>
+      <w:pPr>
+        <w:jc w:val="both"/>
+        <w:rPr>
+          <w:lang w:val="es-AR"/>
+        </w:rPr>
+      </w:pPr>
+      <w:r>
+        <w:rPr>
+          <w:noProof/>
+          <w:lang w:val="es-AR"/>
+        </w:rPr>
+        <w:lastRenderedPageBreak/>
+        <mc:AlternateContent>
+          <mc:Choice Requires="wpi">
+            <w:drawing>
+              <wp:anchor distT="0" distB="0" distL="114300" distR="114300" simplePos="0" relativeHeight="251661312" behindDoc="0" locked="0" layoutInCell="1" allowOverlap="1" wp14:anchorId="132C25FE" wp14:editId="5CCA7199">
+                <wp:simplePos x="0" y="0"/>
+                <wp:positionH relativeFrom="column">
+                  <wp:posOffset>1584995</wp:posOffset>
+                </wp:positionH>
+                <wp:positionV relativeFrom="paragraph">
+                  <wp:posOffset>1405750</wp:posOffset>
+                </wp:positionV>
+                <wp:extent cx="820800" cy="851400"/>
+                <wp:effectExtent l="38100" t="38100" r="36830" b="44450"/>
+                <wp:wrapNone/>
+                <wp:docPr id="23" name="Entrada de lápiz 23"/>
+                <wp:cNvGraphicFramePr/>
+                <a:graphic xmlns:a="http://schemas.openxmlformats.org/drawingml/2006/main">
+                  <a:graphicData uri="http://schemas.microsoft.com/office/word/2010/wordprocessingInk">
+                    <w14:contentPart bwMode="auto" r:id="rId18">
+                      <w14:nvContentPartPr>
+                        <w14:cNvContentPartPr/>
+                      </w14:nvContentPartPr>
+                      <w14:xfrm>
+                        <a:off x="0" y="0"/>
+                        <a:ext cx="820800" cy="851400"/>
+                      </w14:xfrm>
+                    </w14:contentPart>
+                  </a:graphicData>
+                </a:graphic>
+              </wp:anchor>
+            </w:drawing>
+          </mc:Choice>
+          <mc:Fallback>
+            <w:pict>
+              <v:shapetype w14:anchorId="75FC940D" id="_x0000_t75" coordsize="21600,21600" o:spt="75" o:preferrelative="t" path="m@4@5l@4@11@9@11@9@5xe" filled="f" stroked="f">
+                <v:stroke joinstyle="miter"/>
+                <v:formulas>
+                  <v:f eqn="if lineDrawn pixelLineWidth 0"/>
+                  <v:f eqn="sum @0 1 0"/>
+                  <v:f eqn="sum 0 0 @1"/>
+                  <v:f eqn="prod @2 1 2"/>
+                  <v:f eqn="prod @3 21600 pixelWidth"/>
+                  <v:f eqn="prod @3 21600 pixelHeight"/>
+                  <v:f eqn="sum @0 0 1"/>
+                  <v:f eqn="prod @6 1 2"/>
+                  <v:f eqn="prod @7 21600 pixelWidth"/>
+                  <v:f eqn="sum @8 21600 0"/>
+                  <v:f eqn="prod @7 21600 pixelHeight"/>
+                  <v:f eqn="sum @10 21600 0"/>
+                </v:formulas>
+                <v:path o:extrusionok="f" gradientshapeok="t" o:connecttype="rect"/>
+                <o:lock v:ext="edit" aspectratio="t"/>
+              </v:shapetype>
+              <v:shape id="Entrada de lápiz 23" o:spid="_x0000_s1026" type="#_x0000_t75" style="position:absolute;margin-left:124.1pt;margin-top:110pt;width:66.05pt;height:68.5pt;z-index:251661312;visibility:visible;mso-wrap-style:square;mso-wrap-distance-left:9pt;mso-wrap-distance-top:0;mso-wrap-distance-right:9pt;mso-wrap-distance-bottom:0;mso-position-horizontal:absolute;mso-position-horizontal-relative:text;mso-position-vertical:absolute;mso-position-vertical-relative:text" o:gfxdata="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">
+                <v:imagedata r:id="rId19" o:title=""/>
+              </v:shape>
+            </w:pict>
+          </mc:Fallback>
+        </mc:AlternateContent>
+      </w:r>
+      <w:r>
+        <w:rPr>
+          <w:noProof/>
+          <w:lang w:val="es-AR"/>
+        </w:rPr>
+        <mc:AlternateContent>
+          <mc:Choice Requires="wpi">
+            <w:drawing>
+              <wp:anchor distT="0" distB="0" distL="114300" distR="114300" simplePos="0" relativeHeight="251660288" behindDoc="0" locked="0" layoutInCell="1" allowOverlap="1" wp14:anchorId="40C0BDA2" wp14:editId="5D4D5D24">
+                <wp:simplePos x="0" y="0"/>
+                <wp:positionH relativeFrom="column">
+                  <wp:posOffset>2716115</wp:posOffset>
+                </wp:positionH>
+                <wp:positionV relativeFrom="paragraph">
+                  <wp:posOffset>2156710</wp:posOffset>
+                </wp:positionV>
+                <wp:extent cx="1173960" cy="1365840"/>
+                <wp:effectExtent l="38100" t="38100" r="45720" b="44450"/>
+                <wp:wrapNone/>
+                <wp:docPr id="17" name="Entrada de lápiz 17"/>
+                <wp:cNvGraphicFramePr/>
+                <a:graphic xmlns:a="http://schemas.openxmlformats.org/drawingml/2006/main">
+                  <a:graphicData uri="http://schemas.microsoft.com/office/word/2010/wordprocessingInk">
+                    <w14:contentPart bwMode="auto" r:id="rId20">
+                      <w14:nvContentPartPr>
+                        <w14:cNvContentPartPr/>
+                      </w14:nvContentPartPr>
+                      <w14:xfrm>
+                        <a:off x="0" y="0"/>
+                        <a:ext cx="1173960" cy="1365840"/>
+                      </w14:xfrm>
+                    </w14:contentPart>
+                  </a:graphicData>
+                </a:graphic>
+              </wp:anchor>
+            </w:drawing>
+          </mc:Choice>
+          <mc:Fallback>
+            <w:pict>
+              <v:shape w14:anchorId="7A09FC1A" id="Entrada de lápiz 17" o:spid="_x0000_s1026" type="#_x0000_t75" style="position:absolute;margin-left:213.15pt;margin-top:169.1pt;width:93.9pt;height:109pt;z-index:251660288;visibility:visible;mso-wrap-style:square;mso-wrap-distance-left:9pt;mso-wrap-distance-top:0;mso-wrap-distance-right:9pt;mso-wrap-distance-bottom:0;mso-position-horizontal:absolute;mso-position-horizontal-relative:text;mso-position-vertical:absolute;mso-position-vertical-relative:text" o:gfxdata="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">
+                <v:imagedata r:id="rId21" o:title=""/>
+              </v:shape>
+            </w:pict>
+          </mc:Fallback>
+        </mc:AlternateContent>
+      </w:r>
+      <w:r>
+        <w:rPr>
+          <w:lang w:val="es-AR"/>
+        </w:rPr>
+        <w:drawing>
+          <wp:inline distT="0" distB="0" distL="0" distR="0" wp14:anchorId="5A9E0563" wp14:editId="7BFB2835">
+            <wp:extent cx="6121400" cy="5756275"/>
+            <wp:effectExtent l="0" t="0" r="0" b="0"/>
+            <wp:docPr id="16" name="Imagen 16"/>
+            <wp:cNvGraphicFramePr>
+              <a:graphicFrameLocks xmlns:a="http://schemas.openxmlformats.org/drawingml/2006/main" noChangeAspect="1"/>
+            </wp:cNvGraphicFramePr>
+            <a:graphic xmlns:a="http://schemas.openxmlformats.org/drawingml/2006/main">
+              <a:graphicData uri="http://schemas.openxmlformats.org/drawingml/2006/picture">
+                <pic:pic xmlns:pic="http://schemas.openxmlformats.org/drawingml/2006/picture">
+                  <pic:nvPicPr>
+                    <pic:cNvPr id="1" name=""/>
+                    <pic:cNvPicPr/>
+                  </pic:nvPicPr>
+                  <pic:blipFill>
+                    <a:blip r:embed="rId22"/>
+                    <a:stretch>
+                      <a:fillRect/>
+                    </a:stretch>
+                  </pic:blipFill>
+                  <pic:spPr>
+                    <a:xfrm>
+                      <a:off x="0" y="0"/>
+                      <a:ext cx="6121400" cy="5756275"/>
+                    </a:xfrm>
+                    <a:prstGeom prst="rect">
+                      <a:avLst/>
+                    </a:prstGeom>
+                  </pic:spPr>
+                </pic:pic>
+              </a:graphicData>
+            </a:graphic>
+          </wp:inline>
+        </w:drawing>
+      </w:r>
+    </w:p>
+    <w:p>
+      <w:pPr>
+        <w:jc w:val="both"/>
+        <w:rPr>
+          <w:lang w:val="es-AR"/>
+        </w:rPr>
+      </w:pPr>
+    </w:p>
+    <w:p>
+      <w:pPr>
+        <w:jc w:val="both"/>
+        <w:rPr>
+          <w:lang w:val="es-AR"/>
+        </w:rPr>
+      </w:pPr>
+      <w:r>
+        <w:rPr>
+          <w:lang w:val="es-AR"/>
+        </w:rPr>
+        <w:t>Redondeado con rojo, es la URL principal (“unlu.edu.ar”), que contiene la gran cantidad de enlaces de todo el sitio.</w:t>
+      </w:r>
+    </w:p>
+    <w:p>
+      <w:pPr>
+        <w:jc w:val="both"/>
+        <w:rPr>
+          <w:lang w:val="es-AR"/>
+        </w:rPr>
+      </w:pPr>
+    </w:p>
+    <w:p>
+      <w:pPr>
+        <w:jc w:val="both"/>
+        <w:rPr>
+          <w:lang w:val="es-AR"/>
+        </w:rPr>
+      </w:pPr>
+      <w:r>
+        <w:rPr>
+          <w:lang w:val="es-AR"/>
+        </w:rPr>
+        <w:t>Todos los demás subgrafos que se arman son los diferentes subdominios que existen en la página, que tienen muy pocos enlaces. El que mas enlaces destacada es el redondeado con color azul, que es el subdominio “edunlu”.</w:t>
+      </w:r>
+    </w:p>
+    <w:p>
+      <w:pPr>
+        <w:jc w:val="both"/>
+        <w:rPr>
+          <w:lang w:val="es-AR"/>
+        </w:rPr>
+      </w:pPr>
+      <w:r>
+        <w:rPr>
+          <w:noProof/>
+          <w:lang w:val="es-AR"/>
+        </w:rPr>
+        <mc:AlternateContent>
+          <mc:Choice Requires="wpi">
+            <w:drawing>
+              <wp:anchor distT="0" distB="0" distL="114300" distR="114300" simplePos="0" relativeHeight="251662336" behindDoc="0" locked="0" layoutInCell="1" allowOverlap="1" wp14:anchorId="11809E6B" wp14:editId="50324C60">
+                <wp:simplePos x="0" y="0"/>
+                <wp:positionH relativeFrom="column">
+                  <wp:posOffset>4319195</wp:posOffset>
+                </wp:positionH>
+                <wp:positionV relativeFrom="paragraph">
+                  <wp:posOffset>14470</wp:posOffset>
+                </wp:positionV>
+                <wp:extent cx="360" cy="360"/>
+                <wp:effectExtent l="0" t="0" r="0" b="0"/>
+                <wp:wrapNone/>
+                <wp:docPr id="24" name="Entrada de lápiz 24"/>
+                <wp:cNvGraphicFramePr/>
+                <a:graphic xmlns:a="http://schemas.openxmlformats.org/drawingml/2006/main">
+                  <a:graphicData uri="http://schemas.microsoft.com/office/word/2010/wordprocessingInk">
+                    <w14:contentPart bwMode="auto" r:id="rId23">
+                      <w14:nvContentPartPr>
+                        <w14:cNvContentPartPr/>
+                      </w14:nvContentPartPr>
+                      <w14:xfrm>
+                        <a:off x="0" y="0"/>
+                        <a:ext cx="360" cy="360"/>
+                      </w14:xfrm>
+                    </w14:contentPart>
+                  </a:graphicData>
+                </a:graphic>
+              </wp:anchor>
+            </w:drawing>
+          </mc:Choice>
+          <mc:Fallback>
+            <w:pict>
+              <v:shape w14:anchorId="718FA358" id="Entrada de lápiz 24" o:spid="_x0000_s1026" type="#_x0000_t75" style="position:absolute;margin-left:339.4pt;margin-top:.45pt;width:1.45pt;height:1.45pt;z-index:251662336;visibility:visible;mso-wrap-style:square;mso-wrap-distance-left:9pt;mso-wrap-distance-top:0;mso-wrap-distance-right:9pt;mso-wrap-distance-bottom:0;mso-position-horizontal:absolute;mso-position-horizontal-relative:text;mso-position-vertical:absolute;mso-position-vertical-relative:text" o:gfxdata="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">
+                <v:imagedata r:id="rId24" o:title=""/>
+              </v:shape>
+            </w:pict>
+          </mc:Fallback>
+        </mc:AlternateContent>
+      </w:r>
+    </w:p>
+    <w:p>
+      <w:pPr>
+        <w:jc w:val="both"/>
+        <w:rPr>
+          <w:lang w:val="es-AR"/>
+        </w:rPr>
+      </w:pPr>
+      <w:r>
+        <w:rPr>
+          <w:b/>
+          <w:bCs/>
+          <w:lang w:val="es-AR"/>
+        </w:rPr>
+        <w:t xml:space="preserve"> </w:t>
+      </w:r>
       <w:r>
         <w:rPr>
           <w:b/>
@@ -1475,27 +2844,7 @@
           <w:szCs w:val="24"/>
           <w:lang w:val="es-AR"/>
         </w:rPr>
-        <w:t xml:space="preserve">Suponga que se han recuperado un conjunto de páginas de un pequeño repositorio de sólo seis utilizando el modelo de espacio vectorial. Dado un </w:t>
-      </w:r>
-      <w:proofErr w:type="spellStart"/>
-      <w:r>
-        <w:rPr>
-          <w:color w:val="FABF8F" w:themeColor="accent6" w:themeTint="99"/>
-          <w:sz w:val="24"/>
-          <w:szCs w:val="24"/>
-          <w:lang w:val="es-AR"/>
-        </w:rPr>
-        <w:t>query</w:t>
-      </w:r>
-      <w:proofErr w:type="spellEnd"/>
-      <w:r>
-        <w:rPr>
-          <w:color w:val="FABF8F" w:themeColor="accent6" w:themeTint="99"/>
-          <w:sz w:val="24"/>
-          <w:szCs w:val="24"/>
-          <w:lang w:val="es-AR"/>
-        </w:rPr>
-        <w:t xml:space="preserve"> Q se produjo la salida de la siguiente con los valores de sim(Q, Di).</w:t>
+        <w:t>Suponga que se han recuperado un conjunto de páginas de un pequeño repositorio de sólo seis utilizando el modelo de espacio vectorial. Dado un query Q se produjo la salida de la siguiente con los valores de sim(Q, Di).</w:t>
       </w:r>
     </w:p>
     <w:tbl>
@@ -1549,7 +2898,6 @@
                 <w:lang w:val="es-AR"/>
               </w:rPr>
             </w:pPr>
-            <w:proofErr w:type="spellStart"/>
             <w:r>
               <w:rPr>
                 <w:rFonts w:eastAsia="Times New Roman"/>
@@ -1562,7 +2910,6 @@
               </w:rPr>
               <w:t>Pos</w:t>
             </w:r>
-            <w:proofErr w:type="spellEnd"/>
           </w:p>
         </w:tc>
         <w:tc>
@@ -1594,7 +2941,6 @@
                 <w:lang w:val="es-AR"/>
               </w:rPr>
             </w:pPr>
-            <w:proofErr w:type="spellStart"/>
             <w:r>
               <w:rPr>
                 <w:rFonts w:eastAsia="Times New Roman"/>
@@ -1607,7 +2953,6 @@
               </w:rPr>
               <w:t>Doc</w:t>
             </w:r>
-            <w:proofErr w:type="spellEnd"/>
           </w:p>
         </w:tc>
         <w:tc>
@@ -2460,7 +3805,7 @@
                     <pic:cNvPicPr/>
                   </pic:nvPicPr>
                   <pic:blipFill>
-                    <a:blip r:embed="rId15"/>
+                    <a:blip r:embed="rId25"/>
                     <a:stretch>
                       <a:fillRect/>
                     </a:stretch>
@@ -2502,27 +3847,7 @@
           <w:szCs w:val="24"/>
           <w:lang w:val="es-AR"/>
         </w:rPr>
-        <w:t xml:space="preserve">Calcule los valores de PageRank de las páginas utilizando como factor de </w:t>
-      </w:r>
-      <w:proofErr w:type="spellStart"/>
-      <w:r>
-        <w:rPr>
-          <w:color w:val="FABF8F" w:themeColor="accent6" w:themeTint="99"/>
-          <w:sz w:val="24"/>
-          <w:szCs w:val="24"/>
-          <w:lang w:val="es-AR"/>
-        </w:rPr>
-        <w:t>damp</w:t>
-      </w:r>
-      <w:proofErr w:type="spellEnd"/>
-      <w:r>
-        <w:rPr>
-          <w:color w:val="FABF8F" w:themeColor="accent6" w:themeTint="99"/>
-          <w:sz w:val="24"/>
-          <w:szCs w:val="24"/>
-          <w:lang w:val="es-AR"/>
-        </w:rPr>
-        <w:t xml:space="preserve"> 0.15 y 0.5. Pruebe iterando 2, 5 y 10 veces.</w:t>
+        <w:t>Calcule los valores de PageRank de las páginas utilizando como factor de damp 0.15 y 0.5. Pruebe iterando 2, 5 y 10 veces.</w:t>
       </w:r>
     </w:p>
     <w:p>
@@ -2546,27 +3871,7 @@
           <w:szCs w:val="24"/>
           <w:lang w:val="es-AR"/>
         </w:rPr>
-        <w:t xml:space="preserve">Use los valores de PageRank para </w:t>
-      </w:r>
-      <w:proofErr w:type="spellStart"/>
-      <w:r>
-        <w:rPr>
-          <w:color w:val="FABF8F" w:themeColor="accent6" w:themeTint="99"/>
-          <w:sz w:val="24"/>
-          <w:szCs w:val="24"/>
-          <w:lang w:val="es-AR"/>
-        </w:rPr>
-        <w:t>re-rankear</w:t>
-      </w:r>
-      <w:proofErr w:type="spellEnd"/>
-      <w:r>
-        <w:rPr>
-          <w:color w:val="FABF8F" w:themeColor="accent6" w:themeTint="99"/>
-          <w:sz w:val="24"/>
-          <w:szCs w:val="24"/>
-          <w:lang w:val="es-AR"/>
-        </w:rPr>
-        <w:t xml:space="preserve"> la salida de la búsqueda interpolando los valores (controlado por un parámetro α). ¿Se altera el ranking? ¿En qué caso? Comente los resultados.</w:t>
+        <w:t>Use los valores de PageRank para re-rankear la salida de la búsqueda interpolando los valores (controlado por un parámetro α). ¿Se altera el ranking? ¿En qué caso? Comente los resultados.</w:t>
       </w:r>
     </w:p>
     <w:p>
@@ -2706,7 +4011,7 @@
                     <pic:cNvPicPr/>
                   </pic:nvPicPr>
                   <pic:blipFill>
-                    <a:blip r:embed="rId16"/>
+                    <a:blip r:embed="rId26"/>
                     <a:stretch>
                       <a:fillRect/>
                     </a:stretch>
@@ -2786,7 +4091,7 @@
                     <pic:cNvPicPr/>
                   </pic:nvPicPr>
                   <pic:blipFill>
-                    <a:blip r:embed="rId17"/>
+                    <a:blip r:embed="rId27"/>
                     <a:stretch>
                       <a:fillRect/>
                     </a:stretch>
@@ -2990,21 +4295,7 @@
         <w:rPr>
           <w:lang w:val="es-AR"/>
         </w:rPr>
-        <w:t xml:space="preserve">termina siendo el peor en pagerank, y el segundo factor </w:t>
-      </w:r>
-      <w:proofErr w:type="gramStart"/>
-      <w:r>
-        <w:rPr>
-          <w:lang w:val="es-AR"/>
-        </w:rPr>
-        <w:t>le</w:t>
-      </w:r>
-      <w:proofErr w:type="gramEnd"/>
-      <w:r>
-        <w:rPr>
-          <w:lang w:val="es-AR"/>
-        </w:rPr>
-        <w:t xml:space="preserve"> da menos importancia a los enlaces y distribuye mas uniformemente los scores, sin que los documento</w:t>
+        <w:t>termina siendo el peor en pagerank, y el segundo factor le da menos importancia a los enlaces y distribuye mas uniformemente los scores, sin que los documento</w:t>
       </w:r>
       <w:r>
         <w:rPr>
@@ -3205,7 +4496,7 @@
                     <pic:cNvPicPr/>
                   </pic:nvPicPr>
                   <pic:blipFill>
-                    <a:blip r:embed="rId18"/>
+                    <a:blip r:embed="rId28"/>
                     <a:stretch>
                       <a:fillRect/>
                     </a:stretch>
@@ -3378,7 +4669,7 @@
                     <pic:cNvPicPr/>
                   </pic:nvPicPr>
                   <pic:blipFill>
-                    <a:blip r:embed="rId19"/>
+                    <a:blip r:embed="rId29"/>
                     <a:stretch>
                       <a:fillRect/>
                     </a:stretch>
@@ -3542,7 +4833,7 @@
                     <pic:cNvPicPr/>
                   </pic:nvPicPr>
                   <pic:blipFill>
-                    <a:blip r:embed="rId20"/>
+                    <a:blip r:embed="rId30"/>
                     <a:stretch>
                       <a:fillRect/>
                     </a:stretch>
@@ -3674,147 +4965,7 @@
           <w:szCs w:val="24"/>
           <w:lang w:val="es-AR"/>
         </w:rPr>
-        <w:t xml:space="preserve">Usando su </w:t>
-      </w:r>
-      <w:proofErr w:type="spellStart"/>
-      <w:r>
-        <w:rPr>
-          <w:color w:val="FABF8F" w:themeColor="accent6" w:themeTint="99"/>
-          <w:sz w:val="24"/>
-          <w:szCs w:val="24"/>
-          <w:lang w:val="es-AR"/>
-        </w:rPr>
-        <w:t>crawler</w:t>
-      </w:r>
-      <w:proofErr w:type="spellEnd"/>
-      <w:r>
-        <w:rPr>
-          <w:color w:val="FABF8F" w:themeColor="accent6" w:themeTint="99"/>
-          <w:sz w:val="24"/>
-          <w:szCs w:val="24"/>
-          <w:lang w:val="es-AR"/>
-        </w:rPr>
-        <w:t xml:space="preserve"> realice una recolección de 500 páginas. Luego, calcule para cada una los valores de PageRank y </w:t>
-      </w:r>
-      <w:proofErr w:type="spellStart"/>
-      <w:r>
-        <w:rPr>
-          <w:color w:val="FABF8F" w:themeColor="accent6" w:themeTint="99"/>
-          <w:sz w:val="24"/>
-          <w:szCs w:val="24"/>
-          <w:lang w:val="es-AR"/>
-        </w:rPr>
-        <w:t>Authorities</w:t>
-      </w:r>
-      <w:proofErr w:type="spellEnd"/>
-      <w:r>
-        <w:rPr>
-          <w:color w:val="FABF8F" w:themeColor="accent6" w:themeTint="99"/>
-          <w:sz w:val="24"/>
-          <w:szCs w:val="24"/>
-          <w:lang w:val="es-AR"/>
-        </w:rPr>
-        <w:t xml:space="preserve"> (HITS) utilizando la librería </w:t>
-      </w:r>
-      <w:proofErr w:type="spellStart"/>
-      <w:r>
-        <w:rPr>
-          <w:color w:val="FABF8F" w:themeColor="accent6" w:themeTint="99"/>
-          <w:sz w:val="24"/>
-          <w:szCs w:val="24"/>
-          <w:lang w:val="es-AR"/>
-        </w:rPr>
-        <w:t>NetworkX</w:t>
-      </w:r>
-      <w:proofErr w:type="spellEnd"/>
-      <w:r>
-        <w:rPr>
-          <w:color w:val="FABF8F" w:themeColor="accent6" w:themeTint="99"/>
-          <w:sz w:val="24"/>
-          <w:szCs w:val="24"/>
-          <w:lang w:val="es-AR"/>
-        </w:rPr>
-        <w:t xml:space="preserve"> Simule un </w:t>
-      </w:r>
-      <w:proofErr w:type="spellStart"/>
-      <w:r>
-        <w:rPr>
-          <w:color w:val="FABF8F" w:themeColor="accent6" w:themeTint="99"/>
-          <w:sz w:val="24"/>
-          <w:szCs w:val="24"/>
-          <w:lang w:val="es-AR"/>
-        </w:rPr>
-        <w:t>crawling</w:t>
-      </w:r>
-      <w:proofErr w:type="spellEnd"/>
-      <w:r>
-        <w:rPr>
-          <w:color w:val="FABF8F" w:themeColor="accent6" w:themeTint="99"/>
-          <w:sz w:val="24"/>
-          <w:szCs w:val="24"/>
-          <w:lang w:val="es-AR"/>
-        </w:rPr>
-        <w:t xml:space="preserve"> siguiendo el orden de acuerdo al valor de PageRank de las páginas (de mayor a menor). Grafique la evolución del porcentaje de </w:t>
-      </w:r>
-      <w:proofErr w:type="spellStart"/>
-      <w:r>
-        <w:rPr>
-          <w:color w:val="FABF8F" w:themeColor="accent6" w:themeTint="99"/>
-          <w:sz w:val="24"/>
-          <w:szCs w:val="24"/>
-          <w:lang w:val="es-AR"/>
-        </w:rPr>
-        <w:t>overlap</w:t>
-      </w:r>
-      <w:proofErr w:type="spellEnd"/>
-      <w:r>
-        <w:rPr>
-          <w:color w:val="FABF8F" w:themeColor="accent6" w:themeTint="99"/>
-          <w:sz w:val="24"/>
-          <w:szCs w:val="24"/>
-          <w:lang w:val="es-AR"/>
-        </w:rPr>
-        <w:t xml:space="preserve"> respecto del orden por valor de </w:t>
-      </w:r>
-      <w:proofErr w:type="spellStart"/>
-      <w:r>
-        <w:rPr>
-          <w:color w:val="FABF8F" w:themeColor="accent6" w:themeTint="99"/>
-          <w:sz w:val="24"/>
-          <w:szCs w:val="24"/>
-          <w:lang w:val="es-AR"/>
-        </w:rPr>
-        <w:t>Auth</w:t>
-      </w:r>
-      <w:proofErr w:type="spellEnd"/>
-      <w:r>
-        <w:rPr>
-          <w:color w:val="FABF8F" w:themeColor="accent6" w:themeTint="99"/>
-          <w:sz w:val="24"/>
-          <w:szCs w:val="24"/>
-          <w:lang w:val="es-AR"/>
-        </w:rPr>
-        <w:t xml:space="preserve"> para ambas estrategias de </w:t>
-      </w:r>
-      <w:proofErr w:type="spellStart"/>
-      <w:r>
-        <w:rPr>
-          <w:color w:val="FABF8F" w:themeColor="accent6" w:themeTint="99"/>
-          <w:sz w:val="24"/>
-          <w:szCs w:val="24"/>
-          <w:lang w:val="es-AR"/>
-        </w:rPr>
-        <w:t>crawling</w:t>
-      </w:r>
-      <w:proofErr w:type="spellEnd"/>
-      <w:r>
-        <w:rPr>
-          <w:color w:val="FABF8F" w:themeColor="accent6" w:themeTint="99"/>
-          <w:sz w:val="24"/>
-          <w:szCs w:val="24"/>
-          <w:lang w:val="es-AR"/>
-        </w:rPr>
-        <w:t>. Explique su resultado.</w:t>
+        <w:t>Usando su crawler realice una recolección de 500 páginas. Luego, calcule para cada una los valores de PageRank y Authorities (HITS) utilizando la librería NetworkX Simule un crawling siguiendo el orden de acuerdo al valor de PageRank de las páginas (de mayor a menor). Grafique la evolución del porcentaje de overlap respecto del orden por valor de Auth para ambas estrategias de crawling. Explique su resultado.</w:t>
       </w:r>
     </w:p>
     <w:p>
@@ -3872,21 +5023,7 @@
         <w:rPr>
           <w:lang w:val="es-AR"/>
         </w:rPr>
-        <w:t xml:space="preserve">[1] Ricardo Baeza-Yates and </w:t>
-      </w:r>
-      <w:proofErr w:type="spellStart"/>
-      <w:r>
-        <w:rPr>
-          <w:lang w:val="es-AR"/>
-        </w:rPr>
-        <w:t>Berthier</w:t>
-      </w:r>
-      <w:proofErr w:type="spellEnd"/>
-      <w:r>
-        <w:rPr>
-          <w:lang w:val="es-AR"/>
-        </w:rPr>
-        <w:t xml:space="preserve"> Ribeiro-Neto. </w:t>
+        <w:t xml:space="preserve">[1] Ricardo Baeza-Yates and Berthier Ribeiro-Neto. </w:t>
       </w:r>
       <w:r>
         <w:rPr>
@@ -3914,21 +5051,29 @@
         <w:rPr>
           <w:lang w:val="en-US"/>
         </w:rPr>
-        <w:t xml:space="preserve">[2] Bruce Croft, Donald Metzler, and Trevor </w:t>
-      </w:r>
-      <w:proofErr w:type="spellStart"/>
-      <w:r>
+        <w:t>[2] Bruce Croft, Donald Metzler, and Trevor Strohman. Search Engines: Information Retrieval in Practice. Addison-Wesley Publishing Company, USA, 1st edition, 2009.</w:t>
+      </w:r>
+    </w:p>
+    <w:p>
+      <w:pPr>
+        <w:jc w:val="both"/>
         <w:rPr>
           <w:lang w:val="en-US"/>
         </w:rPr>
-        <w:t>Strohman</w:t>
-      </w:r>
-      <w:proofErr w:type="spellEnd"/>
-      <w:r>
+      </w:pPr>
+    </w:p>
+    <w:p>
+      <w:pPr>
+        <w:jc w:val="both"/>
         <w:rPr>
           <w:lang w:val="en-US"/>
         </w:rPr>
-        <w:t>. Search Engines: Information Retrieval in Practice. Addison-Wesley Publishing Company, USA, 1st edition, 2009.</w:t>
+      </w:pPr>
+      <w:r>
+        <w:rPr>
+          <w:lang w:val="en-US"/>
+        </w:rPr>
+        <w:t>[3] R. Fielding, J. Gettys, J. Mogul, H. Frystyk, L. Masinter, P. Leach, and T. Berners-Lee. Rfc2616 - hypertext transfer protocol – http/1.1. Technical report, United States, 1999.</w:t>
       </w:r>
     </w:p>
     <w:p>
@@ -3950,75 +5095,11 @@
         <w:rPr>
           <w:lang w:val="en-US"/>
         </w:rPr>
-        <w:t xml:space="preserve">[3] R. Fielding, J. Gettys, J. Mogul, H. </w:t>
-      </w:r>
-      <w:proofErr w:type="spellStart"/>
-      <w:r>
-        <w:rPr>
-          <w:lang w:val="en-US"/>
-        </w:rPr>
-        <w:t>Frystyk</w:t>
-      </w:r>
-      <w:proofErr w:type="spellEnd"/>
-      <w:r>
-        <w:rPr>
-          <w:lang w:val="en-US"/>
-        </w:rPr>
-        <w:t xml:space="preserve">, L. </w:t>
-      </w:r>
-      <w:proofErr w:type="spellStart"/>
-      <w:r>
-        <w:rPr>
-          <w:lang w:val="en-US"/>
-        </w:rPr>
-        <w:t>Masinter</w:t>
-      </w:r>
-      <w:proofErr w:type="spellEnd"/>
-      <w:r>
-        <w:rPr>
-          <w:lang w:val="en-US"/>
-        </w:rPr>
-        <w:t>, P. Leach, and T. Berners-Lee. Rfc2616 - hypertext transfer protocol – http/1.1. Technical report, United States, 1999.</w:t>
-      </w:r>
-    </w:p>
-    <w:p>
-      <w:pPr>
-        <w:jc w:val="both"/>
-        <w:rPr>
-          <w:lang w:val="en-US"/>
-        </w:rPr>
-      </w:pPr>
-    </w:p>
-    <w:p>
-      <w:pPr>
-        <w:jc w:val="both"/>
-        <w:rPr>
-          <w:lang w:val="en-US"/>
-        </w:rPr>
-      </w:pPr>
-      <w:r>
-        <w:rPr>
-          <w:lang w:val="en-US"/>
-        </w:rPr>
-        <w:t xml:space="preserve">[4] Christopher D. Manning, Prabhakar Raghavan, and Hinrich </w:t>
-      </w:r>
-      <w:proofErr w:type="spellStart"/>
-      <w:r>
-        <w:rPr>
-          <w:lang w:val="en-US"/>
-        </w:rPr>
-        <w:t>Schutze</w:t>
-      </w:r>
-      <w:proofErr w:type="spellEnd"/>
-      <w:r>
-        <w:rPr>
-          <w:lang w:val="en-US"/>
-        </w:rPr>
-        <w:t>. Introduction to Information Retrieval. Cambridge University Press, New York, NY, USA, 2008.</w:t>
+        <w:t>[4] Christopher D. Manning, Prabhakar Raghavan, and Hinrich Schutze. Introduction to Information Retrieval. Cambridge University Press, New York, NY, USA, 2008.</w:t>
       </w:r>
     </w:p>
     <w:sectPr>
-      <w:headerReference w:type="default" r:id="rId21"/>
+      <w:headerReference w:type="default" r:id="rId31"/>
       <w:pgSz w:w="11906" w:h="16838"/>
       <w:pgMar w:top="1133" w:right="1133" w:bottom="1133" w:left="1133" w:header="850" w:footer="850" w:gutter="0"/>
       <w:pgNumType w:start="1"/>
@@ -7520,7 +8601,7 @@
   <w:style w:type="paragraph" w:default="1" w:styleId="Normal">
     <w:name w:val="Normal"/>
     <w:qFormat/>
-    <w:rsid w:val="006D66A4"/>
+    <w:rsid w:val="001D388F"/>
   </w:style>
   <w:style w:type="paragraph" w:styleId="Ttulo1">
     <w:name w:val="heading 1"/>
@@ -7744,7 +8825,151 @@
       <w:contextualSpacing/>
     </w:pPr>
   </w:style>
+  <w:style w:type="table" w:styleId="Tablanormal1">
+    <w:name w:val="Plain Table 1"/>
+    <w:basedOn w:val="Tablanormal"/>
+    <w:uiPriority w:val="41"/>
+    <w:rsid w:val="00863446"/>
+    <w:pPr>
+      <w:spacing w:line="240" w:lineRule="auto"/>
+    </w:pPr>
+    <w:tblPr>
+      <w:tblStyleRowBandSize w:val="1"/>
+      <w:tblStyleColBandSize w:val="1"/>
+      <w:tblBorders>
+        <w:top w:val="single" w:sz="4" w:space="0" w:color="BFBFBF" w:themeColor="background1" w:themeShade="BF"/>
+        <w:left w:val="single" w:sz="4" w:space="0" w:color="BFBFBF" w:themeColor="background1" w:themeShade="BF"/>
+        <w:bottom w:val="single" w:sz="4" w:space="0" w:color="BFBFBF" w:themeColor="background1" w:themeShade="BF"/>
+        <w:right w:val="single" w:sz="4" w:space="0" w:color="BFBFBF" w:themeColor="background1" w:themeShade="BF"/>
+        <w:insideH w:val="single" w:sz="4" w:space="0" w:color="BFBFBF" w:themeColor="background1" w:themeShade="BF"/>
+        <w:insideV w:val="single" w:sz="4" w:space="0" w:color="BFBFBF" w:themeColor="background1" w:themeShade="BF"/>
+      </w:tblBorders>
+    </w:tblPr>
+    <w:tblStylePr w:type="firstRow">
+      <w:rPr>
+        <w:b/>
+        <w:bCs/>
+      </w:rPr>
+    </w:tblStylePr>
+    <w:tblStylePr w:type="lastRow">
+      <w:rPr>
+        <w:b/>
+        <w:bCs/>
+      </w:rPr>
+      <w:tblPr/>
+      <w:tcPr>
+        <w:tcBorders>
+          <w:top w:val="double" w:sz="4" w:space="0" w:color="BFBFBF" w:themeColor="background1" w:themeShade="BF"/>
+        </w:tcBorders>
+      </w:tcPr>
+    </w:tblStylePr>
+    <w:tblStylePr w:type="firstCol">
+      <w:rPr>
+        <w:b/>
+        <w:bCs/>
+      </w:rPr>
+    </w:tblStylePr>
+    <w:tblStylePr w:type="lastCol">
+      <w:rPr>
+        <w:b/>
+        <w:bCs/>
+      </w:rPr>
+    </w:tblStylePr>
+    <w:tblStylePr w:type="band1Vert">
+      <w:tblPr/>
+      <w:tcPr>
+        <w:shd w:val="clear" w:color="auto" w:fill="F2F2F2" w:themeFill="background1" w:themeFillShade="F2"/>
+      </w:tcPr>
+    </w:tblStylePr>
+    <w:tblStylePr w:type="band1Horz">
+      <w:tblPr/>
+      <w:tcPr>
+        <w:shd w:val="clear" w:color="auto" w:fill="F2F2F2" w:themeFill="background1" w:themeFillShade="F2"/>
+      </w:tcPr>
+    </w:tblStylePr>
+  </w:style>
 </w:styles>
+</file>
+
+<file path=word/ink/ink1.xml><?xml version="1.0" encoding="utf-8"?>
+<inkml:ink xmlns:inkml="http://www.w3.org/2003/InkML">
+  <inkml:definitions>
+    <inkml:context xml:id="ctx0">
+      <inkml:inkSource xml:id="inkSrc0">
+        <inkml:traceFormat>
+          <inkml:channel name="X" type="integer" min="-2.14748E9" max="2.14748E9" units="cm"/>
+          <inkml:channel name="Y" type="integer" min="-2.14748E9" max="2.14748E9" units="cm"/>
+        </inkml:traceFormat>
+        <inkml:channelProperties>
+          <inkml:channelProperty channel="X" name="resolution" value="1000" units="1/cm"/>
+          <inkml:channelProperty channel="Y" name="resolution" value="1000" units="1/cm"/>
+        </inkml:channelProperties>
+      </inkml:inkSource>
+      <inkml:timestamp xml:id="ts0" timeString="2026-06-22T04:01:12.377"/>
+    </inkml:context>
+    <inkml:brush xml:id="br0">
+      <inkml:brushProperty name="width" value="0.05" units="cm"/>
+      <inkml:brushProperty name="height" value="0.05" units="cm"/>
+      <inkml:brushProperty name="color" value="#33CCFF"/>
+      <inkml:brushProperty name="ignorePressure" value="1"/>
+    </inkml:brush>
+  </inkml:definitions>
+  <inkml:trace contextRef="#ctx0" brushRef="#br0">55 665,'-1'9,"0"-1,0 0,-1 0,-5 14,-5 26,5 230,9-188,-16 140,5-131,6 167,5-133,-2-121,1 0,0 0,1 0,0 0,1 0,0 0,1-1,0 1,1-1,0 0,1 0,0-1,1 0,0 0,1 0,-1-1,2 0,0-1,0 1,0-2,1 1,0-2,0 1,14 6,116 68,-78-43,85 39,-125-68,1 0,0-2,0 0,0-2,1 0,0-2,46 1,-61-5,-1 0,1 0,-1-1,0 0,1-1,-1 0,0 0,-1-1,1 0,-1 0,11-8,9-8,38-39,-26 23,-7 9,2 2,0 2,2 1,0 2,2 1,52-18,-50 22,0-2,-2-1,0-2,0-2,-2-1,-1-2,-1-1,-2-2,47-50,134-183,-194 238,97-128,-97 123,-2-1,0-1,19-54,3-37,-5-1,32-233,-61 322,-1 0,-2-1,-3-57,0 81,0 1,-1-1,0 0,-1 1,0-1,-1 1,1 0,-2 0,1 0,-1 0,-1 1,0 0,0 0,0 1,-1-1,-13-10,0 5,0 1,0 0,-2 2,1 0,-1 2,-26-7,18 5,0-1,-43-22,51 21,1 2,-2 0,1 2,-1 0,-1 2,-38-7,11 8,-1 2,-53 3,-80 0,-73 4,240-2,0 0,0 1,1 2,-1-1,-28 13,-76 46,49-23,55-32,-1-1,-28 8,31-11,0 1,0 1,0 0,-19 11,-59 34,53-30,-56 38,86-51,1 0,0 1,0 0,0 0,1 1,1 1,-1 0,2 0,-10 18,-8 7,12-25</inkml:trace>
+</inkml:ink>
+</file>
+
+<file path=word/ink/ink2.xml><?xml version="1.0" encoding="utf-8"?>
+<inkml:ink xmlns:inkml="http://www.w3.org/2003/InkML">
+  <inkml:definitions>
+    <inkml:context xml:id="ctx0">
+      <inkml:inkSource xml:id="inkSrc0">
+        <inkml:traceFormat>
+          <inkml:channel name="X" type="integer" min="-2.14748E9" max="2.14748E9" units="cm"/>
+          <inkml:channel name="Y" type="integer" min="-2.14748E9" max="2.14748E9" units="cm"/>
+        </inkml:traceFormat>
+        <inkml:channelProperties>
+          <inkml:channelProperty channel="X" name="resolution" value="1000" units="1/cm"/>
+          <inkml:channelProperty channel="Y" name="resolution" value="1000" units="1/cm"/>
+        </inkml:channelProperties>
+      </inkml:inkSource>
+      <inkml:timestamp xml:id="ts0" timeString="2026-06-22T03:56:51.835"/>
+    </inkml:context>
+    <inkml:brush xml:id="br0">
+      <inkml:brushProperty name="width" value="0.05" units="cm"/>
+      <inkml:brushProperty name="height" value="0.05" units="cm"/>
+      <inkml:brushProperty name="color" value="#E71224"/>
+      <inkml:brushProperty name="ignorePressure" value="1"/>
+    </inkml:brush>
+  </inkml:definitions>
+  <inkml:trace contextRef="#ctx0" brushRef="#br0">379 1278,'-3'1,"-1"-1,1 1,0 0,-1 0,1 0,0 0,0 1,0-1,0 1,0 0,0 0,1 0,-1 0,1 0,-4 3,-34 44,34-40,-36 47,3 2,3 1,-43 94,63-114,1 0,2 1,2 1,2 0,1 0,2 1,0 44,5-59,1 0,1 0,1 0,2 0,0-1,2 1,1-1,1 0,2 0,0-1,2-1,28 46,19 4,2-3,104 91,-11-10,18 13,385 286,-494-406,2-2,119 58,-148-85,1-1,0-2,1-2,1-1,0-2,0-1,46 1,-74-8,0-1,0 1,1-2,-1 0,0 0,0-1,-1 0,1-1,-1 0,0-1,19-11,-3-2,-1-1,40-42,-36 34,42-33,24-5,-45 32,-2-1,-1-3,45-45,230-294,-293 341,12-17,-1-1,55-99,-82 126,-1-1,0 0,-3-1,0 0,-1 0,-2-1,-1 0,2-47,-6-160,6-139,-4 304,8-345,-14 345,-3-1,-3 1,-33-126,3 25,27 109,-32-97,26 106,-4 1,-53-97,67 137,-1 0,0 0,0 1,-2 0,1 0,-1 2,-1-1,0 1,0 1,-1 0,0 1,-1 0,0 1,0 1,-28-9,-11 6,-1 2,1 3,-107 5,88 0,-161 5,1 11,1 9,-370 92,258-16,256-71,-155 81,213-92,0 1,2 1,0 2,1 0,2 2,-28 37,-3 1,23-30,18-20,0 0,1 1,1 1,0 0,1 1,0 0,-7 19,10-12</inkml:trace>
+</inkml:ink>
+</file>
+
+<file path=word/ink/ink3.xml><?xml version="1.0" encoding="utf-8"?>
+<inkml:ink xmlns:inkml="http://www.w3.org/2003/InkML">
+  <inkml:definitions>
+    <inkml:context xml:id="ctx0">
+      <inkml:inkSource xml:id="inkSrc0">
+        <inkml:traceFormat>
+          <inkml:channel name="X" type="integer" min="-2.14748E9" max="2.14748E9" units="cm"/>
+          <inkml:channel name="Y" type="integer" min="-2.14748E9" max="2.14748E9" units="cm"/>
+        </inkml:traceFormat>
+        <inkml:channelProperties>
+          <inkml:channelProperty channel="X" name="resolution" value="1000" units="1/cm"/>
+          <inkml:channelProperty channel="Y" name="resolution" value="1000" units="1/cm"/>
+        </inkml:channelProperties>
+      </inkml:inkSource>
+      <inkml:timestamp xml:id="ts0" timeString="2026-06-22T04:01:14.383"/>
+    </inkml:context>
+    <inkml:brush xml:id="br0">
+      <inkml:brushProperty name="width" value="0.05" units="cm"/>
+      <inkml:brushProperty name="height" value="0.05" units="cm"/>
+      <inkml:brushProperty name="color" value="#33CCFF"/>
+      <inkml:brushProperty name="ignorePressure" value="1"/>
+    </inkml:brush>
+  </inkml:definitions>
+  <inkml:trace contextRef="#ctx0" brushRef="#br0">0 0,'0'0</inkml:trace>
+</inkml:ink>
 </file>
 
 <file path=word/theme/theme1.xml><?xml version="1.0" encoding="utf-8"?>

--- a/TP5/2026_RI_TP5_web.docx
+++ b/TP5/2026_RI_TP5_web.docx
@@ -185,7 +185,25 @@
           <w:sz w:val="24"/>
           <w:szCs w:val="24"/>
         </w:rPr>
-        <w:t>Josue Leonel Gatica Odato 178921</w:t>
+        <w:t xml:space="preserve">Josue Leonel Gatica </w:t>
+      </w:r>
+      <w:proofErr w:type="spellStart"/>
+      <w:r>
+        <w:rPr>
+          <w:color w:val="000000"/>
+          <w:sz w:val="24"/>
+          <w:szCs w:val="24"/>
+        </w:rPr>
+        <w:t>Odato</w:t>
+      </w:r>
+      <w:proofErr w:type="spellEnd"/>
+      <w:r>
+        <w:rPr>
+          <w:color w:val="000000"/>
+          <w:sz w:val="24"/>
+          <w:szCs w:val="24"/>
+        </w:rPr>
+        <w:t xml:space="preserve"> 178921</w:t>
       </w:r>
     </w:p>
     <w:p>
@@ -372,7 +390,23 @@
           <w:sz w:val="24"/>
           <w:szCs w:val="24"/>
         </w:rPr>
-        <w:t>Para un correcto manejo de las colecciones en cada ejercicio, los archivos .py tomando las colecciones por defecto en una carpeta llamada “Colecciones”, ubicada a la par con todas las carpetas de los ejercicios.</w:t>
+        <w:t>Para un correcto manejo de las colecciones en cada ejercicio, los archivos .</w:t>
+      </w:r>
+      <w:proofErr w:type="spellStart"/>
+      <w:r>
+        <w:rPr>
+          <w:sz w:val="24"/>
+          <w:szCs w:val="24"/>
+        </w:rPr>
+        <w:t>py</w:t>
+      </w:r>
+      <w:proofErr w:type="spellEnd"/>
+      <w:r>
+        <w:rPr>
+          <w:sz w:val="24"/>
+          <w:szCs w:val="24"/>
+        </w:rPr>
+        <w:t xml:space="preserve"> tomando las colecciones por defecto en una carpeta llamada “Colecciones”, ubicada a la par con todas las carpetas de los ejercicios.</w:t>
       </w:r>
     </w:p>
     <w:p>
@@ -460,7 +494,23 @@
           <w:sz w:val="24"/>
           <w:szCs w:val="24"/>
         </w:rPr>
-        <w:t xml:space="preserve">El modelo de lenguaje de inteligencia artificial utilizado para el trabajo fue ChatGPT </w:t>
+        <w:t xml:space="preserve">El modelo de lenguaje de inteligencia artificial utilizado para el trabajo fue </w:t>
+      </w:r>
+      <w:proofErr w:type="spellStart"/>
+      <w:r>
+        <w:rPr>
+          <w:sz w:val="24"/>
+          <w:szCs w:val="24"/>
+        </w:rPr>
+        <w:t>ChatGPT</w:t>
+      </w:r>
+      <w:proofErr w:type="spellEnd"/>
+      <w:r>
+        <w:rPr>
+          <w:sz w:val="24"/>
+          <w:szCs w:val="24"/>
+        </w:rPr>
+        <w:t xml:space="preserve"> </w:t>
       </w:r>
       <w:r>
         <w:rPr>
@@ -540,7 +590,39 @@
           <w:sz w:val="24"/>
           <w:szCs w:val="24"/>
         </w:rPr>
-        <w:t xml:space="preserve">Utilizando las librería BeautifullSoup y requests, se </w:t>
+        <w:t xml:space="preserve">Utilizando las librería </w:t>
+      </w:r>
+      <w:proofErr w:type="spellStart"/>
+      <w:r>
+        <w:rPr>
+          <w:sz w:val="24"/>
+          <w:szCs w:val="24"/>
+        </w:rPr>
+        <w:t>BeautifullSoup</w:t>
+      </w:r>
+      <w:proofErr w:type="spellEnd"/>
+      <w:r>
+        <w:rPr>
+          <w:sz w:val="24"/>
+          <w:szCs w:val="24"/>
+        </w:rPr>
+        <w:t xml:space="preserve"> y </w:t>
+      </w:r>
+      <w:proofErr w:type="spellStart"/>
+      <w:r>
+        <w:rPr>
+          <w:sz w:val="24"/>
+          <w:szCs w:val="24"/>
+        </w:rPr>
+        <w:t>requests</w:t>
+      </w:r>
+      <w:proofErr w:type="spellEnd"/>
+      <w:r>
+        <w:rPr>
+          <w:sz w:val="24"/>
+          <w:szCs w:val="24"/>
+        </w:rPr>
+        <w:t xml:space="preserve">, se </w:t>
       </w:r>
       <w:r>
         <w:rPr>
@@ -768,7 +850,15 @@
     </w:p>
     <w:p>
       <w:r>
-        <w:t xml:space="preserve">En este caso, todos los enlaces no están normalizados, es por ello que fue necesario implementar un parser, </w:t>
+        <w:t xml:space="preserve">En este caso, todos los enlaces no están normalizados, es por ello que fue necesario implementar un </w:t>
+      </w:r>
+      <w:proofErr w:type="spellStart"/>
+      <w:r>
+        <w:t>parser</w:t>
+      </w:r>
+      <w:proofErr w:type="spellEnd"/>
+      <w:r>
+        <w:t xml:space="preserve">, </w:t>
       </w:r>
       <w:r>
         <w:t>buscando</w:t>
@@ -879,7 +969,27 @@
           <w:szCs w:val="24"/>
           <w:lang w:val="es-AR"/>
         </w:rPr>
-        <w:t>Modifique su programa anterior para implementar un crawler básico de acuerdo al algoritmo presentado en la siguiente figura</w:t>
+        <w:t xml:space="preserve">Modifique su programa anterior para implementar un </w:t>
+      </w:r>
+      <w:proofErr w:type="spellStart"/>
+      <w:r>
+        <w:rPr>
+          <w:color w:val="FABF8F" w:themeColor="accent6" w:themeTint="99"/>
+          <w:sz w:val="24"/>
+          <w:szCs w:val="24"/>
+          <w:lang w:val="es-AR"/>
+        </w:rPr>
+        <w:t>crawler</w:t>
+      </w:r>
+      <w:proofErr w:type="spellEnd"/>
+      <w:r>
+        <w:rPr>
+          <w:color w:val="FABF8F" w:themeColor="accent6" w:themeTint="99"/>
+          <w:sz w:val="24"/>
+          <w:szCs w:val="24"/>
+          <w:lang w:val="es-AR"/>
+        </w:rPr>
+        <w:t xml:space="preserve"> básico de acuerdo al algoritmo presentado en la siguiente figura</w:t>
       </w:r>
     </w:p>
     <w:p>
@@ -997,8 +1107,19 @@
           <w:szCs w:val="24"/>
           <w:lang w:val="es-AR"/>
         </w:rPr>
-        <w:t>a) Conjunto semilla: los 20 primeros sitios del ranking de Netcraft</w:t>
-      </w:r>
+        <w:t xml:space="preserve">a) Conjunto semilla: los 20 primeros sitios del ranking de </w:t>
+      </w:r>
+      <w:proofErr w:type="spellStart"/>
+      <w:r>
+        <w:rPr>
+          <w:color w:val="FABF8F" w:themeColor="accent6" w:themeTint="99"/>
+          <w:sz w:val="24"/>
+          <w:szCs w:val="24"/>
+          <w:lang w:val="es-AR"/>
+        </w:rPr>
+        <w:t>Netcraft</w:t>
+      </w:r>
+      <w:proofErr w:type="spellEnd"/>
     </w:p>
     <w:p>
       <w:pPr>
@@ -1079,71 +1200,608 @@
           <w:szCs w:val="24"/>
           <w:lang w:val="es-AR"/>
         </w:rPr>
-        <w:t>Luego de la descarga, arme el grafo correspondiente. Grafique utilizando la librería pyvis</w:t>
-      </w:r>
-    </w:p>
-    <w:p>
-      <w:pPr>
+        <w:t xml:space="preserve">Luego de la descarga, arme el grafo correspondiente. Grafique utilizando la librería </w:t>
+      </w:r>
+      <w:proofErr w:type="spellStart"/>
+      <w:r>
         <w:rPr>
           <w:color w:val="FABF8F" w:themeColor="accent6" w:themeTint="99"/>
           <w:sz w:val="24"/>
           <w:szCs w:val="24"/>
           <w:lang w:val="es-AR"/>
         </w:rPr>
-      </w:pPr>
-    </w:p>
-    <w:p>
-      <w:pPr>
-        <w:rPr>
-          <w:b/>
-          <w:bCs/>
-          <w:sz w:val="24"/>
-          <w:szCs w:val="24"/>
-        </w:rPr>
-      </w:pPr>
-      <w:r>
-        <w:rPr>
-          <w:b/>
-          <w:bCs/>
-          <w:sz w:val="24"/>
-          <w:szCs w:val="24"/>
-        </w:rPr>
-        <w:t>Cálculo de rankings</w:t>
-      </w:r>
-    </w:p>
-    <w:p>
-      <w:pPr>
-        <w:rPr>
-          <w:b/>
-          <w:bCs/>
-          <w:sz w:val="24"/>
-          <w:szCs w:val="24"/>
-        </w:rPr>
-      </w:pPr>
-    </w:p>
-    <w:p>
-      <w:pPr>
-        <w:rPr>
-          <w:sz w:val="24"/>
-          <w:szCs w:val="24"/>
-        </w:rPr>
-      </w:pPr>
-      <w:r>
-        <w:rPr>
-          <w:sz w:val="24"/>
-          <w:szCs w:val="24"/>
-        </w:rPr>
-        <w:t>Para utilizar el modelo de Query Likelihood, fue necesaria la construcción de una nueva matriz termino-documento de MLE, indicando cual es la probabilidad de ocurrencia del término en ese documento. La fórmula es la siguiente:</w:t>
-      </w:r>
-    </w:p>
-    <w:p>
-      <w:pPr>
-        <w:rPr>
-          <w:b/>
-          <w:bCs/>
-          <w:lang w:val="es-AR"/>
-        </w:rPr>
-      </w:pPr>
+        <w:t>pyvis</w:t>
+      </w:r>
+      <w:proofErr w:type="spellEnd"/>
+    </w:p>
+    <w:p>
+      <w:pPr>
+        <w:rPr>
+          <w:color w:val="FABF8F" w:themeColor="accent6" w:themeTint="99"/>
+          <w:sz w:val="24"/>
+          <w:szCs w:val="24"/>
+          <w:lang w:val="es-AR"/>
+        </w:rPr>
+      </w:pPr>
+    </w:p>
+    <w:p>
+      <w:pPr>
+        <w:rPr>
+          <w:lang w:val="es-AR"/>
+        </w:rPr>
+      </w:pPr>
+      <w:r>
+        <w:rPr>
+          <w:lang w:val="es-AR"/>
+        </w:rPr>
+        <w:t xml:space="preserve">Se utilizo el siguiente conjunto semilla para ejecutar el </w:t>
+      </w:r>
+      <w:proofErr w:type="spellStart"/>
+      <w:r>
+        <w:rPr>
+          <w:lang w:val="es-AR"/>
+        </w:rPr>
+        <w:t>crawler</w:t>
+      </w:r>
+      <w:proofErr w:type="spellEnd"/>
+      <w:r>
+        <w:rPr>
+          <w:lang w:val="es-AR"/>
+        </w:rPr>
+        <w:t>:</w:t>
+      </w:r>
+    </w:p>
+    <w:p>
+      <w:pPr>
+        <w:pStyle w:val="Prrafodelista"/>
+        <w:numPr>
+          <w:ilvl w:val="0"/>
+          <w:numId w:val="28"/>
+        </w:numPr>
+        <w:rPr>
+          <w:lang w:val="es-AR"/>
+        </w:rPr>
+      </w:pPr>
+      <w:r>
+        <w:rPr>
+          <w:lang w:val="es-AR"/>
+        </w:rPr>
+        <w:t xml:space="preserve">    "https://www.google.com",</w:t>
+      </w:r>
+    </w:p>
+    <w:p>
+      <w:pPr>
+        <w:pStyle w:val="Prrafodelista"/>
+        <w:numPr>
+          <w:ilvl w:val="0"/>
+          <w:numId w:val="28"/>
+        </w:numPr>
+        <w:rPr>
+          <w:lang w:val="es-AR"/>
+        </w:rPr>
+      </w:pPr>
+      <w:r>
+        <w:rPr>
+          <w:lang w:val="es-AR"/>
+        </w:rPr>
+        <w:t xml:space="preserve">    "https://www.youtube.com",</w:t>
+      </w:r>
+    </w:p>
+    <w:p>
+      <w:pPr>
+        <w:pStyle w:val="Prrafodelista"/>
+        <w:numPr>
+          <w:ilvl w:val="0"/>
+          <w:numId w:val="28"/>
+        </w:numPr>
+        <w:rPr>
+          <w:lang w:val="es-AR"/>
+        </w:rPr>
+      </w:pPr>
+      <w:r>
+        <w:rPr>
+          <w:lang w:val="es-AR"/>
+        </w:rPr>
+        <w:t xml:space="preserve">    "https://mail.google.com",</w:t>
+      </w:r>
+    </w:p>
+    <w:p>
+      <w:pPr>
+        <w:pStyle w:val="Prrafodelista"/>
+        <w:numPr>
+          <w:ilvl w:val="0"/>
+          <w:numId w:val="28"/>
+        </w:numPr>
+        <w:rPr>
+          <w:lang w:val="es-AR"/>
+        </w:rPr>
+      </w:pPr>
+      <w:r>
+        <w:rPr>
+          <w:lang w:val="es-AR"/>
+        </w:rPr>
+        <w:t xml:space="preserve">    "https://docs.google.com",</w:t>
+      </w:r>
+    </w:p>
+    <w:p>
+      <w:pPr>
+        <w:pStyle w:val="Prrafodelista"/>
+        <w:numPr>
+          <w:ilvl w:val="0"/>
+          <w:numId w:val="28"/>
+        </w:numPr>
+        <w:rPr>
+          <w:lang w:val="es-AR"/>
+        </w:rPr>
+      </w:pPr>
+      <w:r>
+        <w:rPr>
+          <w:lang w:val="es-AR"/>
+        </w:rPr>
+        <w:t xml:space="preserve">    "https://www.facebook.com",</w:t>
+      </w:r>
+    </w:p>
+    <w:p>
+      <w:pPr>
+        <w:pStyle w:val="Prrafodelista"/>
+        <w:numPr>
+          <w:ilvl w:val="0"/>
+          <w:numId w:val="28"/>
+        </w:numPr>
+        <w:rPr>
+          <w:lang w:val="es-AR"/>
+        </w:rPr>
+      </w:pPr>
+      <w:r>
+        <w:rPr>
+          <w:lang w:val="es-AR"/>
+        </w:rPr>
+        <w:t xml:space="preserve">    "https://outlook.office.com",</w:t>
+      </w:r>
+    </w:p>
+    <w:p>
+      <w:pPr>
+        <w:pStyle w:val="Prrafodelista"/>
+        <w:numPr>
+          <w:ilvl w:val="0"/>
+          <w:numId w:val="28"/>
+        </w:numPr>
+        <w:rPr>
+          <w:lang w:val="es-AR"/>
+        </w:rPr>
+      </w:pPr>
+      <w:r>
+        <w:rPr>
+          <w:lang w:val="es-AR"/>
+        </w:rPr>
+        <w:t xml:space="preserve">    "https://chatgpt.com",</w:t>
+      </w:r>
+    </w:p>
+    <w:p>
+      <w:pPr>
+        <w:pStyle w:val="Prrafodelista"/>
+        <w:numPr>
+          <w:ilvl w:val="0"/>
+          <w:numId w:val="28"/>
+        </w:numPr>
+        <w:rPr>
+          <w:lang w:val="es-AR"/>
+        </w:rPr>
+      </w:pPr>
+      <w:r>
+        <w:rPr>
+          <w:lang w:val="es-AR"/>
+        </w:rPr>
+        <w:t xml:space="preserve">    "https://login.microsoftonline.com",</w:t>
+      </w:r>
+    </w:p>
+    <w:p>
+      <w:pPr>
+        <w:pStyle w:val="Prrafodelista"/>
+        <w:numPr>
+          <w:ilvl w:val="0"/>
+          <w:numId w:val="28"/>
+        </w:numPr>
+        <w:rPr>
+          <w:lang w:val="es-AR"/>
+        </w:rPr>
+      </w:pPr>
+      <w:r>
+        <w:rPr>
+          <w:lang w:val="es-AR"/>
+        </w:rPr>
+        <w:t xml:space="preserve">    "https://outlook.cloud.microsoft",</w:t>
+      </w:r>
+    </w:p>
+    <w:p>
+      <w:pPr>
+        <w:pStyle w:val="Prrafodelista"/>
+        <w:numPr>
+          <w:ilvl w:val="0"/>
+          <w:numId w:val="28"/>
+        </w:numPr>
+        <w:rPr>
+          <w:lang w:val="es-AR"/>
+        </w:rPr>
+      </w:pPr>
+      <w:r>
+        <w:rPr>
+          <w:lang w:val="es-AR"/>
+        </w:rPr>
+        <w:t xml:space="preserve">    "https://accounts.google.com",</w:t>
+      </w:r>
+    </w:p>
+    <w:p>
+      <w:pPr>
+        <w:pStyle w:val="Prrafodelista"/>
+        <w:numPr>
+          <w:ilvl w:val="0"/>
+          <w:numId w:val="28"/>
+        </w:numPr>
+        <w:rPr>
+          <w:lang w:val="es-AR"/>
+        </w:rPr>
+      </w:pPr>
+      <w:r>
+        <w:rPr>
+          <w:lang w:val="es-AR"/>
+        </w:rPr>
+        <w:t xml:space="preserve">    "https://campus-1001.ammon.cloud",</w:t>
+      </w:r>
+    </w:p>
+    <w:p>
+      <w:pPr>
+        <w:pStyle w:val="Prrafodelista"/>
+        <w:numPr>
+          <w:ilvl w:val="0"/>
+          <w:numId w:val="28"/>
+        </w:numPr>
+        <w:rPr>
+          <w:lang w:val="es-AR"/>
+        </w:rPr>
+      </w:pPr>
+      <w:r>
+        <w:rPr>
+          <w:lang w:val="es-AR"/>
+        </w:rPr>
+        <w:t xml:space="preserve">    "https://www.linkedin.com",</w:t>
+      </w:r>
+    </w:p>
+    <w:p>
+      <w:pPr>
+        <w:pStyle w:val="Prrafodelista"/>
+        <w:numPr>
+          <w:ilvl w:val="0"/>
+          <w:numId w:val="28"/>
+        </w:numPr>
+        <w:rPr>
+          <w:lang w:val="es-AR"/>
+        </w:rPr>
+      </w:pPr>
+      <w:r>
+        <w:rPr>
+          <w:lang w:val="es-AR"/>
+        </w:rPr>
+        <w:t xml:space="preserve">    "https://www.bing.com",</w:t>
+      </w:r>
+    </w:p>
+    <w:p>
+      <w:pPr>
+        <w:pStyle w:val="Prrafodelista"/>
+        <w:numPr>
+          <w:ilvl w:val="0"/>
+          <w:numId w:val="28"/>
+        </w:numPr>
+        <w:rPr>
+          <w:lang w:val="es-AR"/>
+        </w:rPr>
+      </w:pPr>
+      <w:r>
+        <w:rPr>
+          <w:lang w:val="es-AR"/>
+        </w:rPr>
+        <w:t xml:space="preserve">    "https://drive.google.com",</w:t>
+      </w:r>
+    </w:p>
+    <w:p>
+      <w:pPr>
+        <w:pStyle w:val="Prrafodelista"/>
+        <w:numPr>
+          <w:ilvl w:val="0"/>
+          <w:numId w:val="28"/>
+        </w:numPr>
+        <w:rPr>
+          <w:lang w:val="es-AR"/>
+        </w:rPr>
+      </w:pPr>
+      <w:r>
+        <w:rPr>
+          <w:lang w:val="es-AR"/>
+        </w:rPr>
+        <w:t xml:space="preserve">    "https://www.instagram.com",</w:t>
+      </w:r>
+    </w:p>
+    <w:p>
+      <w:pPr>
+        <w:pStyle w:val="Prrafodelista"/>
+        <w:numPr>
+          <w:ilvl w:val="0"/>
+          <w:numId w:val="28"/>
+        </w:numPr>
+        <w:rPr>
+          <w:lang w:val="es-AR"/>
+        </w:rPr>
+      </w:pPr>
+      <w:r>
+        <w:rPr>
+          <w:lang w:val="es-AR"/>
+        </w:rPr>
+        <w:lastRenderedPageBreak/>
+        <w:t xml:space="preserve">    "https://x.com",</w:t>
+      </w:r>
+    </w:p>
+    <w:p>
+      <w:pPr>
+        <w:pStyle w:val="Prrafodelista"/>
+        <w:numPr>
+          <w:ilvl w:val="0"/>
+          <w:numId w:val="28"/>
+        </w:numPr>
+        <w:rPr>
+          <w:lang w:val="es-AR"/>
+        </w:rPr>
+      </w:pPr>
+      <w:r>
+        <w:rPr>
+          <w:lang w:val="es-AR"/>
+        </w:rPr>
+        <w:t xml:space="preserve">    "https://github.com",</w:t>
+      </w:r>
+    </w:p>
+    <w:p>
+      <w:pPr>
+        <w:pStyle w:val="Prrafodelista"/>
+        <w:numPr>
+          <w:ilvl w:val="0"/>
+          <w:numId w:val="28"/>
+        </w:numPr>
+        <w:rPr>
+          <w:lang w:val="es-AR"/>
+        </w:rPr>
+      </w:pPr>
+      <w:r>
+        <w:rPr>
+          <w:lang w:val="es-AR"/>
+        </w:rPr>
+        <w:t xml:space="preserve">    "https://gemini.google.com",</w:t>
+      </w:r>
+    </w:p>
+    <w:p>
+      <w:pPr>
+        <w:pStyle w:val="Prrafodelista"/>
+        <w:numPr>
+          <w:ilvl w:val="0"/>
+          <w:numId w:val="28"/>
+        </w:numPr>
+        <w:rPr>
+          <w:lang w:val="es-AR"/>
+        </w:rPr>
+      </w:pPr>
+      <w:r>
+        <w:rPr>
+          <w:lang w:val="es-AR"/>
+        </w:rPr>
+        <w:t xml:space="preserve">    "https://calendar.google.com",</w:t>
+      </w:r>
+    </w:p>
+    <w:p>
+      <w:pPr>
+        <w:pStyle w:val="Prrafodelista"/>
+        <w:numPr>
+          <w:ilvl w:val="0"/>
+          <w:numId w:val="28"/>
+        </w:numPr>
+        <w:rPr>
+          <w:lang w:val="es-AR"/>
+        </w:rPr>
+      </w:pPr>
+      <w:r>
+        <w:rPr>
+          <w:lang w:val="es-AR"/>
+        </w:rPr>
+        <w:t xml:space="preserve">    "https://web.whatsapp.com"</w:t>
+      </w:r>
+    </w:p>
+    <w:p>
+      <w:pPr>
+        <w:rPr>
+          <w:lang w:val="es-AR"/>
+        </w:rPr>
+      </w:pPr>
+      <w:r>
+        <w:rPr>
+          <w:lang w:val="es-AR"/>
+        </w:rPr>
+        <w:t xml:space="preserve"> </w:t>
+      </w:r>
+    </w:p>
+    <w:p>
+      <w:pPr>
+        <w:rPr>
+          <w:lang w:val="es-AR"/>
+        </w:rPr>
+      </w:pPr>
+      <w:r>
+        <w:rPr>
+          <w:lang w:val="es-AR"/>
+        </w:rPr>
+        <w:t xml:space="preserve">Además, se limito la cantidad de sitios totales a 1000. </w:t>
+      </w:r>
+    </w:p>
+    <w:p>
+      <w:pPr>
+        <w:rPr>
+          <w:lang w:val="es-AR"/>
+        </w:rPr>
+      </w:pPr>
+    </w:p>
+    <w:p>
+      <w:pPr>
+        <w:rPr>
+          <w:lang w:val="es-AR"/>
+        </w:rPr>
+      </w:pPr>
+      <w:r>
+        <w:rPr>
+          <w:lang w:val="es-AR"/>
+        </w:rPr>
+        <w:t>El resultado fue el siguiente grafo</w:t>
+      </w:r>
+      <w:r>
+        <w:rPr>
+          <w:lang w:val="es-AR"/>
+        </w:rPr>
+        <w:t xml:space="preserve"> (en la carpeta del EJ2 se encuentra el .html del grafo)</w:t>
+      </w:r>
+      <w:r>
+        <w:rPr>
+          <w:lang w:val="es-AR"/>
+        </w:rPr>
+        <w:t>:</w:t>
+      </w:r>
+    </w:p>
+    <w:p>
+      <w:pPr>
+        <w:rPr>
+          <w:lang w:val="es-AR"/>
+        </w:rPr>
+      </w:pPr>
+    </w:p>
+    <w:p>
+      <w:pPr>
+        <w:rPr>
+          <w:b/>
+          <w:bCs/>
+          <w:lang w:val="es-AR"/>
+        </w:rPr>
+      </w:pPr>
+      <w:r>
+        <w:rPr>
+          <w:b/>
+          <w:bCs/>
+          <w:noProof/>
+          <w:lang w:val="es-AR"/>
+        </w:rPr>
+        <mc:AlternateContent>
+          <mc:Choice Requires="wpi">
+            <w:drawing>
+              <wp:anchor distT="0" distB="0" distL="114300" distR="114300" simplePos="0" relativeHeight="251663360" behindDoc="0" locked="0" layoutInCell="1" allowOverlap="1" wp14:anchorId="1298B2C4" wp14:editId="3DF363F0">
+                <wp:simplePos x="0" y="0"/>
+                <wp:positionH relativeFrom="column">
+                  <wp:posOffset>5500355</wp:posOffset>
+                </wp:positionH>
+                <wp:positionV relativeFrom="paragraph">
+                  <wp:posOffset>6160560</wp:posOffset>
+                </wp:positionV>
+                <wp:extent cx="360" cy="360"/>
+                <wp:effectExtent l="38100" t="38100" r="57150" b="57150"/>
+                <wp:wrapNone/>
+                <wp:docPr id="20" name="Entrada de lápiz 20"/>
+                <wp:cNvGraphicFramePr/>
+                <a:graphic xmlns:a="http://schemas.openxmlformats.org/drawingml/2006/main">
+                  <a:graphicData uri="http://schemas.microsoft.com/office/word/2010/wordprocessingInk">
+                    <w14:contentPart bwMode="auto" r:id="rId15">
+                      <w14:nvContentPartPr>
+                        <w14:cNvContentPartPr/>
+                      </w14:nvContentPartPr>
+                      <w14:xfrm>
+                        <a:off x="0" y="0"/>
+                        <a:ext cx="360" cy="360"/>
+                      </w14:xfrm>
+                    </w14:contentPart>
+                  </a:graphicData>
+                </a:graphic>
+              </wp:anchor>
+            </w:drawing>
+          </mc:Choice>
+          <mc:Fallback>
+            <w:pict>
+              <v:shapetype w14:anchorId="26A57ED1" id="_x0000_t75" coordsize="21600,21600" o:spt="75" o:preferrelative="t" path="m@4@5l@4@11@9@11@9@5xe" filled="f" stroked="f">
+                <v:stroke joinstyle="miter"/>
+                <v:formulas>
+                  <v:f eqn="if lineDrawn pixelLineWidth 0"/>
+                  <v:f eqn="sum @0 1 0"/>
+                  <v:f eqn="sum 0 0 @1"/>
+                  <v:f eqn="prod @2 1 2"/>
+                  <v:f eqn="prod @3 21600 pixelWidth"/>
+                  <v:f eqn="prod @3 21600 pixelHeight"/>
+                  <v:f eqn="sum @0 0 1"/>
+                  <v:f eqn="prod @6 1 2"/>
+                  <v:f eqn="prod @7 21600 pixelWidth"/>
+                  <v:f eqn="sum @8 21600 0"/>
+                  <v:f eqn="prod @7 21600 pixelHeight"/>
+                  <v:f eqn="sum @10 21600 0"/>
+                </v:formulas>
+                <v:path o:extrusionok="f" gradientshapeok="t" o:connecttype="rect"/>
+                <o:lock v:ext="edit" aspectratio="t"/>
+              </v:shapetype>
+              <v:shape id="Entrada de lápiz 20" o:spid="_x0000_s1026" type="#_x0000_t75" style="position:absolute;margin-left:432.4pt;margin-top:484.4pt;width:1.45pt;height:1.45pt;z-index:251663360;visibility:visible;mso-wrap-style:square;mso-wrap-distance-left:9pt;mso-wrap-distance-top:0;mso-wrap-distance-right:9pt;mso-wrap-distance-bottom:0;mso-position-horizontal:absolute;mso-position-horizontal-relative:text;mso-position-vertical:absolute;mso-position-vertical-relative:text" o:gfxdata="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">
+                <v:imagedata r:id="rId16" o:title=""/>
+              </v:shape>
+            </w:pict>
+          </mc:Fallback>
+        </mc:AlternateContent>
+      </w:r>
+      <w:r>
+        <w:rPr>
+          <w:b/>
+          <w:bCs/>
+          <w:lang w:val="es-AR"/>
+        </w:rPr>
+        <w:drawing>
+          <wp:inline distT="0" distB="0" distL="0" distR="0" wp14:anchorId="10668F18" wp14:editId="498C35E7">
+            <wp:extent cx="6121400" cy="5887720"/>
+            <wp:effectExtent l="0" t="0" r="0" b="0"/>
+            <wp:docPr id="18" name="Imagen 18"/>
+            <wp:cNvGraphicFramePr>
+              <a:graphicFrameLocks xmlns:a="http://schemas.openxmlformats.org/drawingml/2006/main" noChangeAspect="1"/>
+            </wp:cNvGraphicFramePr>
+            <a:graphic xmlns:a="http://schemas.openxmlformats.org/drawingml/2006/main">
+              <a:graphicData uri="http://schemas.openxmlformats.org/drawingml/2006/picture">
+                <pic:pic xmlns:pic="http://schemas.openxmlformats.org/drawingml/2006/picture">
+                  <pic:nvPicPr>
+                    <pic:cNvPr id="1" name=""/>
+                    <pic:cNvPicPr/>
+                  </pic:nvPicPr>
+                  <pic:blipFill>
+                    <a:blip r:embed="rId17"/>
+                    <a:stretch>
+                      <a:fillRect/>
+                    </a:stretch>
+                  </pic:blipFill>
+                  <pic:spPr>
+                    <a:xfrm>
+                      <a:off x="0" y="0"/>
+                      <a:ext cx="6121400" cy="5887720"/>
+                    </a:xfrm>
+                    <a:prstGeom prst="rect">
+                      <a:avLst/>
+                    </a:prstGeom>
+                  </pic:spPr>
+                </pic:pic>
+              </a:graphicData>
+            </a:graphic>
+          </wp:inline>
+        </w:drawing>
+      </w:r>
+      <w:r>
+        <w:rPr>
+          <w:b/>
+          <w:bCs/>
+          <w:lang w:val="es-AR"/>
+        </w:rPr>
+        <w:t xml:space="preserve"> </w:t>
+      </w:r>
       <w:r>
         <w:rPr>
           <w:b/>
@@ -1197,7 +1855,27 @@
           <w:szCs w:val="24"/>
           <w:lang w:val="es-AR"/>
         </w:rPr>
-        <w:t xml:space="preserve">Realice un crawling de la página principal de </w:t>
+        <w:t xml:space="preserve">Realice un </w:t>
+      </w:r>
+      <w:proofErr w:type="spellStart"/>
+      <w:r>
+        <w:rPr>
+          <w:color w:val="FABF8F" w:themeColor="accent6" w:themeTint="99"/>
+          <w:sz w:val="24"/>
+          <w:szCs w:val="24"/>
+          <w:lang w:val="es-AR"/>
+        </w:rPr>
+        <w:t>crawling</w:t>
+      </w:r>
+      <w:proofErr w:type="spellEnd"/>
+      <w:r>
+        <w:rPr>
+          <w:color w:val="FABF8F" w:themeColor="accent6" w:themeTint="99"/>
+          <w:sz w:val="24"/>
+          <w:szCs w:val="24"/>
+          <w:lang w:val="es-AR"/>
+        </w:rPr>
+        <w:t xml:space="preserve"> de la página principal de </w:t>
       </w:r>
       <w:r>
         <w:rPr>
@@ -1260,7 +1938,21 @@
         <w:rPr>
           <w:lang w:val="es-AR"/>
         </w:rPr>
-        <w:t xml:space="preserve"> de Amazon no puede ser crawleada, se </w:t>
+        <w:t xml:space="preserve"> de Amazon no puede ser </w:t>
+      </w:r>
+      <w:proofErr w:type="spellStart"/>
+      <w:r>
+        <w:rPr>
+          <w:lang w:val="es-AR"/>
+        </w:rPr>
+        <w:t>crawleada</w:t>
+      </w:r>
+      <w:proofErr w:type="spellEnd"/>
+      <w:r>
+        <w:rPr>
+          <w:lang w:val="es-AR"/>
+        </w:rPr>
+        <w:t xml:space="preserve">, se </w:t>
       </w:r>
       <w:r>
         <w:rPr>
@@ -1297,7 +1989,21 @@
         <w:rPr>
           <w:lang w:val="es-AR"/>
         </w:rPr>
-        <w:t>Ejecutado el crawling, se obtuvieron los siguientes resultados:</w:t>
+        <w:t xml:space="preserve">Ejecutado el </w:t>
+      </w:r>
+      <w:proofErr w:type="spellStart"/>
+      <w:r>
+        <w:rPr>
+          <w:lang w:val="es-AR"/>
+        </w:rPr>
+        <w:t>crawling</w:t>
+      </w:r>
+      <w:proofErr w:type="spellEnd"/>
+      <w:r>
+        <w:rPr>
+          <w:lang w:val="es-AR"/>
+        </w:rPr>
+        <w:t>, se obtuvieron los siguientes resultados:</w:t>
       </w:r>
     </w:p>
     <w:p>
@@ -1365,7 +2071,7 @@
                     <pic:cNvPicPr/>
                   </pic:nvPicPr>
                   <pic:blipFill>
-                    <a:blip r:embed="rId15">
+                    <a:blip r:embed="rId18">
                       <a:extLst>
                         <a:ext uri="{28A0092B-C50C-407E-A947-70E740481C1C}">
                           <a14:useLocalDpi xmlns:a14="http://schemas.microsoft.com/office/drawing/2010/main" val="0"/>
@@ -1727,7 +2433,21 @@
         <w:rPr>
           <w:lang w:val="es-AR"/>
         </w:rPr>
-        <w:t>es estáticos que dinámicos en la web de la UNLu, que es normal en sitios institucionales donde es necesario mostrar un panorama claro y fijo de lo que es la institución. Sin embargo, la proporción de páginas dinámica es significativa,</w:t>
+        <w:t xml:space="preserve">es estáticos que dinámicos en la web de la </w:t>
+      </w:r>
+      <w:proofErr w:type="spellStart"/>
+      <w:r>
+        <w:rPr>
+          <w:lang w:val="es-AR"/>
+        </w:rPr>
+        <w:t>UNLu</w:t>
+      </w:r>
+      <w:proofErr w:type="spellEnd"/>
+      <w:r>
+        <w:rPr>
+          <w:lang w:val="es-AR"/>
+        </w:rPr>
+        <w:t>, que es normal en sitios institucionales donde es necesario mostrar un panorama claro y fijo de lo que es la institución. Sin embargo, la proporción de páginas dinámica es significativa,</w:t>
       </w:r>
       <w:r>
         <w:rPr>
@@ -1803,7 +2523,7 @@
                     <pic:cNvPicPr/>
                   </pic:nvPicPr>
                   <pic:blipFill>
-                    <a:blip r:embed="rId16">
+                    <a:blip r:embed="rId19">
                       <a:extLst>
                         <a:ext uri="{28A0092B-C50C-407E-A947-70E740481C1C}">
                           <a14:useLocalDpi xmlns:a14="http://schemas.microsoft.com/office/drawing/2010/main" val="0"/>
@@ -2188,7 +2908,21 @@
         <w:rPr>
           <w:lang w:val="es-AR"/>
         </w:rPr>
-        <w:t xml:space="preserve">El crawleo se realizó con la limitación de profundidad lógica hasta nivel 2, pero aumento esta limitación no debería aumentar la cantidad de </w:t>
+        <w:t xml:space="preserve">El </w:t>
+      </w:r>
+      <w:proofErr w:type="spellStart"/>
+      <w:r>
+        <w:rPr>
+          <w:lang w:val="es-AR"/>
+        </w:rPr>
+        <w:t>crawleo</w:t>
+      </w:r>
+      <w:proofErr w:type="spellEnd"/>
+      <w:r>
+        <w:rPr>
+          <w:lang w:val="es-AR"/>
+        </w:rPr>
+        <w:t xml:space="preserve"> se realizó con la limitación de profundidad lógica hasta nivel 2, pero aumento esta limitación no debería aumentar la cantidad de </w:t>
       </w:r>
       <w:r>
         <w:rPr>
@@ -2437,7 +3171,7 @@
                     <pic:cNvPicPr/>
                   </pic:nvPicPr>
                   <pic:blipFill>
-                    <a:blip r:embed="rId17"/>
+                    <a:blip r:embed="rId20"/>
                     <a:stretch>
                       <a:fillRect/>
                     </a:stretch>
@@ -2477,7 +3211,21 @@
         <w:rPr>
           <w:lang w:val="es-AR"/>
         </w:rPr>
-        <w:t>La mayoría de los sitios crawleados están en la raíz, y la rutas solamente llegan a una forma “/a”. A pesar de establecer una profundidad máxima de 2, no se encontró ninguna página que llegue a esta profundidad.</w:t>
+        <w:t xml:space="preserve">La mayoría de los sitios </w:t>
+      </w:r>
+      <w:proofErr w:type="spellStart"/>
+      <w:r>
+        <w:rPr>
+          <w:lang w:val="es-AR"/>
+        </w:rPr>
+        <w:t>crawleados</w:t>
+      </w:r>
+      <w:proofErr w:type="spellEnd"/>
+      <w:r>
+        <w:rPr>
+          <w:lang w:val="es-AR"/>
+        </w:rPr>
+        <w:t xml:space="preserve"> están en la raíz, y la rutas solamente llegan a una forma “/a”. A pesar de establecer una profundidad máxima de 2, no se encontró ninguna página que llegue a esta profundidad.</w:t>
       </w:r>
     </w:p>
     <w:p>
@@ -2526,7 +3274,35 @@
         <w:rPr>
           <w:lang w:val="es-AR"/>
         </w:rPr>
-        <w:t>De las 200 páginas visitadas establecidas como límite para crawlear, se obtuvieron 329 nodos, esto indica que existen sitios todavía sin explotar por las limitaciones del crawler.</w:t>
+        <w:t xml:space="preserve">De las 200 páginas visitadas establecidas como límite para </w:t>
+      </w:r>
+      <w:proofErr w:type="spellStart"/>
+      <w:r>
+        <w:rPr>
+          <w:lang w:val="es-AR"/>
+        </w:rPr>
+        <w:t>crawlear</w:t>
+      </w:r>
+      <w:proofErr w:type="spellEnd"/>
+      <w:r>
+        <w:rPr>
+          <w:lang w:val="es-AR"/>
+        </w:rPr>
+        <w:t xml:space="preserve">, se obtuvieron 329 nodos, esto indica que existen sitios todavía sin explotar por las limitaciones del </w:t>
+      </w:r>
+      <w:proofErr w:type="spellStart"/>
+      <w:r>
+        <w:rPr>
+          <w:lang w:val="es-AR"/>
+        </w:rPr>
+        <w:t>crawler</w:t>
+      </w:r>
+      <w:proofErr w:type="spellEnd"/>
+      <w:r>
+        <w:rPr>
+          <w:lang w:val="es-AR"/>
+        </w:rPr>
+        <w:t>.</w:t>
       </w:r>
     </w:p>
     <w:p>
@@ -2590,7 +3366,7 @@
                 <wp:cNvGraphicFramePr/>
                 <a:graphic xmlns:a="http://schemas.openxmlformats.org/drawingml/2006/main">
                   <a:graphicData uri="http://schemas.microsoft.com/office/word/2010/wordprocessingInk">
-                    <w14:contentPart bwMode="auto" r:id="rId18">
+                    <w14:contentPart bwMode="auto" r:id="rId21">
                       <w14:nvContentPartPr>
                         <w14:cNvContentPartPr/>
                       </w14:nvContentPartPr>
@@ -2626,7 +3402,7 @@
                 <o:lock v:ext="edit" aspectratio="t"/>
               </v:shapetype>
               <v:shape id="Entrada de lápiz 23" o:spid="_x0000_s1026" type="#_x0000_t75" style="position:absolute;margin-left:124.1pt;margin-top:110pt;width:66.05pt;height:68.5pt;z-index:251661312;visibility:visible;mso-wrap-style:square;mso-wrap-distance-left:9pt;mso-wrap-distance-top:0;mso-wrap-distance-right:9pt;mso-wrap-distance-bottom:0;mso-position-horizontal:absolute;mso-position-horizontal-relative:text;mso-position-vertical:absolute;mso-position-vertical-relative:text" o:gfxdata="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">
-                <v:imagedata r:id="rId19" o:title=""/>
+                <v:imagedata r:id="rId22" o:title=""/>
               </v:shape>
             </w:pict>
           </mc:Fallback>
@@ -2655,7 +3431,7 @@
                 <wp:cNvGraphicFramePr/>
                 <a:graphic xmlns:a="http://schemas.openxmlformats.org/drawingml/2006/main">
                   <a:graphicData uri="http://schemas.microsoft.com/office/word/2010/wordprocessingInk">
-                    <w14:contentPart bwMode="auto" r:id="rId20">
+                    <w14:contentPart bwMode="auto" r:id="rId23">
                       <w14:nvContentPartPr>
                         <w14:cNvContentPartPr/>
                       </w14:nvContentPartPr>
@@ -2672,7 +3448,7 @@
           <mc:Fallback>
             <w:pict>
               <v:shape w14:anchorId="7A09FC1A" id="Entrada de lápiz 17" o:spid="_x0000_s1026" type="#_x0000_t75" style="position:absolute;margin-left:213.15pt;margin-top:169.1pt;width:93.9pt;height:109pt;z-index:251660288;visibility:visible;mso-wrap-style:square;mso-wrap-distance-left:9pt;mso-wrap-distance-top:0;mso-wrap-distance-right:9pt;mso-wrap-distance-bottom:0;mso-position-horizontal:absolute;mso-position-horizontal-relative:text;mso-position-vertical:absolute;mso-position-vertical-relative:text" o:gfxdata="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">
-                <v:imagedata r:id="rId21" o:title=""/>
+                <v:imagedata r:id="rId24" o:title=""/>
               </v:shape>
             </w:pict>
           </mc:Fallback>
@@ -2699,7 +3475,7 @@
                     <pic:cNvPicPr/>
                   </pic:nvPicPr>
                   <pic:blipFill>
-                    <a:blip r:embed="rId22"/>
+                    <a:blip r:embed="rId25"/>
                     <a:stretch>
                       <a:fillRect/>
                     </a:stretch>
@@ -2761,7 +3537,35 @@
         <w:rPr>
           <w:lang w:val="es-AR"/>
         </w:rPr>
-        <w:t>Todos los demás subgrafos que se arman son los diferentes subdominios que existen en la página, que tienen muy pocos enlaces. El que mas enlaces destacada es el redondeado con color azul, que es el subdominio “edunlu”.</w:t>
+        <w:t xml:space="preserve">Todos los demás subgrafos que se arman son los diferentes subdominios que existen en la página, que tienen muy pocos enlaces. El que </w:t>
+      </w:r>
+      <w:proofErr w:type="spellStart"/>
+      <w:r>
+        <w:rPr>
+          <w:lang w:val="es-AR"/>
+        </w:rPr>
+        <w:t>mas</w:t>
+      </w:r>
+      <w:proofErr w:type="spellEnd"/>
+      <w:r>
+        <w:rPr>
+          <w:lang w:val="es-AR"/>
+        </w:rPr>
+        <w:t xml:space="preserve"> enlaces destacada es el redondeado con color azul, que es el subdominio “</w:t>
+      </w:r>
+      <w:proofErr w:type="spellStart"/>
+      <w:r>
+        <w:rPr>
+          <w:lang w:val="es-AR"/>
+        </w:rPr>
+        <w:t>edunlu</w:t>
+      </w:r>
+      <w:proofErr w:type="spellEnd"/>
+      <w:r>
+        <w:rPr>
+          <w:lang w:val="es-AR"/>
+        </w:rPr>
+        <w:t>”.</w:t>
       </w:r>
     </w:p>
     <w:p>
@@ -2794,7 +3598,7 @@
                 <wp:cNvGraphicFramePr/>
                 <a:graphic xmlns:a="http://schemas.openxmlformats.org/drawingml/2006/main">
                   <a:graphicData uri="http://schemas.microsoft.com/office/word/2010/wordprocessingInk">
-                    <w14:contentPart bwMode="auto" r:id="rId23">
+                    <w14:contentPart bwMode="auto" r:id="rId26">
                       <w14:nvContentPartPr>
                         <w14:cNvContentPartPr/>
                       </w14:nvContentPartPr>
@@ -2811,7 +3615,7 @@
           <mc:Fallback>
             <w:pict>
               <v:shape w14:anchorId="718FA358" id="Entrada de lápiz 24" o:spid="_x0000_s1026" type="#_x0000_t75" style="position:absolute;margin-left:339.4pt;margin-top:.45pt;width:1.45pt;height:1.45pt;z-index:251662336;visibility:visible;mso-wrap-style:square;mso-wrap-distance-left:9pt;mso-wrap-distance-top:0;mso-wrap-distance-right:9pt;mso-wrap-distance-bottom:0;mso-position-horizontal:absolute;mso-position-horizontal-relative:text;mso-position-vertical:absolute;mso-position-vertical-relative:text" o:gfxdata="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">
-                <v:imagedata r:id="rId24" o:title=""/>
+                <v:imagedata r:id="rId27" o:title=""/>
               </v:shape>
             </w:pict>
           </mc:Fallback>
@@ -2912,7 +3716,27 @@
           <w:szCs w:val="24"/>
           <w:lang w:val="es-AR"/>
         </w:rPr>
-        <w:t>Suponga que se han recuperado un conjunto de páginas de un pequeño repositorio de sólo seis utilizando el modelo de espacio vectorial. Dado un query Q se produjo la salida de la siguiente con los valores de sim(Q, Di).</w:t>
+        <w:t xml:space="preserve">Suponga que se han recuperado un conjunto de páginas de un pequeño repositorio de sólo seis utilizando el modelo de espacio vectorial. Dado un </w:t>
+      </w:r>
+      <w:proofErr w:type="spellStart"/>
+      <w:r>
+        <w:rPr>
+          <w:color w:val="FABF8F" w:themeColor="accent6" w:themeTint="99"/>
+          <w:sz w:val="24"/>
+          <w:szCs w:val="24"/>
+          <w:lang w:val="es-AR"/>
+        </w:rPr>
+        <w:t>query</w:t>
+      </w:r>
+      <w:proofErr w:type="spellEnd"/>
+      <w:r>
+        <w:rPr>
+          <w:color w:val="FABF8F" w:themeColor="accent6" w:themeTint="99"/>
+          <w:sz w:val="24"/>
+          <w:szCs w:val="24"/>
+          <w:lang w:val="es-AR"/>
+        </w:rPr>
+        <w:t xml:space="preserve"> Q se produjo la salida de la siguiente con los valores de sim(Q, Di).</w:t>
       </w:r>
     </w:p>
     <w:tbl>
@@ -2966,6 +3790,7 @@
                 <w:lang w:val="es-AR"/>
               </w:rPr>
             </w:pPr>
+            <w:proofErr w:type="spellStart"/>
             <w:r>
               <w:rPr>
                 <w:rFonts w:eastAsia="Times New Roman"/>
@@ -2978,6 +3803,7 @@
               </w:rPr>
               <w:t>Pos</w:t>
             </w:r>
+            <w:proofErr w:type="spellEnd"/>
           </w:p>
         </w:tc>
         <w:tc>
@@ -3009,6 +3835,7 @@
                 <w:lang w:val="es-AR"/>
               </w:rPr>
             </w:pPr>
+            <w:proofErr w:type="spellStart"/>
             <w:r>
               <w:rPr>
                 <w:rFonts w:eastAsia="Times New Roman"/>
@@ -3021,6 +3848,7 @@
               </w:rPr>
               <w:t>Doc</w:t>
             </w:r>
+            <w:proofErr w:type="spellEnd"/>
           </w:p>
         </w:tc>
         <w:tc>
@@ -3873,7 +4701,7 @@
                     <pic:cNvPicPr/>
                   </pic:nvPicPr>
                   <pic:blipFill>
-                    <a:blip r:embed="rId25"/>
+                    <a:blip r:embed="rId28"/>
                     <a:stretch>
                       <a:fillRect/>
                     </a:stretch>
@@ -3915,7 +4743,27 @@
           <w:szCs w:val="24"/>
           <w:lang w:val="es-AR"/>
         </w:rPr>
-        <w:t>Calcule los valores de PageRank de las páginas utilizando como factor de damp 0.15 y 0.5. Pruebe iterando 2, 5 y 10 veces.</w:t>
+        <w:t xml:space="preserve">Calcule los valores de PageRank de las páginas utilizando como factor de </w:t>
+      </w:r>
+      <w:proofErr w:type="spellStart"/>
+      <w:r>
+        <w:rPr>
+          <w:color w:val="FABF8F" w:themeColor="accent6" w:themeTint="99"/>
+          <w:sz w:val="24"/>
+          <w:szCs w:val="24"/>
+          <w:lang w:val="es-AR"/>
+        </w:rPr>
+        <w:t>damp</w:t>
+      </w:r>
+      <w:proofErr w:type="spellEnd"/>
+      <w:r>
+        <w:rPr>
+          <w:color w:val="FABF8F" w:themeColor="accent6" w:themeTint="99"/>
+          <w:sz w:val="24"/>
+          <w:szCs w:val="24"/>
+          <w:lang w:val="es-AR"/>
+        </w:rPr>
+        <w:t xml:space="preserve"> 0.15 y 0.5. Pruebe iterando 2, 5 y 10 veces.</w:t>
       </w:r>
     </w:p>
     <w:p>
@@ -3939,7 +4787,27 @@
           <w:szCs w:val="24"/>
           <w:lang w:val="es-AR"/>
         </w:rPr>
-        <w:t>Use los valores de PageRank para re-rankear la salida de la búsqueda interpolando los valores (controlado por un parámetro α). ¿Se altera el ranking? ¿En qué caso? Comente los resultados.</w:t>
+        <w:t xml:space="preserve">Use los valores de PageRank para </w:t>
+      </w:r>
+      <w:proofErr w:type="spellStart"/>
+      <w:r>
+        <w:rPr>
+          <w:color w:val="FABF8F" w:themeColor="accent6" w:themeTint="99"/>
+          <w:sz w:val="24"/>
+          <w:szCs w:val="24"/>
+          <w:lang w:val="es-AR"/>
+        </w:rPr>
+        <w:t>re-rankear</w:t>
+      </w:r>
+      <w:proofErr w:type="spellEnd"/>
+      <w:r>
+        <w:rPr>
+          <w:color w:val="FABF8F" w:themeColor="accent6" w:themeTint="99"/>
+          <w:sz w:val="24"/>
+          <w:szCs w:val="24"/>
+          <w:lang w:val="es-AR"/>
+        </w:rPr>
+        <w:t xml:space="preserve"> la salida de la búsqueda interpolando los valores (controlado por un parámetro α). ¿Se altera el ranking? ¿En qué caso? Comente los resultados.</w:t>
       </w:r>
     </w:p>
     <w:p>
@@ -3987,7 +4855,15 @@
         <w:jc w:val="both"/>
       </w:pPr>
       <w:r>
-        <w:t>Utilizando la fórmula de PageRank provista en clase, se calcularon los valores para un factor de damp de 0</w:t>
+        <w:t xml:space="preserve">Utilizando la fórmula de PageRank provista en clase, se calcularon los valores para un factor de </w:t>
+      </w:r>
+      <w:proofErr w:type="spellStart"/>
+      <w:r>
+        <w:t>damp</w:t>
+      </w:r>
+      <w:proofErr w:type="spellEnd"/>
+      <w:r>
+        <w:t xml:space="preserve"> de 0</w:t>
       </w:r>
       <w:r>
         <w:t>.</w:t>
@@ -4036,607 +4912,6 @@
             <wp:extent cx="5141819" cy="3800475"/>
             <wp:effectExtent l="0" t="0" r="1905" b="0"/>
             <wp:docPr id="7" name="Imagen 7"/>
-            <wp:cNvGraphicFramePr>
-              <a:graphicFrameLocks xmlns:a="http://schemas.openxmlformats.org/drawingml/2006/main" noChangeAspect="1"/>
-            </wp:cNvGraphicFramePr>
-            <a:graphic xmlns:a="http://schemas.openxmlformats.org/drawingml/2006/main">
-              <a:graphicData uri="http://schemas.openxmlformats.org/drawingml/2006/picture">
-                <pic:pic xmlns:pic="http://schemas.openxmlformats.org/drawingml/2006/picture">
-                  <pic:nvPicPr>
-                    <pic:cNvPr id="1" name=""/>
-                    <pic:cNvPicPr/>
-                  </pic:nvPicPr>
-                  <pic:blipFill>
-                    <a:blip r:embed="rId26"/>
-                    <a:stretch>
-                      <a:fillRect/>
-                    </a:stretch>
-                  </pic:blipFill>
-                  <pic:spPr>
-                    <a:xfrm>
-                      <a:off x="0" y="0"/>
-                      <a:ext cx="5143616" cy="3801803"/>
-                    </a:xfrm>
-                    <a:prstGeom prst="rect">
-                      <a:avLst/>
-                    </a:prstGeom>
-                  </pic:spPr>
-                </pic:pic>
-              </a:graphicData>
-            </a:graphic>
-          </wp:inline>
-        </w:drawing>
-      </w:r>
-    </w:p>
-    <w:p>
-      <w:pPr>
-        <w:jc w:val="center"/>
-      </w:pPr>
-      <w:r>
-        <w:t>Con verde, las iteraciones solicitadas</w:t>
-      </w:r>
-    </w:p>
-    <w:p>
-      <w:pPr>
-        <w:jc w:val="center"/>
-      </w:pPr>
-    </w:p>
-    <w:p>
-      <w:pPr>
-        <w:jc w:val="center"/>
-        <w:rPr>
-          <w:rFonts w:ascii="Times New Roman" w:eastAsia="Times New Roman" w:hAnsi="Times New Roman" w:cs="Times New Roman"/>
-          <w:lang w:val="es-AR"/>
-        </w:rPr>
-      </w:pPr>
-      <w:r>
-        <w:rPr>
-          <w:rFonts w:ascii="Times New Roman" w:eastAsia="Times New Roman" w:hAnsi="Times New Roman" w:cs="Times New Roman"/>
-          <w:noProof/>
-          <w:lang w:val="es-AR"/>
-        </w:rPr>
-        <w:drawing>
-          <wp:inline distT="0" distB="0" distL="0" distR="0" wp14:anchorId="33064965" wp14:editId="17C9E5F2">
-            <wp:extent cx="5153025" cy="3797555"/>
-            <wp:effectExtent l="0" t="0" r="0" b="0"/>
-            <wp:docPr id="9" name="Imagen 9"/>
-            <wp:cNvGraphicFramePr>
-              <a:graphicFrameLocks xmlns:a="http://schemas.openxmlformats.org/drawingml/2006/main" noChangeAspect="1"/>
-            </wp:cNvGraphicFramePr>
-            <a:graphic xmlns:a="http://schemas.openxmlformats.org/drawingml/2006/main">
-              <a:graphicData uri="http://schemas.openxmlformats.org/drawingml/2006/picture">
-                <pic:pic xmlns:pic="http://schemas.openxmlformats.org/drawingml/2006/picture">
-                  <pic:nvPicPr>
-                    <pic:cNvPr id="1" name=""/>
-                    <pic:cNvPicPr/>
-                  </pic:nvPicPr>
-                  <pic:blipFill>
-                    <a:blip r:embed="rId27"/>
-                    <a:stretch>
-                      <a:fillRect/>
-                    </a:stretch>
-                  </pic:blipFill>
-                  <pic:spPr>
-                    <a:xfrm>
-                      <a:off x="0" y="0"/>
-                      <a:ext cx="5157861" cy="3801119"/>
-                    </a:xfrm>
-                    <a:prstGeom prst="rect">
-                      <a:avLst/>
-                    </a:prstGeom>
-                  </pic:spPr>
-                </pic:pic>
-              </a:graphicData>
-            </a:graphic>
-          </wp:inline>
-        </w:drawing>
-      </w:r>
-    </w:p>
-    <w:p>
-      <w:pPr>
-        <w:rPr>
-          <w:color w:val="FABF8F" w:themeColor="accent6" w:themeTint="99"/>
-          <w:lang w:val="es-AR"/>
-        </w:rPr>
-      </w:pPr>
-    </w:p>
-    <w:p>
-      <w:pPr>
-        <w:rPr>
-          <w:lang w:val="es-AR"/>
-        </w:rPr>
-      </w:pPr>
-      <w:r>
-        <w:rPr>
-          <w:lang w:val="es-AR"/>
-        </w:rPr>
-        <w:lastRenderedPageBreak/>
-        <w:t xml:space="preserve">Como puede verse, de las iteraciones de 2 a 5, se llegan a valores muy similares entre ambos que, considerando un épsilon determinado, puede </w:t>
-      </w:r>
-      <w:r>
-        <w:rPr>
-          <w:lang w:val="es-AR"/>
-        </w:rPr>
-        <w:t>decirse</w:t>
-      </w:r>
-      <w:r>
-        <w:rPr>
-          <w:lang w:val="es-AR"/>
-        </w:rPr>
-        <w:t xml:space="preserve"> que ya se produzco una convergencia. Desde las iteraciones 5 a 10, los valores </w:t>
-      </w:r>
-      <w:r>
-        <w:rPr>
-          <w:lang w:val="es-AR"/>
-        </w:rPr>
-        <w:t>varían</w:t>
-      </w:r>
-      <w:r>
-        <w:rPr>
-          <w:lang w:val="es-AR"/>
-        </w:rPr>
-        <w:t xml:space="preserve"> muy poco, solamente en 3 o 4 unidades después de la coma. Esto sucede con ambos valores de dump solicitados.</w:t>
-      </w:r>
-    </w:p>
-    <w:p>
-      <w:pPr>
-        <w:rPr>
-          <w:lang w:val="es-AR"/>
-        </w:rPr>
-      </w:pPr>
-    </w:p>
-    <w:p>
-      <w:pPr>
-        <w:rPr>
-          <w:lang w:val="es-AR"/>
-        </w:rPr>
-      </w:pPr>
-      <w:r>
-        <w:rPr>
-          <w:lang w:val="es-AR"/>
-        </w:rPr>
-        <w:t>Para un factor de dump</w:t>
-      </w:r>
-      <w:r>
-        <w:rPr>
-          <w:lang w:val="es-AR"/>
-        </w:rPr>
-        <w:t xml:space="preserve"> = </w:t>
-      </w:r>
-      <w:r>
-        <w:rPr>
-          <w:lang w:val="es-AR"/>
-        </w:rPr>
-        <w:t>0.5, los scores de los documentos A, B y D se alejan de los demás,</w:t>
-      </w:r>
-      <w:r>
-        <w:rPr>
-          <w:lang w:val="es-AR"/>
-        </w:rPr>
-        <w:t xml:space="preserve"> siendo estos tres mencionados muy parecidos. El documento E es el que menor score tiene, y resulta de interés mencionarlo ya que el score calculado por similitud lo toma como el documento mas relevante de los seis; este es un claro ejemplo de cómo, al no tener enlaces entrantes, pagerank hace que su score sea menor. El documento A,  que tiene la mayor cantidad de enlaces entrantes (3), es el documento con mas score.</w:t>
-      </w:r>
-      <w:r>
-        <w:rPr>
-          <w:lang w:val="es-AR"/>
-        </w:rPr>
-        <w:t xml:space="preserve"> </w:t>
-      </w:r>
-    </w:p>
-    <w:p>
-      <w:pPr>
-        <w:rPr>
-          <w:lang w:val="es-AR"/>
-        </w:rPr>
-      </w:pPr>
-    </w:p>
-    <w:p>
-      <w:pPr>
-        <w:rPr>
-          <w:lang w:val="es-AR"/>
-        </w:rPr>
-      </w:pPr>
-      <w:r>
-        <w:rPr>
-          <w:lang w:val="es-AR"/>
-        </w:rPr>
-        <w:t>Para un factor de dump</w:t>
-      </w:r>
-      <w:r>
-        <w:rPr>
-          <w:lang w:val="es-AR"/>
-        </w:rPr>
-        <w:t xml:space="preserve"> = 0.15</w:t>
-      </w:r>
-      <w:r>
-        <w:rPr>
-          <w:lang w:val="es-AR"/>
-        </w:rPr>
-        <w:t xml:space="preserve">, no hay tanta diferencia entre los scores de documentos y están todos muy cerca entre </w:t>
-      </w:r>
-      <w:r>
-        <w:rPr>
-          <w:lang w:val="es-AR"/>
-        </w:rPr>
-        <w:t>sí, siendo más uniforme.</w:t>
-      </w:r>
-    </w:p>
-    <w:p>
-      <w:pPr>
-        <w:rPr>
-          <w:lang w:val="es-AR"/>
-        </w:rPr>
-      </w:pPr>
-    </w:p>
-    <w:p>
-      <w:pPr>
-        <w:rPr>
-          <w:lang w:val="es-AR"/>
-        </w:rPr>
-      </w:pPr>
-      <w:r>
-        <w:rPr>
-          <w:lang w:val="es-AR"/>
-        </w:rPr>
-        <w:t xml:space="preserve">Como análisis general entre los dos factores, el primero </w:t>
-      </w:r>
-      <w:r>
-        <w:rPr>
-          <w:lang w:val="es-AR"/>
-        </w:rPr>
-        <w:t>les</w:t>
-      </w:r>
-      <w:r>
-        <w:rPr>
-          <w:lang w:val="es-AR"/>
-        </w:rPr>
-        <w:t xml:space="preserve"> da mas importancia a los enlaces, es por ello que el documento con </w:t>
-      </w:r>
-      <w:r>
-        <w:rPr>
-          <w:lang w:val="es-AR"/>
-        </w:rPr>
-        <w:t>más</w:t>
-      </w:r>
-      <w:r>
-        <w:rPr>
-          <w:lang w:val="es-AR"/>
-        </w:rPr>
-        <w:t xml:space="preserve"> score </w:t>
-      </w:r>
-      <w:r>
-        <w:rPr>
-          <w:lang w:val="es-AR"/>
-        </w:rPr>
-        <w:t xml:space="preserve">previo </w:t>
-      </w:r>
-      <w:r>
-        <w:rPr>
-          <w:lang w:val="es-AR"/>
-        </w:rPr>
-        <w:t>termina siendo el peor en pagerank, y el segundo factor le da menos importancia a los enlaces y distribuye mas uniformemente los scores, sin que los documento</w:t>
-      </w:r>
-      <w:r>
-        <w:rPr>
-          <w:lang w:val="es-AR"/>
-        </w:rPr>
-        <w:t>s</w:t>
-      </w:r>
-      <w:r>
-        <w:rPr>
-          <w:lang w:val="es-AR"/>
-        </w:rPr>
-        <w:t xml:space="preserve"> se saquen tanta diferencia.</w:t>
-      </w:r>
-    </w:p>
-    <w:p>
-      <w:pPr>
-        <w:rPr>
-          <w:lang w:val="es-AR"/>
-        </w:rPr>
-      </w:pPr>
-    </w:p>
-    <w:p>
-      <w:pPr>
-        <w:rPr>
-          <w:b/>
-          <w:bCs/>
-          <w:sz w:val="24"/>
-          <w:szCs w:val="24"/>
-        </w:rPr>
-      </w:pPr>
-      <w:r>
-        <w:rPr>
-          <w:b/>
-          <w:bCs/>
-          <w:sz w:val="24"/>
-          <w:szCs w:val="24"/>
-        </w:rPr>
-        <w:t>B) Re-Rankeo</w:t>
-      </w:r>
-    </w:p>
-    <w:p>
-      <w:pPr>
-        <w:jc w:val="both"/>
-        <w:rPr>
-          <w:b/>
-          <w:bCs/>
-          <w:sz w:val="24"/>
-          <w:szCs w:val="24"/>
-        </w:rPr>
-      </w:pPr>
-    </w:p>
-    <w:p>
-      <w:pPr>
-        <w:rPr>
-          <w:sz w:val="24"/>
-          <w:szCs w:val="24"/>
-          <w:lang w:val="es-AR"/>
-        </w:rPr>
-      </w:pPr>
-      <w:r>
-        <w:t>Calculados los valores de pagerank, se procedió a re-rankear los documentos</w:t>
-      </w:r>
-      <w:r>
-        <w:t xml:space="preserve"> </w:t>
-      </w:r>
-      <w:r>
-        <w:t>interpolando los valores con diferentes valores de alfa (</w:t>
-      </w:r>
-      <w:r>
-        <w:rPr>
-          <w:lang w:val="es-AR"/>
-        </w:rPr>
-        <w:t>α), teniendo lo siguiente</w:t>
-      </w:r>
-      <w:r>
-        <w:rPr>
-          <w:sz w:val="24"/>
-          <w:szCs w:val="24"/>
-          <w:lang w:val="es-AR"/>
-        </w:rPr>
-        <w:t>:</w:t>
-      </w:r>
-    </w:p>
-    <w:p>
-      <w:pPr>
-        <w:rPr>
-          <w:sz w:val="24"/>
-          <w:szCs w:val="24"/>
-          <w:lang w:val="es-AR"/>
-        </w:rPr>
-      </w:pPr>
-    </w:p>
-    <w:p>
-      <w:pPr>
-        <w:rPr>
-          <w:b/>
-          <w:bCs/>
-          <w:sz w:val="24"/>
-          <w:szCs w:val="24"/>
-          <w:lang w:val="es-AR"/>
-        </w:rPr>
-      </w:pPr>
-      <w:r>
-        <w:rPr>
-          <w:b/>
-          <w:bCs/>
-          <w:sz w:val="24"/>
-          <w:szCs w:val="24"/>
-        </w:rPr>
-        <w:t>Para</w:t>
-      </w:r>
-      <w:r>
-        <w:rPr>
-          <w:b/>
-          <w:bCs/>
-          <w:sz w:val="24"/>
-          <w:szCs w:val="24"/>
-        </w:rPr>
-        <w:t xml:space="preserve"> </w:t>
-      </w:r>
-      <w:r>
-        <w:rPr>
-          <w:b/>
-          <w:bCs/>
-          <w:sz w:val="24"/>
-          <w:szCs w:val="24"/>
-          <w:lang w:val="es-AR"/>
-        </w:rPr>
-        <w:t xml:space="preserve">α = </w:t>
-      </w:r>
-      <w:r>
-        <w:rPr>
-          <w:b/>
-          <w:bCs/>
-          <w:sz w:val="24"/>
-          <w:szCs w:val="24"/>
-          <w:lang w:val="es-AR"/>
-        </w:rPr>
-        <w:t>0,2</w:t>
-      </w:r>
-    </w:p>
-    <w:p>
-      <w:pPr>
-        <w:rPr>
-          <w:b/>
-          <w:bCs/>
-          <w:sz w:val="24"/>
-          <w:szCs w:val="24"/>
-          <w:lang w:val="es-AR"/>
-        </w:rPr>
-      </w:pPr>
-    </w:p>
-    <w:p>
-      <w:pPr>
-        <w:jc w:val="center"/>
-        <w:rPr>
-          <w:b/>
-          <w:bCs/>
-          <w:sz w:val="24"/>
-          <w:szCs w:val="24"/>
-        </w:rPr>
-      </w:pPr>
-      <w:r>
-        <w:rPr>
-          <w:b/>
-          <w:bCs/>
-          <w:noProof/>
-          <w:sz w:val="24"/>
-          <w:szCs w:val="24"/>
-        </w:rPr>
-        <w:drawing>
-          <wp:inline distT="0" distB="0" distL="0" distR="0" wp14:anchorId="7F02F068" wp14:editId="2ECDBB7F">
-            <wp:extent cx="4344006" cy="2076740"/>
-            <wp:effectExtent l="0" t="0" r="0" b="0"/>
-            <wp:docPr id="15" name="Imagen 15"/>
-            <wp:cNvGraphicFramePr>
-              <a:graphicFrameLocks xmlns:a="http://schemas.openxmlformats.org/drawingml/2006/main" noChangeAspect="1"/>
-            </wp:cNvGraphicFramePr>
-            <a:graphic xmlns:a="http://schemas.openxmlformats.org/drawingml/2006/main">
-              <a:graphicData uri="http://schemas.openxmlformats.org/drawingml/2006/picture">
-                <pic:pic xmlns:pic="http://schemas.openxmlformats.org/drawingml/2006/picture">
-                  <pic:nvPicPr>
-                    <pic:cNvPr id="1" name=""/>
-                    <pic:cNvPicPr/>
-                  </pic:nvPicPr>
-                  <pic:blipFill>
-                    <a:blip r:embed="rId28"/>
-                    <a:stretch>
-                      <a:fillRect/>
-                    </a:stretch>
-                  </pic:blipFill>
-                  <pic:spPr>
-                    <a:xfrm>
-                      <a:off x="0" y="0"/>
-                      <a:ext cx="4344006" cy="2076740"/>
-                    </a:xfrm>
-                    <a:prstGeom prst="rect">
-                      <a:avLst/>
-                    </a:prstGeom>
-                  </pic:spPr>
-                </pic:pic>
-              </a:graphicData>
-            </a:graphic>
-          </wp:inline>
-        </w:drawing>
-      </w:r>
-    </w:p>
-    <w:p>
-      <w:pPr>
-        <w:jc w:val="center"/>
-        <w:rPr>
-          <w:b/>
-          <w:bCs/>
-          <w:sz w:val="24"/>
-          <w:szCs w:val="24"/>
-        </w:rPr>
-      </w:pPr>
-    </w:p>
-    <w:p>
-      <w:pPr>
-        <w:jc w:val="both"/>
-      </w:pPr>
-      <w:r>
-        <w:t>A pesar de darle mas importancia al pagerank sobre el score ya calculado por similitud, el ranking se mantiene de la misma manera</w:t>
-      </w:r>
-      <w:r>
-        <w:t xml:space="preserve"> para el dump de 0.15, pero para el dump de 0.5 hay una variación entre el top 1 y el top 2, donde el documento C pasa a ser el </w:t>
-      </w:r>
-      <w:r>
-        <w:t>más</w:t>
-      </w:r>
-      <w:r>
-        <w:t xml:space="preserve"> relevante.</w:t>
-      </w:r>
-    </w:p>
-    <w:p>
-      <w:pPr>
-        <w:rPr>
-          <w:sz w:val="24"/>
-          <w:szCs w:val="24"/>
-        </w:rPr>
-      </w:pPr>
-    </w:p>
-    <w:p>
-      <w:pPr>
-        <w:rPr>
-          <w:b/>
-          <w:bCs/>
-          <w:sz w:val="24"/>
-          <w:szCs w:val="24"/>
-          <w:lang w:val="es-AR"/>
-        </w:rPr>
-      </w:pPr>
-      <w:r>
-        <w:rPr>
-          <w:b/>
-          <w:bCs/>
-          <w:sz w:val="24"/>
-          <w:szCs w:val="24"/>
-        </w:rPr>
-        <w:t>Para</w:t>
-      </w:r>
-      <w:r>
-        <w:rPr>
-          <w:b/>
-          <w:bCs/>
-          <w:sz w:val="24"/>
-          <w:szCs w:val="24"/>
-        </w:rPr>
-        <w:t xml:space="preserve"> </w:t>
-      </w:r>
-      <w:r>
-        <w:rPr>
-          <w:b/>
-          <w:bCs/>
-          <w:sz w:val="24"/>
-          <w:szCs w:val="24"/>
-          <w:lang w:val="es-AR"/>
-        </w:rPr>
-        <w:t xml:space="preserve">α = </w:t>
-      </w:r>
-      <w:r>
-        <w:rPr>
-          <w:b/>
-          <w:bCs/>
-          <w:sz w:val="24"/>
-          <w:szCs w:val="24"/>
-          <w:lang w:val="es-AR"/>
-        </w:rPr>
-        <w:t>0,5</w:t>
-      </w:r>
-    </w:p>
-    <w:p>
-      <w:pPr>
-        <w:rPr>
-          <w:b/>
-          <w:bCs/>
-          <w:lang w:val="es-AR"/>
-        </w:rPr>
-      </w:pPr>
-    </w:p>
-    <w:p>
-      <w:pPr>
-        <w:jc w:val="center"/>
-        <w:rPr>
-          <w:b/>
-          <w:bCs/>
-          <w:lang w:val="es-AR"/>
-        </w:rPr>
-      </w:pPr>
-      <w:r>
-        <w:rPr>
-          <w:b/>
-          <w:bCs/>
-          <w:noProof/>
-          <w:lang w:val="es-AR"/>
-        </w:rPr>
-        <w:lastRenderedPageBreak/>
-        <w:drawing>
-          <wp:inline distT="0" distB="0" distL="0" distR="0" wp14:anchorId="2BD31DD5" wp14:editId="5D2C4659">
-            <wp:extent cx="4353533" cy="2029108"/>
-            <wp:effectExtent l="0" t="0" r="9525" b="9525"/>
-            <wp:docPr id="11" name="Imagen 11"/>
             <wp:cNvGraphicFramePr>
               <a:graphicFrameLocks xmlns:a="http://schemas.openxmlformats.org/drawingml/2006/main" noChangeAspect="1"/>
             </wp:cNvGraphicFramePr>
@@ -4656,7 +4931,7 @@
                   <pic:spPr>
                     <a:xfrm>
                       <a:off x="0" y="0"/>
-                      <a:ext cx="4353533" cy="2029108"/>
+                      <a:ext cx="5143616" cy="3801803"/>
                     </a:xfrm>
                     <a:prstGeom prst="rect">
                       <a:avLst/>
@@ -4672,123 +4947,35 @@
     <w:p>
       <w:pPr>
         <w:jc w:val="center"/>
-        <w:rPr>
-          <w:b/>
-          <w:bCs/>
-          <w:lang w:val="es-AR"/>
-        </w:rPr>
-      </w:pPr>
-    </w:p>
-    <w:p>
-      <w:pPr>
-        <w:jc w:val="both"/>
-        <w:rPr>
-          <w:lang w:val="es-AR"/>
-        </w:rPr>
-      </w:pPr>
-      <w:r>
-        <w:rPr>
-          <w:lang w:val="es-AR"/>
-        </w:rPr>
-        <w:t>Como un parámetro que pondera por igual el score y el pagerank, no varia el ranking de los documentos y este se mantiene igual</w:t>
-      </w:r>
-      <w:r>
-        <w:rPr>
-          <w:lang w:val="es-AR"/>
-        </w:rPr>
-        <w:t>, sin importar el factor de dump.</w:t>
-      </w:r>
-    </w:p>
-    <w:p>
-      <w:pPr>
-        <w:rPr>
-          <w:b/>
-          <w:bCs/>
-          <w:sz w:val="24"/>
-          <w:szCs w:val="24"/>
-          <w:lang w:val="es-AR"/>
-        </w:rPr>
-      </w:pPr>
-    </w:p>
-    <w:p>
-      <w:pPr>
-        <w:rPr>
-          <w:b/>
-          <w:bCs/>
-          <w:sz w:val="24"/>
-          <w:szCs w:val="24"/>
-          <w:lang w:val="es-AR"/>
-        </w:rPr>
-      </w:pPr>
-      <w:r>
-        <w:rPr>
-          <w:b/>
-          <w:bCs/>
-          <w:sz w:val="24"/>
-          <w:szCs w:val="24"/>
-        </w:rPr>
-        <w:t>Para</w:t>
-      </w:r>
-      <w:r>
-        <w:rPr>
-          <w:b/>
-          <w:bCs/>
-          <w:sz w:val="24"/>
-          <w:szCs w:val="24"/>
-        </w:rPr>
-        <w:t xml:space="preserve"> </w:t>
-      </w:r>
-      <w:r>
-        <w:rPr>
-          <w:b/>
-          <w:bCs/>
-          <w:sz w:val="24"/>
-          <w:szCs w:val="24"/>
-          <w:lang w:val="es-AR"/>
-        </w:rPr>
-        <w:t xml:space="preserve">α = </w:t>
-      </w:r>
-      <w:r>
-        <w:rPr>
-          <w:b/>
-          <w:bCs/>
-          <w:sz w:val="24"/>
-          <w:szCs w:val="24"/>
-          <w:lang w:val="es-AR"/>
-        </w:rPr>
-        <w:t>0,9</w:t>
-      </w:r>
-    </w:p>
-    <w:p>
-      <w:pPr>
-        <w:rPr>
-          <w:b/>
-          <w:bCs/>
-          <w:sz w:val="24"/>
-          <w:szCs w:val="24"/>
-          <w:lang w:val="es-AR"/>
-        </w:rPr>
-      </w:pPr>
+      </w:pPr>
+      <w:r>
+        <w:t>Con verde, las iteraciones solicitadas</w:t>
+      </w:r>
     </w:p>
     <w:p>
       <w:pPr>
         <w:jc w:val="center"/>
-        <w:rPr>
-          <w:b/>
-          <w:bCs/>
-        </w:rPr>
-      </w:pPr>
-      <w:r>
-        <w:rPr>
-          <w:b/>
-          <w:bCs/>
+      </w:pPr>
+    </w:p>
+    <w:p>
+      <w:pPr>
+        <w:jc w:val="center"/>
+        <w:rPr>
+          <w:rFonts w:ascii="Times New Roman" w:eastAsia="Times New Roman" w:hAnsi="Times New Roman" w:cs="Times New Roman"/>
+          <w:lang w:val="es-AR"/>
+        </w:rPr>
+      </w:pPr>
+      <w:r>
+        <w:rPr>
+          <w:rFonts w:ascii="Times New Roman" w:eastAsia="Times New Roman" w:hAnsi="Times New Roman" w:cs="Times New Roman"/>
           <w:noProof/>
+          <w:lang w:val="es-AR"/>
         </w:rPr>
         <w:drawing>
-          <wp:inline distT="0" distB="0" distL="0" distR="0" wp14:anchorId="44CB5A56" wp14:editId="485575D3">
-            <wp:extent cx="4363059" cy="2067213"/>
+          <wp:inline distT="0" distB="0" distL="0" distR="0" wp14:anchorId="33064965" wp14:editId="17C9E5F2">
+            <wp:extent cx="5153025" cy="3797555"/>
             <wp:effectExtent l="0" t="0" r="0" b="0"/>
-            <wp:docPr id="14" name="Imagen 14"/>
+            <wp:docPr id="9" name="Imagen 9"/>
             <wp:cNvGraphicFramePr>
               <a:graphicFrameLocks xmlns:a="http://schemas.openxmlformats.org/drawingml/2006/main" noChangeAspect="1"/>
             </wp:cNvGraphicFramePr>
@@ -4808,6 +4995,910 @@
                   <pic:spPr>
                     <a:xfrm>
                       <a:off x="0" y="0"/>
+                      <a:ext cx="5157861" cy="3801119"/>
+                    </a:xfrm>
+                    <a:prstGeom prst="rect">
+                      <a:avLst/>
+                    </a:prstGeom>
+                  </pic:spPr>
+                </pic:pic>
+              </a:graphicData>
+            </a:graphic>
+          </wp:inline>
+        </w:drawing>
+      </w:r>
+    </w:p>
+    <w:p>
+      <w:pPr>
+        <w:rPr>
+          <w:color w:val="FABF8F" w:themeColor="accent6" w:themeTint="99"/>
+          <w:lang w:val="es-AR"/>
+        </w:rPr>
+      </w:pPr>
+    </w:p>
+    <w:p>
+      <w:pPr>
+        <w:rPr>
+          <w:lang w:val="es-AR"/>
+        </w:rPr>
+      </w:pPr>
+      <w:r>
+        <w:rPr>
+          <w:lang w:val="es-AR"/>
+        </w:rPr>
+        <w:lastRenderedPageBreak/>
+        <w:t xml:space="preserve">Como puede verse, de las iteraciones de 2 a 5, se llegan a valores muy similares entre ambos que, considerando un épsilon determinado, puede </w:t>
+      </w:r>
+      <w:r>
+        <w:rPr>
+          <w:lang w:val="es-AR"/>
+        </w:rPr>
+        <w:t>decirse</w:t>
+      </w:r>
+      <w:r>
+        <w:rPr>
+          <w:lang w:val="es-AR"/>
+        </w:rPr>
+        <w:t xml:space="preserve"> que ya se produzco una convergencia. Desde las iteraciones 5 a 10, los valores </w:t>
+      </w:r>
+      <w:r>
+        <w:rPr>
+          <w:lang w:val="es-AR"/>
+        </w:rPr>
+        <w:t>varían</w:t>
+      </w:r>
+      <w:r>
+        <w:rPr>
+          <w:lang w:val="es-AR"/>
+        </w:rPr>
+        <w:t xml:space="preserve"> muy poco, solamente en 3 o 4 unidades después de la coma. Esto sucede con ambos valores de </w:t>
+      </w:r>
+      <w:proofErr w:type="spellStart"/>
+      <w:r>
+        <w:rPr>
+          <w:lang w:val="es-AR"/>
+        </w:rPr>
+        <w:t>dump</w:t>
+      </w:r>
+      <w:proofErr w:type="spellEnd"/>
+      <w:r>
+        <w:rPr>
+          <w:lang w:val="es-AR"/>
+        </w:rPr>
+        <w:t xml:space="preserve"> solicitados.</w:t>
+      </w:r>
+    </w:p>
+    <w:p>
+      <w:pPr>
+        <w:rPr>
+          <w:lang w:val="es-AR"/>
+        </w:rPr>
+      </w:pPr>
+    </w:p>
+    <w:p>
+      <w:pPr>
+        <w:rPr>
+          <w:lang w:val="es-AR"/>
+        </w:rPr>
+      </w:pPr>
+      <w:r>
+        <w:rPr>
+          <w:lang w:val="es-AR"/>
+        </w:rPr>
+        <w:t xml:space="preserve">Para un factor de </w:t>
+      </w:r>
+      <w:proofErr w:type="spellStart"/>
+      <w:r>
+        <w:rPr>
+          <w:lang w:val="es-AR"/>
+        </w:rPr>
+        <w:t>dump</w:t>
+      </w:r>
+      <w:proofErr w:type="spellEnd"/>
+      <w:r>
+        <w:rPr>
+          <w:lang w:val="es-AR"/>
+        </w:rPr>
+        <w:t xml:space="preserve"> = </w:t>
+      </w:r>
+      <w:r>
+        <w:rPr>
+          <w:lang w:val="es-AR"/>
+        </w:rPr>
+        <w:t>0.5, los scores de los documentos A, B y D se alejan de los demás,</w:t>
+      </w:r>
+      <w:r>
+        <w:rPr>
+          <w:lang w:val="es-AR"/>
+        </w:rPr>
+        <w:t xml:space="preserve"> siendo estos tres mencionados muy parecidos. El documento E es el que menor score tiene, y resulta de interés mencionarlo ya que el score calculado por similitud lo toma como el documento </w:t>
+      </w:r>
+      <w:proofErr w:type="spellStart"/>
+      <w:r>
+        <w:rPr>
+          <w:lang w:val="es-AR"/>
+        </w:rPr>
+        <w:t>mas</w:t>
+      </w:r>
+      <w:proofErr w:type="spellEnd"/>
+      <w:r>
+        <w:rPr>
+          <w:lang w:val="es-AR"/>
+        </w:rPr>
+        <w:t xml:space="preserve"> relevante de los seis; este es un claro ejemplo de cómo, al no tener enlaces entrantes, </w:t>
+      </w:r>
+      <w:proofErr w:type="spellStart"/>
+      <w:r>
+        <w:rPr>
+          <w:lang w:val="es-AR"/>
+        </w:rPr>
+        <w:t>pagerank</w:t>
+      </w:r>
+      <w:proofErr w:type="spellEnd"/>
+      <w:r>
+        <w:rPr>
+          <w:lang w:val="es-AR"/>
+        </w:rPr>
+        <w:t xml:space="preserve"> hace que su score sea menor. El documento A,  que tiene la mayor cantidad de enlaces entrantes (3), es el documento con </w:t>
+      </w:r>
+      <w:proofErr w:type="spellStart"/>
+      <w:r>
+        <w:rPr>
+          <w:lang w:val="es-AR"/>
+        </w:rPr>
+        <w:t>mas</w:t>
+      </w:r>
+      <w:proofErr w:type="spellEnd"/>
+      <w:r>
+        <w:rPr>
+          <w:lang w:val="es-AR"/>
+        </w:rPr>
+        <w:t xml:space="preserve"> score.</w:t>
+      </w:r>
+      <w:r>
+        <w:rPr>
+          <w:lang w:val="es-AR"/>
+        </w:rPr>
+        <w:t xml:space="preserve"> </w:t>
+      </w:r>
+    </w:p>
+    <w:p>
+      <w:pPr>
+        <w:rPr>
+          <w:lang w:val="es-AR"/>
+        </w:rPr>
+      </w:pPr>
+    </w:p>
+    <w:p>
+      <w:pPr>
+        <w:rPr>
+          <w:lang w:val="es-AR"/>
+        </w:rPr>
+      </w:pPr>
+      <w:r>
+        <w:rPr>
+          <w:lang w:val="es-AR"/>
+        </w:rPr>
+        <w:t xml:space="preserve">Para un factor de </w:t>
+      </w:r>
+      <w:proofErr w:type="spellStart"/>
+      <w:r>
+        <w:rPr>
+          <w:lang w:val="es-AR"/>
+        </w:rPr>
+        <w:t>dump</w:t>
+      </w:r>
+      <w:proofErr w:type="spellEnd"/>
+      <w:r>
+        <w:rPr>
+          <w:lang w:val="es-AR"/>
+        </w:rPr>
+        <w:t xml:space="preserve"> = 0.15</w:t>
+      </w:r>
+      <w:r>
+        <w:rPr>
+          <w:lang w:val="es-AR"/>
+        </w:rPr>
+        <w:t xml:space="preserve">, no hay tanta diferencia entre los scores de documentos y están todos muy cerca entre </w:t>
+      </w:r>
+      <w:r>
+        <w:rPr>
+          <w:lang w:val="es-AR"/>
+        </w:rPr>
+        <w:t>sí, siendo más uniforme.</w:t>
+      </w:r>
+    </w:p>
+    <w:p>
+      <w:pPr>
+        <w:rPr>
+          <w:lang w:val="es-AR"/>
+        </w:rPr>
+      </w:pPr>
+    </w:p>
+    <w:p>
+      <w:pPr>
+        <w:rPr>
+          <w:lang w:val="es-AR"/>
+        </w:rPr>
+      </w:pPr>
+      <w:r>
+        <w:rPr>
+          <w:lang w:val="es-AR"/>
+        </w:rPr>
+        <w:t xml:space="preserve">Como análisis general entre los dos factores, el primero </w:t>
+      </w:r>
+      <w:r>
+        <w:rPr>
+          <w:lang w:val="es-AR"/>
+        </w:rPr>
+        <w:t>les</w:t>
+      </w:r>
+      <w:r>
+        <w:rPr>
+          <w:lang w:val="es-AR"/>
+        </w:rPr>
+        <w:t xml:space="preserve"> da </w:t>
+      </w:r>
+      <w:proofErr w:type="spellStart"/>
+      <w:r>
+        <w:rPr>
+          <w:lang w:val="es-AR"/>
+        </w:rPr>
+        <w:t>mas</w:t>
+      </w:r>
+      <w:proofErr w:type="spellEnd"/>
+      <w:r>
+        <w:rPr>
+          <w:lang w:val="es-AR"/>
+        </w:rPr>
+        <w:t xml:space="preserve"> importancia a los enlaces, es por ello que el documento con </w:t>
+      </w:r>
+      <w:r>
+        <w:rPr>
+          <w:lang w:val="es-AR"/>
+        </w:rPr>
+        <w:t>más</w:t>
+      </w:r>
+      <w:r>
+        <w:rPr>
+          <w:lang w:val="es-AR"/>
+        </w:rPr>
+        <w:t xml:space="preserve"> score </w:t>
+      </w:r>
+      <w:r>
+        <w:rPr>
+          <w:lang w:val="es-AR"/>
+        </w:rPr>
+        <w:t xml:space="preserve">previo </w:t>
+      </w:r>
+      <w:r>
+        <w:rPr>
+          <w:lang w:val="es-AR"/>
+        </w:rPr>
+        <w:t xml:space="preserve">termina siendo el peor en </w:t>
+      </w:r>
+      <w:proofErr w:type="spellStart"/>
+      <w:r>
+        <w:rPr>
+          <w:lang w:val="es-AR"/>
+        </w:rPr>
+        <w:t>pagerank</w:t>
+      </w:r>
+      <w:proofErr w:type="spellEnd"/>
+      <w:r>
+        <w:rPr>
+          <w:lang w:val="es-AR"/>
+        </w:rPr>
+        <w:t xml:space="preserve">, y el segundo factor le da menos importancia a los enlaces y distribuye </w:t>
+      </w:r>
+      <w:proofErr w:type="spellStart"/>
+      <w:r>
+        <w:rPr>
+          <w:lang w:val="es-AR"/>
+        </w:rPr>
+        <w:t>mas</w:t>
+      </w:r>
+      <w:proofErr w:type="spellEnd"/>
+      <w:r>
+        <w:rPr>
+          <w:lang w:val="es-AR"/>
+        </w:rPr>
+        <w:t xml:space="preserve"> uniformemente los scores, sin que los documento</w:t>
+      </w:r>
+      <w:r>
+        <w:rPr>
+          <w:lang w:val="es-AR"/>
+        </w:rPr>
+        <w:t>s</w:t>
+      </w:r>
+      <w:r>
+        <w:rPr>
+          <w:lang w:val="es-AR"/>
+        </w:rPr>
+        <w:t xml:space="preserve"> se saquen tanta diferencia.</w:t>
+      </w:r>
+    </w:p>
+    <w:p>
+      <w:pPr>
+        <w:rPr>
+          <w:lang w:val="es-AR"/>
+        </w:rPr>
+      </w:pPr>
+    </w:p>
+    <w:p>
+      <w:pPr>
+        <w:rPr>
+          <w:b/>
+          <w:bCs/>
+          <w:sz w:val="24"/>
+          <w:szCs w:val="24"/>
+        </w:rPr>
+      </w:pPr>
+      <w:r>
+        <w:rPr>
+          <w:b/>
+          <w:bCs/>
+          <w:sz w:val="24"/>
+          <w:szCs w:val="24"/>
+        </w:rPr>
+        <w:t>B) Re-</w:t>
+      </w:r>
+      <w:proofErr w:type="spellStart"/>
+      <w:r>
+        <w:rPr>
+          <w:b/>
+          <w:bCs/>
+          <w:sz w:val="24"/>
+          <w:szCs w:val="24"/>
+        </w:rPr>
+        <w:t>Rankeo</w:t>
+      </w:r>
+      <w:proofErr w:type="spellEnd"/>
+    </w:p>
+    <w:p>
+      <w:pPr>
+        <w:jc w:val="both"/>
+        <w:rPr>
+          <w:b/>
+          <w:bCs/>
+          <w:sz w:val="24"/>
+          <w:szCs w:val="24"/>
+        </w:rPr>
+      </w:pPr>
+    </w:p>
+    <w:p>
+      <w:pPr>
+        <w:rPr>
+          <w:sz w:val="24"/>
+          <w:szCs w:val="24"/>
+          <w:lang w:val="es-AR"/>
+        </w:rPr>
+      </w:pPr>
+      <w:r>
+        <w:t xml:space="preserve">Calculados los valores de </w:t>
+      </w:r>
+      <w:proofErr w:type="spellStart"/>
+      <w:r>
+        <w:t>pagerank</w:t>
+      </w:r>
+      <w:proofErr w:type="spellEnd"/>
+      <w:r>
+        <w:t xml:space="preserve">, se procedió a </w:t>
+      </w:r>
+      <w:proofErr w:type="spellStart"/>
+      <w:r>
+        <w:t>re-rankear</w:t>
+      </w:r>
+      <w:proofErr w:type="spellEnd"/>
+      <w:r>
+        <w:t xml:space="preserve"> los documentos</w:t>
+      </w:r>
+      <w:r>
+        <w:t xml:space="preserve"> </w:t>
+      </w:r>
+      <w:r>
+        <w:t>interpolando los valores con diferentes valores de alfa (</w:t>
+      </w:r>
+      <w:r>
+        <w:rPr>
+          <w:lang w:val="es-AR"/>
+        </w:rPr>
+        <w:t>α), teniendo lo siguiente</w:t>
+      </w:r>
+      <w:r>
+        <w:rPr>
+          <w:sz w:val="24"/>
+          <w:szCs w:val="24"/>
+          <w:lang w:val="es-AR"/>
+        </w:rPr>
+        <w:t>:</w:t>
+      </w:r>
+    </w:p>
+    <w:p>
+      <w:pPr>
+        <w:rPr>
+          <w:sz w:val="24"/>
+          <w:szCs w:val="24"/>
+          <w:lang w:val="es-AR"/>
+        </w:rPr>
+      </w:pPr>
+    </w:p>
+    <w:p>
+      <w:pPr>
+        <w:rPr>
+          <w:b/>
+          <w:bCs/>
+          <w:sz w:val="24"/>
+          <w:szCs w:val="24"/>
+          <w:lang w:val="es-AR"/>
+        </w:rPr>
+      </w:pPr>
+      <w:r>
+        <w:rPr>
+          <w:b/>
+          <w:bCs/>
+          <w:sz w:val="24"/>
+          <w:szCs w:val="24"/>
+        </w:rPr>
+        <w:t>Para</w:t>
+      </w:r>
+      <w:r>
+        <w:rPr>
+          <w:b/>
+          <w:bCs/>
+          <w:sz w:val="24"/>
+          <w:szCs w:val="24"/>
+        </w:rPr>
+        <w:t xml:space="preserve"> </w:t>
+      </w:r>
+      <w:r>
+        <w:rPr>
+          <w:b/>
+          <w:bCs/>
+          <w:sz w:val="24"/>
+          <w:szCs w:val="24"/>
+          <w:lang w:val="es-AR"/>
+        </w:rPr>
+        <w:t xml:space="preserve">α = </w:t>
+      </w:r>
+      <w:r>
+        <w:rPr>
+          <w:b/>
+          <w:bCs/>
+          <w:sz w:val="24"/>
+          <w:szCs w:val="24"/>
+          <w:lang w:val="es-AR"/>
+        </w:rPr>
+        <w:t>0,2</w:t>
+      </w:r>
+    </w:p>
+    <w:p>
+      <w:pPr>
+        <w:rPr>
+          <w:b/>
+          <w:bCs/>
+          <w:sz w:val="24"/>
+          <w:szCs w:val="24"/>
+          <w:lang w:val="es-AR"/>
+        </w:rPr>
+      </w:pPr>
+    </w:p>
+    <w:p>
+      <w:pPr>
+        <w:jc w:val="center"/>
+        <w:rPr>
+          <w:b/>
+          <w:bCs/>
+          <w:sz w:val="24"/>
+          <w:szCs w:val="24"/>
+        </w:rPr>
+      </w:pPr>
+      <w:r>
+        <w:rPr>
+          <w:b/>
+          <w:bCs/>
+          <w:noProof/>
+          <w:sz w:val="24"/>
+          <w:szCs w:val="24"/>
+        </w:rPr>
+        <w:drawing>
+          <wp:inline distT="0" distB="0" distL="0" distR="0" wp14:anchorId="7F02F068" wp14:editId="2ECDBB7F">
+            <wp:extent cx="4344006" cy="2076740"/>
+            <wp:effectExtent l="0" t="0" r="0" b="0"/>
+            <wp:docPr id="15" name="Imagen 15"/>
+            <wp:cNvGraphicFramePr>
+              <a:graphicFrameLocks xmlns:a="http://schemas.openxmlformats.org/drawingml/2006/main" noChangeAspect="1"/>
+            </wp:cNvGraphicFramePr>
+            <a:graphic xmlns:a="http://schemas.openxmlformats.org/drawingml/2006/main">
+              <a:graphicData uri="http://schemas.openxmlformats.org/drawingml/2006/picture">
+                <pic:pic xmlns:pic="http://schemas.openxmlformats.org/drawingml/2006/picture">
+                  <pic:nvPicPr>
+                    <pic:cNvPr id="1" name=""/>
+                    <pic:cNvPicPr/>
+                  </pic:nvPicPr>
+                  <pic:blipFill>
+                    <a:blip r:embed="rId31"/>
+                    <a:stretch>
+                      <a:fillRect/>
+                    </a:stretch>
+                  </pic:blipFill>
+                  <pic:spPr>
+                    <a:xfrm>
+                      <a:off x="0" y="0"/>
+                      <a:ext cx="4344006" cy="2076740"/>
+                    </a:xfrm>
+                    <a:prstGeom prst="rect">
+                      <a:avLst/>
+                    </a:prstGeom>
+                  </pic:spPr>
+                </pic:pic>
+              </a:graphicData>
+            </a:graphic>
+          </wp:inline>
+        </w:drawing>
+      </w:r>
+    </w:p>
+    <w:p>
+      <w:pPr>
+        <w:jc w:val="center"/>
+        <w:rPr>
+          <w:b/>
+          <w:bCs/>
+          <w:sz w:val="24"/>
+          <w:szCs w:val="24"/>
+        </w:rPr>
+      </w:pPr>
+    </w:p>
+    <w:p>
+      <w:pPr>
+        <w:jc w:val="both"/>
+      </w:pPr>
+      <w:r>
+        <w:t xml:space="preserve">A pesar de darle </w:t>
+      </w:r>
+      <w:proofErr w:type="spellStart"/>
+      <w:r>
+        <w:t>mas</w:t>
+      </w:r>
+      <w:proofErr w:type="spellEnd"/>
+      <w:r>
+        <w:t xml:space="preserve"> importancia al </w:t>
+      </w:r>
+      <w:proofErr w:type="spellStart"/>
+      <w:r>
+        <w:t>pagerank</w:t>
+      </w:r>
+      <w:proofErr w:type="spellEnd"/>
+      <w:r>
+        <w:t xml:space="preserve"> sobre el score ya calculado por similitud, el ranking se mantiene de la misma manera</w:t>
+      </w:r>
+      <w:r>
+        <w:t xml:space="preserve"> para el </w:t>
+      </w:r>
+      <w:proofErr w:type="spellStart"/>
+      <w:r>
+        <w:t>dump</w:t>
+      </w:r>
+      <w:proofErr w:type="spellEnd"/>
+      <w:r>
+        <w:t xml:space="preserve"> de 0.15, pero para el </w:t>
+      </w:r>
+      <w:proofErr w:type="spellStart"/>
+      <w:r>
+        <w:t>dump</w:t>
+      </w:r>
+      <w:proofErr w:type="spellEnd"/>
+      <w:r>
+        <w:t xml:space="preserve"> de 0.5 hay una variación entre el top 1 y el top 2, donde el documento C pasa a ser el </w:t>
+      </w:r>
+      <w:r>
+        <w:t>más</w:t>
+      </w:r>
+      <w:r>
+        <w:t xml:space="preserve"> relevante.</w:t>
+      </w:r>
+    </w:p>
+    <w:p>
+      <w:pPr>
+        <w:rPr>
+          <w:sz w:val="24"/>
+          <w:szCs w:val="24"/>
+        </w:rPr>
+      </w:pPr>
+    </w:p>
+    <w:p>
+      <w:pPr>
+        <w:rPr>
+          <w:b/>
+          <w:bCs/>
+          <w:sz w:val="24"/>
+          <w:szCs w:val="24"/>
+          <w:lang w:val="es-AR"/>
+        </w:rPr>
+      </w:pPr>
+      <w:r>
+        <w:rPr>
+          <w:b/>
+          <w:bCs/>
+          <w:sz w:val="24"/>
+          <w:szCs w:val="24"/>
+        </w:rPr>
+        <w:t>Para</w:t>
+      </w:r>
+      <w:r>
+        <w:rPr>
+          <w:b/>
+          <w:bCs/>
+          <w:sz w:val="24"/>
+          <w:szCs w:val="24"/>
+        </w:rPr>
+        <w:t xml:space="preserve"> </w:t>
+      </w:r>
+      <w:r>
+        <w:rPr>
+          <w:b/>
+          <w:bCs/>
+          <w:sz w:val="24"/>
+          <w:szCs w:val="24"/>
+          <w:lang w:val="es-AR"/>
+        </w:rPr>
+        <w:t xml:space="preserve">α = </w:t>
+      </w:r>
+      <w:r>
+        <w:rPr>
+          <w:b/>
+          <w:bCs/>
+          <w:sz w:val="24"/>
+          <w:szCs w:val="24"/>
+          <w:lang w:val="es-AR"/>
+        </w:rPr>
+        <w:t>0,5</w:t>
+      </w:r>
+    </w:p>
+    <w:p>
+      <w:pPr>
+        <w:rPr>
+          <w:b/>
+          <w:bCs/>
+          <w:lang w:val="es-AR"/>
+        </w:rPr>
+      </w:pPr>
+    </w:p>
+    <w:p>
+      <w:pPr>
+        <w:jc w:val="center"/>
+        <w:rPr>
+          <w:b/>
+          <w:bCs/>
+          <w:lang w:val="es-AR"/>
+        </w:rPr>
+      </w:pPr>
+      <w:r>
+        <w:rPr>
+          <w:b/>
+          <w:bCs/>
+          <w:noProof/>
+          <w:lang w:val="es-AR"/>
+        </w:rPr>
+        <w:lastRenderedPageBreak/>
+        <w:drawing>
+          <wp:inline distT="0" distB="0" distL="0" distR="0" wp14:anchorId="2BD31DD5" wp14:editId="5D2C4659">
+            <wp:extent cx="4353533" cy="2029108"/>
+            <wp:effectExtent l="0" t="0" r="9525" b="9525"/>
+            <wp:docPr id="11" name="Imagen 11"/>
+            <wp:cNvGraphicFramePr>
+              <a:graphicFrameLocks xmlns:a="http://schemas.openxmlformats.org/drawingml/2006/main" noChangeAspect="1"/>
+            </wp:cNvGraphicFramePr>
+            <a:graphic xmlns:a="http://schemas.openxmlformats.org/drawingml/2006/main">
+              <a:graphicData uri="http://schemas.openxmlformats.org/drawingml/2006/picture">
+                <pic:pic xmlns:pic="http://schemas.openxmlformats.org/drawingml/2006/picture">
+                  <pic:nvPicPr>
+                    <pic:cNvPr id="1" name=""/>
+                    <pic:cNvPicPr/>
+                  </pic:nvPicPr>
+                  <pic:blipFill>
+                    <a:blip r:embed="rId32"/>
+                    <a:stretch>
+                      <a:fillRect/>
+                    </a:stretch>
+                  </pic:blipFill>
+                  <pic:spPr>
+                    <a:xfrm>
+                      <a:off x="0" y="0"/>
+                      <a:ext cx="4353533" cy="2029108"/>
+                    </a:xfrm>
+                    <a:prstGeom prst="rect">
+                      <a:avLst/>
+                    </a:prstGeom>
+                  </pic:spPr>
+                </pic:pic>
+              </a:graphicData>
+            </a:graphic>
+          </wp:inline>
+        </w:drawing>
+      </w:r>
+    </w:p>
+    <w:p>
+      <w:pPr>
+        <w:jc w:val="center"/>
+        <w:rPr>
+          <w:b/>
+          <w:bCs/>
+          <w:lang w:val="es-AR"/>
+        </w:rPr>
+      </w:pPr>
+    </w:p>
+    <w:p>
+      <w:pPr>
+        <w:jc w:val="both"/>
+        <w:rPr>
+          <w:lang w:val="es-AR"/>
+        </w:rPr>
+      </w:pPr>
+      <w:r>
+        <w:rPr>
+          <w:lang w:val="es-AR"/>
+        </w:rPr>
+        <w:t xml:space="preserve">Como un parámetro que pondera por igual el score y el </w:t>
+      </w:r>
+      <w:proofErr w:type="spellStart"/>
+      <w:r>
+        <w:rPr>
+          <w:lang w:val="es-AR"/>
+        </w:rPr>
+        <w:t>pagerank</w:t>
+      </w:r>
+      <w:proofErr w:type="spellEnd"/>
+      <w:r>
+        <w:rPr>
+          <w:lang w:val="es-AR"/>
+        </w:rPr>
+        <w:t xml:space="preserve">, no </w:t>
+      </w:r>
+      <w:proofErr w:type="spellStart"/>
+      <w:r>
+        <w:rPr>
+          <w:lang w:val="es-AR"/>
+        </w:rPr>
+        <w:t>varia</w:t>
+      </w:r>
+      <w:proofErr w:type="spellEnd"/>
+      <w:r>
+        <w:rPr>
+          <w:lang w:val="es-AR"/>
+        </w:rPr>
+        <w:t xml:space="preserve"> el ranking de los documentos y este se mantiene igual</w:t>
+      </w:r>
+      <w:r>
+        <w:rPr>
+          <w:lang w:val="es-AR"/>
+        </w:rPr>
+        <w:t xml:space="preserve">, sin importar el factor de </w:t>
+      </w:r>
+      <w:proofErr w:type="spellStart"/>
+      <w:r>
+        <w:rPr>
+          <w:lang w:val="es-AR"/>
+        </w:rPr>
+        <w:t>dump</w:t>
+      </w:r>
+      <w:proofErr w:type="spellEnd"/>
+      <w:r>
+        <w:rPr>
+          <w:lang w:val="es-AR"/>
+        </w:rPr>
+        <w:t>.</w:t>
+      </w:r>
+    </w:p>
+    <w:p>
+      <w:pPr>
+        <w:rPr>
+          <w:b/>
+          <w:bCs/>
+          <w:sz w:val="24"/>
+          <w:szCs w:val="24"/>
+          <w:lang w:val="es-AR"/>
+        </w:rPr>
+      </w:pPr>
+    </w:p>
+    <w:p>
+      <w:pPr>
+        <w:rPr>
+          <w:b/>
+          <w:bCs/>
+          <w:sz w:val="24"/>
+          <w:szCs w:val="24"/>
+          <w:lang w:val="es-AR"/>
+        </w:rPr>
+      </w:pPr>
+      <w:r>
+        <w:rPr>
+          <w:b/>
+          <w:bCs/>
+          <w:sz w:val="24"/>
+          <w:szCs w:val="24"/>
+        </w:rPr>
+        <w:t>Para</w:t>
+      </w:r>
+      <w:r>
+        <w:rPr>
+          <w:b/>
+          <w:bCs/>
+          <w:sz w:val="24"/>
+          <w:szCs w:val="24"/>
+        </w:rPr>
+        <w:t xml:space="preserve"> </w:t>
+      </w:r>
+      <w:r>
+        <w:rPr>
+          <w:b/>
+          <w:bCs/>
+          <w:sz w:val="24"/>
+          <w:szCs w:val="24"/>
+          <w:lang w:val="es-AR"/>
+        </w:rPr>
+        <w:t xml:space="preserve">α = </w:t>
+      </w:r>
+      <w:r>
+        <w:rPr>
+          <w:b/>
+          <w:bCs/>
+          <w:sz w:val="24"/>
+          <w:szCs w:val="24"/>
+          <w:lang w:val="es-AR"/>
+        </w:rPr>
+        <w:t>0,9</w:t>
+      </w:r>
+    </w:p>
+    <w:p>
+      <w:pPr>
+        <w:rPr>
+          <w:b/>
+          <w:bCs/>
+          <w:sz w:val="24"/>
+          <w:szCs w:val="24"/>
+          <w:lang w:val="es-AR"/>
+        </w:rPr>
+      </w:pPr>
+    </w:p>
+    <w:p>
+      <w:pPr>
+        <w:jc w:val="center"/>
+        <w:rPr>
+          <w:b/>
+          <w:bCs/>
+        </w:rPr>
+      </w:pPr>
+      <w:r>
+        <w:rPr>
+          <w:b/>
+          <w:bCs/>
+          <w:noProof/>
+        </w:rPr>
+        <w:drawing>
+          <wp:inline distT="0" distB="0" distL="0" distR="0" wp14:anchorId="44CB5A56" wp14:editId="485575D3">
+            <wp:extent cx="4363059" cy="2067213"/>
+            <wp:effectExtent l="0" t="0" r="0" b="0"/>
+            <wp:docPr id="14" name="Imagen 14"/>
+            <wp:cNvGraphicFramePr>
+              <a:graphicFrameLocks xmlns:a="http://schemas.openxmlformats.org/drawingml/2006/main" noChangeAspect="1"/>
+            </wp:cNvGraphicFramePr>
+            <a:graphic xmlns:a="http://schemas.openxmlformats.org/drawingml/2006/main">
+              <a:graphicData uri="http://schemas.openxmlformats.org/drawingml/2006/picture">
+                <pic:pic xmlns:pic="http://schemas.openxmlformats.org/drawingml/2006/picture">
+                  <pic:nvPicPr>
+                    <pic:cNvPr id="1" name=""/>
+                    <pic:cNvPicPr/>
+                  </pic:nvPicPr>
+                  <pic:blipFill>
+                    <a:blip r:embed="rId33"/>
+                    <a:stretch>
+                      <a:fillRect/>
+                    </a:stretch>
+                  </pic:blipFill>
+                  <pic:spPr>
+                    <a:xfrm>
+                      <a:off x="0" y="0"/>
                       <a:ext cx="4363059" cy="2067213"/>
                     </a:xfrm>
                     <a:prstGeom prst="rect">
@@ -4840,7 +5931,35 @@
         <w:rPr>
           <w:lang w:val="es-AR"/>
         </w:rPr>
-        <w:t>En este caso, se considera más el score ya calculado sobre el pagerank, haciendo el ranking no se modifique en ninguno de los dos factores de dump.</w:t>
+        <w:t xml:space="preserve">En este caso, se considera más el score ya calculado sobre el </w:t>
+      </w:r>
+      <w:proofErr w:type="spellStart"/>
+      <w:r>
+        <w:rPr>
+          <w:lang w:val="es-AR"/>
+        </w:rPr>
+        <w:t>pagerank</w:t>
+      </w:r>
+      <w:proofErr w:type="spellEnd"/>
+      <w:r>
+        <w:rPr>
+          <w:lang w:val="es-AR"/>
+        </w:rPr>
+        <w:t xml:space="preserve">, haciendo el ranking no se modifique en ninguno de los dos factores de </w:t>
+      </w:r>
+      <w:proofErr w:type="spellStart"/>
+      <w:r>
+        <w:rPr>
+          <w:lang w:val="es-AR"/>
+        </w:rPr>
+        <w:t>dump</w:t>
+      </w:r>
+      <w:proofErr w:type="spellEnd"/>
+      <w:r>
+        <w:rPr>
+          <w:lang w:val="es-AR"/>
+        </w:rPr>
+        <w:t>.</w:t>
       </w:r>
     </w:p>
     <w:p>
@@ -4860,7 +5979,23 @@
         </w:rPr>
       </w:pPr>
       <w:r>
-        <w:t>Como conclusión, se puede decir que el ranking no cambia en ninguno de los casos a excepción del caso particular del primer alfa en el factor de dump 0.5. En todos los casos, el documento E es el mas relevante, como se había determinado previamente en la similitud, y el documento F sigue siendo el peor de todos, ya que su score inicial es cero.</w:t>
+        <w:t xml:space="preserve">Como conclusión, se puede decir que el ranking no cambia en ninguno de los casos a excepción del caso particular del primer alfa en el factor de </w:t>
+      </w:r>
+      <w:proofErr w:type="spellStart"/>
+      <w:r>
+        <w:t>dump</w:t>
+      </w:r>
+      <w:proofErr w:type="spellEnd"/>
+      <w:r>
+        <w:t xml:space="preserve"> 0.5. En todos los casos, el documento E es el </w:t>
+      </w:r>
+      <w:proofErr w:type="spellStart"/>
+      <w:r>
+        <w:t>mas</w:t>
+      </w:r>
+      <w:proofErr w:type="spellEnd"/>
+      <w:r>
+        <w:t xml:space="preserve"> relevante, como se había determinado previamente en la similitud, y el documento F sigue siendo el peor de todos, ya que su score inicial es cero.</w:t>
       </w:r>
       <w:r>
         <w:rPr>
@@ -4914,29 +6049,183 @@
           <w:szCs w:val="24"/>
           <w:lang w:val="es-AR"/>
         </w:rPr>
-        <w:t>Usando su crawler realice una recolección de 500 páginas. Luego, calcule para cada una los valores de PageRank y Authorities (HITS) utilizando la librería NetworkX Simule un crawling siguiendo el orden de acuerdo al valor de PageRank de las páginas (de mayor a menor). Grafique la evolución del porcentaje de overlap respecto del orden por valor de Auth para ambas estrategias de crawling. Explique su resultado.</w:t>
-      </w:r>
-    </w:p>
-    <w:p>
-      <w:pPr>
-        <w:rPr>
-          <w:b/>
-          <w:bCs/>
-          <w:lang w:val="es-AR"/>
-        </w:rPr>
-      </w:pPr>
-    </w:p>
-    <w:p>
-      <w:pPr>
-        <w:rPr>
-          <w:lang w:val="es-AR"/>
-        </w:rPr>
-      </w:pPr>
-      <w:r>
-        <w:rPr>
-          <w:lang w:val="es-AR"/>
-        </w:rPr>
-        <w:t>Se realizo la recolección de 500 páginas, teniendo como semilla el sitio de la UNLu (unlu.edu.ar)</w:t>
+        <w:t xml:space="preserve">Usando su </w:t>
+      </w:r>
+      <w:proofErr w:type="spellStart"/>
+      <w:r>
+        <w:rPr>
+          <w:color w:val="FABF8F" w:themeColor="accent6" w:themeTint="99"/>
+          <w:sz w:val="24"/>
+          <w:szCs w:val="24"/>
+          <w:lang w:val="es-AR"/>
+        </w:rPr>
+        <w:t>crawler</w:t>
+      </w:r>
+      <w:proofErr w:type="spellEnd"/>
+      <w:r>
+        <w:rPr>
+          <w:color w:val="FABF8F" w:themeColor="accent6" w:themeTint="99"/>
+          <w:sz w:val="24"/>
+          <w:szCs w:val="24"/>
+          <w:lang w:val="es-AR"/>
+        </w:rPr>
+        <w:t xml:space="preserve"> realice una recolección de 500 páginas. Luego, calcule para cada una los valores de PageRank y </w:t>
+      </w:r>
+      <w:proofErr w:type="spellStart"/>
+      <w:r>
+        <w:rPr>
+          <w:color w:val="FABF8F" w:themeColor="accent6" w:themeTint="99"/>
+          <w:sz w:val="24"/>
+          <w:szCs w:val="24"/>
+          <w:lang w:val="es-AR"/>
+        </w:rPr>
+        <w:t>Authorities</w:t>
+      </w:r>
+      <w:proofErr w:type="spellEnd"/>
+      <w:r>
+        <w:rPr>
+          <w:color w:val="FABF8F" w:themeColor="accent6" w:themeTint="99"/>
+          <w:sz w:val="24"/>
+          <w:szCs w:val="24"/>
+          <w:lang w:val="es-AR"/>
+        </w:rPr>
+        <w:t xml:space="preserve"> (HITS) utilizando la librería </w:t>
+      </w:r>
+      <w:proofErr w:type="spellStart"/>
+      <w:r>
+        <w:rPr>
+          <w:color w:val="FABF8F" w:themeColor="accent6" w:themeTint="99"/>
+          <w:sz w:val="24"/>
+          <w:szCs w:val="24"/>
+          <w:lang w:val="es-AR"/>
+        </w:rPr>
+        <w:t>NetworkX</w:t>
+      </w:r>
+      <w:proofErr w:type="spellEnd"/>
+      <w:r>
+        <w:rPr>
+          <w:color w:val="FABF8F" w:themeColor="accent6" w:themeTint="99"/>
+          <w:sz w:val="24"/>
+          <w:szCs w:val="24"/>
+          <w:lang w:val="es-AR"/>
+        </w:rPr>
+        <w:t xml:space="preserve"> Simule un </w:t>
+      </w:r>
+      <w:proofErr w:type="spellStart"/>
+      <w:r>
+        <w:rPr>
+          <w:color w:val="FABF8F" w:themeColor="accent6" w:themeTint="99"/>
+          <w:sz w:val="24"/>
+          <w:szCs w:val="24"/>
+          <w:lang w:val="es-AR"/>
+        </w:rPr>
+        <w:t>crawling</w:t>
+      </w:r>
+      <w:proofErr w:type="spellEnd"/>
+      <w:r>
+        <w:rPr>
+          <w:color w:val="FABF8F" w:themeColor="accent6" w:themeTint="99"/>
+          <w:sz w:val="24"/>
+          <w:szCs w:val="24"/>
+          <w:lang w:val="es-AR"/>
+        </w:rPr>
+        <w:t xml:space="preserve"> siguiendo el orden de acuerdo al valor de PageRank de las páginas (de mayor a menor). Grafique la evolución del porcentaje de </w:t>
+      </w:r>
+      <w:proofErr w:type="spellStart"/>
+      <w:r>
+        <w:rPr>
+          <w:color w:val="FABF8F" w:themeColor="accent6" w:themeTint="99"/>
+          <w:sz w:val="24"/>
+          <w:szCs w:val="24"/>
+          <w:lang w:val="es-AR"/>
+        </w:rPr>
+        <w:t>overlap</w:t>
+      </w:r>
+      <w:proofErr w:type="spellEnd"/>
+      <w:r>
+        <w:rPr>
+          <w:color w:val="FABF8F" w:themeColor="accent6" w:themeTint="99"/>
+          <w:sz w:val="24"/>
+          <w:szCs w:val="24"/>
+          <w:lang w:val="es-AR"/>
+        </w:rPr>
+        <w:t xml:space="preserve"> respecto del orden por valor de </w:t>
+      </w:r>
+      <w:proofErr w:type="spellStart"/>
+      <w:r>
+        <w:rPr>
+          <w:color w:val="FABF8F" w:themeColor="accent6" w:themeTint="99"/>
+          <w:sz w:val="24"/>
+          <w:szCs w:val="24"/>
+          <w:lang w:val="es-AR"/>
+        </w:rPr>
+        <w:t>Auth</w:t>
+      </w:r>
+      <w:proofErr w:type="spellEnd"/>
+      <w:r>
+        <w:rPr>
+          <w:color w:val="FABF8F" w:themeColor="accent6" w:themeTint="99"/>
+          <w:sz w:val="24"/>
+          <w:szCs w:val="24"/>
+          <w:lang w:val="es-AR"/>
+        </w:rPr>
+        <w:t xml:space="preserve"> para ambas estrategias de </w:t>
+      </w:r>
+      <w:proofErr w:type="spellStart"/>
+      <w:r>
+        <w:rPr>
+          <w:color w:val="FABF8F" w:themeColor="accent6" w:themeTint="99"/>
+          <w:sz w:val="24"/>
+          <w:szCs w:val="24"/>
+          <w:lang w:val="es-AR"/>
+        </w:rPr>
+        <w:t>crawling</w:t>
+      </w:r>
+      <w:proofErr w:type="spellEnd"/>
+      <w:r>
+        <w:rPr>
+          <w:color w:val="FABF8F" w:themeColor="accent6" w:themeTint="99"/>
+          <w:sz w:val="24"/>
+          <w:szCs w:val="24"/>
+          <w:lang w:val="es-AR"/>
+        </w:rPr>
+        <w:t>. Explique su resultado.</w:t>
+      </w:r>
+    </w:p>
+    <w:p>
+      <w:pPr>
+        <w:rPr>
+          <w:b/>
+          <w:bCs/>
+          <w:lang w:val="es-AR"/>
+        </w:rPr>
+      </w:pPr>
+    </w:p>
+    <w:p>
+      <w:pPr>
+        <w:rPr>
+          <w:lang w:val="es-AR"/>
+        </w:rPr>
+      </w:pPr>
+      <w:r>
+        <w:rPr>
+          <w:lang w:val="es-AR"/>
+        </w:rPr>
+        <w:t xml:space="preserve">Se realizo la recolección de 500 páginas, teniendo como semilla el sitio de la </w:t>
+      </w:r>
+      <w:proofErr w:type="spellStart"/>
+      <w:r>
+        <w:rPr>
+          <w:lang w:val="es-AR"/>
+        </w:rPr>
+        <w:t>UNLu</w:t>
+      </w:r>
+      <w:proofErr w:type="spellEnd"/>
+      <w:r>
+        <w:rPr>
+          <w:lang w:val="es-AR"/>
+        </w:rPr>
+        <w:t xml:space="preserve"> (unlu.edu.ar)</w:t>
       </w:r>
     </w:p>
     <w:p>
@@ -5342,7 +6631,63 @@
         <w:rPr>
           <w:lang w:val="es-AR"/>
         </w:rPr>
-        <w:t>Lo que se trata de mostrar en el grafico de resultados es la cantidad de paginas que son necesarias para abarcar el % correspondiente al top-k establecido. Por ejemplo, para PageRank fue necesario recorrer 4 paginas para abarcar el 25% del top-k. En este caso, se trabajo con un k = 50.</w:t>
+        <w:t xml:space="preserve">Lo que se trata de mostrar en el </w:t>
+      </w:r>
+      <w:proofErr w:type="spellStart"/>
+      <w:r>
+        <w:rPr>
+          <w:lang w:val="es-AR"/>
+        </w:rPr>
+        <w:t>grafico</w:t>
+      </w:r>
+      <w:proofErr w:type="spellEnd"/>
+      <w:r>
+        <w:rPr>
+          <w:lang w:val="es-AR"/>
+        </w:rPr>
+        <w:t xml:space="preserve"> de resultados es la cantidad de </w:t>
+      </w:r>
+      <w:proofErr w:type="spellStart"/>
+      <w:r>
+        <w:rPr>
+          <w:lang w:val="es-AR"/>
+        </w:rPr>
+        <w:t>paginas</w:t>
+      </w:r>
+      <w:proofErr w:type="spellEnd"/>
+      <w:r>
+        <w:rPr>
+          <w:lang w:val="es-AR"/>
+        </w:rPr>
+        <w:t xml:space="preserve"> que son necesarias para abarcar el % correspondiente al top-k establecido. Por ejemplo, para PageRank fue necesario recorrer 4 </w:t>
+      </w:r>
+      <w:proofErr w:type="spellStart"/>
+      <w:r>
+        <w:rPr>
+          <w:lang w:val="es-AR"/>
+        </w:rPr>
+        <w:t>paginas</w:t>
+      </w:r>
+      <w:proofErr w:type="spellEnd"/>
+      <w:r>
+        <w:rPr>
+          <w:lang w:val="es-AR"/>
+        </w:rPr>
+        <w:t xml:space="preserve"> para abarcar el 25% del top-k. En este caso, se </w:t>
+      </w:r>
+      <w:proofErr w:type="spellStart"/>
+      <w:r>
+        <w:rPr>
+          <w:lang w:val="es-AR"/>
+        </w:rPr>
+        <w:t>trabajo</w:t>
+      </w:r>
+      <w:proofErr w:type="spellEnd"/>
+      <w:r>
+        <w:rPr>
+          <w:lang w:val="es-AR"/>
+        </w:rPr>
+        <w:t xml:space="preserve"> con un k = 50.</w:t>
       </w:r>
     </w:p>
     <w:p>
@@ -5412,7 +6757,63 @@
         <w:rPr>
           <w:lang w:val="es-AR"/>
         </w:rPr>
-        <w:t>o es que las paginas con alto PageRank actúan como puentes o hubs estructurales. Al visitar primero los nodos mas populares de la red, el crawler accede rápidamente a los enlaces salientes que apuntan a las verdaderas autoridades. FIFO, por el contrario, pierde tiempo explorando ramas o niveles del árbol de enlaces que puede ser paginas sin salida o con baja relevancia.</w:t>
+        <w:t xml:space="preserve">o es que las </w:t>
+      </w:r>
+      <w:proofErr w:type="spellStart"/>
+      <w:r>
+        <w:rPr>
+          <w:lang w:val="es-AR"/>
+        </w:rPr>
+        <w:t>paginas</w:t>
+      </w:r>
+      <w:proofErr w:type="spellEnd"/>
+      <w:r>
+        <w:rPr>
+          <w:lang w:val="es-AR"/>
+        </w:rPr>
+        <w:t xml:space="preserve"> con alto PageRank actúan como puentes o </w:t>
+      </w:r>
+      <w:proofErr w:type="spellStart"/>
+      <w:r>
+        <w:rPr>
+          <w:lang w:val="es-AR"/>
+        </w:rPr>
+        <w:t>hubs</w:t>
+      </w:r>
+      <w:proofErr w:type="spellEnd"/>
+      <w:r>
+        <w:rPr>
+          <w:lang w:val="es-AR"/>
+        </w:rPr>
+        <w:t xml:space="preserve"> estructurales. Al visitar primero los nodos </w:t>
+      </w:r>
+      <w:proofErr w:type="spellStart"/>
+      <w:r>
+        <w:rPr>
+          <w:lang w:val="es-AR"/>
+        </w:rPr>
+        <w:t>mas</w:t>
+      </w:r>
+      <w:proofErr w:type="spellEnd"/>
+      <w:r>
+        <w:rPr>
+          <w:lang w:val="es-AR"/>
+        </w:rPr>
+        <w:t xml:space="preserve"> populares de la red, el </w:t>
+      </w:r>
+      <w:proofErr w:type="spellStart"/>
+      <w:r>
+        <w:rPr>
+          <w:lang w:val="es-AR"/>
+        </w:rPr>
+        <w:t>crawler</w:t>
+      </w:r>
+      <w:proofErr w:type="spellEnd"/>
+      <w:r>
+        <w:rPr>
+          <w:lang w:val="es-AR"/>
+        </w:rPr>
+        <w:t xml:space="preserve"> accede rápidamente a los enlaces salientes que apuntan a las verdaderas autoridades. FIFO, por el contrario, pierde tiempo explorando ramas o niveles del árbol de enlaces que puede ser paginas sin salida o con baja relevancia.</w:t>
       </w:r>
     </w:p>
     <w:p>
@@ -5429,6 +6830,7 @@
         <w:rPr>
           <w:b/>
           <w:bCs/>
+          <w:noProof/>
           <w:sz w:val="24"/>
           <w:szCs w:val="24"/>
         </w:rPr>
@@ -5448,7 +6850,7 @@
                     <pic:cNvPicPr/>
                   </pic:nvPicPr>
                   <pic:blipFill>
-                    <a:blip r:embed="rId31"/>
+                    <a:blip r:embed="rId34"/>
                     <a:stretch>
                       <a:fillRect/>
                     </a:stretch>
@@ -5486,33 +6888,61 @@
       </w:pPr>
       <w:r>
         <w:lastRenderedPageBreak/>
-        <w:t>En rojo, se demuestra como PageRank supera ampliamente a FIFO, cubriendo rápidamente gran parte del top y acercándose al 100%. En contraste, al orden de descubrimiento le toma mas tiempo y necesita mucho más paginas para lograr lo mismo.</w:t>
-      </w:r>
-    </w:p>
-    <w:p>
-      <w:pPr>
-        <w:rPr>
-          <w:lang w:val="es-AR"/>
-        </w:rPr>
-      </w:pPr>
-    </w:p>
-    <w:p>
-      <w:pPr>
-        <w:rPr>
-          <w:b/>
-          <w:bCs/>
-          <w:sz w:val="24"/>
-          <w:szCs w:val="24"/>
-        </w:rPr>
-      </w:pPr>
-      <w:r>
-        <w:rPr>
-          <w:b/>
-          <w:bCs/>
-          <w:sz w:val="24"/>
-          <w:szCs w:val="24"/>
-        </w:rPr>
-        <w:t xml:space="preserve">Correlación entre Pagerank </w:t>
+        <w:t xml:space="preserve">En rojo, se demuestra como PageRank supera ampliamente a FIFO, cubriendo rápidamente gran parte del top y acercándose al 100%. En contraste, al orden de descubrimiento le toma </w:t>
+      </w:r>
+      <w:proofErr w:type="spellStart"/>
+      <w:r>
+        <w:t>mas</w:t>
+      </w:r>
+      <w:proofErr w:type="spellEnd"/>
+      <w:r>
+        <w:t xml:space="preserve"> tiempo y necesita mucho más paginas para lograr lo mismo.</w:t>
+      </w:r>
+    </w:p>
+    <w:p>
+      <w:pPr>
+        <w:rPr>
+          <w:lang w:val="es-AR"/>
+        </w:rPr>
+      </w:pPr>
+    </w:p>
+    <w:p>
+      <w:pPr>
+        <w:rPr>
+          <w:b/>
+          <w:bCs/>
+          <w:sz w:val="24"/>
+          <w:szCs w:val="24"/>
+        </w:rPr>
+      </w:pPr>
+      <w:r>
+        <w:rPr>
+          <w:b/>
+          <w:bCs/>
+          <w:sz w:val="24"/>
+          <w:szCs w:val="24"/>
+        </w:rPr>
+        <w:t xml:space="preserve">Correlación entre </w:t>
+      </w:r>
+      <w:proofErr w:type="spellStart"/>
+      <w:r>
+        <w:rPr>
+          <w:b/>
+          <w:bCs/>
+          <w:sz w:val="24"/>
+          <w:szCs w:val="24"/>
+        </w:rPr>
+        <w:t>Pagerank</w:t>
+      </w:r>
+      <w:proofErr w:type="spellEnd"/>
+      <w:r>
+        <w:rPr>
+          <w:b/>
+          <w:bCs/>
+          <w:sz w:val="24"/>
+          <w:szCs w:val="24"/>
+        </w:rPr>
+        <w:t xml:space="preserve"> </w:t>
       </w:r>
       <w:r>
         <w:rPr>
@@ -5577,7 +7007,7 @@
                     </pic:cNvPicPr>
                   </pic:nvPicPr>
                   <pic:blipFill>
-                    <a:blip r:embed="rId32" cstate="print">
+                    <a:blip r:embed="rId35" cstate="print">
                       <a:extLst>
                         <a:ext uri="{28A0092B-C50C-407E-A947-70E740481C1C}">
                           <a14:useLocalDpi xmlns:a14="http://schemas.microsoft.com/office/drawing/2010/main" val="0"/>
@@ -5664,13 +7094,69 @@
         <w:rPr>
           <w:lang w:val="es-AR"/>
         </w:rPr>
-        <w:t xml:space="preserve">Para concluir, decimos que priorizar paginas con alto PageRank no garantiza directamente que estas paginas tengan un alto valor de autoridad, </w:t>
-      </w:r>
-      <w:r>
-        <w:rPr>
-          <w:lang w:val="es-AR"/>
-        </w:rPr>
-        <w:t>que se demuestran en base a los outliers presentes en el grafico y la poca correlación entre ambos.</w:t>
+        <w:t xml:space="preserve">Para concluir, decimos que priorizar </w:t>
+      </w:r>
+      <w:proofErr w:type="spellStart"/>
+      <w:r>
+        <w:rPr>
+          <w:lang w:val="es-AR"/>
+        </w:rPr>
+        <w:t>paginas</w:t>
+      </w:r>
+      <w:proofErr w:type="spellEnd"/>
+      <w:r>
+        <w:rPr>
+          <w:lang w:val="es-AR"/>
+        </w:rPr>
+        <w:t xml:space="preserve"> con alto PageRank no garantiza directamente que estas </w:t>
+      </w:r>
+      <w:proofErr w:type="spellStart"/>
+      <w:r>
+        <w:rPr>
+          <w:lang w:val="es-AR"/>
+        </w:rPr>
+        <w:t>paginas</w:t>
+      </w:r>
+      <w:proofErr w:type="spellEnd"/>
+      <w:r>
+        <w:rPr>
+          <w:lang w:val="es-AR"/>
+        </w:rPr>
+        <w:t xml:space="preserve"> tengan un alto valor de autoridad, </w:t>
+      </w:r>
+      <w:r>
+        <w:rPr>
+          <w:lang w:val="es-AR"/>
+        </w:rPr>
+        <w:t xml:space="preserve">que se demuestran en base a los </w:t>
+      </w:r>
+      <w:proofErr w:type="spellStart"/>
+      <w:r>
+        <w:rPr>
+          <w:lang w:val="es-AR"/>
+        </w:rPr>
+        <w:t>outliers</w:t>
+      </w:r>
+      <w:proofErr w:type="spellEnd"/>
+      <w:r>
+        <w:rPr>
+          <w:lang w:val="es-AR"/>
+        </w:rPr>
+        <w:t xml:space="preserve"> presentes en el </w:t>
+      </w:r>
+      <w:proofErr w:type="spellStart"/>
+      <w:r>
+        <w:rPr>
+          <w:lang w:val="es-AR"/>
+        </w:rPr>
+        <w:t>grafico</w:t>
+      </w:r>
+      <w:proofErr w:type="spellEnd"/>
+      <w:r>
+        <w:rPr>
+          <w:lang w:val="es-AR"/>
+        </w:rPr>
+        <w:t xml:space="preserve"> y la poca correlación entre ambos.</w:t>
       </w:r>
       <w:r>
         <w:rPr>
@@ -5703,16 +7189,27 @@
           <w:sz w:val="24"/>
           <w:szCs w:val="24"/>
         </w:rPr>
-        <w:t>Tops para</w:t>
-      </w:r>
-      <w:r>
-        <w:rPr>
-          <w:b/>
-          <w:bCs/>
-          <w:sz w:val="24"/>
-          <w:szCs w:val="24"/>
-        </w:rPr>
-        <w:t xml:space="preserve"> Pagerank e HITS</w:t>
+        <w:t xml:space="preserve">Tops para </w:t>
+      </w:r>
+      <w:proofErr w:type="spellStart"/>
+      <w:r>
+        <w:rPr>
+          <w:b/>
+          <w:bCs/>
+          <w:sz w:val="24"/>
+          <w:szCs w:val="24"/>
+        </w:rPr>
+        <w:t>Pagerank</w:t>
+      </w:r>
+      <w:proofErr w:type="spellEnd"/>
+      <w:r>
+        <w:rPr>
+          <w:b/>
+          <w:bCs/>
+          <w:sz w:val="24"/>
+          <w:szCs w:val="24"/>
+        </w:rPr>
+        <w:t xml:space="preserve"> e HITS</w:t>
       </w:r>
     </w:p>
     <w:p>
@@ -5736,6 +7233,7 @@
         <w:rPr>
           <w:b/>
           <w:bCs/>
+          <w:noProof/>
           <w:lang w:val="es-AR"/>
         </w:rPr>
         <w:drawing>
@@ -5754,7 +7252,7 @@
                     <pic:cNvPicPr/>
                   </pic:nvPicPr>
                   <pic:blipFill>
-                    <a:blip r:embed="rId33"/>
+                    <a:blip r:embed="rId36"/>
                     <a:stretch>
                       <a:fillRect/>
                     </a:stretch>
@@ -5816,7 +7314,21 @@
         <w:rPr>
           <w:lang w:val="es-AR"/>
         </w:rPr>
-        <w:t xml:space="preserve"> primeros puestos los ocupa guiatel.unlu.edu.ar. A partir de ahí, difieren ambos en las paginas que colocan en el top.</w:t>
+        <w:t xml:space="preserve"> primeros puestos los ocupa guiatel.unlu.edu.ar. A partir de ahí, difieren ambos en las </w:t>
+      </w:r>
+      <w:proofErr w:type="spellStart"/>
+      <w:r>
+        <w:rPr>
+          <w:lang w:val="es-AR"/>
+        </w:rPr>
+        <w:t>paginas</w:t>
+      </w:r>
+      <w:proofErr w:type="spellEnd"/>
+      <w:r>
+        <w:rPr>
+          <w:lang w:val="es-AR"/>
+        </w:rPr>
+        <w:t xml:space="preserve"> que colocan en el top.</w:t>
       </w:r>
     </w:p>
     <w:p>
@@ -5830,8 +7342,16 @@
         <w:rPr>
           <w:lang w:val="es-AR"/>
         </w:rPr>
-        <w:t>Existe paginas repetidas en el top debido a los parámetros de sesión en la query</w:t>
-      </w:r>
+        <w:t xml:space="preserve">Existe paginas repetidas en el top debido a los parámetros de sesión en la </w:t>
+      </w:r>
+      <w:proofErr w:type="spellStart"/>
+      <w:r>
+        <w:rPr>
+          <w:lang w:val="es-AR"/>
+        </w:rPr>
+        <w:t>query</w:t>
+      </w:r>
+      <w:proofErr w:type="spellEnd"/>
     </w:p>
     <w:p>
       <w:pPr>
@@ -5888,7 +7408,21 @@
         <w:rPr>
           <w:lang w:val="es-AR"/>
         </w:rPr>
-        <w:t>de la simulacion entre ambos algoritmos</w:t>
+        <w:t xml:space="preserve">de la </w:t>
+      </w:r>
+      <w:proofErr w:type="spellStart"/>
+      <w:r>
+        <w:rPr>
+          <w:lang w:val="es-AR"/>
+        </w:rPr>
+        <w:t>simulacion</w:t>
+      </w:r>
+      <w:proofErr w:type="spellEnd"/>
+      <w:r>
+        <w:rPr>
+          <w:lang w:val="es-AR"/>
+        </w:rPr>
+        <w:t xml:space="preserve"> entre ambos algoritmos</w:t>
       </w:r>
       <w:r>
         <w:rPr>
@@ -5951,7 +7485,21 @@
         <w:rPr>
           <w:lang w:val="es-AR"/>
         </w:rPr>
-        <w:t xml:space="preserve">[1] Ricardo Baeza-Yates and Berthier Ribeiro-Neto. </w:t>
+        <w:t xml:space="preserve">[1] Ricardo Baeza-Yates and </w:t>
+      </w:r>
+      <w:proofErr w:type="spellStart"/>
+      <w:r>
+        <w:rPr>
+          <w:lang w:val="es-AR"/>
+        </w:rPr>
+        <w:t>Berthier</w:t>
+      </w:r>
+      <w:proofErr w:type="spellEnd"/>
+      <w:r>
+        <w:rPr>
+          <w:lang w:val="es-AR"/>
+        </w:rPr>
+        <w:t xml:space="preserve"> Ribeiro-Neto. </w:t>
       </w:r>
       <w:r>
         <w:rPr>
@@ -5979,7 +7527,21 @@
         <w:rPr>
           <w:lang w:val="en-US"/>
         </w:rPr>
-        <w:t>[2] Bruce Croft, Donald Metzler, and Trevor Strohman. Search Engines: Information Retrieval in Practice. Addison-Wesley Publishing Company, USA, 1st edition, 2009.</w:t>
+        <w:t xml:space="preserve">[2] Bruce Croft, Donald Metzler, and Trevor </w:t>
+      </w:r>
+      <w:proofErr w:type="spellStart"/>
+      <w:r>
+        <w:rPr>
+          <w:lang w:val="en-US"/>
+        </w:rPr>
+        <w:t>Strohman</w:t>
+      </w:r>
+      <w:proofErr w:type="spellEnd"/>
+      <w:r>
+        <w:rPr>
+          <w:lang w:val="en-US"/>
+        </w:rPr>
+        <w:t>. Search Engines: Information Retrieval in Practice. Addison-Wesley Publishing Company, USA, 1st edition, 2009.</w:t>
       </w:r>
     </w:p>
     <w:p>
@@ -6001,7 +7563,35 @@
         <w:rPr>
           <w:lang w:val="en-US"/>
         </w:rPr>
-        <w:t>[3] R. Fielding, J. Gettys, J. Mogul, H. Frystyk, L. Masinter, P. Leach, and T. Berners-Lee. Rfc2616 - hypertext transfer protocol – http/1.1. Technical report, United States, 1999.</w:t>
+        <w:t xml:space="preserve">[3] R. Fielding, J. Gettys, J. Mogul, H. </w:t>
+      </w:r>
+      <w:proofErr w:type="spellStart"/>
+      <w:r>
+        <w:rPr>
+          <w:lang w:val="en-US"/>
+        </w:rPr>
+        <w:t>Frystyk</w:t>
+      </w:r>
+      <w:proofErr w:type="spellEnd"/>
+      <w:r>
+        <w:rPr>
+          <w:lang w:val="en-US"/>
+        </w:rPr>
+        <w:t xml:space="preserve">, L. </w:t>
+      </w:r>
+      <w:proofErr w:type="spellStart"/>
+      <w:r>
+        <w:rPr>
+          <w:lang w:val="en-US"/>
+        </w:rPr>
+        <w:t>Masinter</w:t>
+      </w:r>
+      <w:proofErr w:type="spellEnd"/>
+      <w:r>
+        <w:rPr>
+          <w:lang w:val="en-US"/>
+        </w:rPr>
+        <w:t>, P. Leach, and T. Berners-Lee. Rfc2616 - hypertext transfer protocol – http/1.1. Technical report, United States, 1999.</w:t>
       </w:r>
     </w:p>
     <w:p>
@@ -6023,11 +7613,25 @@
         <w:rPr>
           <w:lang w:val="en-US"/>
         </w:rPr>
-        <w:t>[4] Christopher D. Manning, Prabhakar Raghavan, and Hinrich Schutze. Introduction to Information Retrieval. Cambridge University Press, New York, NY, USA, 2008.</w:t>
+        <w:t xml:space="preserve">[4] Christopher D. Manning, Prabhakar Raghavan, and Hinrich </w:t>
+      </w:r>
+      <w:proofErr w:type="spellStart"/>
+      <w:r>
+        <w:rPr>
+          <w:lang w:val="en-US"/>
+        </w:rPr>
+        <w:t>Schutze</w:t>
+      </w:r>
+      <w:proofErr w:type="spellEnd"/>
+      <w:r>
+        <w:rPr>
+          <w:lang w:val="en-US"/>
+        </w:rPr>
+        <w:t>. Introduction to Information Retrieval. Cambridge University Press, New York, NY, USA, 2008.</w:t>
       </w:r>
     </w:p>
     <w:sectPr>
-      <w:headerReference w:type="default" r:id="rId34"/>
+      <w:headerReference w:type="default" r:id="rId37"/>
       <w:pgSz w:w="11906" w:h="16838"/>
       <w:pgMar w:top="1133" w:right="1133" w:bottom="1133" w:left="1133" w:header="850" w:footer="850" w:gutter="0"/>
       <w:pgNumType w:start="1"/>
@@ -9161,6 +10765,92 @@
       <w:rPr>
         <w:rFonts w:ascii="Wingdings" w:hAnsi="Wingdings" w:hint="default"/>
       </w:rPr>
+    </w:lvl>
+  </w:abstractNum>
+  <w:abstractNum w:abstractNumId="27" w15:restartNumberingAfterBreak="0">
+    <w:nsid w:val="7F053A52"/>
+    <w:multiLevelType w:val="hybridMultilevel"/>
+    <w:tmpl w:val="3B524446"/>
+    <w:lvl w:ilvl="0" w:tplc="2C0A000F">
+      <w:start w:val="1"/>
+      <w:numFmt w:val="decimal"/>
+      <w:lvlText w:val="%1."/>
+      <w:lvlJc w:val="left"/>
+      <w:pPr>
+        <w:ind w:left="720" w:hanging="360"/>
+      </w:pPr>
+    </w:lvl>
+    <w:lvl w:ilvl="1" w:tplc="2C0A0019" w:tentative="1">
+      <w:start w:val="1"/>
+      <w:numFmt w:val="lowerLetter"/>
+      <w:lvlText w:val="%2."/>
+      <w:lvlJc w:val="left"/>
+      <w:pPr>
+        <w:ind w:left="1440" w:hanging="360"/>
+      </w:pPr>
+    </w:lvl>
+    <w:lvl w:ilvl="2" w:tplc="2C0A001B" w:tentative="1">
+      <w:start w:val="1"/>
+      <w:numFmt w:val="lowerRoman"/>
+      <w:lvlText w:val="%3."/>
+      <w:lvlJc w:val="right"/>
+      <w:pPr>
+        <w:ind w:left="2160" w:hanging="180"/>
+      </w:pPr>
+    </w:lvl>
+    <w:lvl w:ilvl="3" w:tplc="2C0A000F" w:tentative="1">
+      <w:start w:val="1"/>
+      <w:numFmt w:val="decimal"/>
+      <w:lvlText w:val="%4."/>
+      <w:lvlJc w:val="left"/>
+      <w:pPr>
+        <w:ind w:left="2880" w:hanging="360"/>
+      </w:pPr>
+    </w:lvl>
+    <w:lvl w:ilvl="4" w:tplc="2C0A0019" w:tentative="1">
+      <w:start w:val="1"/>
+      <w:numFmt w:val="lowerLetter"/>
+      <w:lvlText w:val="%5."/>
+      <w:lvlJc w:val="left"/>
+      <w:pPr>
+        <w:ind w:left="3600" w:hanging="360"/>
+      </w:pPr>
+    </w:lvl>
+    <w:lvl w:ilvl="5" w:tplc="2C0A001B" w:tentative="1">
+      <w:start w:val="1"/>
+      <w:numFmt w:val="lowerRoman"/>
+      <w:lvlText w:val="%6."/>
+      <w:lvlJc w:val="right"/>
+      <w:pPr>
+        <w:ind w:left="4320" w:hanging="180"/>
+      </w:pPr>
+    </w:lvl>
+    <w:lvl w:ilvl="6" w:tplc="2C0A000F" w:tentative="1">
+      <w:start w:val="1"/>
+      <w:numFmt w:val="decimal"/>
+      <w:lvlText w:val="%7."/>
+      <w:lvlJc w:val="left"/>
+      <w:pPr>
+        <w:ind w:left="5040" w:hanging="360"/>
+      </w:pPr>
+    </w:lvl>
+    <w:lvl w:ilvl="7" w:tplc="2C0A0019" w:tentative="1">
+      <w:start w:val="1"/>
+      <w:numFmt w:val="lowerLetter"/>
+      <w:lvlText w:val="%8."/>
+      <w:lvlJc w:val="left"/>
+      <w:pPr>
+        <w:ind w:left="5760" w:hanging="360"/>
+      </w:pPr>
+    </w:lvl>
+    <w:lvl w:ilvl="8" w:tplc="2C0A001B" w:tentative="1">
+      <w:start w:val="1"/>
+      <w:numFmt w:val="lowerRoman"/>
+      <w:lvlText w:val="%9."/>
+      <w:lvlJc w:val="right"/>
+      <w:pPr>
+        <w:ind w:left="6480" w:hanging="180"/>
+      </w:pPr>
     </w:lvl>
   </w:abstractNum>
   <w:num w:numId="1">
@@ -9243,6 +10933,9 @@
   </w:num>
   <w:num w:numId="27">
     <w:abstractNumId w:val="3"/>
+  </w:num>
+  <w:num w:numId="28">
+    <w:abstractNumId w:val="27"/>
   </w:num>
 </w:numbering>
 </file>
@@ -9949,6 +11642,33 @@
           <inkml:channelProperty channel="Y" name="resolution" value="1000" units="1/cm"/>
         </inkml:channelProperties>
       </inkml:inkSource>
+      <inkml:timestamp xml:id="ts0" timeString="2026-06-22T16:29:26.865"/>
+    </inkml:context>
+    <inkml:brush xml:id="br0">
+      <inkml:brushProperty name="width" value="0.05" units="cm"/>
+      <inkml:brushProperty name="height" value="0.05" units="cm"/>
+      <inkml:brushProperty name="color" value="#33CCFF"/>
+      <inkml:brushProperty name="ignorePressure" value="1"/>
+    </inkml:brush>
+  </inkml:definitions>
+  <inkml:trace contextRef="#ctx0" brushRef="#br0">0 0</inkml:trace>
+</inkml:ink>
+</file>
+
+<file path=word/ink/ink2.xml><?xml version="1.0" encoding="utf-8"?>
+<inkml:ink xmlns:inkml="http://www.w3.org/2003/InkML">
+  <inkml:definitions>
+    <inkml:context xml:id="ctx0">
+      <inkml:inkSource xml:id="inkSrc0">
+        <inkml:traceFormat>
+          <inkml:channel name="X" type="integer" min="-2.14748E9" max="2.14748E9" units="cm"/>
+          <inkml:channel name="Y" type="integer" min="-2.14748E9" max="2.14748E9" units="cm"/>
+        </inkml:traceFormat>
+        <inkml:channelProperties>
+          <inkml:channelProperty channel="X" name="resolution" value="1000" units="1/cm"/>
+          <inkml:channelProperty channel="Y" name="resolution" value="1000" units="1/cm"/>
+        </inkml:channelProperties>
+      </inkml:inkSource>
       <inkml:timestamp xml:id="ts0" timeString="2026-06-22T04:01:12.377"/>
     </inkml:context>
     <inkml:brush xml:id="br0">
@@ -9962,7 +11682,7 @@
 </inkml:ink>
 </file>
 
-<file path=word/ink/ink2.xml><?xml version="1.0" encoding="utf-8"?>
+<file path=word/ink/ink3.xml><?xml version="1.0" encoding="utf-8"?>
 <inkml:ink xmlns:inkml="http://www.w3.org/2003/InkML">
   <inkml:definitions>
     <inkml:context xml:id="ctx0">
@@ -9989,7 +11709,7 @@
 </inkml:ink>
 </file>
 
-<file path=word/ink/ink3.xml><?xml version="1.0" encoding="utf-8"?>
+<file path=word/ink/ink4.xml><?xml version="1.0" encoding="utf-8"?>
 <inkml:ink xmlns:inkml="http://www.w3.org/2003/InkML">
   <inkml:definitions>
     <inkml:context xml:id="ctx0">

--- a/TP5/2026_RI_TP5_web.docx
+++ b/TP5/2026_RI_TP5_web.docx
@@ -1248,7 +1248,43 @@
         <w:rPr>
           <w:lang w:val="es-AR"/>
         </w:rPr>
-        <w:t>Debido a que la pagina de Amazon no puede ser crawleada, se utilizo como pagina principal el dominio “unlu.edu.ar”</w:t>
+        <w:t xml:space="preserve">Debido a que la </w:t>
+      </w:r>
+      <w:r>
+        <w:rPr>
+          <w:lang w:val="es-AR"/>
+        </w:rPr>
+        <w:t>página</w:t>
+      </w:r>
+      <w:r>
+        <w:rPr>
+          <w:lang w:val="es-AR"/>
+        </w:rPr>
+        <w:t xml:space="preserve"> de Amazon no puede ser crawleada, se </w:t>
+      </w:r>
+      <w:r>
+        <w:rPr>
+          <w:lang w:val="es-AR"/>
+        </w:rPr>
+        <w:t>utilizó</w:t>
+      </w:r>
+      <w:r>
+        <w:rPr>
+          <w:lang w:val="es-AR"/>
+        </w:rPr>
+        <w:t xml:space="preserve"> como </w:t>
+      </w:r>
+      <w:r>
+        <w:rPr>
+          <w:lang w:val="es-AR"/>
+        </w:rPr>
+        <w:t>página</w:t>
+      </w:r>
+      <w:r>
+        <w:rPr>
+          <w:lang w:val="es-AR"/>
+        </w:rPr>
+        <w:t xml:space="preserve"> principal el dominio “unlu.edu.ar”</w:t>
       </w:r>
     </w:p>
     <w:p>
@@ -1302,6 +1338,7 @@
         <w:rPr>
           <w:b/>
           <w:bCs/>
+          <w:noProof/>
           <w:lang w:val="es-AR"/>
         </w:rPr>
         <w:drawing>
@@ -1723,31 +1760,23 @@
           <w:sz w:val="24"/>
           <w:szCs w:val="24"/>
         </w:rPr>
-        <w:t xml:space="preserve">Distribución de </w:t>
-      </w:r>
-      <w:r>
-        <w:rPr>
-          <w:b/>
-          <w:bCs/>
-          <w:sz w:val="24"/>
-          <w:szCs w:val="24"/>
-        </w:rPr>
-        <w:t>profundidad lógica</w:t>
-      </w:r>
-    </w:p>
-    <w:p>
-      <w:pPr>
-        <w:rPr>
-          <w:b/>
-          <w:bCs/>
-          <w:sz w:val="24"/>
-          <w:szCs w:val="24"/>
-        </w:rPr>
-      </w:pPr>
-      <w:r>
-        <w:rPr>
-          <w:b/>
-          <w:bCs/>
+        <w:t>Distribución de profundidad lógica</w:t>
+      </w:r>
+    </w:p>
+    <w:p>
+      <w:pPr>
+        <w:rPr>
+          <w:b/>
+          <w:bCs/>
+          <w:sz w:val="24"/>
+          <w:szCs w:val="24"/>
+        </w:rPr>
+      </w:pPr>
+      <w:r>
+        <w:rPr>
+          <w:b/>
+          <w:bCs/>
+          <w:noProof/>
           <w:lang w:val="es-AR"/>
         </w:rPr>
         <w:drawing>
@@ -1909,15 +1938,7 @@
                 <w:bCs w:val="0"/>
                 <w:lang w:val="es-AR"/>
               </w:rPr>
-              <w:t xml:space="preserve">Profundidad </w:t>
-            </w:r>
-            <w:r>
-              <w:rPr>
-                <w:b w:val="0"/>
-                <w:bCs w:val="0"/>
-                <w:lang w:val="es-AR"/>
-              </w:rPr>
-              <w:t>1</w:t>
+              <w:t>Profundidad 1</w:t>
             </w:r>
           </w:p>
         </w:tc>
@@ -1968,15 +1989,7 @@
                 <w:bCs w:val="0"/>
                 <w:lang w:val="es-AR"/>
               </w:rPr>
-              <w:t xml:space="preserve">Profundidad </w:t>
-            </w:r>
-            <w:r>
-              <w:rPr>
-                <w:b w:val="0"/>
-                <w:bCs w:val="0"/>
-                <w:lang w:val="es-AR"/>
-              </w:rPr>
-              <w:t>2</w:t>
+              <w:t>Profundidad 2</w:t>
             </w:r>
           </w:p>
         </w:tc>
@@ -2131,27 +2144,63 @@
           <w:lang w:val="es-AR"/>
         </w:rPr>
         <w:lastRenderedPageBreak/>
-        <w:t>Gran parte de las paginas están entre el nivel 0 y 1 de profundidad, dando por hecho que el sitio en general no tiene una estructura muy profundad, fueron solamente diez las paginas que llegaron al nivel 2.</w:t>
-      </w:r>
-    </w:p>
-    <w:p>
-      <w:pPr>
-        <w:rPr>
-          <w:lang w:val="es-AR"/>
-        </w:rPr>
-      </w:pPr>
-    </w:p>
-    <w:p>
-      <w:pPr>
-        <w:rPr>
-          <w:lang w:val="es-AR"/>
-        </w:rPr>
-      </w:pPr>
-      <w:r>
-        <w:rPr>
-          <w:lang w:val="es-AR"/>
-        </w:rPr>
-        <w:t>El crawleo se realizó con la limitación de profundidad lógica hasta nivel 2, pero aumento esta limitación no debería aumentar la cantidad de paginas hasta el punto de emparejar los niveles principales, es probable que ronde en valores menores al nivel 2.</w:t>
+        <w:t xml:space="preserve">Gran parte de las </w:t>
+      </w:r>
+      <w:r>
+        <w:rPr>
+          <w:lang w:val="es-AR"/>
+        </w:rPr>
+        <w:t>páginas</w:t>
+      </w:r>
+      <w:r>
+        <w:rPr>
+          <w:lang w:val="es-AR"/>
+        </w:rPr>
+        <w:t xml:space="preserve"> están entre el nivel 0 y 1 de profundidad, dando por hecho que el sitio en general no tiene una estructura muy profundad, fueron solamente diez las </w:t>
+      </w:r>
+      <w:r>
+        <w:rPr>
+          <w:lang w:val="es-AR"/>
+        </w:rPr>
+        <w:t>páginas</w:t>
+      </w:r>
+      <w:r>
+        <w:rPr>
+          <w:lang w:val="es-AR"/>
+        </w:rPr>
+        <w:t xml:space="preserve"> que llegaron al nivel 2.</w:t>
+      </w:r>
+    </w:p>
+    <w:p>
+      <w:pPr>
+        <w:rPr>
+          <w:lang w:val="es-AR"/>
+        </w:rPr>
+      </w:pPr>
+    </w:p>
+    <w:p>
+      <w:pPr>
+        <w:rPr>
+          <w:lang w:val="es-AR"/>
+        </w:rPr>
+      </w:pPr>
+      <w:r>
+        <w:rPr>
+          <w:lang w:val="es-AR"/>
+        </w:rPr>
+        <w:t xml:space="preserve">El crawleo se realizó con la limitación de profundidad lógica hasta nivel 2, pero aumento esta limitación no debería aumentar la cantidad de </w:t>
+      </w:r>
+      <w:r>
+        <w:rPr>
+          <w:lang w:val="es-AR"/>
+        </w:rPr>
+        <w:t>páginas</w:t>
+      </w:r>
+      <w:r>
+        <w:rPr>
+          <w:lang w:val="es-AR"/>
+        </w:rPr>
+        <w:t xml:space="preserve"> hasta el punto de emparejar los niveles principales, es probable que ronde en valores menores al nivel 2.</w:t>
       </w:r>
     </w:p>
     <w:p>
@@ -2224,16 +2273,7 @@
           <w:sz w:val="24"/>
           <w:szCs w:val="24"/>
         </w:rPr>
-        <w:t xml:space="preserve">Distribución de profundidad </w:t>
-      </w:r>
-      <w:r>
-        <w:rPr>
-          <w:b/>
-          <w:bCs/>
-          <w:sz w:val="24"/>
-          <w:szCs w:val="24"/>
-        </w:rPr>
-        <w:t>física</w:t>
+        <w:t>Distribución de profundidad física</w:t>
       </w:r>
     </w:p>
     <w:p>
@@ -2378,6 +2418,7 @@
         <w:rPr>
           <w:b/>
           <w:bCs/>
+          <w:noProof/>
           <w:lang w:val="es-AR"/>
         </w:rPr>
         <w:drawing>
@@ -2639,6 +2680,7 @@
       </w:r>
       <w:r>
         <w:rPr>
+          <w:noProof/>
           <w:lang w:val="es-AR"/>
         </w:rPr>
         <w:drawing>
@@ -2780,16 +2822,42 @@
       <w:pPr>
         <w:jc w:val="both"/>
         <w:rPr>
-          <w:lang w:val="es-AR"/>
-        </w:rPr>
-      </w:pPr>
-      <w:r>
-        <w:rPr>
-          <w:b/>
-          <w:bCs/>
-          <w:lang w:val="es-AR"/>
-        </w:rPr>
-        <w:t xml:space="preserve"> </w:t>
+          <w:sz w:val="24"/>
+          <w:szCs w:val="24"/>
+          <w:u w:val="single"/>
+          <w:lang w:val="es-AR"/>
+        </w:rPr>
+      </w:pPr>
+      <w:r>
+        <w:rPr>
+          <w:sz w:val="24"/>
+          <w:szCs w:val="24"/>
+          <w:u w:val="single"/>
+          <w:lang w:val="es-AR"/>
+        </w:rPr>
+        <w:t>Utilización de IA:</w:t>
+      </w:r>
+    </w:p>
+    <w:p>
+      <w:pPr>
+        <w:rPr>
+          <w:sz w:val="24"/>
+          <w:szCs w:val="24"/>
+          <w:lang w:val="es-AR"/>
+        </w:rPr>
+      </w:pPr>
+    </w:p>
+    <w:p>
+      <w:pPr>
+        <w:rPr>
+          <w:lang w:val="es-AR"/>
+        </w:rPr>
+      </w:pPr>
+      <w:r>
+        <w:rPr>
+          <w:lang w:val="es-AR"/>
+        </w:rPr>
+        <w:t xml:space="preserve">Fue necesaria la utilización de la inteligencia artificial para la construcción del grafo y los gráficos necesarios para hacer el posterior análisis. </w:t>
       </w:r>
       <w:r>
         <w:rPr>
@@ -3917,44 +3985,20 @@
     <w:p>
       <w:pPr>
         <w:jc w:val="both"/>
-        <w:rPr>
-          <w:sz w:val="24"/>
-          <w:szCs w:val="24"/>
-        </w:rPr>
-      </w:pPr>
-      <w:r>
-        <w:rPr>
-          <w:sz w:val="24"/>
-          <w:szCs w:val="24"/>
-        </w:rPr>
+      </w:pPr>
+      <w:r>
         <w:t>Utilizando la fórmula de PageRank provista en clase, se calcularon los valores para un factor de damp de 0</w:t>
       </w:r>
       <w:r>
-        <w:rPr>
-          <w:sz w:val="24"/>
-          <w:szCs w:val="24"/>
-        </w:rPr>
         <w:t>.</w:t>
       </w:r>
       <w:r>
-        <w:rPr>
-          <w:sz w:val="24"/>
-          <w:szCs w:val="24"/>
-        </w:rPr>
         <w:t>15 y 0</w:t>
       </w:r>
       <w:r>
-        <w:rPr>
-          <w:sz w:val="24"/>
-          <w:szCs w:val="24"/>
-        </w:rPr>
         <w:t>.</w:t>
       </w:r>
       <w:r>
-        <w:rPr>
-          <w:sz w:val="24"/>
-          <w:szCs w:val="24"/>
-        </w:rPr>
         <w:t xml:space="preserve">5, obteniendo los siguientes resultados iterando 2,5 y 10 veces. </w:t>
       </w:r>
     </w:p>
@@ -3963,16 +4007,12 @@
         <w:jc w:val="center"/>
         <w:rPr>
           <w:rFonts w:ascii="Times New Roman" w:eastAsia="Times New Roman" w:hAnsi="Times New Roman" w:cs="Times New Roman"/>
-          <w:sz w:val="24"/>
-          <w:szCs w:val="24"/>
           <w:lang w:val="es-AR"/>
         </w:rPr>
       </w:pPr>
       <w:r>
         <w:rPr>
           <w:rFonts w:ascii="Times New Roman" w:eastAsia="Times New Roman" w:hAnsi="Times New Roman" w:cs="Times New Roman"/>
-          <w:sz w:val="24"/>
-          <w:szCs w:val="24"/>
           <w:lang w:val="es-AR"/>
         </w:rPr>
         <w:lastRenderedPageBreak/>
@@ -3981,8 +4021,6 @@
       <w:r>
         <w:rPr>
           <w:rFonts w:ascii="Times New Roman" w:eastAsia="Times New Roman" w:hAnsi="Times New Roman" w:cs="Times New Roman"/>
-          <w:sz w:val="24"/>
-          <w:szCs w:val="24"/>
           <w:lang w:val="es-AR"/>
         </w:rPr>
         <w:br/>
@@ -3991,8 +4029,6 @@
         <w:rPr>
           <w:noProof/>
           <w:color w:val="FABF8F" w:themeColor="accent6" w:themeTint="99"/>
-          <w:sz w:val="24"/>
-          <w:szCs w:val="24"/>
           <w:lang w:val="es-AR"/>
         </w:rPr>
         <w:drawing>
@@ -4035,26 +4071,14 @@
     <w:p>
       <w:pPr>
         <w:jc w:val="center"/>
-        <w:rPr>
-          <w:sz w:val="24"/>
-          <w:szCs w:val="24"/>
-        </w:rPr>
-      </w:pPr>
-      <w:r>
-        <w:rPr>
-          <w:sz w:val="24"/>
-          <w:szCs w:val="24"/>
-        </w:rPr>
+      </w:pPr>
+      <w:r>
         <w:t>Con verde, las iteraciones solicitadas</w:t>
       </w:r>
     </w:p>
     <w:p>
       <w:pPr>
         <w:jc w:val="center"/>
-        <w:rPr>
-          <w:sz w:val="24"/>
-          <w:szCs w:val="24"/>
-        </w:rPr>
       </w:pPr>
     </w:p>
     <w:p>
@@ -4062,8 +4086,6 @@
         <w:jc w:val="center"/>
         <w:rPr>
           <w:rFonts w:ascii="Times New Roman" w:eastAsia="Times New Roman" w:hAnsi="Times New Roman" w:cs="Times New Roman"/>
-          <w:sz w:val="24"/>
-          <w:szCs w:val="24"/>
           <w:lang w:val="es-AR"/>
         </w:rPr>
       </w:pPr>
@@ -4071,8 +4093,6 @@
         <w:rPr>
           <w:rFonts w:ascii="Times New Roman" w:eastAsia="Times New Roman" w:hAnsi="Times New Roman" w:cs="Times New Roman"/>
           <w:noProof/>
-          <w:sz w:val="24"/>
-          <w:szCs w:val="24"/>
           <w:lang w:val="es-AR"/>
         </w:rPr>
         <w:drawing>
@@ -4116,8 +4136,6 @@
       <w:pPr>
         <w:rPr>
           <w:color w:val="FABF8F" w:themeColor="accent6" w:themeTint="99"/>
-          <w:sz w:val="24"/>
-          <w:szCs w:val="24"/>
           <w:lang w:val="es-AR"/>
         </w:rPr>
       </w:pPr>
@@ -4356,41 +4374,27 @@
         </w:rPr>
       </w:pPr>
       <w:r>
-        <w:rPr>
-          <w:sz w:val="24"/>
-          <w:szCs w:val="24"/>
-        </w:rPr>
         <w:t>Calculados los valores de pagerank, se procedió a re-rankear los documentos</w:t>
       </w:r>
       <w:r>
-        <w:rPr>
-          <w:sz w:val="24"/>
-          <w:szCs w:val="24"/>
-        </w:rPr>
         <w:t xml:space="preserve"> </w:t>
       </w:r>
       <w:r>
-        <w:rPr>
-          <w:sz w:val="24"/>
-          <w:szCs w:val="24"/>
-        </w:rPr>
         <w:t>interpolando los valores con diferentes valores de alfa (</w:t>
       </w:r>
       <w:r>
         <w:rPr>
-          <w:sz w:val="24"/>
-          <w:szCs w:val="24"/>
-          <w:lang w:val="es-AR"/>
-        </w:rPr>
-        <w:t>α</w:t>
-      </w:r>
-      <w:r>
-        <w:rPr>
-          <w:sz w:val="24"/>
-          <w:szCs w:val="24"/>
-          <w:lang w:val="es-AR"/>
-        </w:rPr>
-        <w:t>), teniendo lo siguiente:</w:t>
+          <w:lang w:val="es-AR"/>
+        </w:rPr>
+        <w:t>α), teniendo lo siguiente</w:t>
+      </w:r>
+      <w:r>
+        <w:rPr>
+          <w:sz w:val="24"/>
+          <w:szCs w:val="24"/>
+          <w:lang w:val="es-AR"/>
+        </w:rPr>
+        <w:t>:</w:t>
       </w:r>
     </w:p>
     <w:p>
@@ -4531,37 +4535,17 @@
     <w:p>
       <w:pPr>
         <w:jc w:val="both"/>
-        <w:rPr>
-          <w:sz w:val="24"/>
-          <w:szCs w:val="24"/>
-        </w:rPr>
-      </w:pPr>
-      <w:r>
-        <w:rPr>
-          <w:sz w:val="24"/>
-          <w:szCs w:val="24"/>
-        </w:rPr>
+      </w:pPr>
+      <w:r>
         <w:t>A pesar de darle mas importancia al pagerank sobre el score ya calculado por similitud, el ranking se mantiene de la misma manera</w:t>
       </w:r>
       <w:r>
-        <w:rPr>
-          <w:sz w:val="24"/>
-          <w:szCs w:val="24"/>
-        </w:rPr>
         <w:t xml:space="preserve"> para el dump de 0.15, pero para el dump de 0.5 hay una variación entre el top 1 y el top 2, donde el documento C pasa a ser el </w:t>
       </w:r>
       <w:r>
-        <w:rPr>
-          <w:sz w:val="24"/>
-          <w:szCs w:val="24"/>
-        </w:rPr>
         <w:t>más</w:t>
       </w:r>
       <w:r>
-        <w:rPr>
-          <w:sz w:val="24"/>
-          <w:szCs w:val="24"/>
-        </w:rPr>
         <w:t xml:space="preserve"> relevante.</w:t>
       </w:r>
     </w:p>
@@ -4627,8 +4611,6 @@
         <w:rPr>
           <w:b/>
           <w:bCs/>
-          <w:sz w:val="24"/>
-          <w:szCs w:val="24"/>
           <w:lang w:val="es-AR"/>
         </w:rPr>
       </w:pPr>
@@ -4639,8 +4621,6 @@
         <w:rPr>
           <w:b/>
           <w:bCs/>
-          <w:sz w:val="24"/>
-          <w:szCs w:val="24"/>
           <w:lang w:val="es-AR"/>
         </w:rPr>
       </w:pPr>
@@ -4649,10 +4629,9 @@
           <w:b/>
           <w:bCs/>
           <w:noProof/>
-          <w:sz w:val="24"/>
-          <w:szCs w:val="24"/>
-          <w:lang w:val="es-AR"/>
-        </w:rPr>
+          <w:lang w:val="es-AR"/>
+        </w:rPr>
+        <w:lastRenderedPageBreak/>
         <w:drawing>
           <wp:inline distT="0" distB="0" distL="0" distR="0" wp14:anchorId="2BD31DD5" wp14:editId="5D2C4659">
             <wp:extent cx="4353533" cy="2029108"/>
@@ -4696,8 +4675,6 @@
         <w:rPr>
           <w:b/>
           <w:bCs/>
-          <w:sz w:val="24"/>
-          <w:szCs w:val="24"/>
           <w:lang w:val="es-AR"/>
         </w:rPr>
       </w:pPr>
@@ -4706,23 +4683,17 @@
       <w:pPr>
         <w:jc w:val="both"/>
         <w:rPr>
-          <w:sz w:val="24"/>
-          <w:szCs w:val="24"/>
-          <w:lang w:val="es-AR"/>
-        </w:rPr>
-      </w:pPr>
-      <w:r>
-        <w:rPr>
-          <w:sz w:val="24"/>
-          <w:szCs w:val="24"/>
+          <w:lang w:val="es-AR"/>
+        </w:rPr>
+      </w:pPr>
+      <w:r>
+        <w:rPr>
           <w:lang w:val="es-AR"/>
         </w:rPr>
         <w:t>Como un parámetro que pondera por igual el score y el pagerank, no varia el ranking de los documentos y este se mantiene igual</w:t>
       </w:r>
       <w:r>
         <w:rPr>
-          <w:sz w:val="24"/>
-          <w:szCs w:val="24"/>
           <w:lang w:val="es-AR"/>
         </w:rPr>
         <w:t>, sin importar el factor de dump.</w:t>
@@ -4805,8 +4776,6 @@
         <w:rPr>
           <w:b/>
           <w:bCs/>
-          <w:sz w:val="24"/>
-          <w:szCs w:val="24"/>
         </w:rPr>
       </w:pPr>
       <w:r>
@@ -4814,8 +4783,6 @@
           <w:b/>
           <w:bCs/>
           <w:noProof/>
-          <w:sz w:val="24"/>
-          <w:szCs w:val="24"/>
         </w:rPr>
         <w:drawing>
           <wp:inline distT="0" distB="0" distL="0" distR="0" wp14:anchorId="44CB5A56" wp14:editId="485575D3">
@@ -4859,24 +4826,18 @@
         <w:rPr>
           <w:b/>
           <w:bCs/>
-          <w:sz w:val="24"/>
-          <w:szCs w:val="24"/>
-        </w:rPr>
-      </w:pPr>
-    </w:p>
-    <w:p>
-      <w:pPr>
-        <w:rPr>
-          <w:b/>
-          <w:bCs/>
-          <w:sz w:val="24"/>
-          <w:szCs w:val="24"/>
-        </w:rPr>
-      </w:pPr>
-      <w:r>
-        <w:rPr>
-          <w:sz w:val="24"/>
-          <w:szCs w:val="24"/>
+        </w:rPr>
+      </w:pPr>
+    </w:p>
+    <w:p>
+      <w:pPr>
+        <w:rPr>
+          <w:b/>
+          <w:bCs/>
+        </w:rPr>
+      </w:pPr>
+      <w:r>
+        <w:rPr>
           <w:lang w:val="es-AR"/>
         </w:rPr>
         <w:t>En este caso, se considera más el score ya calculado sobre el pagerank, haciendo el ranking no se modifique en ninguno de los dos factores de dump.</w:t>
@@ -4885,16 +4846,8 @@
     <w:p>
       <w:pPr>
         <w:jc w:val="both"/>
-        <w:rPr>
-          <w:sz w:val="24"/>
-          <w:szCs w:val="24"/>
-        </w:rPr>
-      </w:pPr>
-      <w:r>
-        <w:rPr>
-          <w:sz w:val="24"/>
-          <w:szCs w:val="24"/>
-        </w:rPr>
+      </w:pPr>
+      <w:r>
         <w:t xml:space="preserve"> </w:t>
       </w:r>
     </w:p>
@@ -4907,10 +4860,6 @@
         </w:rPr>
       </w:pPr>
       <w:r>
-        <w:rPr>
-          <w:sz w:val="24"/>
-          <w:szCs w:val="24"/>
-        </w:rPr>
         <w:t>Como conclusión, se puede decir que el ranking no cambia en ninguno de los casos a excepción del caso particular del primer alfa en el factor de dump 0.5. En todos los casos, el documento E es el mas relevante, como se había determinado previamente en la similitud, y el documento F sigue siendo el peor de todos, ya que su score inicial es cero.</w:t>
       </w:r>
       <w:r>
@@ -4976,6 +4925,985 @@
           <w:lang w:val="es-AR"/>
         </w:rPr>
       </w:pPr>
+    </w:p>
+    <w:p>
+      <w:pPr>
+        <w:rPr>
+          <w:lang w:val="es-AR"/>
+        </w:rPr>
+      </w:pPr>
+      <w:r>
+        <w:rPr>
+          <w:lang w:val="es-AR"/>
+        </w:rPr>
+        <w:t>Se realizo la recolección de 500 páginas, teniendo como semilla el sitio de la UNLu (unlu.edu.ar)</w:t>
+      </w:r>
+    </w:p>
+    <w:p>
+      <w:pPr>
+        <w:rPr>
+          <w:lang w:val="es-AR"/>
+        </w:rPr>
+      </w:pPr>
+    </w:p>
+    <w:p>
+      <w:pPr>
+        <w:rPr>
+          <w:b/>
+          <w:bCs/>
+          <w:sz w:val="24"/>
+          <w:szCs w:val="24"/>
+        </w:rPr>
+      </w:pPr>
+      <w:r>
+        <w:rPr>
+          <w:b/>
+          <w:bCs/>
+          <w:sz w:val="24"/>
+          <w:szCs w:val="24"/>
+        </w:rPr>
+        <w:t>Resultados de la simulación</w:t>
+      </w:r>
+    </w:p>
+    <w:p>
+      <w:pPr>
+        <w:rPr>
+          <w:b/>
+          <w:bCs/>
+          <w:sz w:val="24"/>
+          <w:szCs w:val="24"/>
+        </w:rPr>
+      </w:pPr>
+    </w:p>
+    <w:tbl>
+      <w:tblPr>
+        <w:tblStyle w:val="Tablanormal1"/>
+        <w:tblW w:w="0" w:type="auto"/>
+        <w:jc w:val="center"/>
+        <w:tblLook w:val="04A0" w:firstRow="1" w:lastRow="0" w:firstColumn="1" w:lastColumn="0" w:noHBand="0" w:noVBand="1"/>
+      </w:tblPr>
+      <w:tblGrid>
+        <w:gridCol w:w="1555"/>
+        <w:gridCol w:w="2110"/>
+        <w:gridCol w:w="2001"/>
+      </w:tblGrid>
+      <w:tr>
+        <w:trPr>
+          <w:cnfStyle w:val="100000000000" w:firstRow="1" w:lastRow="0" w:firstColumn="0" w:lastColumn="0" w:oddVBand="0" w:evenVBand="0" w:oddHBand="0" w:evenHBand="0" w:firstRowFirstColumn="0" w:firstRowLastColumn="0" w:lastRowFirstColumn="0" w:lastRowLastColumn="0"/>
+          <w:jc w:val="center"/>
+        </w:trPr>
+        <w:tc>
+          <w:tcPr>
+            <w:cnfStyle w:val="001000000000" w:firstRow="0" w:lastRow="0" w:firstColumn="1" w:lastColumn="0" w:oddVBand="0" w:evenVBand="0" w:oddHBand="0" w:evenHBand="0" w:firstRowFirstColumn="0" w:firstRowLastColumn="0" w:lastRowFirstColumn="0" w:lastRowLastColumn="0"/>
+            <w:tcW w:w="1555" w:type="dxa"/>
+          </w:tcPr>
+          <w:p>
+            <w:pPr>
+              <w:rPr>
+                <w:lang w:val="es-AR"/>
+              </w:rPr>
+            </w:pPr>
+            <w:r>
+              <w:rPr>
+                <w:lang w:val="es-AR"/>
+              </w:rPr>
+              <w:t>Métricas</w:t>
+            </w:r>
+          </w:p>
+        </w:tc>
+        <w:tc>
+          <w:tcPr>
+            <w:tcW w:w="2110" w:type="dxa"/>
+            <w:vAlign w:val="center"/>
+          </w:tcPr>
+          <w:p>
+            <w:pPr>
+              <w:jc w:val="center"/>
+              <w:cnfStyle w:val="100000000000" w:firstRow="1" w:lastRow="0" w:firstColumn="0" w:lastColumn="0" w:oddVBand="0" w:evenVBand="0" w:oddHBand="0" w:evenHBand="0" w:firstRowFirstColumn="0" w:firstRowLastColumn="0" w:lastRowFirstColumn="0" w:lastRowLastColumn="0"/>
+              <w:rPr>
+                <w:lang w:val="es-AR"/>
+              </w:rPr>
+            </w:pPr>
+            <w:r>
+              <w:rPr>
+                <w:lang w:val="es-AR"/>
+              </w:rPr>
+              <w:t>PageRank</w:t>
+            </w:r>
+          </w:p>
+        </w:tc>
+        <w:tc>
+          <w:tcPr>
+            <w:tcW w:w="2001" w:type="dxa"/>
+            <w:vAlign w:val="center"/>
+          </w:tcPr>
+          <w:p>
+            <w:pPr>
+              <w:jc w:val="center"/>
+              <w:cnfStyle w:val="100000000000" w:firstRow="1" w:lastRow="0" w:firstColumn="0" w:lastColumn="0" w:oddVBand="0" w:evenVBand="0" w:oddHBand="0" w:evenHBand="0" w:firstRowFirstColumn="0" w:firstRowLastColumn="0" w:lastRowFirstColumn="0" w:lastRowLastColumn="0"/>
+              <w:rPr>
+                <w:lang w:val="es-AR"/>
+              </w:rPr>
+            </w:pPr>
+            <w:r>
+              <w:rPr>
+                <w:lang w:val="es-AR"/>
+              </w:rPr>
+              <w:t>FIFO</w:t>
+            </w:r>
+          </w:p>
+        </w:tc>
+      </w:tr>
+      <w:tr>
+        <w:trPr>
+          <w:cnfStyle w:val="000000100000" w:firstRow="0" w:lastRow="0" w:firstColumn="0" w:lastColumn="0" w:oddVBand="0" w:evenVBand="0" w:oddHBand="1" w:evenHBand="0" w:firstRowFirstColumn="0" w:firstRowLastColumn="0" w:lastRowFirstColumn="0" w:lastRowLastColumn="0"/>
+          <w:jc w:val="center"/>
+        </w:trPr>
+        <w:tc>
+          <w:tcPr>
+            <w:cnfStyle w:val="001000000000" w:firstRow="0" w:lastRow="0" w:firstColumn="1" w:lastColumn="0" w:oddVBand="0" w:evenVBand="0" w:oddHBand="0" w:evenHBand="0" w:firstRowFirstColumn="0" w:firstRowLastColumn="0" w:lastRowFirstColumn="0" w:lastRowLastColumn="0"/>
+            <w:tcW w:w="1555" w:type="dxa"/>
+          </w:tcPr>
+          <w:p>
+            <w:pPr>
+              <w:rPr>
+                <w:lang w:val="es-AR"/>
+              </w:rPr>
+            </w:pPr>
+            <w:r>
+              <w:rPr>
+                <w:lang w:val="es-AR"/>
+              </w:rPr>
+              <w:t>25%</w:t>
+            </w:r>
+          </w:p>
+        </w:tc>
+        <w:tc>
+          <w:tcPr>
+            <w:tcW w:w="2110" w:type="dxa"/>
+            <w:vAlign w:val="center"/>
+          </w:tcPr>
+          <w:p>
+            <w:pPr>
+              <w:jc w:val="center"/>
+              <w:cnfStyle w:val="000000100000" w:firstRow="0" w:lastRow="0" w:firstColumn="0" w:lastColumn="0" w:oddVBand="0" w:evenVBand="0" w:oddHBand="1" w:evenHBand="0" w:firstRowFirstColumn="0" w:firstRowLastColumn="0" w:lastRowFirstColumn="0" w:lastRowLastColumn="0"/>
+              <w:rPr>
+                <w:lang w:val="es-AR"/>
+              </w:rPr>
+            </w:pPr>
+            <w:r>
+              <w:rPr>
+                <w:lang w:val="es-AR"/>
+              </w:rPr>
+              <w:t>4</w:t>
+            </w:r>
+          </w:p>
+        </w:tc>
+        <w:tc>
+          <w:tcPr>
+            <w:tcW w:w="2001" w:type="dxa"/>
+            <w:vAlign w:val="center"/>
+          </w:tcPr>
+          <w:p>
+            <w:pPr>
+              <w:jc w:val="center"/>
+              <w:cnfStyle w:val="000000100000" w:firstRow="0" w:lastRow="0" w:firstColumn="0" w:lastColumn="0" w:oddVBand="0" w:evenVBand="0" w:oddHBand="1" w:evenHBand="0" w:firstRowFirstColumn="0" w:firstRowLastColumn="0" w:lastRowFirstColumn="0" w:lastRowLastColumn="0"/>
+              <w:rPr>
+                <w:lang w:val="es-AR"/>
+              </w:rPr>
+            </w:pPr>
+            <w:r>
+              <w:rPr>
+                <w:lang w:val="es-AR"/>
+              </w:rPr>
+              <w:t>27</w:t>
+            </w:r>
+          </w:p>
+        </w:tc>
+      </w:tr>
+      <w:tr>
+        <w:trPr>
+          <w:jc w:val="center"/>
+        </w:trPr>
+        <w:tc>
+          <w:tcPr>
+            <w:cnfStyle w:val="001000000000" w:firstRow="0" w:lastRow="0" w:firstColumn="1" w:lastColumn="0" w:oddVBand="0" w:evenVBand="0" w:oddHBand="0" w:evenHBand="0" w:firstRowFirstColumn="0" w:firstRowLastColumn="0" w:lastRowFirstColumn="0" w:lastRowLastColumn="0"/>
+            <w:tcW w:w="1555" w:type="dxa"/>
+          </w:tcPr>
+          <w:p>
+            <w:pPr>
+              <w:rPr>
+                <w:lang w:val="es-AR"/>
+              </w:rPr>
+            </w:pPr>
+            <w:r>
+              <w:rPr>
+                <w:lang w:val="es-AR"/>
+              </w:rPr>
+              <w:t>50%</w:t>
+            </w:r>
+          </w:p>
+        </w:tc>
+        <w:tc>
+          <w:tcPr>
+            <w:tcW w:w="2110" w:type="dxa"/>
+            <w:vAlign w:val="center"/>
+          </w:tcPr>
+          <w:p>
+            <w:pPr>
+              <w:jc w:val="center"/>
+              <w:cnfStyle w:val="000000000000" w:firstRow="0" w:lastRow="0" w:firstColumn="0" w:lastColumn="0" w:oddVBand="0" w:evenVBand="0" w:oddHBand="0" w:evenHBand="0" w:firstRowFirstColumn="0" w:firstRowLastColumn="0" w:lastRowFirstColumn="0" w:lastRowLastColumn="0"/>
+              <w:rPr>
+                <w:lang w:val="es-AR"/>
+              </w:rPr>
+            </w:pPr>
+            <w:r>
+              <w:rPr>
+                <w:lang w:val="es-AR"/>
+              </w:rPr>
+              <w:t>14</w:t>
+            </w:r>
+          </w:p>
+        </w:tc>
+        <w:tc>
+          <w:tcPr>
+            <w:tcW w:w="2001" w:type="dxa"/>
+            <w:vAlign w:val="center"/>
+          </w:tcPr>
+          <w:p>
+            <w:pPr>
+              <w:jc w:val="center"/>
+              <w:cnfStyle w:val="000000000000" w:firstRow="0" w:lastRow="0" w:firstColumn="0" w:lastColumn="0" w:oddVBand="0" w:evenVBand="0" w:oddHBand="0" w:evenHBand="0" w:firstRowFirstColumn="0" w:firstRowLastColumn="0" w:lastRowFirstColumn="0" w:lastRowLastColumn="0"/>
+              <w:rPr>
+                <w:lang w:val="es-AR"/>
+              </w:rPr>
+            </w:pPr>
+            <w:r>
+              <w:rPr>
+                <w:lang w:val="es-AR"/>
+              </w:rPr>
+              <w:t>31</w:t>
+            </w:r>
+          </w:p>
+        </w:tc>
+      </w:tr>
+      <w:tr>
+        <w:trPr>
+          <w:cnfStyle w:val="000000100000" w:firstRow="0" w:lastRow="0" w:firstColumn="0" w:lastColumn="0" w:oddVBand="0" w:evenVBand="0" w:oddHBand="1" w:evenHBand="0" w:firstRowFirstColumn="0" w:firstRowLastColumn="0" w:lastRowFirstColumn="0" w:lastRowLastColumn="0"/>
+          <w:trHeight w:val="70"/>
+          <w:jc w:val="center"/>
+        </w:trPr>
+        <w:tc>
+          <w:tcPr>
+            <w:cnfStyle w:val="001000000000" w:firstRow="0" w:lastRow="0" w:firstColumn="1" w:lastColumn="0" w:oddVBand="0" w:evenVBand="0" w:oddHBand="0" w:evenHBand="0" w:firstRowFirstColumn="0" w:firstRowLastColumn="0" w:lastRowFirstColumn="0" w:lastRowLastColumn="0"/>
+            <w:tcW w:w="1555" w:type="dxa"/>
+          </w:tcPr>
+          <w:p>
+            <w:pPr>
+              <w:rPr>
+                <w:lang w:val="es-AR"/>
+              </w:rPr>
+            </w:pPr>
+            <w:r>
+              <w:rPr>
+                <w:lang w:val="es-AR"/>
+              </w:rPr>
+              <w:t>75%</w:t>
+            </w:r>
+          </w:p>
+        </w:tc>
+        <w:tc>
+          <w:tcPr>
+            <w:tcW w:w="2110" w:type="dxa"/>
+            <w:vAlign w:val="center"/>
+          </w:tcPr>
+          <w:p>
+            <w:pPr>
+              <w:jc w:val="center"/>
+              <w:cnfStyle w:val="000000100000" w:firstRow="0" w:lastRow="0" w:firstColumn="0" w:lastColumn="0" w:oddVBand="0" w:evenVBand="0" w:oddHBand="1" w:evenHBand="0" w:firstRowFirstColumn="0" w:firstRowLastColumn="0" w:lastRowFirstColumn="0" w:lastRowLastColumn="0"/>
+              <w:rPr>
+                <w:lang w:val="es-AR"/>
+              </w:rPr>
+            </w:pPr>
+            <w:r>
+              <w:rPr>
+                <w:lang w:val="es-AR"/>
+              </w:rPr>
+              <w:t>17</w:t>
+            </w:r>
+          </w:p>
+        </w:tc>
+        <w:tc>
+          <w:tcPr>
+            <w:tcW w:w="2001" w:type="dxa"/>
+            <w:vAlign w:val="center"/>
+          </w:tcPr>
+          <w:p>
+            <w:pPr>
+              <w:jc w:val="center"/>
+              <w:cnfStyle w:val="000000100000" w:firstRow="0" w:lastRow="0" w:firstColumn="0" w:lastColumn="0" w:oddVBand="0" w:evenVBand="0" w:oddHBand="1" w:evenHBand="0" w:firstRowFirstColumn="0" w:firstRowLastColumn="0" w:lastRowFirstColumn="0" w:lastRowLastColumn="0"/>
+              <w:rPr>
+                <w:lang w:val="es-AR"/>
+              </w:rPr>
+            </w:pPr>
+            <w:r>
+              <w:rPr>
+                <w:lang w:val="es-AR"/>
+              </w:rPr>
+              <w:t>42</w:t>
+            </w:r>
+          </w:p>
+        </w:tc>
+      </w:tr>
+      <w:tr>
+        <w:trPr>
+          <w:trHeight w:val="70"/>
+          <w:jc w:val="center"/>
+        </w:trPr>
+        <w:tc>
+          <w:tcPr>
+            <w:cnfStyle w:val="001000000000" w:firstRow="0" w:lastRow="0" w:firstColumn="1" w:lastColumn="0" w:oddVBand="0" w:evenVBand="0" w:oddHBand="0" w:evenHBand="0" w:firstRowFirstColumn="0" w:firstRowLastColumn="0" w:lastRowFirstColumn="0" w:lastRowLastColumn="0"/>
+            <w:tcW w:w="1555" w:type="dxa"/>
+          </w:tcPr>
+          <w:p>
+            <w:pPr>
+              <w:rPr>
+                <w:lang w:val="es-AR"/>
+              </w:rPr>
+            </w:pPr>
+            <w:r>
+              <w:rPr>
+                <w:lang w:val="es-AR"/>
+              </w:rPr>
+              <w:t>100%</w:t>
+            </w:r>
+          </w:p>
+        </w:tc>
+        <w:tc>
+          <w:tcPr>
+            <w:tcW w:w="2110" w:type="dxa"/>
+            <w:vAlign w:val="center"/>
+          </w:tcPr>
+          <w:p>
+            <w:pPr>
+              <w:jc w:val="center"/>
+              <w:cnfStyle w:val="000000000000" w:firstRow="0" w:lastRow="0" w:firstColumn="0" w:lastColumn="0" w:oddVBand="0" w:evenVBand="0" w:oddHBand="0" w:evenHBand="0" w:firstRowFirstColumn="0" w:firstRowLastColumn="0" w:lastRowFirstColumn="0" w:lastRowLastColumn="0"/>
+              <w:rPr>
+                <w:lang w:val="es-AR"/>
+              </w:rPr>
+            </w:pPr>
+            <w:r>
+              <w:rPr>
+                <w:lang w:val="es-AR"/>
+              </w:rPr>
+              <w:t>27</w:t>
+            </w:r>
+          </w:p>
+        </w:tc>
+        <w:tc>
+          <w:tcPr>
+            <w:tcW w:w="2001" w:type="dxa"/>
+            <w:vAlign w:val="center"/>
+          </w:tcPr>
+          <w:p>
+            <w:pPr>
+              <w:jc w:val="center"/>
+              <w:cnfStyle w:val="000000000000" w:firstRow="0" w:lastRow="0" w:firstColumn="0" w:lastColumn="0" w:oddVBand="0" w:evenVBand="0" w:oddHBand="0" w:evenHBand="0" w:firstRowFirstColumn="0" w:firstRowLastColumn="0" w:lastRowFirstColumn="0" w:lastRowLastColumn="0"/>
+              <w:rPr>
+                <w:lang w:val="es-AR"/>
+              </w:rPr>
+            </w:pPr>
+            <w:r>
+              <w:rPr>
+                <w:lang w:val="es-AR"/>
+              </w:rPr>
+              <w:t>70</w:t>
+            </w:r>
+          </w:p>
+        </w:tc>
+      </w:tr>
+    </w:tbl>
+    <w:p>
+      <w:pPr>
+        <w:rPr>
+          <w:b/>
+          <w:bCs/>
+          <w:lang w:val="es-AR"/>
+        </w:rPr>
+      </w:pPr>
+    </w:p>
+    <w:p>
+      <w:pPr>
+        <w:rPr>
+          <w:lang w:val="es-AR"/>
+        </w:rPr>
+      </w:pPr>
+      <w:r>
+        <w:rPr>
+          <w:lang w:val="es-AR"/>
+        </w:rPr>
+        <w:t>Lo que se trata de mostrar en el grafico de resultados es la cantidad de paginas que son necesarias para abarcar el % correspondiente al top-k establecido. Por ejemplo, para PageRank fue necesario recorrer 4 paginas para abarcar el 25% del top-k. En este caso, se trabajo con un k = 50.</w:t>
+      </w:r>
+    </w:p>
+    <w:p>
+      <w:pPr>
+        <w:rPr>
+          <w:lang w:val="es-AR"/>
+        </w:rPr>
+      </w:pPr>
+    </w:p>
+    <w:p>
+      <w:pPr>
+        <w:rPr>
+          <w:lang w:val="es-AR"/>
+        </w:rPr>
+      </w:pPr>
+      <w:r>
+        <w:rPr>
+          <w:lang w:val="es-AR"/>
+        </w:rPr>
+        <w:t>Comparando PageRank con FIFO, que sería el orden común que vienen las páginas, puede verse como el algoritmo supera en todas las métric</w:t>
+      </w:r>
+      <w:r>
+        <w:rPr>
+          <w:lang w:val="es-AR"/>
+        </w:rPr>
+        <w:t>as, esto quiere decir que</w:t>
+      </w:r>
+      <w:r>
+        <w:rPr>
+          <w:lang w:val="es-AR"/>
+        </w:rPr>
+        <w:t xml:space="preserve"> encuentra paginas relevantes mucho más rápid</w:t>
+      </w:r>
+      <w:r>
+        <w:rPr>
+          <w:lang w:val="es-AR"/>
+        </w:rPr>
+        <w:t>o</w:t>
+      </w:r>
+      <w:r>
+        <w:rPr>
+          <w:lang w:val="es-AR"/>
+        </w:rPr>
+        <w:t>.</w:t>
+      </w:r>
+    </w:p>
+    <w:p>
+      <w:pPr>
+        <w:rPr>
+          <w:lang w:val="es-AR"/>
+        </w:rPr>
+      </w:pPr>
+    </w:p>
+    <w:p>
+      <w:pPr>
+        <w:rPr>
+          <w:lang w:val="es-AR"/>
+        </w:rPr>
+      </w:pPr>
+      <w:r>
+        <w:rPr>
+          <w:lang w:val="es-AR"/>
+        </w:rPr>
+        <w:t>La explicación de est</w:t>
+      </w:r>
+      <w:r>
+        <w:rPr>
+          <w:lang w:val="es-AR"/>
+        </w:rPr>
+        <w:t>o es que las paginas con alto PageRank actúan como puentes o hubs estructurales. Al visitar primero los nodos mas populares de la red, el crawler accede rápidamente a los enlaces salientes que apuntan a las verdaderas autoridades. FIFO, por el contrario, pierde tiempo explorando ramas o niveles del árbol de enlaces que puede ser paginas sin salida o con baja relevancia.</w:t>
+      </w:r>
+    </w:p>
+    <w:p>
+      <w:pPr>
+        <w:jc w:val="center"/>
+        <w:rPr>
+          <w:b/>
+          <w:bCs/>
+          <w:sz w:val="24"/>
+          <w:szCs w:val="24"/>
+        </w:rPr>
+      </w:pPr>
+      <w:r>
+        <w:rPr>
+          <w:b/>
+          <w:bCs/>
+          <w:sz w:val="24"/>
+          <w:szCs w:val="24"/>
+        </w:rPr>
+        <w:drawing>
+          <wp:inline distT="0" distB="0" distL="0" distR="0" wp14:anchorId="384C74D2" wp14:editId="49461388">
+            <wp:extent cx="3886200" cy="2786051"/>
+            <wp:effectExtent l="0" t="0" r="0" b="0"/>
+            <wp:docPr id="19" name="Imagen 19"/>
+            <wp:cNvGraphicFramePr>
+              <a:graphicFrameLocks xmlns:a="http://schemas.openxmlformats.org/drawingml/2006/main" noChangeAspect="1"/>
+            </wp:cNvGraphicFramePr>
+            <a:graphic xmlns:a="http://schemas.openxmlformats.org/drawingml/2006/main">
+              <a:graphicData uri="http://schemas.openxmlformats.org/drawingml/2006/picture">
+                <pic:pic xmlns:pic="http://schemas.openxmlformats.org/drawingml/2006/picture">
+                  <pic:nvPicPr>
+                    <pic:cNvPr id="1" name=""/>
+                    <pic:cNvPicPr/>
+                  </pic:nvPicPr>
+                  <pic:blipFill>
+                    <a:blip r:embed="rId31"/>
+                    <a:stretch>
+                      <a:fillRect/>
+                    </a:stretch>
+                  </pic:blipFill>
+                  <pic:spPr>
+                    <a:xfrm>
+                      <a:off x="0" y="0"/>
+                      <a:ext cx="3888930" cy="2788008"/>
+                    </a:xfrm>
+                    <a:prstGeom prst="rect">
+                      <a:avLst/>
+                    </a:prstGeom>
+                  </pic:spPr>
+                </pic:pic>
+              </a:graphicData>
+            </a:graphic>
+          </wp:inline>
+        </w:drawing>
+      </w:r>
+    </w:p>
+    <w:p>
+      <w:pPr>
+        <w:jc w:val="center"/>
+        <w:rPr>
+          <w:b/>
+          <w:bCs/>
+          <w:sz w:val="24"/>
+          <w:szCs w:val="24"/>
+        </w:rPr>
+      </w:pPr>
+    </w:p>
+    <w:p>
+      <w:pPr>
+        <w:jc w:val="both"/>
+      </w:pPr>
+      <w:r>
+        <w:lastRenderedPageBreak/>
+        <w:t>En rojo, se demuestra como PageRank supera ampliamente a FIFO, cubriendo rápidamente gran parte del top y acercándose al 100%. En contraste, al orden de descubrimiento le toma mas tiempo y necesita mucho más paginas para lograr lo mismo.</w:t>
+      </w:r>
+    </w:p>
+    <w:p>
+      <w:pPr>
+        <w:rPr>
+          <w:lang w:val="es-AR"/>
+        </w:rPr>
+      </w:pPr>
+    </w:p>
+    <w:p>
+      <w:pPr>
+        <w:rPr>
+          <w:b/>
+          <w:bCs/>
+          <w:sz w:val="24"/>
+          <w:szCs w:val="24"/>
+        </w:rPr>
+      </w:pPr>
+      <w:r>
+        <w:rPr>
+          <w:b/>
+          <w:bCs/>
+          <w:sz w:val="24"/>
+          <w:szCs w:val="24"/>
+        </w:rPr>
+        <w:t xml:space="preserve">Correlación entre Pagerank </w:t>
+      </w:r>
+      <w:r>
+        <w:rPr>
+          <w:b/>
+          <w:bCs/>
+          <w:sz w:val="24"/>
+          <w:szCs w:val="24"/>
+        </w:rPr>
+        <w:t>e</w:t>
+      </w:r>
+      <w:r>
+        <w:rPr>
+          <w:b/>
+          <w:bCs/>
+          <w:sz w:val="24"/>
+          <w:szCs w:val="24"/>
+        </w:rPr>
+        <w:t xml:space="preserve"> HITS</w:t>
+      </w:r>
+    </w:p>
+    <w:p>
+      <w:pPr>
+        <w:rPr>
+          <w:b/>
+          <w:bCs/>
+          <w:sz w:val="24"/>
+          <w:szCs w:val="24"/>
+        </w:rPr>
+      </w:pPr>
+    </w:p>
+    <w:p>
+      <w:pPr>
+        <w:jc w:val="center"/>
+        <w:rPr>
+          <w:b/>
+          <w:bCs/>
+          <w:lang w:val="es-AR"/>
+        </w:rPr>
+      </w:pPr>
+      <w:r>
+        <w:rPr>
+          <w:b/>
+          <w:bCs/>
+          <w:noProof/>
+          <w:lang w:val="es-AR"/>
+        </w:rPr>
+        <w:drawing>
+          <wp:inline distT="0" distB="0" distL="0" distR="0" wp14:anchorId="12C330D5" wp14:editId="74C1EEA5">
+            <wp:extent cx="3133725" cy="2743230"/>
+            <wp:effectExtent l="0" t="0" r="0" b="0"/>
+            <wp:docPr id="21" name="Imagen 21"/>
+            <wp:cNvGraphicFramePr>
+              <a:graphicFrameLocks xmlns:a="http://schemas.openxmlformats.org/drawingml/2006/main" noChangeAspect="1"/>
+            </wp:cNvGraphicFramePr>
+            <a:graphic xmlns:a="http://schemas.openxmlformats.org/drawingml/2006/main">
+              <a:graphicData uri="http://schemas.openxmlformats.org/drawingml/2006/picture">
+                <pic:pic xmlns:pic="http://schemas.openxmlformats.org/drawingml/2006/picture">
+                  <pic:nvPicPr>
+                    <pic:cNvPr id="0" name="Picture 3"/>
+                    <pic:cNvPicPr>
+                      <a:picLocks noChangeAspect="1" noChangeArrowheads="1"/>
+                    </pic:cNvPicPr>
+                  </pic:nvPicPr>
+                  <pic:blipFill>
+                    <a:blip r:embed="rId32" cstate="print">
+                      <a:extLst>
+                        <a:ext uri="{28A0092B-C50C-407E-A947-70E740481C1C}">
+                          <a14:useLocalDpi xmlns:a14="http://schemas.microsoft.com/office/drawing/2010/main" val="0"/>
+                        </a:ext>
+                      </a:extLst>
+                    </a:blip>
+                    <a:srcRect/>
+                    <a:stretch>
+                      <a:fillRect/>
+                    </a:stretch>
+                  </pic:blipFill>
+                  <pic:spPr bwMode="auto">
+                    <a:xfrm>
+                      <a:off x="0" y="0"/>
+                      <a:ext cx="3134946" cy="2744299"/>
+                    </a:xfrm>
+                    <a:prstGeom prst="rect">
+                      <a:avLst/>
+                    </a:prstGeom>
+                    <a:noFill/>
+                    <a:ln>
+                      <a:noFill/>
+                    </a:ln>
+                  </pic:spPr>
+                </pic:pic>
+              </a:graphicData>
+            </a:graphic>
+          </wp:inline>
+        </w:drawing>
+      </w:r>
+    </w:p>
+    <w:p>
+      <w:pPr>
+        <w:jc w:val="center"/>
+        <w:rPr>
+          <w:b/>
+          <w:bCs/>
+          <w:lang w:val="es-AR"/>
+        </w:rPr>
+      </w:pPr>
+    </w:p>
+    <w:p>
+      <w:pPr>
+        <w:jc w:val="both"/>
+        <w:rPr>
+          <w:lang w:val="es-AR"/>
+        </w:rPr>
+      </w:pPr>
+      <w:r>
+        <w:rPr>
+          <w:lang w:val="es-AR"/>
+        </w:rPr>
+        <w:t>Calculando la correlación entre ambos algoritmos, se demuestra que ambos no miden lo mismo</w:t>
+      </w:r>
+      <w:r>
+        <w:rPr>
+          <w:lang w:val="es-AR"/>
+        </w:rPr>
+        <w:t xml:space="preserve"> y tienen</w:t>
+      </w:r>
+      <w:r>
+        <w:rPr>
+          <w:lang w:val="es-AR"/>
+        </w:rPr>
+        <w:t xml:space="preserve"> relación positiva muy débil.</w:t>
+      </w:r>
+    </w:p>
+    <w:p>
+      <w:pPr>
+        <w:jc w:val="both"/>
+        <w:rPr>
+          <w:lang w:val="es-AR"/>
+        </w:rPr>
+      </w:pPr>
+    </w:p>
+    <w:p>
+      <w:pPr>
+        <w:jc w:val="both"/>
+        <w:rPr>
+          <w:lang w:val="es-AR"/>
+        </w:rPr>
+      </w:pPr>
+      <w:r>
+        <w:rPr>
+          <w:lang w:val="es-AR"/>
+        </w:rPr>
+        <w:t xml:space="preserve">Para concluir, decimos que priorizar paginas con alto PageRank no garantiza directamente que estas paginas tengan un alto valor de autoridad, </w:t>
+      </w:r>
+      <w:r>
+        <w:rPr>
+          <w:lang w:val="es-AR"/>
+        </w:rPr>
+        <w:t>que se demuestran en base a los outliers presentes en el grafico y la poca correlación entre ambos.</w:t>
+      </w:r>
+      <w:r>
+        <w:rPr>
+          <w:lang w:val="es-AR"/>
+        </w:rPr>
+        <w:t xml:space="preserve"> </w:t>
+      </w:r>
+    </w:p>
+    <w:p>
+      <w:pPr>
+        <w:jc w:val="both"/>
+        <w:rPr>
+          <w:lang w:val="es-AR"/>
+        </w:rPr>
+      </w:pPr>
+    </w:p>
+    <w:p>
+      <w:pPr>
+        <w:rPr>
+          <w:b/>
+          <w:bCs/>
+          <w:sz w:val="24"/>
+          <w:szCs w:val="24"/>
+        </w:rPr>
+      </w:pPr>
+      <w:r>
+        <w:rPr>
+          <w:b/>
+          <w:bCs/>
+          <w:sz w:val="24"/>
+          <w:szCs w:val="24"/>
+        </w:rPr>
+        <w:t>Tops para</w:t>
+      </w:r>
+      <w:r>
+        <w:rPr>
+          <w:b/>
+          <w:bCs/>
+          <w:sz w:val="24"/>
+          <w:szCs w:val="24"/>
+        </w:rPr>
+        <w:t xml:space="preserve"> Pagerank e HITS</w:t>
+      </w:r>
+    </w:p>
+    <w:p>
+      <w:pPr>
+        <w:jc w:val="both"/>
+        <w:rPr>
+          <w:lang w:val="es-AR"/>
+        </w:rPr>
+      </w:pPr>
+    </w:p>
+    <w:p>
+      <w:pPr>
+        <w:jc w:val="both"/>
+        <w:rPr>
+          <w:b/>
+          <w:bCs/>
+          <w:lang w:val="es-AR"/>
+        </w:rPr>
+      </w:pPr>
+      <w:r>
+        <w:rPr>
+          <w:b/>
+          <w:bCs/>
+          <w:lang w:val="es-AR"/>
+        </w:rPr>
+        <w:drawing>
+          <wp:inline distT="0" distB="0" distL="0" distR="0" wp14:anchorId="0D441E3C" wp14:editId="0948AA62">
+            <wp:extent cx="6121400" cy="1859280"/>
+            <wp:effectExtent l="0" t="0" r="0" b="7620"/>
+            <wp:docPr id="22" name="Imagen 22"/>
+            <wp:cNvGraphicFramePr>
+              <a:graphicFrameLocks xmlns:a="http://schemas.openxmlformats.org/drawingml/2006/main" noChangeAspect="1"/>
+            </wp:cNvGraphicFramePr>
+            <a:graphic xmlns:a="http://schemas.openxmlformats.org/drawingml/2006/main">
+              <a:graphicData uri="http://schemas.openxmlformats.org/drawingml/2006/picture">
+                <pic:pic xmlns:pic="http://schemas.openxmlformats.org/drawingml/2006/picture">
+                  <pic:nvPicPr>
+                    <pic:cNvPr id="1" name=""/>
+                    <pic:cNvPicPr/>
+                  </pic:nvPicPr>
+                  <pic:blipFill>
+                    <a:blip r:embed="rId33"/>
+                    <a:stretch>
+                      <a:fillRect/>
+                    </a:stretch>
+                  </pic:blipFill>
+                  <pic:spPr>
+                    <a:xfrm>
+                      <a:off x="0" y="0"/>
+                      <a:ext cx="6121400" cy="1859280"/>
+                    </a:xfrm>
+                    <a:prstGeom prst="rect">
+                      <a:avLst/>
+                    </a:prstGeom>
+                  </pic:spPr>
+                </pic:pic>
+              </a:graphicData>
+            </a:graphic>
+          </wp:inline>
+        </w:drawing>
+      </w:r>
+      <w:r>
+        <w:rPr>
+          <w:b/>
+          <w:bCs/>
+          <w:lang w:val="es-AR"/>
+        </w:rPr>
+        <w:t xml:space="preserve"> </w:t>
+      </w:r>
+    </w:p>
+    <w:p>
+      <w:pPr>
+        <w:jc w:val="both"/>
+        <w:rPr>
+          <w:b/>
+          <w:bCs/>
+          <w:lang w:val="es-AR"/>
+        </w:rPr>
+      </w:pPr>
+    </w:p>
+    <w:p>
+      <w:pPr>
+        <w:jc w:val="both"/>
+        <w:rPr>
+          <w:lang w:val="es-AR"/>
+        </w:rPr>
+      </w:pPr>
+      <w:r>
+        <w:rPr>
+          <w:lang w:val="es-AR"/>
+        </w:rPr>
+        <w:t xml:space="preserve">Para ambos algoritmos, los </w:t>
+      </w:r>
+      <w:r>
+        <w:rPr>
+          <w:lang w:val="es-AR"/>
+        </w:rPr>
+        <w:t>seis</w:t>
+      </w:r>
+      <w:r>
+        <w:rPr>
+          <w:lang w:val="es-AR"/>
+        </w:rPr>
+        <w:t xml:space="preserve"> primeros puestos los ocupa guiatel.unlu.edu.ar. A partir de ahí, difieren ambos en las paginas que colocan en el top.</w:t>
+      </w:r>
+    </w:p>
+    <w:p>
+      <w:pPr>
+        <w:jc w:val="both"/>
+        <w:rPr>
+          <w:lang w:val="es-AR"/>
+        </w:rPr>
+      </w:pPr>
+      <w:r>
+        <w:rPr>
+          <w:lang w:val="es-AR"/>
+        </w:rPr>
+        <w:t>Existe paginas repetidas en el top debido a los parámetros de sesión en la query</w:t>
+      </w:r>
+    </w:p>
+    <w:p>
+      <w:pPr>
+        <w:jc w:val="both"/>
+        <w:rPr>
+          <w:lang w:val="es-AR"/>
+        </w:rPr>
+      </w:pPr>
+    </w:p>
+    <w:p>
+      <w:pPr>
+        <w:jc w:val="both"/>
+        <w:rPr>
+          <w:sz w:val="24"/>
+          <w:szCs w:val="24"/>
+          <w:u w:val="single"/>
+          <w:lang w:val="es-AR"/>
+        </w:rPr>
+      </w:pPr>
+      <w:r>
+        <w:rPr>
+          <w:sz w:val="24"/>
+          <w:szCs w:val="24"/>
+          <w:u w:val="single"/>
+          <w:lang w:val="es-AR"/>
+        </w:rPr>
+        <w:lastRenderedPageBreak/>
+        <w:t>Utilización de IA:</w:t>
+      </w:r>
+    </w:p>
+    <w:p>
+      <w:pPr>
+        <w:rPr>
+          <w:sz w:val="24"/>
+          <w:szCs w:val="24"/>
+          <w:lang w:val="es-AR"/>
+        </w:rPr>
+      </w:pPr>
+    </w:p>
+    <w:p>
+      <w:pPr>
+        <w:jc w:val="both"/>
+        <w:rPr>
+          <w:lang w:val="es-AR"/>
+        </w:rPr>
+      </w:pPr>
+      <w:r>
+        <w:rPr>
+          <w:lang w:val="es-AR"/>
+        </w:rPr>
+        <w:t xml:space="preserve">Fue necesaria la utilización de la inteligencia artificial para la construcción </w:t>
+      </w:r>
+      <w:r>
+        <w:rPr>
+          <w:lang w:val="es-AR"/>
+        </w:rPr>
+        <w:t>de la simulacion entre ambos algoritmos</w:t>
+      </w:r>
+      <w:r>
+        <w:rPr>
+          <w:lang w:val="es-AR"/>
+        </w:rPr>
+        <w:t xml:space="preserve"> y los gráficos necesarios para hacer el posterior análisis.</w:t>
+      </w:r>
+    </w:p>
+    <w:p>
+      <w:pPr>
+        <w:jc w:val="both"/>
+        <w:rPr>
+          <w:lang w:val="es-AR"/>
+        </w:rPr>
+      </w:pPr>
       <w:r>
         <w:rPr>
           <w:b/>
@@ -5099,7 +6027,7 @@
       </w:r>
     </w:p>
     <w:sectPr>
-      <w:headerReference w:type="default" r:id="rId31"/>
+      <w:headerReference w:type="default" r:id="rId34"/>
       <w:pgSz w:w="11906" w:h="16838"/>
       <w:pgMar w:top="1133" w:right="1133" w:bottom="1133" w:left="1133" w:header="850" w:footer="850" w:gutter="0"/>
       <w:pgNumType w:start="1"/>
@@ -5551,6 +6479,119 @@
     </w:lvl>
   </w:abstractNum>
   <w:abstractNum w:abstractNumId="3" w15:restartNumberingAfterBreak="0">
+    <w:nsid w:val="06407423"/>
+    <w:multiLevelType w:val="hybridMultilevel"/>
+    <w:tmpl w:val="819249EE"/>
+    <w:lvl w:ilvl="0" w:tplc="2C0A0001">
+      <w:start w:val="1"/>
+      <w:numFmt w:val="bullet"/>
+      <w:lvlText w:val=""/>
+      <w:lvlJc w:val="left"/>
+      <w:pPr>
+        <w:ind w:left="720" w:hanging="360"/>
+      </w:pPr>
+      <w:rPr>
+        <w:rFonts w:ascii="Symbol" w:hAnsi="Symbol" w:hint="default"/>
+      </w:rPr>
+    </w:lvl>
+    <w:lvl w:ilvl="1" w:tplc="2C0A0003" w:tentative="1">
+      <w:start w:val="1"/>
+      <w:numFmt w:val="bullet"/>
+      <w:lvlText w:val="o"/>
+      <w:lvlJc w:val="left"/>
+      <w:pPr>
+        <w:ind w:left="1440" w:hanging="360"/>
+      </w:pPr>
+      <w:rPr>
+        <w:rFonts w:ascii="Courier New" w:hAnsi="Courier New" w:cs="Courier New" w:hint="default"/>
+      </w:rPr>
+    </w:lvl>
+    <w:lvl w:ilvl="2" w:tplc="2C0A0005" w:tentative="1">
+      <w:start w:val="1"/>
+      <w:numFmt w:val="bullet"/>
+      <w:lvlText w:val=""/>
+      <w:lvlJc w:val="left"/>
+      <w:pPr>
+        <w:ind w:left="2160" w:hanging="360"/>
+      </w:pPr>
+      <w:rPr>
+        <w:rFonts w:ascii="Wingdings" w:hAnsi="Wingdings" w:hint="default"/>
+      </w:rPr>
+    </w:lvl>
+    <w:lvl w:ilvl="3" w:tplc="2C0A0001" w:tentative="1">
+      <w:start w:val="1"/>
+      <w:numFmt w:val="bullet"/>
+      <w:lvlText w:val=""/>
+      <w:lvlJc w:val="left"/>
+      <w:pPr>
+        <w:ind w:left="2880" w:hanging="360"/>
+      </w:pPr>
+      <w:rPr>
+        <w:rFonts w:ascii="Symbol" w:hAnsi="Symbol" w:hint="default"/>
+      </w:rPr>
+    </w:lvl>
+    <w:lvl w:ilvl="4" w:tplc="2C0A0003" w:tentative="1">
+      <w:start w:val="1"/>
+      <w:numFmt w:val="bullet"/>
+      <w:lvlText w:val="o"/>
+      <w:lvlJc w:val="left"/>
+      <w:pPr>
+        <w:ind w:left="3600" w:hanging="360"/>
+      </w:pPr>
+      <w:rPr>
+        <w:rFonts w:ascii="Courier New" w:hAnsi="Courier New" w:cs="Courier New" w:hint="default"/>
+      </w:rPr>
+    </w:lvl>
+    <w:lvl w:ilvl="5" w:tplc="2C0A0005" w:tentative="1">
+      <w:start w:val="1"/>
+      <w:numFmt w:val="bullet"/>
+      <w:lvlText w:val=""/>
+      <w:lvlJc w:val="left"/>
+      <w:pPr>
+        <w:ind w:left="4320" w:hanging="360"/>
+      </w:pPr>
+      <w:rPr>
+        <w:rFonts w:ascii="Wingdings" w:hAnsi="Wingdings" w:hint="default"/>
+      </w:rPr>
+    </w:lvl>
+    <w:lvl w:ilvl="6" w:tplc="2C0A0001" w:tentative="1">
+      <w:start w:val="1"/>
+      <w:numFmt w:val="bullet"/>
+      <w:lvlText w:val=""/>
+      <w:lvlJc w:val="left"/>
+      <w:pPr>
+        <w:ind w:left="5040" w:hanging="360"/>
+      </w:pPr>
+      <w:rPr>
+        <w:rFonts w:ascii="Symbol" w:hAnsi="Symbol" w:hint="default"/>
+      </w:rPr>
+    </w:lvl>
+    <w:lvl w:ilvl="7" w:tplc="2C0A0003" w:tentative="1">
+      <w:start w:val="1"/>
+      <w:numFmt w:val="bullet"/>
+      <w:lvlText w:val="o"/>
+      <w:lvlJc w:val="left"/>
+      <w:pPr>
+        <w:ind w:left="5760" w:hanging="360"/>
+      </w:pPr>
+      <w:rPr>
+        <w:rFonts w:ascii="Courier New" w:hAnsi="Courier New" w:cs="Courier New" w:hint="default"/>
+      </w:rPr>
+    </w:lvl>
+    <w:lvl w:ilvl="8" w:tplc="2C0A0005" w:tentative="1">
+      <w:start w:val="1"/>
+      <w:numFmt w:val="bullet"/>
+      <w:lvlText w:val=""/>
+      <w:lvlJc w:val="left"/>
+      <w:pPr>
+        <w:ind w:left="6480" w:hanging="360"/>
+      </w:pPr>
+      <w:rPr>
+        <w:rFonts w:ascii="Wingdings" w:hAnsi="Wingdings" w:hint="default"/>
+      </w:rPr>
+    </w:lvl>
+  </w:abstractNum>
+  <w:abstractNum w:abstractNumId="4" w15:restartNumberingAfterBreak="0">
     <w:nsid w:val="07C674DF"/>
     <w:multiLevelType w:val="hybridMultilevel"/>
     <w:tmpl w:val="D14619EC"/>
@@ -5663,7 +6704,7 @@
       </w:rPr>
     </w:lvl>
   </w:abstractNum>
-  <w:abstractNum w:abstractNumId="4" w15:restartNumberingAfterBreak="0">
+  <w:abstractNum w:abstractNumId="5" w15:restartNumberingAfterBreak="0">
     <w:nsid w:val="082653A8"/>
     <w:multiLevelType w:val="hybridMultilevel"/>
     <w:tmpl w:val="5C06ECA8"/>
@@ -5776,7 +6817,7 @@
       </w:rPr>
     </w:lvl>
   </w:abstractNum>
-  <w:abstractNum w:abstractNumId="5" w15:restartNumberingAfterBreak="0">
+  <w:abstractNum w:abstractNumId="6" w15:restartNumberingAfterBreak="0">
     <w:nsid w:val="0B072D6B"/>
     <w:multiLevelType w:val="hybridMultilevel"/>
     <w:tmpl w:val="E42AB198"/>
@@ -5889,7 +6930,7 @@
       </w:rPr>
     </w:lvl>
   </w:abstractNum>
-  <w:abstractNum w:abstractNumId="6" w15:restartNumberingAfterBreak="0">
+  <w:abstractNum w:abstractNumId="7" w15:restartNumberingAfterBreak="0">
     <w:nsid w:val="0B81013B"/>
     <w:multiLevelType w:val="multilevel"/>
     <w:tmpl w:val="B448E600"/>
@@ -6002,7 +7043,7 @@
       </w:rPr>
     </w:lvl>
   </w:abstractNum>
-  <w:abstractNum w:abstractNumId="7" w15:restartNumberingAfterBreak="0">
+  <w:abstractNum w:abstractNumId="8" w15:restartNumberingAfterBreak="0">
     <w:nsid w:val="112439AD"/>
     <w:multiLevelType w:val="hybridMultilevel"/>
     <w:tmpl w:val="DDC0ABD4"/>
@@ -6115,7 +7156,7 @@
       </w:rPr>
     </w:lvl>
   </w:abstractNum>
-  <w:abstractNum w:abstractNumId="8" w15:restartNumberingAfterBreak="0">
+  <w:abstractNum w:abstractNumId="9" w15:restartNumberingAfterBreak="0">
     <w:nsid w:val="18FC2412"/>
     <w:multiLevelType w:val="hybridMultilevel"/>
     <w:tmpl w:val="151AD47C"/>
@@ -6201,7 +7242,7 @@
       </w:pPr>
     </w:lvl>
   </w:abstractNum>
-  <w:abstractNum w:abstractNumId="9" w15:restartNumberingAfterBreak="0">
+  <w:abstractNum w:abstractNumId="10" w15:restartNumberingAfterBreak="0">
     <w:nsid w:val="237A350A"/>
     <w:multiLevelType w:val="hybridMultilevel"/>
     <w:tmpl w:val="E4D66FD6"/>
@@ -6314,7 +7355,7 @@
       </w:rPr>
     </w:lvl>
   </w:abstractNum>
-  <w:abstractNum w:abstractNumId="10" w15:restartNumberingAfterBreak="0">
+  <w:abstractNum w:abstractNumId="11" w15:restartNumberingAfterBreak="0">
     <w:nsid w:val="247A1F8A"/>
     <w:multiLevelType w:val="hybridMultilevel"/>
     <w:tmpl w:val="3F7C0A0E"/>
@@ -6427,7 +7468,7 @@
       </w:rPr>
     </w:lvl>
   </w:abstractNum>
-  <w:abstractNum w:abstractNumId="11" w15:restartNumberingAfterBreak="0">
+  <w:abstractNum w:abstractNumId="12" w15:restartNumberingAfterBreak="0">
     <w:nsid w:val="261E14D4"/>
     <w:multiLevelType w:val="hybridMultilevel"/>
     <w:tmpl w:val="5CE89AF4"/>
@@ -6540,7 +7581,7 @@
       </w:rPr>
     </w:lvl>
   </w:abstractNum>
-  <w:abstractNum w:abstractNumId="12" w15:restartNumberingAfterBreak="0">
+  <w:abstractNum w:abstractNumId="13" w15:restartNumberingAfterBreak="0">
     <w:nsid w:val="28487BC0"/>
     <w:multiLevelType w:val="multilevel"/>
     <w:tmpl w:val="6CC43A82"/>
@@ -6653,7 +7694,7 @@
       </w:rPr>
     </w:lvl>
   </w:abstractNum>
-  <w:abstractNum w:abstractNumId="13" w15:restartNumberingAfterBreak="0">
+  <w:abstractNum w:abstractNumId="14" w15:restartNumberingAfterBreak="0">
     <w:nsid w:val="327D187B"/>
     <w:multiLevelType w:val="multilevel"/>
     <w:tmpl w:val="95F8C844"/>
@@ -6766,7 +7807,7 @@
       </w:rPr>
     </w:lvl>
   </w:abstractNum>
-  <w:abstractNum w:abstractNumId="14" w15:restartNumberingAfterBreak="0">
+  <w:abstractNum w:abstractNumId="15" w15:restartNumberingAfterBreak="0">
     <w:nsid w:val="3603469B"/>
     <w:multiLevelType w:val="hybridMultilevel"/>
     <w:tmpl w:val="EE888CCA"/>
@@ -6879,7 +7920,7 @@
       </w:rPr>
     </w:lvl>
   </w:abstractNum>
-  <w:abstractNum w:abstractNumId="15" w15:restartNumberingAfterBreak="0">
+  <w:abstractNum w:abstractNumId="16" w15:restartNumberingAfterBreak="0">
     <w:nsid w:val="3D1D50AE"/>
     <w:multiLevelType w:val="multilevel"/>
     <w:tmpl w:val="D6CC0948"/>
@@ -6992,7 +8033,7 @@
       </w:rPr>
     </w:lvl>
   </w:abstractNum>
-  <w:abstractNum w:abstractNumId="16" w15:restartNumberingAfterBreak="0">
+  <w:abstractNum w:abstractNumId="17" w15:restartNumberingAfterBreak="0">
     <w:nsid w:val="49FC0ABB"/>
     <w:multiLevelType w:val="hybridMultilevel"/>
     <w:tmpl w:val="B45810EA"/>
@@ -7105,7 +8146,7 @@
       </w:rPr>
     </w:lvl>
   </w:abstractNum>
-  <w:abstractNum w:abstractNumId="17" w15:restartNumberingAfterBreak="0">
+  <w:abstractNum w:abstractNumId="18" w15:restartNumberingAfterBreak="0">
     <w:nsid w:val="4B040F22"/>
     <w:multiLevelType w:val="hybridMultilevel"/>
     <w:tmpl w:val="9894D10E"/>
@@ -7218,7 +8259,7 @@
       </w:rPr>
     </w:lvl>
   </w:abstractNum>
-  <w:abstractNum w:abstractNumId="18" w15:restartNumberingAfterBreak="0">
+  <w:abstractNum w:abstractNumId="19" w15:restartNumberingAfterBreak="0">
     <w:nsid w:val="4DDD4A65"/>
     <w:multiLevelType w:val="hybridMultilevel"/>
     <w:tmpl w:val="9F7CCB5E"/>
@@ -7331,7 +8372,7 @@
       </w:rPr>
     </w:lvl>
   </w:abstractNum>
-  <w:abstractNum w:abstractNumId="19" w15:restartNumberingAfterBreak="0">
+  <w:abstractNum w:abstractNumId="20" w15:restartNumberingAfterBreak="0">
     <w:nsid w:val="501048EB"/>
     <w:multiLevelType w:val="hybridMultilevel"/>
     <w:tmpl w:val="9CB8E2D0"/>
@@ -7444,7 +8485,7 @@
       </w:rPr>
     </w:lvl>
   </w:abstractNum>
-  <w:abstractNum w:abstractNumId="20" w15:restartNumberingAfterBreak="0">
+  <w:abstractNum w:abstractNumId="21" w15:restartNumberingAfterBreak="0">
     <w:nsid w:val="51D10BCC"/>
     <w:multiLevelType w:val="hybridMultilevel"/>
     <w:tmpl w:val="85B85346"/>
@@ -7557,7 +8598,7 @@
       </w:rPr>
     </w:lvl>
   </w:abstractNum>
-  <w:abstractNum w:abstractNumId="21" w15:restartNumberingAfterBreak="0">
+  <w:abstractNum w:abstractNumId="22" w15:restartNumberingAfterBreak="0">
     <w:nsid w:val="64B413C8"/>
     <w:multiLevelType w:val="hybridMultilevel"/>
     <w:tmpl w:val="40FED2AC"/>
@@ -7670,7 +8711,7 @@
       </w:rPr>
     </w:lvl>
   </w:abstractNum>
-  <w:abstractNum w:abstractNumId="22" w15:restartNumberingAfterBreak="0">
+  <w:abstractNum w:abstractNumId="23" w15:restartNumberingAfterBreak="0">
     <w:nsid w:val="64C0551D"/>
     <w:multiLevelType w:val="hybridMultilevel"/>
     <w:tmpl w:val="219E0E28"/>
@@ -7783,7 +8824,7 @@
       </w:rPr>
     </w:lvl>
   </w:abstractNum>
-  <w:abstractNum w:abstractNumId="23" w15:restartNumberingAfterBreak="0">
+  <w:abstractNum w:abstractNumId="24" w15:restartNumberingAfterBreak="0">
     <w:nsid w:val="6F36430A"/>
     <w:multiLevelType w:val="hybridMultilevel"/>
     <w:tmpl w:val="1DDAB206"/>
@@ -7896,7 +8937,7 @@
       </w:rPr>
     </w:lvl>
   </w:abstractNum>
-  <w:abstractNum w:abstractNumId="24" w15:restartNumberingAfterBreak="0">
+  <w:abstractNum w:abstractNumId="25" w15:restartNumberingAfterBreak="0">
     <w:nsid w:val="752F65B9"/>
     <w:multiLevelType w:val="hybridMultilevel"/>
     <w:tmpl w:val="7C4C0D88"/>
@@ -8009,7 +9050,7 @@
       </w:rPr>
     </w:lvl>
   </w:abstractNum>
-  <w:abstractNum w:abstractNumId="25" w15:restartNumberingAfterBreak="0">
+  <w:abstractNum w:abstractNumId="26" w15:restartNumberingAfterBreak="0">
     <w:nsid w:val="7A13706C"/>
     <w:multiLevelType w:val="hybridMultilevel"/>
     <w:tmpl w:val="42F410CE"/>
@@ -8123,82 +9164,85 @@
     </w:lvl>
   </w:abstractNum>
   <w:num w:numId="1">
+    <w:abstractNumId w:val="16"/>
+  </w:num>
+  <w:num w:numId="2">
+    <w:abstractNumId w:val="14"/>
+  </w:num>
+  <w:num w:numId="3">
+    <w:abstractNumId w:val="13"/>
+  </w:num>
+  <w:num w:numId="4">
+    <w:abstractNumId w:val="7"/>
+  </w:num>
+  <w:num w:numId="5">
     <w:abstractNumId w:val="15"/>
   </w:num>
-  <w:num w:numId="2">
-    <w:abstractNumId w:val="13"/>
-  </w:num>
-  <w:num w:numId="3">
-    <w:abstractNumId w:val="12"/>
-  </w:num>
-  <w:num w:numId="4">
-    <w:abstractNumId w:val="6"/>
-  </w:num>
-  <w:num w:numId="5">
-    <w:abstractNumId w:val="14"/>
-  </w:num>
   <w:num w:numId="6">
-    <w:abstractNumId w:val="22"/>
+    <w:abstractNumId w:val="23"/>
   </w:num>
   <w:num w:numId="7">
-    <w:abstractNumId w:val="25"/>
+    <w:abstractNumId w:val="26"/>
   </w:num>
   <w:num w:numId="8">
-    <w:abstractNumId w:val="16"/>
+    <w:abstractNumId w:val="17"/>
   </w:num>
   <w:num w:numId="9">
     <w:abstractNumId w:val="1"/>
   </w:num>
   <w:num w:numId="10">
-    <w:abstractNumId w:val="17"/>
+    <w:abstractNumId w:val="18"/>
   </w:num>
   <w:num w:numId="11">
+    <w:abstractNumId w:val="12"/>
+  </w:num>
+  <w:num w:numId="12">
     <w:abstractNumId w:val="11"/>
   </w:num>
-  <w:num w:numId="12">
+  <w:num w:numId="13">
     <w:abstractNumId w:val="10"/>
   </w:num>
-  <w:num w:numId="13">
-    <w:abstractNumId w:val="9"/>
-  </w:num>
   <w:num w:numId="14">
-    <w:abstractNumId w:val="23"/>
+    <w:abstractNumId w:val="24"/>
   </w:num>
   <w:num w:numId="15">
-    <w:abstractNumId w:val="3"/>
+    <w:abstractNumId w:val="4"/>
   </w:num>
   <w:num w:numId="16">
-    <w:abstractNumId w:val="7"/>
+    <w:abstractNumId w:val="8"/>
   </w:num>
   <w:num w:numId="17">
     <w:abstractNumId w:val="0"/>
   </w:num>
   <w:num w:numId="18">
+    <w:abstractNumId w:val="21"/>
+  </w:num>
+  <w:num w:numId="19">
     <w:abstractNumId w:val="20"/>
   </w:num>
-  <w:num w:numId="19">
-    <w:abstractNumId w:val="19"/>
-  </w:num>
   <w:num w:numId="20">
-    <w:abstractNumId w:val="21"/>
+    <w:abstractNumId w:val="22"/>
   </w:num>
   <w:num w:numId="21">
+    <w:abstractNumId w:val="6"/>
+  </w:num>
+  <w:num w:numId="22">
+    <w:abstractNumId w:val="9"/>
+  </w:num>
+  <w:num w:numId="23">
     <w:abstractNumId w:val="5"/>
   </w:num>
-  <w:num w:numId="22">
-    <w:abstractNumId w:val="8"/>
-  </w:num>
-  <w:num w:numId="23">
-    <w:abstractNumId w:val="4"/>
-  </w:num>
   <w:num w:numId="24">
-    <w:abstractNumId w:val="18"/>
+    <w:abstractNumId w:val="19"/>
   </w:num>
   <w:num w:numId="25">
     <w:abstractNumId w:val="2"/>
   </w:num>
   <w:num w:numId="26">
-    <w:abstractNumId w:val="24"/>
+    <w:abstractNumId w:val="25"/>
+  </w:num>
+  <w:num w:numId="27">
+    <w:abstractNumId w:val="3"/>
   </w:num>
 </w:numbering>
 </file>
@@ -8601,7 +9645,7 @@
   <w:style w:type="paragraph" w:default="1" w:styleId="Normal">
     <w:name w:val="Normal"/>
     <w:qFormat/>
-    <w:rsid w:val="001D388F"/>
+    <w:rsid w:val="00266509"/>
   </w:style>
   <w:style w:type="paragraph" w:styleId="Ttulo1">
     <w:name w:val="heading 1"/>
